--- a/lab8/Lab8_24I-6505.docx
+++ b/lab8/Lab8_24I-6505.docx
@@ -1471,56 +1471,6 @@
           <w:p>
             <w:pPr>
               <w:pStyle w:val="ListParagraph"/>
-              <w:rPr>
-                <w:rFonts w:asciiTheme="minorHAnsi" w:hAnsiTheme="minorHAnsi" w:cstheme="minorHAnsi"/>
-                <w:sz w:val="22"/>
-                <w:szCs w:val="22"/>
-              </w:rPr>
-            </w:pPr>
-            <w:r>
-              <w:rPr>
-                <w:rFonts w:asciiTheme="minorHAnsi" w:hAnsiTheme="minorHAnsi" w:cstheme="minorHAnsi"/>
-                <w:sz w:val="22"/>
-                <w:szCs w:val="22"/>
-              </w:rPr>
-              <w:t xml:space="preserve">// Write description of the task here </w:t>
-            </w:r>
-            <w:r>
-              <w:rPr>
-                <w:rFonts w:ascii="Segoe UI Symbol" w:hAnsi="Segoe UI Symbol" w:cs="Segoe UI Symbol"/>
-                <w:sz w:val="22"/>
-                <w:szCs w:val="22"/>
-              </w:rPr>
-              <w:t>👇</w:t>
-            </w:r>
-            <w:r>
-              <w:rPr>
-                <w:rFonts w:asciiTheme="minorHAnsi" w:hAnsiTheme="minorHAnsi" w:cstheme="minorHAnsi"/>
-                <w:sz w:val="22"/>
-                <w:szCs w:val="22"/>
-              </w:rPr>
-              <w:t xml:space="preserve"> (max. five </w:t>
-            </w:r>
-            <w:r>
-              <w:rPr>
-                <w:rFonts w:asciiTheme="minorHAnsi" w:hAnsiTheme="minorHAnsi" w:cstheme="minorHAnsi"/>
-                <w:sz w:val="22"/>
-                <w:szCs w:val="22"/>
-              </w:rPr>
-              <w:t xml:space="preserve">to seven </w:t>
-            </w:r>
-            <w:r>
-              <w:rPr>
-                <w:rFonts w:asciiTheme="minorHAnsi" w:hAnsiTheme="minorHAnsi" w:cstheme="minorHAnsi"/>
-                <w:sz w:val="22"/>
-                <w:szCs w:val="22"/>
-              </w:rPr>
-              <w:t>lines)</w:t>
-            </w:r>
-          </w:p>
-          <w:p>
-            <w:pPr>
-              <w:pStyle w:val="ListParagraph"/>
               <w:spacing w:before="120" w:beforeAutospacing="0" w:after="120" w:afterAutospacing="0"/>
               <w:rPr>
                 <w:rFonts w:asciiTheme="minorHAnsi" w:hAnsiTheme="minorHAnsi" w:cstheme="minorHAnsi"/>
@@ -1528,6 +1478,30 @@
                 <w:szCs w:val="22"/>
               </w:rPr>
             </w:pPr>
+            <w:r>
+              <w:rPr>
+                <w:rFonts w:asciiTheme="minorHAnsi" w:hAnsiTheme="minorHAnsi" w:cstheme="minorHAnsi"/>
+                <w:sz w:val="22"/>
+                <w:szCs w:val="22"/>
+              </w:rPr>
+              <w:t xml:space="preserve">In this task, I made a program counter that supports a 4-bit address, along with instruction memory as well. Both of them were then verified using a </w:t>
+            </w:r>
+            <w:r>
+              <w:rPr>
+                <w:rFonts w:asciiTheme="minorHAnsi" w:hAnsiTheme="minorHAnsi" w:cstheme="minorHAnsi"/>
+                <w:sz w:val="22"/>
+                <w:szCs w:val="22"/>
+              </w:rPr>
+              <w:t>test bench</w:t>
+            </w:r>
+            <w:r>
+              <w:rPr>
+                <w:rFonts w:asciiTheme="minorHAnsi" w:hAnsiTheme="minorHAnsi" w:cstheme="minorHAnsi"/>
+                <w:sz w:val="22"/>
+                <w:szCs w:val="22"/>
+              </w:rPr>
+              <w:t xml:space="preserve"> that assumed certain instructions for specific addresses. </w:t>
+            </w:r>
           </w:p>
           <w:p>
             <w:pPr>
@@ -1580,82 +1554,1724 @@
           <w:p>
             <w:pPr>
               <w:pStyle w:val="ListParagraph"/>
-              <w:rPr>
-                <w:rFonts w:ascii="Segoe UI Symbol" w:hAnsi="Segoe UI Symbol" w:cs="Segoe UI Symbol"/>
-                <w:color w:val="474747"/>
-                <w:shd w:val="clear" w:color="auto" w:fill="FFFFFF"/>
-              </w:rPr>
-            </w:pPr>
-            <w:r>
-              <w:rPr>
-                <w:rFonts w:asciiTheme="minorHAnsi" w:hAnsiTheme="minorHAnsi" w:cstheme="minorHAnsi"/>
-                <w:sz w:val="22"/>
-                <w:szCs w:val="22"/>
-              </w:rPr>
-              <w:t xml:space="preserve">// Paste </w:t>
-            </w:r>
-            <w:r>
-              <w:rPr>
-                <w:rFonts w:asciiTheme="minorHAnsi" w:hAnsiTheme="minorHAnsi" w:cstheme="minorHAnsi"/>
-                <w:sz w:val="22"/>
-                <w:szCs w:val="22"/>
-              </w:rPr>
-              <w:t xml:space="preserve">source </w:t>
-            </w:r>
-            <w:r>
-              <w:rPr>
-                <w:rFonts w:asciiTheme="minorHAnsi" w:hAnsiTheme="minorHAnsi" w:cstheme="minorHAnsi"/>
-                <w:sz w:val="22"/>
-                <w:szCs w:val="22"/>
-              </w:rPr>
-              <w:t xml:space="preserve">code here </w:t>
-            </w:r>
-            <w:r>
-              <w:rPr>
-                <w:rFonts w:ascii="Segoe UI Symbol" w:hAnsi="Segoe UI Symbol" w:cs="Segoe UI Symbol"/>
-                <w:color w:val="474747"/>
-                <w:shd w:val="clear" w:color="auto" w:fill="FFFFFF"/>
-              </w:rPr>
-              <w:t>👇</w:t>
-            </w:r>
-          </w:p>
-          <w:p>
-            <w:pPr>
-              <w:pStyle w:val="ListParagraph"/>
-              <w:spacing w:before="0" w:beforeAutospacing="0" w:after="0" w:afterAutospacing="0"/>
-              <w:rPr>
-                <w:rFonts w:asciiTheme="minorHAnsi" w:hAnsiTheme="minorHAnsi" w:cstheme="minorHAnsi"/>
-                <w:sz w:val="22"/>
-                <w:szCs w:val="22"/>
-              </w:rPr>
-            </w:pPr>
-          </w:p>
-          <w:p>
-            <w:pPr>
-              <w:pStyle w:val="ListParagraph"/>
-              <w:spacing w:before="0" w:beforeAutospacing="0" w:after="0" w:afterAutospacing="0"/>
-              <w:rPr>
-                <w:rFonts w:asciiTheme="minorHAnsi" w:hAnsiTheme="minorHAnsi" w:cstheme="minorHAnsi"/>
-                <w:sz w:val="22"/>
-                <w:szCs w:val="22"/>
-              </w:rPr>
-            </w:pPr>
-          </w:p>
-          <w:p>
-            <w:pPr>
-              <w:pStyle w:val="ListParagraph"/>
-              <w:spacing w:before="0" w:beforeAutospacing="0" w:after="0" w:afterAutospacing="0"/>
-              <w:rPr>
-                <w:rFonts w:asciiTheme="minorHAnsi" w:hAnsiTheme="minorHAnsi" w:cstheme="minorHAnsi"/>
-                <w:sz w:val="22"/>
-                <w:szCs w:val="22"/>
-              </w:rPr>
-            </w:pPr>
-          </w:p>
-          <w:p>
-            <w:pPr>
-              <w:pStyle w:val="ListParagraph"/>
-              <w:spacing w:before="0" w:beforeAutospacing="0" w:after="240" w:afterAutospacing="0"/>
+              <w:spacing w:before="0" w:beforeAutospacing="0" w:after="0" w:afterAutospacing="0"/>
+              <w:rPr>
+                <w:rFonts w:asciiTheme="minorHAnsi" w:hAnsiTheme="minorHAnsi" w:cstheme="minorHAnsi"/>
+                <w:sz w:val="22"/>
+                <w:szCs w:val="22"/>
+              </w:rPr>
+            </w:pPr>
+            <w:r>
+              <w:rPr>
+                <w:rFonts w:asciiTheme="minorHAnsi" w:hAnsiTheme="minorHAnsi" w:cstheme="minorHAnsi"/>
+                <w:sz w:val="22"/>
+                <w:szCs w:val="22"/>
+              </w:rPr>
+              <w:t xml:space="preserve">module </w:t>
+            </w:r>
+            <w:proofErr w:type="spellStart"/>
+            <w:r>
+              <w:rPr>
+                <w:rFonts w:asciiTheme="minorHAnsi" w:hAnsiTheme="minorHAnsi" w:cstheme="minorHAnsi"/>
+                <w:sz w:val="22"/>
+                <w:szCs w:val="22"/>
+              </w:rPr>
+              <w:t>program_counter</w:t>
+            </w:r>
+            <w:proofErr w:type="spellEnd"/>
+            <w:r>
+              <w:rPr>
+                <w:rFonts w:asciiTheme="minorHAnsi" w:hAnsiTheme="minorHAnsi" w:cstheme="minorHAnsi"/>
+                <w:sz w:val="22"/>
+                <w:szCs w:val="22"/>
+              </w:rPr>
+              <w:t xml:space="preserve">(clk, reset, </w:t>
+            </w:r>
+            <w:proofErr w:type="spellStart"/>
+            <w:r>
+              <w:rPr>
+                <w:rFonts w:asciiTheme="minorHAnsi" w:hAnsiTheme="minorHAnsi" w:cstheme="minorHAnsi"/>
+                <w:sz w:val="22"/>
+                <w:szCs w:val="22"/>
+              </w:rPr>
+              <w:t>addr</w:t>
+            </w:r>
+            <w:proofErr w:type="spellEnd"/>
+            <w:r>
+              <w:rPr>
+                <w:rFonts w:asciiTheme="minorHAnsi" w:hAnsiTheme="minorHAnsi" w:cstheme="minorHAnsi"/>
+                <w:sz w:val="22"/>
+                <w:szCs w:val="22"/>
+              </w:rPr>
+              <w:t xml:space="preserve">, </w:t>
+            </w:r>
+            <w:proofErr w:type="spellStart"/>
+            <w:r>
+              <w:rPr>
+                <w:rFonts w:asciiTheme="minorHAnsi" w:hAnsiTheme="minorHAnsi" w:cstheme="minorHAnsi"/>
+                <w:sz w:val="22"/>
+                <w:szCs w:val="22"/>
+              </w:rPr>
+              <w:t>pc_out</w:t>
+            </w:r>
+            <w:proofErr w:type="spellEnd"/>
+            <w:r>
+              <w:rPr>
+                <w:rFonts w:asciiTheme="minorHAnsi" w:hAnsiTheme="minorHAnsi" w:cstheme="minorHAnsi"/>
+                <w:sz w:val="22"/>
+                <w:szCs w:val="22"/>
+              </w:rPr>
+              <w:t>);</w:t>
+            </w:r>
+          </w:p>
+          <w:p>
+            <w:pPr>
+              <w:pStyle w:val="ListParagraph"/>
+              <w:spacing w:before="0" w:beforeAutospacing="0" w:after="0" w:afterAutospacing="0"/>
+              <w:rPr>
+                <w:rFonts w:asciiTheme="minorHAnsi" w:hAnsiTheme="minorHAnsi" w:cstheme="minorHAnsi"/>
+                <w:sz w:val="22"/>
+                <w:szCs w:val="22"/>
+              </w:rPr>
+            </w:pPr>
+          </w:p>
+          <w:p>
+            <w:pPr>
+              <w:pStyle w:val="ListParagraph"/>
+              <w:spacing w:before="0" w:beforeAutospacing="0" w:after="0" w:afterAutospacing="0"/>
+              <w:rPr>
+                <w:rFonts w:asciiTheme="minorHAnsi" w:hAnsiTheme="minorHAnsi" w:cstheme="minorHAnsi"/>
+                <w:sz w:val="22"/>
+                <w:szCs w:val="22"/>
+              </w:rPr>
+            </w:pPr>
+            <w:r>
+              <w:rPr>
+                <w:rFonts w:asciiTheme="minorHAnsi" w:hAnsiTheme="minorHAnsi" w:cstheme="minorHAnsi"/>
+                <w:sz w:val="22"/>
+                <w:szCs w:val="22"/>
+              </w:rPr>
+              <w:t>input clk;</w:t>
+            </w:r>
+          </w:p>
+          <w:p>
+            <w:pPr>
+              <w:pStyle w:val="ListParagraph"/>
+              <w:spacing w:before="0" w:beforeAutospacing="0" w:after="0" w:afterAutospacing="0"/>
+              <w:rPr>
+                <w:rFonts w:asciiTheme="minorHAnsi" w:hAnsiTheme="minorHAnsi" w:cstheme="minorHAnsi"/>
+                <w:sz w:val="22"/>
+                <w:szCs w:val="22"/>
+              </w:rPr>
+            </w:pPr>
+            <w:r>
+              <w:rPr>
+                <w:rFonts w:asciiTheme="minorHAnsi" w:hAnsiTheme="minorHAnsi" w:cstheme="minorHAnsi"/>
+                <w:sz w:val="22"/>
+                <w:szCs w:val="22"/>
+              </w:rPr>
+              <w:t>input reset;</w:t>
+            </w:r>
+          </w:p>
+          <w:p>
+            <w:pPr>
+              <w:pStyle w:val="ListParagraph"/>
+              <w:spacing w:before="0" w:beforeAutospacing="0" w:after="0" w:afterAutospacing="0"/>
+              <w:rPr>
+                <w:rFonts w:asciiTheme="minorHAnsi" w:hAnsiTheme="minorHAnsi" w:cstheme="minorHAnsi"/>
+                <w:sz w:val="22"/>
+                <w:szCs w:val="22"/>
+              </w:rPr>
+            </w:pPr>
+            <w:r>
+              <w:rPr>
+                <w:rFonts w:asciiTheme="minorHAnsi" w:hAnsiTheme="minorHAnsi" w:cstheme="minorHAnsi"/>
+                <w:sz w:val="22"/>
+                <w:szCs w:val="22"/>
+              </w:rPr>
+              <w:t xml:space="preserve">input [3:0] </w:t>
+            </w:r>
+            <w:proofErr w:type="spellStart"/>
+            <w:r>
+              <w:rPr>
+                <w:rFonts w:asciiTheme="minorHAnsi" w:hAnsiTheme="minorHAnsi" w:cstheme="minorHAnsi"/>
+                <w:sz w:val="22"/>
+                <w:szCs w:val="22"/>
+              </w:rPr>
+              <w:t>addr</w:t>
+            </w:r>
+            <w:proofErr w:type="spellEnd"/>
+            <w:r>
+              <w:rPr>
+                <w:rFonts w:asciiTheme="minorHAnsi" w:hAnsiTheme="minorHAnsi" w:cstheme="minorHAnsi"/>
+                <w:sz w:val="22"/>
+                <w:szCs w:val="22"/>
+              </w:rPr>
+              <w:t>;</w:t>
+            </w:r>
+          </w:p>
+          <w:p>
+            <w:pPr>
+              <w:pStyle w:val="ListParagraph"/>
+              <w:spacing w:before="0" w:beforeAutospacing="0" w:after="0" w:afterAutospacing="0"/>
+              <w:rPr>
+                <w:rFonts w:asciiTheme="minorHAnsi" w:hAnsiTheme="minorHAnsi" w:cstheme="minorHAnsi"/>
+                <w:sz w:val="22"/>
+                <w:szCs w:val="22"/>
+              </w:rPr>
+            </w:pPr>
+            <w:r>
+              <w:rPr>
+                <w:rFonts w:asciiTheme="minorHAnsi" w:hAnsiTheme="minorHAnsi" w:cstheme="minorHAnsi"/>
+                <w:sz w:val="22"/>
+                <w:szCs w:val="22"/>
+              </w:rPr>
+              <w:t xml:space="preserve">output reg [3:0] </w:t>
+            </w:r>
+            <w:proofErr w:type="spellStart"/>
+            <w:r>
+              <w:rPr>
+                <w:rFonts w:asciiTheme="minorHAnsi" w:hAnsiTheme="minorHAnsi" w:cstheme="minorHAnsi"/>
+                <w:sz w:val="22"/>
+                <w:szCs w:val="22"/>
+              </w:rPr>
+              <w:t>pc_out</w:t>
+            </w:r>
+            <w:proofErr w:type="spellEnd"/>
+            <w:r>
+              <w:rPr>
+                <w:rFonts w:asciiTheme="minorHAnsi" w:hAnsiTheme="minorHAnsi" w:cstheme="minorHAnsi"/>
+                <w:sz w:val="22"/>
+                <w:szCs w:val="22"/>
+              </w:rPr>
+              <w:t>;</w:t>
+            </w:r>
+          </w:p>
+          <w:p>
+            <w:pPr>
+              <w:pStyle w:val="ListParagraph"/>
+              <w:spacing w:before="0" w:beforeAutospacing="0" w:after="0" w:afterAutospacing="0"/>
+              <w:rPr>
+                <w:rFonts w:asciiTheme="minorHAnsi" w:hAnsiTheme="minorHAnsi" w:cstheme="minorHAnsi"/>
+                <w:sz w:val="22"/>
+                <w:szCs w:val="22"/>
+              </w:rPr>
+            </w:pPr>
+          </w:p>
+          <w:p>
+            <w:pPr>
+              <w:pStyle w:val="ListParagraph"/>
+              <w:spacing w:before="0" w:beforeAutospacing="0" w:after="0" w:afterAutospacing="0"/>
+              <w:rPr>
+                <w:rFonts w:asciiTheme="minorHAnsi" w:hAnsiTheme="minorHAnsi" w:cstheme="minorHAnsi"/>
+                <w:sz w:val="22"/>
+                <w:szCs w:val="22"/>
+              </w:rPr>
+            </w:pPr>
+            <w:r>
+              <w:rPr>
+                <w:rFonts w:asciiTheme="minorHAnsi" w:hAnsiTheme="minorHAnsi" w:cstheme="minorHAnsi"/>
+                <w:sz w:val="22"/>
+                <w:szCs w:val="22"/>
+              </w:rPr>
+              <w:t>always @ (</w:t>
+            </w:r>
+            <w:proofErr w:type="spellStart"/>
+            <w:r>
+              <w:rPr>
+                <w:rFonts w:asciiTheme="minorHAnsi" w:hAnsiTheme="minorHAnsi" w:cstheme="minorHAnsi"/>
+                <w:sz w:val="22"/>
+                <w:szCs w:val="22"/>
+              </w:rPr>
+              <w:t>posedge</w:t>
+            </w:r>
+            <w:proofErr w:type="spellEnd"/>
+            <w:r>
+              <w:rPr>
+                <w:rFonts w:asciiTheme="minorHAnsi" w:hAnsiTheme="minorHAnsi" w:cstheme="minorHAnsi"/>
+                <w:sz w:val="22"/>
+                <w:szCs w:val="22"/>
+              </w:rPr>
+              <w:t xml:space="preserve"> clk or </w:t>
+            </w:r>
+            <w:proofErr w:type="spellStart"/>
+            <w:r>
+              <w:rPr>
+                <w:rFonts w:asciiTheme="minorHAnsi" w:hAnsiTheme="minorHAnsi" w:cstheme="minorHAnsi"/>
+                <w:sz w:val="22"/>
+                <w:szCs w:val="22"/>
+              </w:rPr>
+              <w:t>posedge</w:t>
+            </w:r>
+            <w:proofErr w:type="spellEnd"/>
+            <w:r>
+              <w:rPr>
+                <w:rFonts w:asciiTheme="minorHAnsi" w:hAnsiTheme="minorHAnsi" w:cstheme="minorHAnsi"/>
+                <w:sz w:val="22"/>
+                <w:szCs w:val="22"/>
+              </w:rPr>
+              <w:t xml:space="preserve"> reset) begin</w:t>
+            </w:r>
+          </w:p>
+          <w:p>
+            <w:pPr>
+              <w:pStyle w:val="ListParagraph"/>
+              <w:spacing w:before="0" w:beforeAutospacing="0" w:after="0" w:afterAutospacing="0"/>
+              <w:rPr>
+                <w:rFonts w:asciiTheme="minorHAnsi" w:hAnsiTheme="minorHAnsi" w:cstheme="minorHAnsi"/>
+                <w:sz w:val="22"/>
+                <w:szCs w:val="22"/>
+              </w:rPr>
+            </w:pPr>
+            <w:r>
+              <w:rPr>
+                <w:rFonts w:asciiTheme="minorHAnsi" w:hAnsiTheme="minorHAnsi" w:cstheme="minorHAnsi"/>
+                <w:sz w:val="22"/>
+                <w:szCs w:val="22"/>
+              </w:rPr>
+              <w:t>if (reset)</w:t>
+            </w:r>
+            <w:r>
+              <w:rPr>
+                <w:rFonts w:asciiTheme="minorHAnsi" w:hAnsiTheme="minorHAnsi" w:cstheme="minorHAnsi"/>
+                <w:sz w:val="22"/>
+                <w:szCs w:val="22"/>
+              </w:rPr>
+              <w:tab/>
+            </w:r>
+          </w:p>
+          <w:p>
+            <w:pPr>
+              <w:pStyle w:val="ListParagraph"/>
+              <w:spacing w:before="0" w:beforeAutospacing="0" w:after="0" w:afterAutospacing="0"/>
+              <w:rPr>
+                <w:rFonts w:asciiTheme="minorHAnsi" w:hAnsiTheme="minorHAnsi" w:cstheme="minorHAnsi"/>
+                <w:sz w:val="22"/>
+                <w:szCs w:val="22"/>
+              </w:rPr>
+            </w:pPr>
+            <w:r>
+              <w:rPr>
+                <w:rFonts w:asciiTheme="minorHAnsi" w:hAnsiTheme="minorHAnsi" w:cstheme="minorHAnsi"/>
+                <w:sz w:val="22"/>
+                <w:szCs w:val="22"/>
+              </w:rPr>
+              <w:tab/>
+            </w:r>
+            <w:proofErr w:type="spellStart"/>
+            <w:r>
+              <w:rPr>
+                <w:rFonts w:asciiTheme="minorHAnsi" w:hAnsiTheme="minorHAnsi" w:cstheme="minorHAnsi"/>
+                <w:sz w:val="22"/>
+                <w:szCs w:val="22"/>
+              </w:rPr>
+              <w:t>pc_out</w:t>
+            </w:r>
+            <w:proofErr w:type="spellEnd"/>
+            <w:r>
+              <w:rPr>
+                <w:rFonts w:asciiTheme="minorHAnsi" w:hAnsiTheme="minorHAnsi" w:cstheme="minorHAnsi"/>
+                <w:sz w:val="22"/>
+                <w:szCs w:val="22"/>
+              </w:rPr>
+              <w:t xml:space="preserve"> &lt;= 4'b0000;</w:t>
+            </w:r>
+          </w:p>
+          <w:p>
+            <w:pPr>
+              <w:pStyle w:val="ListParagraph"/>
+              <w:spacing w:before="0" w:beforeAutospacing="0" w:after="0" w:afterAutospacing="0"/>
+              <w:rPr>
+                <w:rFonts w:asciiTheme="minorHAnsi" w:hAnsiTheme="minorHAnsi" w:cstheme="minorHAnsi"/>
+                <w:sz w:val="22"/>
+                <w:szCs w:val="22"/>
+              </w:rPr>
+            </w:pPr>
+            <w:r>
+              <w:rPr>
+                <w:rFonts w:asciiTheme="minorHAnsi" w:hAnsiTheme="minorHAnsi" w:cstheme="minorHAnsi"/>
+                <w:sz w:val="22"/>
+                <w:szCs w:val="22"/>
+              </w:rPr>
+              <w:t>else</w:t>
+            </w:r>
+          </w:p>
+          <w:p>
+            <w:pPr>
+              <w:pStyle w:val="ListParagraph"/>
+              <w:spacing w:before="0" w:beforeAutospacing="0" w:after="0" w:afterAutospacing="0"/>
+              <w:rPr>
+                <w:rFonts w:asciiTheme="minorHAnsi" w:hAnsiTheme="minorHAnsi" w:cstheme="minorHAnsi"/>
+                <w:sz w:val="22"/>
+                <w:szCs w:val="22"/>
+              </w:rPr>
+            </w:pPr>
+            <w:r>
+              <w:rPr>
+                <w:rFonts w:asciiTheme="minorHAnsi" w:hAnsiTheme="minorHAnsi" w:cstheme="minorHAnsi"/>
+                <w:sz w:val="22"/>
+                <w:szCs w:val="22"/>
+              </w:rPr>
+              <w:tab/>
+            </w:r>
+            <w:proofErr w:type="spellStart"/>
+            <w:r>
+              <w:rPr>
+                <w:rFonts w:asciiTheme="minorHAnsi" w:hAnsiTheme="minorHAnsi" w:cstheme="minorHAnsi"/>
+                <w:sz w:val="22"/>
+                <w:szCs w:val="22"/>
+              </w:rPr>
+              <w:t>pc_out</w:t>
+            </w:r>
+            <w:proofErr w:type="spellEnd"/>
+            <w:r>
+              <w:rPr>
+                <w:rFonts w:asciiTheme="minorHAnsi" w:hAnsiTheme="minorHAnsi" w:cstheme="minorHAnsi"/>
+                <w:sz w:val="22"/>
+                <w:szCs w:val="22"/>
+              </w:rPr>
+              <w:t xml:space="preserve"> &lt;= </w:t>
+            </w:r>
+            <w:proofErr w:type="spellStart"/>
+            <w:r>
+              <w:rPr>
+                <w:rFonts w:asciiTheme="minorHAnsi" w:hAnsiTheme="minorHAnsi" w:cstheme="minorHAnsi"/>
+                <w:sz w:val="22"/>
+                <w:szCs w:val="22"/>
+              </w:rPr>
+              <w:t>addr</w:t>
+            </w:r>
+            <w:proofErr w:type="spellEnd"/>
+            <w:r>
+              <w:rPr>
+                <w:rFonts w:asciiTheme="minorHAnsi" w:hAnsiTheme="minorHAnsi" w:cstheme="minorHAnsi"/>
+                <w:sz w:val="22"/>
+                <w:szCs w:val="22"/>
+              </w:rPr>
+              <w:t>;</w:t>
+            </w:r>
+          </w:p>
+          <w:p>
+            <w:pPr>
+              <w:pStyle w:val="ListParagraph"/>
+              <w:spacing w:before="0" w:beforeAutospacing="0" w:after="0" w:afterAutospacing="0"/>
+              <w:rPr>
+                <w:rFonts w:asciiTheme="minorHAnsi" w:hAnsiTheme="minorHAnsi" w:cstheme="minorHAnsi"/>
+                <w:sz w:val="22"/>
+                <w:szCs w:val="22"/>
+              </w:rPr>
+            </w:pPr>
+            <w:r>
+              <w:rPr>
+                <w:rFonts w:asciiTheme="minorHAnsi" w:hAnsiTheme="minorHAnsi" w:cstheme="minorHAnsi"/>
+                <w:sz w:val="22"/>
+                <w:szCs w:val="22"/>
+              </w:rPr>
+              <w:t xml:space="preserve">end </w:t>
+            </w:r>
+          </w:p>
+          <w:p>
+            <w:pPr>
+              <w:pStyle w:val="ListParagraph"/>
+              <w:spacing w:before="0" w:beforeAutospacing="0" w:after="0" w:afterAutospacing="0"/>
+              <w:rPr>
+                <w:rFonts w:asciiTheme="minorHAnsi" w:hAnsiTheme="minorHAnsi" w:cstheme="minorHAnsi"/>
+                <w:sz w:val="22"/>
+                <w:szCs w:val="22"/>
+              </w:rPr>
+            </w:pPr>
+            <w:proofErr w:type="spellStart"/>
+            <w:r>
+              <w:rPr>
+                <w:rFonts w:asciiTheme="minorHAnsi" w:hAnsiTheme="minorHAnsi" w:cstheme="minorHAnsi"/>
+                <w:sz w:val="22"/>
+                <w:szCs w:val="22"/>
+              </w:rPr>
+              <w:t>endmodule</w:t>
+            </w:r>
+            <w:proofErr w:type="spellEnd"/>
+            <w:r>
+              <w:rPr>
+                <w:rFonts w:asciiTheme="minorHAnsi" w:hAnsiTheme="minorHAnsi" w:cstheme="minorHAnsi"/>
+                <w:sz w:val="22"/>
+                <w:szCs w:val="22"/>
+              </w:rPr>
+              <w:t xml:space="preserve"> </w:t>
+            </w:r>
+          </w:p>
+          <w:p>
+            <w:pPr>
+              <w:pStyle w:val="ListParagraph"/>
+              <w:spacing w:before="0" w:beforeAutospacing="0" w:after="0" w:afterAutospacing="0"/>
+              <w:rPr>
+                <w:rFonts w:asciiTheme="minorHAnsi" w:hAnsiTheme="minorHAnsi" w:cstheme="minorHAnsi"/>
+                <w:sz w:val="22"/>
+                <w:szCs w:val="22"/>
+              </w:rPr>
+            </w:pPr>
+          </w:p>
+          <w:p>
+            <w:pPr>
+              <w:pStyle w:val="ListParagraph"/>
+              <w:spacing w:before="0" w:beforeAutospacing="0" w:after="0" w:afterAutospacing="0"/>
+              <w:rPr>
+                <w:rFonts w:asciiTheme="minorHAnsi" w:hAnsiTheme="minorHAnsi" w:cstheme="minorHAnsi"/>
+                <w:sz w:val="22"/>
+                <w:szCs w:val="22"/>
+              </w:rPr>
+            </w:pPr>
+            <w:r>
+              <w:rPr>
+                <w:rFonts w:asciiTheme="minorHAnsi" w:hAnsiTheme="minorHAnsi" w:cstheme="minorHAnsi"/>
+                <w:sz w:val="22"/>
+                <w:szCs w:val="22"/>
+              </w:rPr>
+              <w:t xml:space="preserve">module </w:t>
+            </w:r>
+            <w:proofErr w:type="spellStart"/>
+            <w:r>
+              <w:rPr>
+                <w:rFonts w:asciiTheme="minorHAnsi" w:hAnsiTheme="minorHAnsi" w:cstheme="minorHAnsi"/>
+                <w:sz w:val="22"/>
+                <w:szCs w:val="22"/>
+              </w:rPr>
+              <w:t>instruction_memory</w:t>
+            </w:r>
+            <w:proofErr w:type="spellEnd"/>
+            <w:r>
+              <w:rPr>
+                <w:rFonts w:asciiTheme="minorHAnsi" w:hAnsiTheme="minorHAnsi" w:cstheme="minorHAnsi"/>
+                <w:sz w:val="22"/>
+                <w:szCs w:val="22"/>
+              </w:rPr>
+              <w:t>(</w:t>
+            </w:r>
+            <w:proofErr w:type="spellStart"/>
+            <w:r>
+              <w:rPr>
+                <w:rFonts w:asciiTheme="minorHAnsi" w:hAnsiTheme="minorHAnsi" w:cstheme="minorHAnsi"/>
+                <w:sz w:val="22"/>
+                <w:szCs w:val="22"/>
+              </w:rPr>
+              <w:t>addr</w:t>
+            </w:r>
+            <w:proofErr w:type="spellEnd"/>
+            <w:r>
+              <w:rPr>
+                <w:rFonts w:asciiTheme="minorHAnsi" w:hAnsiTheme="minorHAnsi" w:cstheme="minorHAnsi"/>
+                <w:sz w:val="22"/>
+                <w:szCs w:val="22"/>
+              </w:rPr>
+              <w:t>, instruction);</w:t>
+            </w:r>
+          </w:p>
+          <w:p>
+            <w:pPr>
+              <w:pStyle w:val="ListParagraph"/>
+              <w:spacing w:before="0" w:beforeAutospacing="0" w:after="0" w:afterAutospacing="0"/>
+              <w:rPr>
+                <w:rFonts w:asciiTheme="minorHAnsi" w:hAnsiTheme="minorHAnsi" w:cstheme="minorHAnsi"/>
+                <w:sz w:val="22"/>
+                <w:szCs w:val="22"/>
+              </w:rPr>
+            </w:pPr>
+          </w:p>
+          <w:p>
+            <w:pPr>
+              <w:pStyle w:val="ListParagraph"/>
+              <w:spacing w:before="0" w:beforeAutospacing="0" w:after="0" w:afterAutospacing="0"/>
+              <w:rPr>
+                <w:rFonts w:asciiTheme="minorHAnsi" w:hAnsiTheme="minorHAnsi" w:cstheme="minorHAnsi"/>
+                <w:sz w:val="22"/>
+                <w:szCs w:val="22"/>
+              </w:rPr>
+            </w:pPr>
+            <w:r>
+              <w:rPr>
+                <w:rFonts w:asciiTheme="minorHAnsi" w:hAnsiTheme="minorHAnsi" w:cstheme="minorHAnsi"/>
+                <w:sz w:val="22"/>
+                <w:szCs w:val="22"/>
+              </w:rPr>
+              <w:t xml:space="preserve">input [3:0] </w:t>
+            </w:r>
+            <w:proofErr w:type="spellStart"/>
+            <w:r>
+              <w:rPr>
+                <w:rFonts w:asciiTheme="minorHAnsi" w:hAnsiTheme="minorHAnsi" w:cstheme="minorHAnsi"/>
+                <w:sz w:val="22"/>
+                <w:szCs w:val="22"/>
+              </w:rPr>
+              <w:t>addr</w:t>
+            </w:r>
+            <w:proofErr w:type="spellEnd"/>
+            <w:r>
+              <w:rPr>
+                <w:rFonts w:asciiTheme="minorHAnsi" w:hAnsiTheme="minorHAnsi" w:cstheme="minorHAnsi"/>
+                <w:sz w:val="22"/>
+                <w:szCs w:val="22"/>
+              </w:rPr>
+              <w:t>;</w:t>
+            </w:r>
+          </w:p>
+          <w:p>
+            <w:pPr>
+              <w:pStyle w:val="ListParagraph"/>
+              <w:spacing w:before="0" w:beforeAutospacing="0" w:after="0" w:afterAutospacing="0"/>
+              <w:rPr>
+                <w:rFonts w:asciiTheme="minorHAnsi" w:hAnsiTheme="minorHAnsi" w:cstheme="minorHAnsi"/>
+                <w:sz w:val="22"/>
+                <w:szCs w:val="22"/>
+              </w:rPr>
+            </w:pPr>
+            <w:r>
+              <w:rPr>
+                <w:rFonts w:asciiTheme="minorHAnsi" w:hAnsiTheme="minorHAnsi" w:cstheme="minorHAnsi"/>
+                <w:sz w:val="22"/>
+                <w:szCs w:val="22"/>
+              </w:rPr>
+              <w:t>output reg [7:0] instruction;</w:t>
+            </w:r>
+          </w:p>
+          <w:p>
+            <w:pPr>
+              <w:pStyle w:val="ListParagraph"/>
+              <w:spacing w:before="0" w:beforeAutospacing="0" w:after="0" w:afterAutospacing="0"/>
+              <w:rPr>
+                <w:rFonts w:asciiTheme="minorHAnsi" w:hAnsiTheme="minorHAnsi" w:cstheme="minorHAnsi"/>
+                <w:sz w:val="22"/>
+                <w:szCs w:val="22"/>
+              </w:rPr>
+            </w:pPr>
+          </w:p>
+          <w:p>
+            <w:pPr>
+              <w:pStyle w:val="ListParagraph"/>
+              <w:spacing w:before="0" w:beforeAutospacing="0" w:after="0" w:afterAutospacing="0"/>
+              <w:rPr>
+                <w:rFonts w:asciiTheme="minorHAnsi" w:hAnsiTheme="minorHAnsi" w:cstheme="minorHAnsi"/>
+                <w:sz w:val="22"/>
+                <w:szCs w:val="22"/>
+              </w:rPr>
+            </w:pPr>
+            <w:r>
+              <w:rPr>
+                <w:rFonts w:asciiTheme="minorHAnsi" w:hAnsiTheme="minorHAnsi" w:cstheme="minorHAnsi"/>
+                <w:sz w:val="22"/>
+                <w:szCs w:val="22"/>
+              </w:rPr>
+              <w:t>reg [7:0] memory [0:15];</w:t>
+            </w:r>
+          </w:p>
+          <w:p>
+            <w:pPr>
+              <w:pStyle w:val="ListParagraph"/>
+              <w:spacing w:before="0" w:beforeAutospacing="0" w:after="0" w:afterAutospacing="0"/>
+              <w:rPr>
+                <w:rFonts w:asciiTheme="minorHAnsi" w:hAnsiTheme="minorHAnsi" w:cstheme="minorHAnsi"/>
+                <w:sz w:val="22"/>
+                <w:szCs w:val="22"/>
+              </w:rPr>
+            </w:pPr>
+          </w:p>
+          <w:p>
+            <w:pPr>
+              <w:pStyle w:val="ListParagraph"/>
+              <w:spacing w:before="0" w:beforeAutospacing="0" w:after="0" w:afterAutospacing="0"/>
+              <w:rPr>
+                <w:rFonts w:asciiTheme="minorHAnsi" w:hAnsiTheme="minorHAnsi" w:cstheme="minorHAnsi"/>
+                <w:sz w:val="22"/>
+                <w:szCs w:val="22"/>
+              </w:rPr>
+            </w:pPr>
+            <w:r>
+              <w:rPr>
+                <w:rFonts w:asciiTheme="minorHAnsi" w:hAnsiTheme="minorHAnsi" w:cstheme="minorHAnsi"/>
+                <w:sz w:val="22"/>
+                <w:szCs w:val="22"/>
+              </w:rPr>
+              <w:t xml:space="preserve">initial begin </w:t>
+            </w:r>
+          </w:p>
+          <w:p>
+            <w:pPr>
+              <w:pStyle w:val="ListParagraph"/>
+              <w:spacing w:before="0" w:beforeAutospacing="0" w:after="0" w:afterAutospacing="0"/>
+              <w:rPr>
+                <w:rFonts w:asciiTheme="minorHAnsi" w:hAnsiTheme="minorHAnsi" w:cstheme="minorHAnsi"/>
+                <w:sz w:val="22"/>
+                <w:szCs w:val="22"/>
+              </w:rPr>
+            </w:pPr>
+            <w:r>
+              <w:rPr>
+                <w:rFonts w:asciiTheme="minorHAnsi" w:hAnsiTheme="minorHAnsi" w:cstheme="minorHAnsi"/>
+                <w:sz w:val="22"/>
+                <w:szCs w:val="22"/>
+              </w:rPr>
+              <w:tab/>
+              <w:t>memory[0] = 8'b00000001;</w:t>
+            </w:r>
+          </w:p>
+          <w:p>
+            <w:pPr>
+              <w:pStyle w:val="ListParagraph"/>
+              <w:spacing w:before="0" w:beforeAutospacing="0" w:after="0" w:afterAutospacing="0"/>
+              <w:rPr>
+                <w:rFonts w:asciiTheme="minorHAnsi" w:hAnsiTheme="minorHAnsi" w:cstheme="minorHAnsi"/>
+                <w:sz w:val="22"/>
+                <w:szCs w:val="22"/>
+              </w:rPr>
+            </w:pPr>
+            <w:r>
+              <w:rPr>
+                <w:rFonts w:asciiTheme="minorHAnsi" w:hAnsiTheme="minorHAnsi" w:cstheme="minorHAnsi"/>
+                <w:sz w:val="22"/>
+                <w:szCs w:val="22"/>
+              </w:rPr>
+              <w:tab/>
+              <w:t>memory[1] = 8'b00000010;</w:t>
+            </w:r>
+          </w:p>
+          <w:p>
+            <w:pPr>
+              <w:pStyle w:val="ListParagraph"/>
+              <w:spacing w:before="0" w:beforeAutospacing="0" w:after="0" w:afterAutospacing="0"/>
+              <w:rPr>
+                <w:rFonts w:asciiTheme="minorHAnsi" w:hAnsiTheme="minorHAnsi" w:cstheme="minorHAnsi"/>
+                <w:sz w:val="22"/>
+                <w:szCs w:val="22"/>
+              </w:rPr>
+            </w:pPr>
+            <w:r>
+              <w:rPr>
+                <w:rFonts w:asciiTheme="minorHAnsi" w:hAnsiTheme="minorHAnsi" w:cstheme="minorHAnsi"/>
+                <w:sz w:val="22"/>
+                <w:szCs w:val="22"/>
+              </w:rPr>
+              <w:tab/>
+              <w:t>memory[2] = 8'b00000011;</w:t>
+            </w:r>
+          </w:p>
+          <w:p>
+            <w:pPr>
+              <w:pStyle w:val="ListParagraph"/>
+              <w:spacing w:before="0" w:beforeAutospacing="0" w:after="0" w:afterAutospacing="0"/>
+              <w:rPr>
+                <w:rFonts w:asciiTheme="minorHAnsi" w:hAnsiTheme="minorHAnsi" w:cstheme="minorHAnsi"/>
+                <w:sz w:val="22"/>
+                <w:szCs w:val="22"/>
+              </w:rPr>
+            </w:pPr>
+            <w:r>
+              <w:rPr>
+                <w:rFonts w:asciiTheme="minorHAnsi" w:hAnsiTheme="minorHAnsi" w:cstheme="minorHAnsi"/>
+                <w:sz w:val="22"/>
+                <w:szCs w:val="22"/>
+              </w:rPr>
+              <w:tab/>
+              <w:t>memory[3] = 8'b00000100;</w:t>
+            </w:r>
+          </w:p>
+          <w:p>
+            <w:pPr>
+              <w:pStyle w:val="ListParagraph"/>
+              <w:spacing w:before="0" w:beforeAutospacing="0" w:after="0" w:afterAutospacing="0"/>
+              <w:rPr>
+                <w:rFonts w:asciiTheme="minorHAnsi" w:hAnsiTheme="minorHAnsi" w:cstheme="minorHAnsi"/>
+                <w:sz w:val="22"/>
+                <w:szCs w:val="22"/>
+              </w:rPr>
+            </w:pPr>
+            <w:r>
+              <w:rPr>
+                <w:rFonts w:asciiTheme="minorHAnsi" w:hAnsiTheme="minorHAnsi" w:cstheme="minorHAnsi"/>
+                <w:sz w:val="22"/>
+                <w:szCs w:val="22"/>
+              </w:rPr>
+              <w:t>end</w:t>
+            </w:r>
+          </w:p>
+          <w:p>
+            <w:pPr>
+              <w:pStyle w:val="ListParagraph"/>
+              <w:spacing w:before="0" w:beforeAutospacing="0" w:after="0" w:afterAutospacing="0"/>
+              <w:rPr>
+                <w:rFonts w:asciiTheme="minorHAnsi" w:hAnsiTheme="minorHAnsi" w:cstheme="minorHAnsi"/>
+                <w:sz w:val="22"/>
+                <w:szCs w:val="22"/>
+              </w:rPr>
+            </w:pPr>
+          </w:p>
+          <w:p>
+            <w:pPr>
+              <w:pStyle w:val="ListParagraph"/>
+              <w:spacing w:before="0" w:beforeAutospacing="0" w:after="0" w:afterAutospacing="0"/>
+              <w:rPr>
+                <w:rFonts w:asciiTheme="minorHAnsi" w:hAnsiTheme="minorHAnsi" w:cstheme="minorHAnsi"/>
+                <w:sz w:val="22"/>
+                <w:szCs w:val="22"/>
+              </w:rPr>
+            </w:pPr>
+            <w:r>
+              <w:rPr>
+                <w:rFonts w:asciiTheme="minorHAnsi" w:hAnsiTheme="minorHAnsi" w:cstheme="minorHAnsi"/>
+                <w:sz w:val="22"/>
+                <w:szCs w:val="22"/>
+              </w:rPr>
+              <w:t>always @ (</w:t>
+            </w:r>
+            <w:proofErr w:type="spellStart"/>
+            <w:r>
+              <w:rPr>
+                <w:rFonts w:asciiTheme="minorHAnsi" w:hAnsiTheme="minorHAnsi" w:cstheme="minorHAnsi"/>
+                <w:sz w:val="22"/>
+                <w:szCs w:val="22"/>
+              </w:rPr>
+              <w:t>addr</w:t>
+            </w:r>
+            <w:proofErr w:type="spellEnd"/>
+            <w:r>
+              <w:rPr>
+                <w:rFonts w:asciiTheme="minorHAnsi" w:hAnsiTheme="minorHAnsi" w:cstheme="minorHAnsi"/>
+                <w:sz w:val="22"/>
+                <w:szCs w:val="22"/>
+              </w:rPr>
+              <w:t>) begin</w:t>
+            </w:r>
+          </w:p>
+          <w:p>
+            <w:pPr>
+              <w:pStyle w:val="ListParagraph"/>
+              <w:spacing w:before="0" w:beforeAutospacing="0" w:after="0" w:afterAutospacing="0"/>
+              <w:rPr>
+                <w:rFonts w:asciiTheme="minorHAnsi" w:hAnsiTheme="minorHAnsi" w:cstheme="minorHAnsi"/>
+                <w:sz w:val="22"/>
+                <w:szCs w:val="22"/>
+              </w:rPr>
+            </w:pPr>
+            <w:r>
+              <w:rPr>
+                <w:rFonts w:asciiTheme="minorHAnsi" w:hAnsiTheme="minorHAnsi" w:cstheme="minorHAnsi"/>
+                <w:sz w:val="22"/>
+                <w:szCs w:val="22"/>
+              </w:rPr>
+              <w:tab/>
+              <w:t>instruction = memory[</w:t>
+            </w:r>
+            <w:proofErr w:type="spellStart"/>
+            <w:r>
+              <w:rPr>
+                <w:rFonts w:asciiTheme="minorHAnsi" w:hAnsiTheme="minorHAnsi" w:cstheme="minorHAnsi"/>
+                <w:sz w:val="22"/>
+                <w:szCs w:val="22"/>
+              </w:rPr>
+              <w:t>addr</w:t>
+            </w:r>
+            <w:proofErr w:type="spellEnd"/>
+            <w:r>
+              <w:rPr>
+                <w:rFonts w:asciiTheme="minorHAnsi" w:hAnsiTheme="minorHAnsi" w:cstheme="minorHAnsi"/>
+                <w:sz w:val="22"/>
+                <w:szCs w:val="22"/>
+              </w:rPr>
+              <w:t>];</w:t>
+            </w:r>
+          </w:p>
+          <w:p>
+            <w:pPr>
+              <w:pStyle w:val="ListParagraph"/>
+              <w:spacing w:before="0" w:beforeAutospacing="0" w:after="0" w:afterAutospacing="0"/>
+              <w:rPr>
+                <w:rFonts w:asciiTheme="minorHAnsi" w:hAnsiTheme="minorHAnsi" w:cstheme="minorHAnsi"/>
+                <w:sz w:val="22"/>
+                <w:szCs w:val="22"/>
+              </w:rPr>
+            </w:pPr>
+            <w:r>
+              <w:rPr>
+                <w:rFonts w:asciiTheme="minorHAnsi" w:hAnsiTheme="minorHAnsi" w:cstheme="minorHAnsi"/>
+                <w:sz w:val="22"/>
+                <w:szCs w:val="22"/>
+              </w:rPr>
+              <w:t>end</w:t>
+            </w:r>
+          </w:p>
+          <w:p>
+            <w:pPr>
+              <w:pStyle w:val="ListParagraph"/>
+              <w:spacing w:before="0" w:beforeAutospacing="0" w:after="0" w:afterAutospacing="0"/>
+              <w:rPr>
+                <w:rFonts w:asciiTheme="minorHAnsi" w:hAnsiTheme="minorHAnsi" w:cstheme="minorHAnsi"/>
+                <w:sz w:val="22"/>
+                <w:szCs w:val="22"/>
+              </w:rPr>
+            </w:pPr>
+            <w:proofErr w:type="spellStart"/>
+            <w:r>
+              <w:rPr>
+                <w:rFonts w:asciiTheme="minorHAnsi" w:hAnsiTheme="minorHAnsi" w:cstheme="minorHAnsi"/>
+                <w:sz w:val="22"/>
+                <w:szCs w:val="22"/>
+              </w:rPr>
+              <w:t>endmodule</w:t>
+            </w:r>
+            <w:proofErr w:type="spellEnd"/>
+            <w:r>
+              <w:rPr>
+                <w:rFonts w:asciiTheme="minorHAnsi" w:hAnsiTheme="minorHAnsi" w:cstheme="minorHAnsi"/>
+                <w:sz w:val="22"/>
+                <w:szCs w:val="22"/>
+              </w:rPr>
+              <w:t xml:space="preserve"> </w:t>
+            </w:r>
+          </w:p>
+          <w:p>
+            <w:pPr>
+              <w:pStyle w:val="ListParagraph"/>
+              <w:spacing w:before="0" w:beforeAutospacing="0" w:after="0" w:afterAutospacing="0"/>
+              <w:rPr>
+                <w:rFonts w:asciiTheme="minorHAnsi" w:hAnsiTheme="minorHAnsi" w:cstheme="minorHAnsi"/>
+                <w:sz w:val="22"/>
+                <w:szCs w:val="22"/>
+              </w:rPr>
+            </w:pPr>
+          </w:p>
+          <w:p>
+            <w:pPr>
+              <w:pStyle w:val="ListParagraph"/>
+              <w:spacing w:before="0" w:beforeAutospacing="0" w:after="0" w:afterAutospacing="0"/>
+              <w:rPr>
+                <w:rFonts w:asciiTheme="minorHAnsi" w:hAnsiTheme="minorHAnsi" w:cstheme="minorHAnsi"/>
+                <w:sz w:val="22"/>
+                <w:szCs w:val="22"/>
+              </w:rPr>
+            </w:pPr>
+            <w:r>
+              <w:rPr>
+                <w:rFonts w:asciiTheme="minorHAnsi" w:hAnsiTheme="minorHAnsi" w:cstheme="minorHAnsi"/>
+                <w:sz w:val="22"/>
+                <w:szCs w:val="22"/>
+              </w:rPr>
+              <w:t>module testbench();</w:t>
+            </w:r>
+          </w:p>
+          <w:p>
+            <w:pPr>
+              <w:pStyle w:val="ListParagraph"/>
+              <w:spacing w:before="0" w:beforeAutospacing="0" w:after="0" w:afterAutospacing="0"/>
+              <w:rPr>
+                <w:rFonts w:asciiTheme="minorHAnsi" w:hAnsiTheme="minorHAnsi" w:cstheme="minorHAnsi"/>
+                <w:sz w:val="22"/>
+                <w:szCs w:val="22"/>
+              </w:rPr>
+            </w:pPr>
+          </w:p>
+          <w:p>
+            <w:pPr>
+              <w:pStyle w:val="ListParagraph"/>
+              <w:spacing w:before="0" w:beforeAutospacing="0" w:after="0" w:afterAutospacing="0"/>
+              <w:rPr>
+                <w:rFonts w:asciiTheme="minorHAnsi" w:hAnsiTheme="minorHAnsi" w:cstheme="minorHAnsi"/>
+                <w:sz w:val="22"/>
+                <w:szCs w:val="22"/>
+              </w:rPr>
+            </w:pPr>
+            <w:r>
+              <w:rPr>
+                <w:rFonts w:asciiTheme="minorHAnsi" w:hAnsiTheme="minorHAnsi" w:cstheme="minorHAnsi"/>
+                <w:sz w:val="22"/>
+                <w:szCs w:val="22"/>
+              </w:rPr>
+              <w:t>reg clk;</w:t>
+            </w:r>
+          </w:p>
+          <w:p>
+            <w:pPr>
+              <w:pStyle w:val="ListParagraph"/>
+              <w:spacing w:before="0" w:beforeAutospacing="0" w:after="0" w:afterAutospacing="0"/>
+              <w:rPr>
+                <w:rFonts w:asciiTheme="minorHAnsi" w:hAnsiTheme="minorHAnsi" w:cstheme="minorHAnsi"/>
+                <w:sz w:val="22"/>
+                <w:szCs w:val="22"/>
+              </w:rPr>
+            </w:pPr>
+            <w:r>
+              <w:rPr>
+                <w:rFonts w:asciiTheme="minorHAnsi" w:hAnsiTheme="minorHAnsi" w:cstheme="minorHAnsi"/>
+                <w:sz w:val="22"/>
+                <w:szCs w:val="22"/>
+              </w:rPr>
+              <w:t>reg reset;</w:t>
+            </w:r>
+          </w:p>
+          <w:p>
+            <w:pPr>
+              <w:pStyle w:val="ListParagraph"/>
+              <w:spacing w:before="0" w:beforeAutospacing="0" w:after="0" w:afterAutospacing="0"/>
+              <w:rPr>
+                <w:rFonts w:asciiTheme="minorHAnsi" w:hAnsiTheme="minorHAnsi" w:cstheme="minorHAnsi"/>
+                <w:sz w:val="22"/>
+                <w:szCs w:val="22"/>
+              </w:rPr>
+            </w:pPr>
+            <w:r>
+              <w:rPr>
+                <w:rFonts w:asciiTheme="minorHAnsi" w:hAnsiTheme="minorHAnsi" w:cstheme="minorHAnsi"/>
+                <w:sz w:val="22"/>
+                <w:szCs w:val="22"/>
+              </w:rPr>
+              <w:t xml:space="preserve">reg [3:0] </w:t>
+            </w:r>
+            <w:proofErr w:type="spellStart"/>
+            <w:r>
+              <w:rPr>
+                <w:rFonts w:asciiTheme="minorHAnsi" w:hAnsiTheme="minorHAnsi" w:cstheme="minorHAnsi"/>
+                <w:sz w:val="22"/>
+                <w:szCs w:val="22"/>
+              </w:rPr>
+              <w:t>addr</w:t>
+            </w:r>
+            <w:proofErr w:type="spellEnd"/>
+            <w:r>
+              <w:rPr>
+                <w:rFonts w:asciiTheme="minorHAnsi" w:hAnsiTheme="minorHAnsi" w:cstheme="minorHAnsi"/>
+                <w:sz w:val="22"/>
+                <w:szCs w:val="22"/>
+              </w:rPr>
+              <w:t>;</w:t>
+            </w:r>
+          </w:p>
+          <w:p>
+            <w:pPr>
+              <w:pStyle w:val="ListParagraph"/>
+              <w:spacing w:before="0" w:beforeAutospacing="0" w:after="0" w:afterAutospacing="0"/>
+              <w:rPr>
+                <w:rFonts w:asciiTheme="minorHAnsi" w:hAnsiTheme="minorHAnsi" w:cstheme="minorHAnsi"/>
+                <w:sz w:val="22"/>
+                <w:szCs w:val="22"/>
+              </w:rPr>
+            </w:pPr>
+            <w:r>
+              <w:rPr>
+                <w:rFonts w:asciiTheme="minorHAnsi" w:hAnsiTheme="minorHAnsi" w:cstheme="minorHAnsi"/>
+                <w:sz w:val="22"/>
+                <w:szCs w:val="22"/>
+              </w:rPr>
+              <w:t xml:space="preserve">wire [3:0] </w:t>
+            </w:r>
+            <w:proofErr w:type="spellStart"/>
+            <w:r>
+              <w:rPr>
+                <w:rFonts w:asciiTheme="minorHAnsi" w:hAnsiTheme="minorHAnsi" w:cstheme="minorHAnsi"/>
+                <w:sz w:val="22"/>
+                <w:szCs w:val="22"/>
+              </w:rPr>
+              <w:t>pc_out</w:t>
+            </w:r>
+            <w:proofErr w:type="spellEnd"/>
+            <w:r>
+              <w:rPr>
+                <w:rFonts w:asciiTheme="minorHAnsi" w:hAnsiTheme="minorHAnsi" w:cstheme="minorHAnsi"/>
+                <w:sz w:val="22"/>
+                <w:szCs w:val="22"/>
+              </w:rPr>
+              <w:t>;</w:t>
+            </w:r>
+          </w:p>
+          <w:p>
+            <w:pPr>
+              <w:pStyle w:val="ListParagraph"/>
+              <w:spacing w:before="0" w:beforeAutospacing="0" w:after="0" w:afterAutospacing="0"/>
+              <w:rPr>
+                <w:rFonts w:asciiTheme="minorHAnsi" w:hAnsiTheme="minorHAnsi" w:cstheme="minorHAnsi"/>
+                <w:sz w:val="22"/>
+                <w:szCs w:val="22"/>
+              </w:rPr>
+            </w:pPr>
+            <w:r>
+              <w:rPr>
+                <w:rFonts w:asciiTheme="minorHAnsi" w:hAnsiTheme="minorHAnsi" w:cstheme="minorHAnsi"/>
+                <w:sz w:val="22"/>
+                <w:szCs w:val="22"/>
+              </w:rPr>
+              <w:t>wire [7:0] instruction;</w:t>
+            </w:r>
+          </w:p>
+          <w:p>
+            <w:pPr>
+              <w:pStyle w:val="ListParagraph"/>
+              <w:spacing w:before="0" w:beforeAutospacing="0" w:after="0" w:afterAutospacing="0"/>
+              <w:rPr>
+                <w:rFonts w:asciiTheme="minorHAnsi" w:hAnsiTheme="minorHAnsi" w:cstheme="minorHAnsi"/>
+                <w:sz w:val="22"/>
+                <w:szCs w:val="22"/>
+              </w:rPr>
+            </w:pPr>
+          </w:p>
+          <w:p>
+            <w:pPr>
+              <w:pStyle w:val="ListParagraph"/>
+              <w:spacing w:before="0" w:beforeAutospacing="0" w:after="0" w:afterAutospacing="0"/>
+              <w:rPr>
+                <w:rFonts w:asciiTheme="minorHAnsi" w:hAnsiTheme="minorHAnsi" w:cstheme="minorHAnsi"/>
+                <w:sz w:val="22"/>
+                <w:szCs w:val="22"/>
+              </w:rPr>
+            </w:pPr>
+            <w:proofErr w:type="spellStart"/>
+            <w:r>
+              <w:rPr>
+                <w:rFonts w:asciiTheme="minorHAnsi" w:hAnsiTheme="minorHAnsi" w:cstheme="minorHAnsi"/>
+                <w:sz w:val="22"/>
+                <w:szCs w:val="22"/>
+              </w:rPr>
+              <w:t>program_counter</w:t>
+            </w:r>
+            <w:proofErr w:type="spellEnd"/>
+            <w:r>
+              <w:rPr>
+                <w:rFonts w:asciiTheme="minorHAnsi" w:hAnsiTheme="minorHAnsi" w:cstheme="minorHAnsi"/>
+                <w:sz w:val="22"/>
+                <w:szCs w:val="22"/>
+              </w:rPr>
+              <w:t xml:space="preserve"> pc(.clk(clk), .reset(reset), .</w:t>
+            </w:r>
+            <w:proofErr w:type="spellStart"/>
+            <w:r>
+              <w:rPr>
+                <w:rFonts w:asciiTheme="minorHAnsi" w:hAnsiTheme="minorHAnsi" w:cstheme="minorHAnsi"/>
+                <w:sz w:val="22"/>
+                <w:szCs w:val="22"/>
+              </w:rPr>
+              <w:t>addr</w:t>
+            </w:r>
+            <w:proofErr w:type="spellEnd"/>
+            <w:r>
+              <w:rPr>
+                <w:rFonts w:asciiTheme="minorHAnsi" w:hAnsiTheme="minorHAnsi" w:cstheme="minorHAnsi"/>
+                <w:sz w:val="22"/>
+                <w:szCs w:val="22"/>
+              </w:rPr>
+              <w:t>(</w:t>
+            </w:r>
+            <w:proofErr w:type="spellStart"/>
+            <w:r>
+              <w:rPr>
+                <w:rFonts w:asciiTheme="minorHAnsi" w:hAnsiTheme="minorHAnsi" w:cstheme="minorHAnsi"/>
+                <w:sz w:val="22"/>
+                <w:szCs w:val="22"/>
+              </w:rPr>
+              <w:t>addr</w:t>
+            </w:r>
+            <w:proofErr w:type="spellEnd"/>
+            <w:r>
+              <w:rPr>
+                <w:rFonts w:asciiTheme="minorHAnsi" w:hAnsiTheme="minorHAnsi" w:cstheme="minorHAnsi"/>
+                <w:sz w:val="22"/>
+                <w:szCs w:val="22"/>
+              </w:rPr>
+              <w:t>), .</w:t>
+            </w:r>
+            <w:proofErr w:type="spellStart"/>
+            <w:r>
+              <w:rPr>
+                <w:rFonts w:asciiTheme="minorHAnsi" w:hAnsiTheme="minorHAnsi" w:cstheme="minorHAnsi"/>
+                <w:sz w:val="22"/>
+                <w:szCs w:val="22"/>
+              </w:rPr>
+              <w:t>pc_out</w:t>
+            </w:r>
+            <w:proofErr w:type="spellEnd"/>
+            <w:r>
+              <w:rPr>
+                <w:rFonts w:asciiTheme="minorHAnsi" w:hAnsiTheme="minorHAnsi" w:cstheme="minorHAnsi"/>
+                <w:sz w:val="22"/>
+                <w:szCs w:val="22"/>
+              </w:rPr>
+              <w:t>(</w:t>
+            </w:r>
+            <w:proofErr w:type="spellStart"/>
+            <w:r>
+              <w:rPr>
+                <w:rFonts w:asciiTheme="minorHAnsi" w:hAnsiTheme="minorHAnsi" w:cstheme="minorHAnsi"/>
+                <w:sz w:val="22"/>
+                <w:szCs w:val="22"/>
+              </w:rPr>
+              <w:t>pc_out</w:t>
+            </w:r>
+            <w:proofErr w:type="spellEnd"/>
+            <w:r>
+              <w:rPr>
+                <w:rFonts w:asciiTheme="minorHAnsi" w:hAnsiTheme="minorHAnsi" w:cstheme="minorHAnsi"/>
+                <w:sz w:val="22"/>
+                <w:szCs w:val="22"/>
+              </w:rPr>
+              <w:t>));</w:t>
+            </w:r>
+          </w:p>
+          <w:p>
+            <w:pPr>
+              <w:pStyle w:val="ListParagraph"/>
+              <w:spacing w:before="0" w:beforeAutospacing="0" w:after="0" w:afterAutospacing="0"/>
+              <w:rPr>
+                <w:rFonts w:asciiTheme="minorHAnsi" w:hAnsiTheme="minorHAnsi" w:cstheme="minorHAnsi"/>
+                <w:sz w:val="22"/>
+                <w:szCs w:val="22"/>
+              </w:rPr>
+            </w:pPr>
+          </w:p>
+          <w:p>
+            <w:pPr>
+              <w:pStyle w:val="ListParagraph"/>
+              <w:spacing w:before="0" w:beforeAutospacing="0" w:after="0" w:afterAutospacing="0"/>
+              <w:rPr>
+                <w:rFonts w:asciiTheme="minorHAnsi" w:hAnsiTheme="minorHAnsi" w:cstheme="minorHAnsi"/>
+                <w:sz w:val="22"/>
+                <w:szCs w:val="22"/>
+              </w:rPr>
+            </w:pPr>
+            <w:proofErr w:type="spellStart"/>
+            <w:r>
+              <w:rPr>
+                <w:rFonts w:asciiTheme="minorHAnsi" w:hAnsiTheme="minorHAnsi" w:cstheme="minorHAnsi"/>
+                <w:sz w:val="22"/>
+                <w:szCs w:val="22"/>
+              </w:rPr>
+              <w:t>instruction_memory</w:t>
+            </w:r>
+            <w:proofErr w:type="spellEnd"/>
+            <w:r>
+              <w:rPr>
+                <w:rFonts w:asciiTheme="minorHAnsi" w:hAnsiTheme="minorHAnsi" w:cstheme="minorHAnsi"/>
+                <w:sz w:val="22"/>
+                <w:szCs w:val="22"/>
+              </w:rPr>
+              <w:t xml:space="preserve"> </w:t>
+            </w:r>
+            <w:proofErr w:type="spellStart"/>
+            <w:r>
+              <w:rPr>
+                <w:rFonts w:asciiTheme="minorHAnsi" w:hAnsiTheme="minorHAnsi" w:cstheme="minorHAnsi"/>
+                <w:sz w:val="22"/>
+                <w:szCs w:val="22"/>
+              </w:rPr>
+              <w:t>im</w:t>
+            </w:r>
+            <w:proofErr w:type="spellEnd"/>
+            <w:r>
+              <w:rPr>
+                <w:rFonts w:asciiTheme="minorHAnsi" w:hAnsiTheme="minorHAnsi" w:cstheme="minorHAnsi"/>
+                <w:sz w:val="22"/>
+                <w:szCs w:val="22"/>
+              </w:rPr>
+              <w:t>(.</w:t>
+            </w:r>
+            <w:proofErr w:type="spellStart"/>
+            <w:r>
+              <w:rPr>
+                <w:rFonts w:asciiTheme="minorHAnsi" w:hAnsiTheme="minorHAnsi" w:cstheme="minorHAnsi"/>
+                <w:sz w:val="22"/>
+                <w:szCs w:val="22"/>
+              </w:rPr>
+              <w:t>addr</w:t>
+            </w:r>
+            <w:proofErr w:type="spellEnd"/>
+            <w:r>
+              <w:rPr>
+                <w:rFonts w:asciiTheme="minorHAnsi" w:hAnsiTheme="minorHAnsi" w:cstheme="minorHAnsi"/>
+                <w:sz w:val="22"/>
+                <w:szCs w:val="22"/>
+              </w:rPr>
+              <w:t>(</w:t>
+            </w:r>
+            <w:proofErr w:type="spellStart"/>
+            <w:r>
+              <w:rPr>
+                <w:rFonts w:asciiTheme="minorHAnsi" w:hAnsiTheme="minorHAnsi" w:cstheme="minorHAnsi"/>
+                <w:sz w:val="22"/>
+                <w:szCs w:val="22"/>
+              </w:rPr>
+              <w:t>pc_out</w:t>
+            </w:r>
+            <w:proofErr w:type="spellEnd"/>
+            <w:r>
+              <w:rPr>
+                <w:rFonts w:asciiTheme="minorHAnsi" w:hAnsiTheme="minorHAnsi" w:cstheme="minorHAnsi"/>
+                <w:sz w:val="22"/>
+                <w:szCs w:val="22"/>
+              </w:rPr>
+              <w:t>), .instruction(instruction));</w:t>
+            </w:r>
+          </w:p>
+          <w:p>
+            <w:pPr>
+              <w:pStyle w:val="ListParagraph"/>
+              <w:spacing w:before="0" w:beforeAutospacing="0" w:after="0" w:afterAutospacing="0"/>
+              <w:rPr>
+                <w:rFonts w:asciiTheme="minorHAnsi" w:hAnsiTheme="minorHAnsi" w:cstheme="minorHAnsi"/>
+                <w:sz w:val="22"/>
+                <w:szCs w:val="22"/>
+              </w:rPr>
+            </w:pPr>
+          </w:p>
+          <w:p>
+            <w:pPr>
+              <w:pStyle w:val="ListParagraph"/>
+              <w:spacing w:before="0" w:beforeAutospacing="0" w:after="0" w:afterAutospacing="0"/>
+              <w:rPr>
+                <w:rFonts w:asciiTheme="minorHAnsi" w:hAnsiTheme="minorHAnsi" w:cstheme="minorHAnsi"/>
+                <w:sz w:val="22"/>
+                <w:szCs w:val="22"/>
+              </w:rPr>
+            </w:pPr>
+            <w:r>
+              <w:rPr>
+                <w:rFonts w:asciiTheme="minorHAnsi" w:hAnsiTheme="minorHAnsi" w:cstheme="minorHAnsi"/>
+                <w:sz w:val="22"/>
+                <w:szCs w:val="22"/>
+              </w:rPr>
+              <w:t>always begin</w:t>
+            </w:r>
+          </w:p>
+          <w:p>
+            <w:pPr>
+              <w:pStyle w:val="ListParagraph"/>
+              <w:spacing w:before="0" w:beforeAutospacing="0" w:after="0" w:afterAutospacing="0"/>
+              <w:rPr>
+                <w:rFonts w:asciiTheme="minorHAnsi" w:hAnsiTheme="minorHAnsi" w:cstheme="minorHAnsi"/>
+                <w:sz w:val="22"/>
+                <w:szCs w:val="22"/>
+              </w:rPr>
+            </w:pPr>
+            <w:r>
+              <w:rPr>
+                <w:rFonts w:asciiTheme="minorHAnsi" w:hAnsiTheme="minorHAnsi" w:cstheme="minorHAnsi"/>
+                <w:sz w:val="22"/>
+                <w:szCs w:val="22"/>
+              </w:rPr>
+              <w:t>#5 clk = ~clk;</w:t>
+            </w:r>
+          </w:p>
+          <w:p>
+            <w:pPr>
+              <w:pStyle w:val="ListParagraph"/>
+              <w:spacing w:before="0" w:beforeAutospacing="0" w:after="0" w:afterAutospacing="0"/>
+              <w:rPr>
+                <w:rFonts w:asciiTheme="minorHAnsi" w:hAnsiTheme="minorHAnsi" w:cstheme="minorHAnsi"/>
+                <w:sz w:val="22"/>
+                <w:szCs w:val="22"/>
+              </w:rPr>
+            </w:pPr>
+            <w:r>
+              <w:rPr>
+                <w:rFonts w:asciiTheme="minorHAnsi" w:hAnsiTheme="minorHAnsi" w:cstheme="minorHAnsi"/>
+                <w:sz w:val="22"/>
+                <w:szCs w:val="22"/>
+              </w:rPr>
+              <w:t>end</w:t>
+            </w:r>
+          </w:p>
+          <w:p>
+            <w:pPr>
+              <w:pStyle w:val="ListParagraph"/>
+              <w:spacing w:before="0" w:beforeAutospacing="0" w:after="0" w:afterAutospacing="0"/>
+              <w:rPr>
+                <w:rFonts w:asciiTheme="minorHAnsi" w:hAnsiTheme="minorHAnsi" w:cstheme="minorHAnsi"/>
+                <w:sz w:val="22"/>
+                <w:szCs w:val="22"/>
+              </w:rPr>
+            </w:pPr>
+          </w:p>
+          <w:p>
+            <w:pPr>
+              <w:pStyle w:val="ListParagraph"/>
+              <w:spacing w:before="0" w:beforeAutospacing="0" w:after="0" w:afterAutospacing="0"/>
+              <w:rPr>
+                <w:rFonts w:asciiTheme="minorHAnsi" w:hAnsiTheme="minorHAnsi" w:cstheme="minorHAnsi"/>
+                <w:sz w:val="22"/>
+                <w:szCs w:val="22"/>
+              </w:rPr>
+            </w:pPr>
+            <w:r>
+              <w:rPr>
+                <w:rFonts w:asciiTheme="minorHAnsi" w:hAnsiTheme="minorHAnsi" w:cstheme="minorHAnsi"/>
+                <w:sz w:val="22"/>
+                <w:szCs w:val="22"/>
+              </w:rPr>
+              <w:t xml:space="preserve">initial begin </w:t>
+            </w:r>
+          </w:p>
+          <w:p>
+            <w:pPr>
+              <w:pStyle w:val="ListParagraph"/>
+              <w:spacing w:before="0" w:beforeAutospacing="0" w:after="0" w:afterAutospacing="0"/>
+              <w:rPr>
+                <w:rFonts w:asciiTheme="minorHAnsi" w:hAnsiTheme="minorHAnsi" w:cstheme="minorHAnsi"/>
+                <w:sz w:val="22"/>
+                <w:szCs w:val="22"/>
+              </w:rPr>
+            </w:pPr>
+            <w:r>
+              <w:rPr>
+                <w:rFonts w:asciiTheme="minorHAnsi" w:hAnsiTheme="minorHAnsi" w:cstheme="minorHAnsi"/>
+                <w:sz w:val="22"/>
+                <w:szCs w:val="22"/>
+              </w:rPr>
+              <w:t>clk = 0;</w:t>
+            </w:r>
+          </w:p>
+          <w:p>
+            <w:pPr>
+              <w:pStyle w:val="ListParagraph"/>
+              <w:spacing w:before="0" w:beforeAutospacing="0" w:after="0" w:afterAutospacing="0"/>
+              <w:rPr>
+                <w:rFonts w:asciiTheme="minorHAnsi" w:hAnsiTheme="minorHAnsi" w:cstheme="minorHAnsi"/>
+                <w:sz w:val="22"/>
+                <w:szCs w:val="22"/>
+              </w:rPr>
+            </w:pPr>
+            <w:r>
+              <w:rPr>
+                <w:rFonts w:asciiTheme="minorHAnsi" w:hAnsiTheme="minorHAnsi" w:cstheme="minorHAnsi"/>
+                <w:sz w:val="22"/>
+                <w:szCs w:val="22"/>
+              </w:rPr>
+              <w:t>reset = 0;</w:t>
+            </w:r>
+          </w:p>
+          <w:p>
+            <w:pPr>
+              <w:pStyle w:val="ListParagraph"/>
+              <w:spacing w:before="0" w:beforeAutospacing="0" w:after="0" w:afterAutospacing="0"/>
+              <w:rPr>
+                <w:rFonts w:asciiTheme="minorHAnsi" w:hAnsiTheme="minorHAnsi" w:cstheme="minorHAnsi"/>
+                <w:sz w:val="22"/>
+                <w:szCs w:val="22"/>
+              </w:rPr>
+            </w:pPr>
+            <w:proofErr w:type="spellStart"/>
+            <w:r>
+              <w:rPr>
+                <w:rFonts w:asciiTheme="minorHAnsi" w:hAnsiTheme="minorHAnsi" w:cstheme="minorHAnsi"/>
+                <w:sz w:val="22"/>
+                <w:szCs w:val="22"/>
+              </w:rPr>
+              <w:t>addr</w:t>
+            </w:r>
+            <w:proofErr w:type="spellEnd"/>
+            <w:r>
+              <w:rPr>
+                <w:rFonts w:asciiTheme="minorHAnsi" w:hAnsiTheme="minorHAnsi" w:cstheme="minorHAnsi"/>
+                <w:sz w:val="22"/>
+                <w:szCs w:val="22"/>
+              </w:rPr>
+              <w:t xml:space="preserve"> = 0;</w:t>
+            </w:r>
+          </w:p>
+          <w:p>
+            <w:pPr>
+              <w:pStyle w:val="ListParagraph"/>
+              <w:spacing w:before="0" w:beforeAutospacing="0" w:after="0" w:afterAutospacing="0"/>
+              <w:rPr>
+                <w:rFonts w:asciiTheme="minorHAnsi" w:hAnsiTheme="minorHAnsi" w:cstheme="minorHAnsi"/>
+                <w:sz w:val="22"/>
+                <w:szCs w:val="22"/>
+              </w:rPr>
+            </w:pPr>
+          </w:p>
+          <w:p>
+            <w:pPr>
+              <w:pStyle w:val="ListParagraph"/>
+              <w:spacing w:before="0" w:beforeAutospacing="0" w:after="0" w:afterAutospacing="0"/>
+              <w:rPr>
+                <w:rFonts w:asciiTheme="minorHAnsi" w:hAnsiTheme="minorHAnsi" w:cstheme="minorHAnsi"/>
+                <w:sz w:val="22"/>
+                <w:szCs w:val="22"/>
+              </w:rPr>
+            </w:pPr>
+            <w:r>
+              <w:rPr>
+                <w:rFonts w:asciiTheme="minorHAnsi" w:hAnsiTheme="minorHAnsi" w:cstheme="minorHAnsi"/>
+                <w:sz w:val="22"/>
+                <w:szCs w:val="22"/>
+              </w:rPr>
+              <w:t>reset = 1;</w:t>
+            </w:r>
+          </w:p>
+          <w:p>
+            <w:pPr>
+              <w:pStyle w:val="ListParagraph"/>
+              <w:spacing w:before="0" w:beforeAutospacing="0" w:after="0" w:afterAutospacing="0"/>
+              <w:rPr>
+                <w:rFonts w:asciiTheme="minorHAnsi" w:hAnsiTheme="minorHAnsi" w:cstheme="minorHAnsi"/>
+                <w:sz w:val="22"/>
+                <w:szCs w:val="22"/>
+              </w:rPr>
+            </w:pPr>
+            <w:r>
+              <w:rPr>
+                <w:rFonts w:asciiTheme="minorHAnsi" w:hAnsiTheme="minorHAnsi" w:cstheme="minorHAnsi"/>
+                <w:sz w:val="22"/>
+                <w:szCs w:val="22"/>
+              </w:rPr>
+              <w:t>#10 reset = 0;</w:t>
+            </w:r>
+          </w:p>
+          <w:p>
+            <w:pPr>
+              <w:pStyle w:val="ListParagraph"/>
+              <w:spacing w:before="0" w:beforeAutospacing="0" w:after="0" w:afterAutospacing="0"/>
+              <w:rPr>
+                <w:rFonts w:asciiTheme="minorHAnsi" w:hAnsiTheme="minorHAnsi" w:cstheme="minorHAnsi"/>
+                <w:sz w:val="22"/>
+                <w:szCs w:val="22"/>
+              </w:rPr>
+            </w:pPr>
+          </w:p>
+          <w:p>
+            <w:pPr>
+              <w:pStyle w:val="ListParagraph"/>
+              <w:spacing w:before="0" w:beforeAutospacing="0" w:after="0" w:afterAutospacing="0"/>
+              <w:rPr>
+                <w:rFonts w:asciiTheme="minorHAnsi" w:hAnsiTheme="minorHAnsi" w:cstheme="minorHAnsi"/>
+                <w:sz w:val="22"/>
+                <w:szCs w:val="22"/>
+              </w:rPr>
+            </w:pPr>
+            <w:r>
+              <w:rPr>
+                <w:rFonts w:asciiTheme="minorHAnsi" w:hAnsiTheme="minorHAnsi" w:cstheme="minorHAnsi"/>
+                <w:sz w:val="22"/>
+                <w:szCs w:val="22"/>
+              </w:rPr>
+              <w:t xml:space="preserve">#10 </w:t>
+            </w:r>
+            <w:proofErr w:type="spellStart"/>
+            <w:r>
+              <w:rPr>
+                <w:rFonts w:asciiTheme="minorHAnsi" w:hAnsiTheme="minorHAnsi" w:cstheme="minorHAnsi"/>
+                <w:sz w:val="22"/>
+                <w:szCs w:val="22"/>
+              </w:rPr>
+              <w:t>addr</w:t>
+            </w:r>
+            <w:proofErr w:type="spellEnd"/>
+            <w:r>
+              <w:rPr>
+                <w:rFonts w:asciiTheme="minorHAnsi" w:hAnsiTheme="minorHAnsi" w:cstheme="minorHAnsi"/>
+                <w:sz w:val="22"/>
+                <w:szCs w:val="22"/>
+              </w:rPr>
+              <w:t xml:space="preserve"> = 1;</w:t>
+            </w:r>
+          </w:p>
+          <w:p>
+            <w:pPr>
+              <w:pStyle w:val="ListParagraph"/>
+              <w:spacing w:before="0" w:beforeAutospacing="0" w:after="0" w:afterAutospacing="0"/>
+              <w:rPr>
+                <w:rFonts w:asciiTheme="minorHAnsi" w:hAnsiTheme="minorHAnsi" w:cstheme="minorHAnsi"/>
+                <w:sz w:val="22"/>
+                <w:szCs w:val="22"/>
+              </w:rPr>
+            </w:pPr>
+            <w:r>
+              <w:rPr>
+                <w:rFonts w:asciiTheme="minorHAnsi" w:hAnsiTheme="minorHAnsi" w:cstheme="minorHAnsi"/>
+                <w:sz w:val="22"/>
+                <w:szCs w:val="22"/>
+              </w:rPr>
+              <w:t xml:space="preserve">#10 </w:t>
+            </w:r>
+            <w:proofErr w:type="spellStart"/>
+            <w:r>
+              <w:rPr>
+                <w:rFonts w:asciiTheme="minorHAnsi" w:hAnsiTheme="minorHAnsi" w:cstheme="minorHAnsi"/>
+                <w:sz w:val="22"/>
+                <w:szCs w:val="22"/>
+              </w:rPr>
+              <w:t>addr</w:t>
+            </w:r>
+            <w:proofErr w:type="spellEnd"/>
+            <w:r>
+              <w:rPr>
+                <w:rFonts w:asciiTheme="minorHAnsi" w:hAnsiTheme="minorHAnsi" w:cstheme="minorHAnsi"/>
+                <w:sz w:val="22"/>
+                <w:szCs w:val="22"/>
+              </w:rPr>
+              <w:t xml:space="preserve"> = 2;</w:t>
+            </w:r>
+          </w:p>
+          <w:p>
+            <w:pPr>
+              <w:pStyle w:val="ListParagraph"/>
+              <w:spacing w:before="0" w:beforeAutospacing="0" w:after="0" w:afterAutospacing="0"/>
+              <w:rPr>
+                <w:rFonts w:asciiTheme="minorHAnsi" w:hAnsiTheme="minorHAnsi" w:cstheme="minorHAnsi"/>
+                <w:sz w:val="22"/>
+                <w:szCs w:val="22"/>
+              </w:rPr>
+            </w:pPr>
+            <w:r>
+              <w:rPr>
+                <w:rFonts w:asciiTheme="minorHAnsi" w:hAnsiTheme="minorHAnsi" w:cstheme="minorHAnsi"/>
+                <w:sz w:val="22"/>
+                <w:szCs w:val="22"/>
+              </w:rPr>
+              <w:t xml:space="preserve">#10 </w:t>
+            </w:r>
+            <w:proofErr w:type="spellStart"/>
+            <w:r>
+              <w:rPr>
+                <w:rFonts w:asciiTheme="minorHAnsi" w:hAnsiTheme="minorHAnsi" w:cstheme="minorHAnsi"/>
+                <w:sz w:val="22"/>
+                <w:szCs w:val="22"/>
+              </w:rPr>
+              <w:t>addr</w:t>
+            </w:r>
+            <w:proofErr w:type="spellEnd"/>
+            <w:r>
+              <w:rPr>
+                <w:rFonts w:asciiTheme="minorHAnsi" w:hAnsiTheme="minorHAnsi" w:cstheme="minorHAnsi"/>
+                <w:sz w:val="22"/>
+                <w:szCs w:val="22"/>
+              </w:rPr>
+              <w:t xml:space="preserve"> = 3;</w:t>
+            </w:r>
+          </w:p>
+          <w:p>
+            <w:pPr>
+              <w:pStyle w:val="ListParagraph"/>
+              <w:spacing w:before="0" w:beforeAutospacing="0" w:after="0" w:afterAutospacing="0"/>
+              <w:rPr>
+                <w:rFonts w:asciiTheme="minorHAnsi" w:hAnsiTheme="minorHAnsi" w:cstheme="minorHAnsi"/>
+                <w:sz w:val="22"/>
+                <w:szCs w:val="22"/>
+              </w:rPr>
+            </w:pPr>
+            <w:r>
+              <w:rPr>
+                <w:rFonts w:asciiTheme="minorHAnsi" w:hAnsiTheme="minorHAnsi" w:cstheme="minorHAnsi"/>
+                <w:sz w:val="22"/>
+                <w:szCs w:val="22"/>
+              </w:rPr>
+              <w:t xml:space="preserve">#10 </w:t>
+            </w:r>
+            <w:proofErr w:type="spellStart"/>
+            <w:r>
+              <w:rPr>
+                <w:rFonts w:asciiTheme="minorHAnsi" w:hAnsiTheme="minorHAnsi" w:cstheme="minorHAnsi"/>
+                <w:sz w:val="22"/>
+                <w:szCs w:val="22"/>
+              </w:rPr>
+              <w:t>addr</w:t>
+            </w:r>
+            <w:proofErr w:type="spellEnd"/>
+            <w:r>
+              <w:rPr>
+                <w:rFonts w:asciiTheme="minorHAnsi" w:hAnsiTheme="minorHAnsi" w:cstheme="minorHAnsi"/>
+                <w:sz w:val="22"/>
+                <w:szCs w:val="22"/>
+              </w:rPr>
+              <w:t xml:space="preserve"> = 0;</w:t>
+            </w:r>
+          </w:p>
+          <w:p>
+            <w:pPr>
+              <w:pStyle w:val="ListParagraph"/>
+              <w:spacing w:before="0" w:beforeAutospacing="0" w:after="0" w:afterAutospacing="0"/>
+              <w:rPr>
+                <w:rFonts w:asciiTheme="minorHAnsi" w:hAnsiTheme="minorHAnsi" w:cstheme="minorHAnsi"/>
+                <w:sz w:val="22"/>
+                <w:szCs w:val="22"/>
+              </w:rPr>
+            </w:pPr>
+          </w:p>
+          <w:p>
+            <w:pPr>
+              <w:pStyle w:val="ListParagraph"/>
+              <w:spacing w:before="0" w:beforeAutospacing="0" w:after="0" w:afterAutospacing="0"/>
+              <w:rPr>
+                <w:rFonts w:asciiTheme="minorHAnsi" w:hAnsiTheme="minorHAnsi" w:cstheme="minorHAnsi"/>
+                <w:sz w:val="22"/>
+                <w:szCs w:val="22"/>
+              </w:rPr>
+            </w:pPr>
+            <w:r>
+              <w:rPr>
+                <w:rFonts w:asciiTheme="minorHAnsi" w:hAnsiTheme="minorHAnsi" w:cstheme="minorHAnsi"/>
+                <w:sz w:val="22"/>
+                <w:szCs w:val="22"/>
+              </w:rPr>
+              <w:t>end</w:t>
+            </w:r>
+          </w:p>
+          <w:p>
+            <w:pPr>
+              <w:pStyle w:val="ListParagraph"/>
+              <w:spacing w:before="0" w:beforeAutospacing="0" w:after="0" w:afterAutospacing="0"/>
+              <w:rPr>
+                <w:rFonts w:asciiTheme="minorHAnsi" w:hAnsiTheme="minorHAnsi" w:cstheme="minorHAnsi"/>
+                <w:sz w:val="22"/>
+                <w:szCs w:val="22"/>
+              </w:rPr>
+            </w:pPr>
+          </w:p>
+          <w:p>
+            <w:pPr>
+              <w:pStyle w:val="ListParagraph"/>
+              <w:spacing w:before="0" w:beforeAutospacing="0" w:after="0" w:afterAutospacing="0"/>
+              <w:rPr>
+                <w:rFonts w:asciiTheme="minorHAnsi" w:hAnsiTheme="minorHAnsi" w:cstheme="minorHAnsi"/>
+                <w:sz w:val="22"/>
+                <w:szCs w:val="22"/>
+              </w:rPr>
+            </w:pPr>
+            <w:proofErr w:type="spellStart"/>
+            <w:r>
+              <w:rPr>
+                <w:rFonts w:asciiTheme="minorHAnsi" w:hAnsiTheme="minorHAnsi" w:cstheme="minorHAnsi"/>
+                <w:sz w:val="22"/>
+                <w:szCs w:val="22"/>
+              </w:rPr>
+              <w:t>endmodule</w:t>
+            </w:r>
+            <w:proofErr w:type="spellEnd"/>
+            <w:r>
+              <w:rPr>
+                <w:rFonts w:asciiTheme="minorHAnsi" w:hAnsiTheme="minorHAnsi" w:cstheme="minorHAnsi"/>
+                <w:sz w:val="22"/>
+                <w:szCs w:val="22"/>
+              </w:rPr>
+              <w:t xml:space="preserve"> </w:t>
+            </w:r>
+          </w:p>
+          <w:p>
+            <w:pPr>
+              <w:pStyle w:val="ListParagraph"/>
+              <w:spacing w:before="0" w:beforeAutospacing="0" w:after="0" w:afterAutospacing="0"/>
+              <w:rPr>
+                <w:rFonts w:asciiTheme="minorHAnsi" w:hAnsiTheme="minorHAnsi" w:cstheme="minorHAnsi"/>
+                <w:sz w:val="22"/>
+                <w:szCs w:val="22"/>
+              </w:rPr>
+            </w:pPr>
+          </w:p>
+          <w:p>
+            <w:pPr>
+              <w:pStyle w:val="ListParagraph"/>
+              <w:spacing w:before="0" w:beforeAutospacing="0" w:after="0" w:afterAutospacing="0"/>
+              <w:rPr>
+                <w:rFonts w:asciiTheme="minorHAnsi" w:hAnsiTheme="minorHAnsi" w:cstheme="minorHAnsi"/>
+                <w:sz w:val="22"/>
+                <w:szCs w:val="22"/>
+              </w:rPr>
+            </w:pPr>
+          </w:p>
+          <w:p>
+            <w:pPr>
+              <w:pStyle w:val="ListParagraph"/>
+              <w:spacing w:before="0" w:beforeAutospacing="0" w:after="0" w:afterAutospacing="0"/>
               <w:rPr>
                 <w:rFonts w:asciiTheme="minorHAnsi" w:hAnsiTheme="minorHAnsi" w:cstheme="minorHAnsi"/>
                 <w:sz w:val="22"/>
@@ -1690,6 +3306,7 @@
                 <w:sz w:val="26"/>
                 <w:szCs w:val="26"/>
               </w:rPr>
+              <w:lastRenderedPageBreak/>
               <w:t>Output:</w:t>
             </w:r>
           </w:p>
@@ -1703,131 +3320,60 @@
           <w:p>
             <w:pPr>
               <w:pStyle w:val="ListParagraph"/>
-              <w:rPr>
-                <w:rFonts w:asciiTheme="minorHAnsi" w:hAnsiTheme="minorHAnsi" w:cstheme="minorHAnsi"/>
-                <w:sz w:val="22"/>
-                <w:szCs w:val="22"/>
-              </w:rPr>
-            </w:pPr>
-            <w:r>
-              <w:rPr>
-                <w:rFonts w:asciiTheme="minorHAnsi" w:hAnsiTheme="minorHAnsi" w:cstheme="minorHAnsi"/>
-                <w:sz w:val="22"/>
-                <w:szCs w:val="22"/>
-              </w:rPr>
-              <w:t xml:space="preserve">// Import </w:t>
-            </w:r>
-            <w:r>
-              <w:rPr>
-                <w:rFonts w:asciiTheme="minorHAnsi" w:hAnsiTheme="minorHAnsi" w:cstheme="minorHAnsi"/>
-                <w:sz w:val="22"/>
-                <w:szCs w:val="22"/>
-              </w:rPr>
-              <w:t>output</w:t>
-            </w:r>
-            <w:r>
-              <w:rPr>
-                <w:rFonts w:asciiTheme="minorHAnsi" w:hAnsiTheme="minorHAnsi" w:cstheme="minorHAnsi"/>
-                <w:sz w:val="22"/>
-                <w:szCs w:val="22"/>
-              </w:rPr>
-              <w:t xml:space="preserve"> here </w:t>
-            </w:r>
-            <w:r>
-              <w:rPr>
-                <w:rFonts w:ascii="Segoe UI Symbol" w:hAnsi="Segoe UI Symbol" w:cs="Segoe UI Symbol"/>
-                <w:color w:val="474747"/>
-                <w:shd w:val="clear" w:color="auto" w:fill="FFFFFF"/>
-              </w:rPr>
-              <w:t>👇</w:t>
-            </w:r>
-          </w:p>
-          <w:p>
-            <w:pPr>
-              <w:pStyle w:val="ListParagraph"/>
-              <w:spacing w:before="0" w:beforeAutospacing="0" w:after="0" w:afterAutospacing="0"/>
-              <w:rPr>
-                <w:rFonts w:asciiTheme="minorHAnsi" w:hAnsiTheme="minorHAnsi" w:cstheme="minorHAnsi"/>
-                <w:sz w:val="22"/>
-                <w:szCs w:val="22"/>
-              </w:rPr>
-            </w:pPr>
-          </w:p>
-          <w:p>
-            <w:pPr>
-              <w:pStyle w:val="ListParagraph"/>
-              <w:spacing w:before="0" w:beforeAutospacing="0" w:after="0" w:afterAutospacing="0"/>
-              <w:rPr>
-                <w:rFonts w:asciiTheme="minorHAnsi" w:hAnsiTheme="minorHAnsi" w:cstheme="minorHAnsi"/>
-                <w:sz w:val="22"/>
-                <w:szCs w:val="22"/>
-              </w:rPr>
-            </w:pPr>
-          </w:p>
-          <w:p>
-            <w:pPr>
-              <w:pStyle w:val="ListParagraph"/>
-              <w:spacing w:before="0" w:beforeAutospacing="0" w:after="0" w:afterAutospacing="0"/>
-              <w:rPr>
-                <w:rFonts w:asciiTheme="minorHAnsi" w:hAnsiTheme="minorHAnsi" w:cstheme="minorHAnsi"/>
-                <w:sz w:val="22"/>
-                <w:szCs w:val="22"/>
-              </w:rPr>
-            </w:pPr>
-          </w:p>
-          <w:p>
-            <w:pPr>
-              <w:pStyle w:val="ListParagraph"/>
-              <w:spacing w:before="0" w:beforeAutospacing="0" w:after="0" w:afterAutospacing="0"/>
-              <w:rPr>
-                <w:rFonts w:asciiTheme="minorHAnsi" w:hAnsiTheme="minorHAnsi" w:cstheme="minorHAnsi"/>
-                <w:sz w:val="22"/>
-                <w:szCs w:val="22"/>
-              </w:rPr>
-            </w:pPr>
-          </w:p>
-          <w:p>
-            <w:pPr>
-              <w:pStyle w:val="ListParagraph"/>
-              <w:spacing w:before="0" w:beforeAutospacing="0" w:after="240" w:afterAutospacing="0"/>
-              <w:rPr>
-                <w:rFonts w:asciiTheme="minorHAnsi" w:hAnsiTheme="minorHAnsi" w:cstheme="minorHAnsi"/>
-                <w:sz w:val="22"/>
-                <w:szCs w:val="22"/>
-              </w:rPr>
-            </w:pPr>
+              <w:spacing w:before="0" w:beforeAutospacing="0" w:after="0" w:afterAutospacing="0"/>
+              <w:rPr>
+                <w:rFonts w:asciiTheme="minorHAnsi" w:hAnsiTheme="minorHAnsi" w:cstheme="minorHAnsi"/>
+                <w:sz w:val="22"/>
+                <w:szCs w:val="22"/>
+              </w:rPr>
+            </w:pPr>
+            <w:r>
+              <w:rPr>
+                <w:rFonts w:asciiTheme="minorHAnsi" w:hAnsiTheme="minorHAnsi" w:cstheme="minorHAnsi"/>
+                <w:noProof/>
+                <w:sz w:val="22"/>
+                <w:szCs w:val="22"/>
+              </w:rPr>
+              <w:drawing>
+                <wp:inline distT="0" distB="0" distL="0" distR="0" wp14:anchorId="37175B7A" wp14:editId="161D24B9">
+                  <wp:extent cx="6189345" cy="2044065"/>
+                  <wp:effectExtent l="0" t="0" r="1905" b="0"/>
+                  <wp:docPr id="119848761" name="Picture 1"/>
+                  <wp:cNvGraphicFramePr>
+                    <a:graphicFrameLocks xmlns:a="http://schemas.openxmlformats.org/drawingml/2006/main" noChangeAspect="1"/>
+                  </wp:cNvGraphicFramePr>
+                  <a:graphic xmlns:a="http://schemas.openxmlformats.org/drawingml/2006/main">
+                    <a:graphicData uri="http://schemas.openxmlformats.org/drawingml/2006/picture">
+                      <pic:pic xmlns:pic="http://schemas.openxmlformats.org/drawingml/2006/picture">
+                        <pic:nvPicPr>
+                          <pic:cNvPr id="119848761" name=""/>
+                          <pic:cNvPicPr/>
+                        </pic:nvPicPr>
+                        <pic:blipFill>
+                          <a:blip r:embed="rId9"/>
+                          <a:stretch>
+                            <a:fillRect/>
+                          </a:stretch>
+                        </pic:blipFill>
+                        <pic:spPr>
+                          <a:xfrm>
+                            <a:off x="0" y="0"/>
+                            <a:ext cx="6189345" cy="2044065"/>
+                          </a:xfrm>
+                          <a:prstGeom prst="rect">
+                            <a:avLst/>
+                          </a:prstGeom>
+                        </pic:spPr>
+                      </pic:pic>
+                    </a:graphicData>
+                  </a:graphic>
+                </wp:inline>
+              </w:drawing>
+            </w:r>
           </w:p>
         </w:tc>
       </w:tr>
     </w:tbl>
-    <w:p>
-      <w:pPr>
-        <w:pStyle w:val="ListParagraph"/>
-        <w:rPr>
-          <w:rFonts w:asciiTheme="minorHAnsi" w:hAnsiTheme="minorHAnsi" w:cstheme="minorHAnsi"/>
-          <w:sz w:val="22"/>
-          <w:szCs w:val="22"/>
-        </w:rPr>
-      </w:pPr>
-    </w:p>
-    <w:p>
-      <w:pPr>
-        <w:spacing w:after="200" w:line="276" w:lineRule="auto"/>
-        <w:rPr>
-          <w:rFonts w:asciiTheme="minorHAnsi" w:hAnsiTheme="minorHAnsi" w:cstheme="minorHAnsi"/>
-          <w:sz w:val="22"/>
-          <w:szCs w:val="22"/>
-        </w:rPr>
-      </w:pPr>
-      <w:r>
-        <w:rPr>
-          <w:rFonts w:asciiTheme="minorHAnsi" w:hAnsiTheme="minorHAnsi" w:cstheme="minorHAnsi"/>
-          <w:sz w:val="22"/>
-          <w:szCs w:val="22"/>
-        </w:rPr>
-        <w:br w:type="page"/>
-      </w:r>
-    </w:p>
     <w:p>
       <w:pPr>
         <w:rPr>
@@ -1930,51 +3476,16 @@
                 <w:sz w:val="22"/>
                 <w:szCs w:val="22"/>
               </w:rPr>
-              <w:t xml:space="preserve">// Write description of the task here </w:t>
-            </w:r>
-            <w:r>
-              <w:rPr>
-                <w:rFonts w:ascii="Segoe UI Symbol" w:hAnsi="Segoe UI Symbol" w:cs="Segoe UI Symbol"/>
-                <w:sz w:val="22"/>
-                <w:szCs w:val="22"/>
-              </w:rPr>
-              <w:t>👇</w:t>
-            </w:r>
-            <w:r>
-              <w:rPr>
-                <w:rFonts w:asciiTheme="minorHAnsi" w:hAnsiTheme="minorHAnsi" w:cstheme="minorHAnsi"/>
-                <w:sz w:val="22"/>
-                <w:szCs w:val="22"/>
-              </w:rPr>
-              <w:t xml:space="preserve"> (max. five </w:t>
-            </w:r>
-            <w:r>
-              <w:rPr>
-                <w:rFonts w:asciiTheme="minorHAnsi" w:hAnsiTheme="minorHAnsi" w:cstheme="minorHAnsi"/>
-                <w:sz w:val="22"/>
-                <w:szCs w:val="22"/>
-              </w:rPr>
-              <w:t xml:space="preserve">to seven </w:t>
-            </w:r>
-            <w:r>
-              <w:rPr>
-                <w:rFonts w:asciiTheme="minorHAnsi" w:hAnsiTheme="minorHAnsi" w:cstheme="minorHAnsi"/>
-                <w:sz w:val="22"/>
-                <w:szCs w:val="22"/>
-              </w:rPr>
-              <w:t>lines)</w:t>
-            </w:r>
-          </w:p>
-          <w:p>
-            <w:pPr>
-              <w:pStyle w:val="ListParagraph"/>
-              <w:spacing w:before="120" w:beforeAutospacing="0" w:after="120" w:afterAutospacing="0"/>
-              <w:rPr>
-                <w:rFonts w:asciiTheme="minorHAnsi" w:hAnsiTheme="minorHAnsi" w:cstheme="minorHAnsi"/>
-                <w:sz w:val="22"/>
-                <w:szCs w:val="22"/>
-              </w:rPr>
-            </w:pPr>
+              <w:t xml:space="preserve">In this task, we did the same thing as in Task 1, except instead of setting the address manually, we incremented it automatically by 1 at every rising clock edge. </w:t>
+            </w:r>
+            <w:r>
+              <w:rPr>
+                <w:rFonts w:asciiTheme="minorHAnsi" w:hAnsiTheme="minorHAnsi" w:cstheme="minorHAnsi"/>
+                <w:sz w:val="22"/>
+                <w:szCs w:val="22"/>
+              </w:rPr>
+              <w:t>After an invalid address is provided, the module returns a default instruction that is 8’b00000000.</w:t>
+            </w:r>
           </w:p>
           <w:p>
             <w:pPr>
@@ -2027,66 +3538,1569 @@
           <w:p>
             <w:pPr>
               <w:pStyle w:val="ListParagraph"/>
-              <w:rPr>
-                <w:rFonts w:ascii="Segoe UI Symbol" w:hAnsi="Segoe UI Symbol" w:cs="Segoe UI Symbol"/>
-                <w:color w:val="474747"/>
-                <w:shd w:val="clear" w:color="auto" w:fill="FFFFFF"/>
-              </w:rPr>
-            </w:pPr>
-            <w:r>
-              <w:rPr>
-                <w:rFonts w:asciiTheme="minorHAnsi" w:hAnsiTheme="minorHAnsi" w:cstheme="minorHAnsi"/>
-                <w:sz w:val="22"/>
-                <w:szCs w:val="22"/>
-              </w:rPr>
-              <w:t xml:space="preserve">// Paste source code here </w:t>
-            </w:r>
-            <w:r>
-              <w:rPr>
-                <w:rFonts w:ascii="Segoe UI Symbol" w:hAnsi="Segoe UI Symbol" w:cs="Segoe UI Symbol"/>
-                <w:color w:val="474747"/>
-                <w:shd w:val="clear" w:color="auto" w:fill="FFFFFF"/>
-              </w:rPr>
-              <w:t>👇</w:t>
-            </w:r>
-          </w:p>
-          <w:p>
-            <w:pPr>
-              <w:pStyle w:val="ListParagraph"/>
-              <w:spacing w:before="0" w:beforeAutospacing="0" w:after="0" w:afterAutospacing="0"/>
-              <w:rPr>
-                <w:rFonts w:asciiTheme="minorHAnsi" w:hAnsiTheme="minorHAnsi" w:cstheme="minorHAnsi"/>
-                <w:sz w:val="22"/>
-                <w:szCs w:val="22"/>
-              </w:rPr>
-            </w:pPr>
-          </w:p>
-          <w:p>
-            <w:pPr>
-              <w:pStyle w:val="ListParagraph"/>
-              <w:spacing w:before="0" w:beforeAutospacing="0" w:after="0" w:afterAutospacing="0"/>
-              <w:rPr>
-                <w:rFonts w:asciiTheme="minorHAnsi" w:hAnsiTheme="minorHAnsi" w:cstheme="minorHAnsi"/>
-                <w:sz w:val="22"/>
-                <w:szCs w:val="22"/>
-              </w:rPr>
-            </w:pPr>
-          </w:p>
-          <w:p>
-            <w:pPr>
-              <w:pStyle w:val="ListParagraph"/>
-              <w:spacing w:before="0" w:beforeAutospacing="0" w:after="0" w:afterAutospacing="0"/>
-              <w:rPr>
-                <w:rFonts w:asciiTheme="minorHAnsi" w:hAnsiTheme="minorHAnsi" w:cstheme="minorHAnsi"/>
-                <w:sz w:val="22"/>
-                <w:szCs w:val="22"/>
-              </w:rPr>
-            </w:pPr>
-          </w:p>
-          <w:p>
-            <w:pPr>
-              <w:pStyle w:val="ListParagraph"/>
-              <w:spacing w:before="0" w:beforeAutospacing="0" w:after="240" w:afterAutospacing="0"/>
+              <w:spacing w:before="0" w:beforeAutospacing="0" w:after="0" w:afterAutospacing="0"/>
+              <w:rPr>
+                <w:rFonts w:asciiTheme="minorHAnsi" w:hAnsiTheme="minorHAnsi" w:cstheme="minorHAnsi"/>
+                <w:sz w:val="22"/>
+                <w:szCs w:val="22"/>
+              </w:rPr>
+            </w:pPr>
+            <w:r>
+              <w:rPr>
+                <w:rFonts w:asciiTheme="minorHAnsi" w:hAnsiTheme="minorHAnsi" w:cstheme="minorHAnsi"/>
+                <w:sz w:val="22"/>
+                <w:szCs w:val="22"/>
+              </w:rPr>
+              <w:t xml:space="preserve">module </w:t>
+            </w:r>
+            <w:proofErr w:type="spellStart"/>
+            <w:r>
+              <w:rPr>
+                <w:rFonts w:asciiTheme="minorHAnsi" w:hAnsiTheme="minorHAnsi" w:cstheme="minorHAnsi"/>
+                <w:sz w:val="22"/>
+                <w:szCs w:val="22"/>
+              </w:rPr>
+              <w:t>program_counter</w:t>
+            </w:r>
+            <w:proofErr w:type="spellEnd"/>
+            <w:r>
+              <w:rPr>
+                <w:rFonts w:asciiTheme="minorHAnsi" w:hAnsiTheme="minorHAnsi" w:cstheme="minorHAnsi"/>
+                <w:sz w:val="22"/>
+                <w:szCs w:val="22"/>
+              </w:rPr>
+              <w:t xml:space="preserve">(clk, reset, </w:t>
+            </w:r>
+            <w:proofErr w:type="spellStart"/>
+            <w:r>
+              <w:rPr>
+                <w:rFonts w:asciiTheme="minorHAnsi" w:hAnsiTheme="minorHAnsi" w:cstheme="minorHAnsi"/>
+                <w:sz w:val="22"/>
+                <w:szCs w:val="22"/>
+              </w:rPr>
+              <w:t>pc_out</w:t>
+            </w:r>
+            <w:proofErr w:type="spellEnd"/>
+            <w:r>
+              <w:rPr>
+                <w:rFonts w:asciiTheme="minorHAnsi" w:hAnsiTheme="minorHAnsi" w:cstheme="minorHAnsi"/>
+                <w:sz w:val="22"/>
+                <w:szCs w:val="22"/>
+              </w:rPr>
+              <w:t>);</w:t>
+            </w:r>
+          </w:p>
+          <w:p>
+            <w:pPr>
+              <w:pStyle w:val="ListParagraph"/>
+              <w:spacing w:before="0" w:beforeAutospacing="0" w:after="0" w:afterAutospacing="0"/>
+              <w:rPr>
+                <w:rFonts w:asciiTheme="minorHAnsi" w:hAnsiTheme="minorHAnsi" w:cstheme="minorHAnsi"/>
+                <w:sz w:val="22"/>
+                <w:szCs w:val="22"/>
+              </w:rPr>
+            </w:pPr>
+          </w:p>
+          <w:p>
+            <w:pPr>
+              <w:pStyle w:val="ListParagraph"/>
+              <w:spacing w:before="0" w:beforeAutospacing="0" w:after="0" w:afterAutospacing="0"/>
+              <w:rPr>
+                <w:rFonts w:asciiTheme="minorHAnsi" w:hAnsiTheme="minorHAnsi" w:cstheme="minorHAnsi"/>
+                <w:sz w:val="22"/>
+                <w:szCs w:val="22"/>
+              </w:rPr>
+            </w:pPr>
+            <w:r>
+              <w:rPr>
+                <w:rFonts w:asciiTheme="minorHAnsi" w:hAnsiTheme="minorHAnsi" w:cstheme="minorHAnsi"/>
+                <w:sz w:val="22"/>
+                <w:szCs w:val="22"/>
+              </w:rPr>
+              <w:t>input clk;</w:t>
+            </w:r>
+          </w:p>
+          <w:p>
+            <w:pPr>
+              <w:pStyle w:val="ListParagraph"/>
+              <w:spacing w:before="0" w:beforeAutospacing="0" w:after="0" w:afterAutospacing="0"/>
+              <w:rPr>
+                <w:rFonts w:asciiTheme="minorHAnsi" w:hAnsiTheme="minorHAnsi" w:cstheme="minorHAnsi"/>
+                <w:sz w:val="22"/>
+                <w:szCs w:val="22"/>
+              </w:rPr>
+            </w:pPr>
+            <w:r>
+              <w:rPr>
+                <w:rFonts w:asciiTheme="minorHAnsi" w:hAnsiTheme="minorHAnsi" w:cstheme="minorHAnsi"/>
+                <w:sz w:val="22"/>
+                <w:szCs w:val="22"/>
+              </w:rPr>
+              <w:t>input reset;</w:t>
+            </w:r>
+          </w:p>
+          <w:p>
+            <w:pPr>
+              <w:pStyle w:val="ListParagraph"/>
+              <w:spacing w:before="0" w:beforeAutospacing="0" w:after="0" w:afterAutospacing="0"/>
+              <w:rPr>
+                <w:rFonts w:asciiTheme="minorHAnsi" w:hAnsiTheme="minorHAnsi" w:cstheme="minorHAnsi"/>
+                <w:sz w:val="22"/>
+                <w:szCs w:val="22"/>
+              </w:rPr>
+            </w:pPr>
+            <w:r>
+              <w:rPr>
+                <w:rFonts w:asciiTheme="minorHAnsi" w:hAnsiTheme="minorHAnsi" w:cstheme="minorHAnsi"/>
+                <w:sz w:val="22"/>
+                <w:szCs w:val="22"/>
+              </w:rPr>
+              <w:t xml:space="preserve">//input [3:0] </w:t>
+            </w:r>
+            <w:proofErr w:type="spellStart"/>
+            <w:r>
+              <w:rPr>
+                <w:rFonts w:asciiTheme="minorHAnsi" w:hAnsiTheme="minorHAnsi" w:cstheme="minorHAnsi"/>
+                <w:sz w:val="22"/>
+                <w:szCs w:val="22"/>
+              </w:rPr>
+              <w:t>addr</w:t>
+            </w:r>
+            <w:proofErr w:type="spellEnd"/>
+            <w:r>
+              <w:rPr>
+                <w:rFonts w:asciiTheme="minorHAnsi" w:hAnsiTheme="minorHAnsi" w:cstheme="minorHAnsi"/>
+                <w:sz w:val="22"/>
+                <w:szCs w:val="22"/>
+              </w:rPr>
+              <w:t>;</w:t>
+            </w:r>
+          </w:p>
+          <w:p>
+            <w:pPr>
+              <w:pStyle w:val="ListParagraph"/>
+              <w:spacing w:before="0" w:beforeAutospacing="0" w:after="0" w:afterAutospacing="0"/>
+              <w:rPr>
+                <w:rFonts w:asciiTheme="minorHAnsi" w:hAnsiTheme="minorHAnsi" w:cstheme="minorHAnsi"/>
+                <w:sz w:val="22"/>
+                <w:szCs w:val="22"/>
+              </w:rPr>
+            </w:pPr>
+            <w:r>
+              <w:rPr>
+                <w:rFonts w:asciiTheme="minorHAnsi" w:hAnsiTheme="minorHAnsi" w:cstheme="minorHAnsi"/>
+                <w:sz w:val="22"/>
+                <w:szCs w:val="22"/>
+              </w:rPr>
+              <w:t xml:space="preserve">output reg [3:0] </w:t>
+            </w:r>
+            <w:proofErr w:type="spellStart"/>
+            <w:r>
+              <w:rPr>
+                <w:rFonts w:asciiTheme="minorHAnsi" w:hAnsiTheme="minorHAnsi" w:cstheme="minorHAnsi"/>
+                <w:sz w:val="22"/>
+                <w:szCs w:val="22"/>
+              </w:rPr>
+              <w:t>pc_out</w:t>
+            </w:r>
+            <w:proofErr w:type="spellEnd"/>
+            <w:r>
+              <w:rPr>
+                <w:rFonts w:asciiTheme="minorHAnsi" w:hAnsiTheme="minorHAnsi" w:cstheme="minorHAnsi"/>
+                <w:sz w:val="22"/>
+                <w:szCs w:val="22"/>
+              </w:rPr>
+              <w:t>;</w:t>
+            </w:r>
+          </w:p>
+          <w:p>
+            <w:pPr>
+              <w:pStyle w:val="ListParagraph"/>
+              <w:spacing w:before="0" w:beforeAutospacing="0" w:after="0" w:afterAutospacing="0"/>
+              <w:rPr>
+                <w:rFonts w:asciiTheme="minorHAnsi" w:hAnsiTheme="minorHAnsi" w:cstheme="minorHAnsi"/>
+                <w:sz w:val="22"/>
+                <w:szCs w:val="22"/>
+              </w:rPr>
+            </w:pPr>
+          </w:p>
+          <w:p>
+            <w:pPr>
+              <w:pStyle w:val="ListParagraph"/>
+              <w:spacing w:before="0" w:beforeAutospacing="0" w:after="0" w:afterAutospacing="0"/>
+              <w:rPr>
+                <w:rFonts w:asciiTheme="minorHAnsi" w:hAnsiTheme="minorHAnsi" w:cstheme="minorHAnsi"/>
+                <w:sz w:val="22"/>
+                <w:szCs w:val="22"/>
+              </w:rPr>
+            </w:pPr>
+            <w:r>
+              <w:rPr>
+                <w:rFonts w:asciiTheme="minorHAnsi" w:hAnsiTheme="minorHAnsi" w:cstheme="minorHAnsi"/>
+                <w:sz w:val="22"/>
+                <w:szCs w:val="22"/>
+              </w:rPr>
+              <w:t>always @ (</w:t>
+            </w:r>
+            <w:proofErr w:type="spellStart"/>
+            <w:r>
+              <w:rPr>
+                <w:rFonts w:asciiTheme="minorHAnsi" w:hAnsiTheme="minorHAnsi" w:cstheme="minorHAnsi"/>
+                <w:sz w:val="22"/>
+                <w:szCs w:val="22"/>
+              </w:rPr>
+              <w:t>posedge</w:t>
+            </w:r>
+            <w:proofErr w:type="spellEnd"/>
+            <w:r>
+              <w:rPr>
+                <w:rFonts w:asciiTheme="minorHAnsi" w:hAnsiTheme="minorHAnsi" w:cstheme="minorHAnsi"/>
+                <w:sz w:val="22"/>
+                <w:szCs w:val="22"/>
+              </w:rPr>
+              <w:t xml:space="preserve"> clk or </w:t>
+            </w:r>
+            <w:proofErr w:type="spellStart"/>
+            <w:r>
+              <w:rPr>
+                <w:rFonts w:asciiTheme="minorHAnsi" w:hAnsiTheme="minorHAnsi" w:cstheme="minorHAnsi"/>
+                <w:sz w:val="22"/>
+                <w:szCs w:val="22"/>
+              </w:rPr>
+              <w:t>posedge</w:t>
+            </w:r>
+            <w:proofErr w:type="spellEnd"/>
+            <w:r>
+              <w:rPr>
+                <w:rFonts w:asciiTheme="minorHAnsi" w:hAnsiTheme="minorHAnsi" w:cstheme="minorHAnsi"/>
+                <w:sz w:val="22"/>
+                <w:szCs w:val="22"/>
+              </w:rPr>
+              <w:t xml:space="preserve"> reset) begin</w:t>
+            </w:r>
+          </w:p>
+          <w:p>
+            <w:pPr>
+              <w:pStyle w:val="ListParagraph"/>
+              <w:spacing w:before="0" w:beforeAutospacing="0" w:after="0" w:afterAutospacing="0"/>
+              <w:rPr>
+                <w:rFonts w:asciiTheme="minorHAnsi" w:hAnsiTheme="minorHAnsi" w:cstheme="minorHAnsi"/>
+                <w:sz w:val="22"/>
+                <w:szCs w:val="22"/>
+              </w:rPr>
+            </w:pPr>
+            <w:r>
+              <w:rPr>
+                <w:rFonts w:asciiTheme="minorHAnsi" w:hAnsiTheme="minorHAnsi" w:cstheme="minorHAnsi"/>
+                <w:sz w:val="22"/>
+                <w:szCs w:val="22"/>
+              </w:rPr>
+              <w:t>if (reset)</w:t>
+            </w:r>
+            <w:r>
+              <w:rPr>
+                <w:rFonts w:asciiTheme="minorHAnsi" w:hAnsiTheme="minorHAnsi" w:cstheme="minorHAnsi"/>
+                <w:sz w:val="22"/>
+                <w:szCs w:val="22"/>
+              </w:rPr>
+              <w:tab/>
+            </w:r>
+          </w:p>
+          <w:p>
+            <w:pPr>
+              <w:pStyle w:val="ListParagraph"/>
+              <w:spacing w:before="0" w:beforeAutospacing="0" w:after="0" w:afterAutospacing="0"/>
+              <w:rPr>
+                <w:rFonts w:asciiTheme="minorHAnsi" w:hAnsiTheme="minorHAnsi" w:cstheme="minorHAnsi"/>
+                <w:sz w:val="22"/>
+                <w:szCs w:val="22"/>
+              </w:rPr>
+            </w:pPr>
+            <w:r>
+              <w:rPr>
+                <w:rFonts w:asciiTheme="minorHAnsi" w:hAnsiTheme="minorHAnsi" w:cstheme="minorHAnsi"/>
+                <w:sz w:val="22"/>
+                <w:szCs w:val="22"/>
+              </w:rPr>
+              <w:tab/>
+            </w:r>
+            <w:proofErr w:type="spellStart"/>
+            <w:r>
+              <w:rPr>
+                <w:rFonts w:asciiTheme="minorHAnsi" w:hAnsiTheme="minorHAnsi" w:cstheme="minorHAnsi"/>
+                <w:sz w:val="22"/>
+                <w:szCs w:val="22"/>
+              </w:rPr>
+              <w:t>pc_out</w:t>
+            </w:r>
+            <w:proofErr w:type="spellEnd"/>
+            <w:r>
+              <w:rPr>
+                <w:rFonts w:asciiTheme="minorHAnsi" w:hAnsiTheme="minorHAnsi" w:cstheme="minorHAnsi"/>
+                <w:sz w:val="22"/>
+                <w:szCs w:val="22"/>
+              </w:rPr>
+              <w:t xml:space="preserve"> &lt;= 4'b0000;</w:t>
+            </w:r>
+          </w:p>
+          <w:p>
+            <w:pPr>
+              <w:pStyle w:val="ListParagraph"/>
+              <w:spacing w:before="0" w:beforeAutospacing="0" w:after="0" w:afterAutospacing="0"/>
+              <w:rPr>
+                <w:rFonts w:asciiTheme="minorHAnsi" w:hAnsiTheme="minorHAnsi" w:cstheme="minorHAnsi"/>
+                <w:sz w:val="22"/>
+                <w:szCs w:val="22"/>
+              </w:rPr>
+            </w:pPr>
+            <w:r>
+              <w:rPr>
+                <w:rFonts w:asciiTheme="minorHAnsi" w:hAnsiTheme="minorHAnsi" w:cstheme="minorHAnsi"/>
+                <w:sz w:val="22"/>
+                <w:szCs w:val="22"/>
+              </w:rPr>
+              <w:t>else</w:t>
+            </w:r>
+          </w:p>
+          <w:p>
+            <w:pPr>
+              <w:pStyle w:val="ListParagraph"/>
+              <w:spacing w:before="0" w:beforeAutospacing="0" w:after="0" w:afterAutospacing="0"/>
+              <w:rPr>
+                <w:rFonts w:asciiTheme="minorHAnsi" w:hAnsiTheme="minorHAnsi" w:cstheme="minorHAnsi"/>
+                <w:sz w:val="22"/>
+                <w:szCs w:val="22"/>
+              </w:rPr>
+            </w:pPr>
+            <w:r>
+              <w:rPr>
+                <w:rFonts w:asciiTheme="minorHAnsi" w:hAnsiTheme="minorHAnsi" w:cstheme="minorHAnsi"/>
+                <w:sz w:val="22"/>
+                <w:szCs w:val="22"/>
+              </w:rPr>
+              <w:tab/>
+            </w:r>
+            <w:proofErr w:type="spellStart"/>
+            <w:r>
+              <w:rPr>
+                <w:rFonts w:asciiTheme="minorHAnsi" w:hAnsiTheme="minorHAnsi" w:cstheme="minorHAnsi"/>
+                <w:sz w:val="22"/>
+                <w:szCs w:val="22"/>
+              </w:rPr>
+              <w:t>pc_out</w:t>
+            </w:r>
+            <w:proofErr w:type="spellEnd"/>
+            <w:r>
+              <w:rPr>
+                <w:rFonts w:asciiTheme="minorHAnsi" w:hAnsiTheme="minorHAnsi" w:cstheme="minorHAnsi"/>
+                <w:sz w:val="22"/>
+                <w:szCs w:val="22"/>
+              </w:rPr>
+              <w:t xml:space="preserve"> &lt;= </w:t>
+            </w:r>
+            <w:proofErr w:type="spellStart"/>
+            <w:r>
+              <w:rPr>
+                <w:rFonts w:asciiTheme="minorHAnsi" w:hAnsiTheme="minorHAnsi" w:cstheme="minorHAnsi"/>
+                <w:sz w:val="22"/>
+                <w:szCs w:val="22"/>
+              </w:rPr>
+              <w:t>pc_out</w:t>
+            </w:r>
+            <w:proofErr w:type="spellEnd"/>
+            <w:r>
+              <w:rPr>
+                <w:rFonts w:asciiTheme="minorHAnsi" w:hAnsiTheme="minorHAnsi" w:cstheme="minorHAnsi"/>
+                <w:sz w:val="22"/>
+                <w:szCs w:val="22"/>
+              </w:rPr>
+              <w:t xml:space="preserve"> + 1'b1;</w:t>
+            </w:r>
+          </w:p>
+          <w:p>
+            <w:pPr>
+              <w:pStyle w:val="ListParagraph"/>
+              <w:spacing w:before="0" w:beforeAutospacing="0" w:after="0" w:afterAutospacing="0"/>
+              <w:rPr>
+                <w:rFonts w:asciiTheme="minorHAnsi" w:hAnsiTheme="minorHAnsi" w:cstheme="minorHAnsi"/>
+                <w:sz w:val="22"/>
+                <w:szCs w:val="22"/>
+              </w:rPr>
+            </w:pPr>
+            <w:r>
+              <w:rPr>
+                <w:rFonts w:asciiTheme="minorHAnsi" w:hAnsiTheme="minorHAnsi" w:cstheme="minorHAnsi"/>
+                <w:sz w:val="22"/>
+                <w:szCs w:val="22"/>
+              </w:rPr>
+              <w:t xml:space="preserve">end </w:t>
+            </w:r>
+          </w:p>
+          <w:p>
+            <w:pPr>
+              <w:pStyle w:val="ListParagraph"/>
+              <w:spacing w:before="0" w:beforeAutospacing="0" w:after="0" w:afterAutospacing="0"/>
+              <w:rPr>
+                <w:rFonts w:asciiTheme="minorHAnsi" w:hAnsiTheme="minorHAnsi" w:cstheme="minorHAnsi"/>
+                <w:sz w:val="22"/>
+                <w:szCs w:val="22"/>
+              </w:rPr>
+            </w:pPr>
+            <w:proofErr w:type="spellStart"/>
+            <w:r>
+              <w:rPr>
+                <w:rFonts w:asciiTheme="minorHAnsi" w:hAnsiTheme="minorHAnsi" w:cstheme="minorHAnsi"/>
+                <w:sz w:val="22"/>
+                <w:szCs w:val="22"/>
+              </w:rPr>
+              <w:t>endmodule</w:t>
+            </w:r>
+            <w:proofErr w:type="spellEnd"/>
+            <w:r>
+              <w:rPr>
+                <w:rFonts w:asciiTheme="minorHAnsi" w:hAnsiTheme="minorHAnsi" w:cstheme="minorHAnsi"/>
+                <w:sz w:val="22"/>
+                <w:szCs w:val="22"/>
+              </w:rPr>
+              <w:t xml:space="preserve"> </w:t>
+            </w:r>
+          </w:p>
+          <w:p>
+            <w:pPr>
+              <w:pStyle w:val="ListParagraph"/>
+              <w:spacing w:before="0" w:beforeAutospacing="0" w:after="0" w:afterAutospacing="0"/>
+              <w:rPr>
+                <w:rFonts w:asciiTheme="minorHAnsi" w:hAnsiTheme="minorHAnsi" w:cstheme="minorHAnsi"/>
+                <w:sz w:val="22"/>
+                <w:szCs w:val="22"/>
+              </w:rPr>
+            </w:pPr>
+          </w:p>
+          <w:p>
+            <w:pPr>
+              <w:pStyle w:val="ListParagraph"/>
+              <w:spacing w:before="0" w:beforeAutospacing="0" w:after="0" w:afterAutospacing="0"/>
+              <w:rPr>
+                <w:rFonts w:asciiTheme="minorHAnsi" w:hAnsiTheme="minorHAnsi" w:cstheme="minorHAnsi"/>
+                <w:sz w:val="22"/>
+                <w:szCs w:val="22"/>
+              </w:rPr>
+            </w:pPr>
+            <w:r>
+              <w:rPr>
+                <w:rFonts w:asciiTheme="minorHAnsi" w:hAnsiTheme="minorHAnsi" w:cstheme="minorHAnsi"/>
+                <w:sz w:val="22"/>
+                <w:szCs w:val="22"/>
+              </w:rPr>
+              <w:t xml:space="preserve">module </w:t>
+            </w:r>
+            <w:proofErr w:type="spellStart"/>
+            <w:r>
+              <w:rPr>
+                <w:rFonts w:asciiTheme="minorHAnsi" w:hAnsiTheme="minorHAnsi" w:cstheme="minorHAnsi"/>
+                <w:sz w:val="22"/>
+                <w:szCs w:val="22"/>
+              </w:rPr>
+              <w:t>instruction_memory</w:t>
+            </w:r>
+            <w:proofErr w:type="spellEnd"/>
+            <w:r>
+              <w:rPr>
+                <w:rFonts w:asciiTheme="minorHAnsi" w:hAnsiTheme="minorHAnsi" w:cstheme="minorHAnsi"/>
+                <w:sz w:val="22"/>
+                <w:szCs w:val="22"/>
+              </w:rPr>
+              <w:t>(</w:t>
+            </w:r>
+            <w:proofErr w:type="spellStart"/>
+            <w:r>
+              <w:rPr>
+                <w:rFonts w:asciiTheme="minorHAnsi" w:hAnsiTheme="minorHAnsi" w:cstheme="minorHAnsi"/>
+                <w:sz w:val="22"/>
+                <w:szCs w:val="22"/>
+              </w:rPr>
+              <w:t>addr</w:t>
+            </w:r>
+            <w:proofErr w:type="spellEnd"/>
+            <w:r>
+              <w:rPr>
+                <w:rFonts w:asciiTheme="minorHAnsi" w:hAnsiTheme="minorHAnsi" w:cstheme="minorHAnsi"/>
+                <w:sz w:val="22"/>
+                <w:szCs w:val="22"/>
+              </w:rPr>
+              <w:t>, instruction);</w:t>
+            </w:r>
+          </w:p>
+          <w:p>
+            <w:pPr>
+              <w:pStyle w:val="ListParagraph"/>
+              <w:spacing w:before="0" w:beforeAutospacing="0" w:after="0" w:afterAutospacing="0"/>
+              <w:rPr>
+                <w:rFonts w:asciiTheme="minorHAnsi" w:hAnsiTheme="minorHAnsi" w:cstheme="minorHAnsi"/>
+                <w:sz w:val="22"/>
+                <w:szCs w:val="22"/>
+              </w:rPr>
+            </w:pPr>
+          </w:p>
+          <w:p>
+            <w:pPr>
+              <w:pStyle w:val="ListParagraph"/>
+              <w:spacing w:before="0" w:beforeAutospacing="0" w:after="0" w:afterAutospacing="0"/>
+              <w:rPr>
+                <w:rFonts w:asciiTheme="minorHAnsi" w:hAnsiTheme="minorHAnsi" w:cstheme="minorHAnsi"/>
+                <w:sz w:val="22"/>
+                <w:szCs w:val="22"/>
+              </w:rPr>
+            </w:pPr>
+            <w:r>
+              <w:rPr>
+                <w:rFonts w:asciiTheme="minorHAnsi" w:hAnsiTheme="minorHAnsi" w:cstheme="minorHAnsi"/>
+                <w:sz w:val="22"/>
+                <w:szCs w:val="22"/>
+              </w:rPr>
+              <w:t xml:space="preserve">input [3:0] </w:t>
+            </w:r>
+            <w:proofErr w:type="spellStart"/>
+            <w:r>
+              <w:rPr>
+                <w:rFonts w:asciiTheme="minorHAnsi" w:hAnsiTheme="minorHAnsi" w:cstheme="minorHAnsi"/>
+                <w:sz w:val="22"/>
+                <w:szCs w:val="22"/>
+              </w:rPr>
+              <w:t>addr</w:t>
+            </w:r>
+            <w:proofErr w:type="spellEnd"/>
+            <w:r>
+              <w:rPr>
+                <w:rFonts w:asciiTheme="minorHAnsi" w:hAnsiTheme="minorHAnsi" w:cstheme="minorHAnsi"/>
+                <w:sz w:val="22"/>
+                <w:szCs w:val="22"/>
+              </w:rPr>
+              <w:t>;</w:t>
+            </w:r>
+          </w:p>
+          <w:p>
+            <w:pPr>
+              <w:pStyle w:val="ListParagraph"/>
+              <w:spacing w:before="0" w:beforeAutospacing="0" w:after="0" w:afterAutospacing="0"/>
+              <w:rPr>
+                <w:rFonts w:asciiTheme="minorHAnsi" w:hAnsiTheme="minorHAnsi" w:cstheme="minorHAnsi"/>
+                <w:sz w:val="22"/>
+                <w:szCs w:val="22"/>
+              </w:rPr>
+            </w:pPr>
+            <w:r>
+              <w:rPr>
+                <w:rFonts w:asciiTheme="minorHAnsi" w:hAnsiTheme="minorHAnsi" w:cstheme="minorHAnsi"/>
+                <w:sz w:val="22"/>
+                <w:szCs w:val="22"/>
+              </w:rPr>
+              <w:t>output reg [7:0] instruction;</w:t>
+            </w:r>
+          </w:p>
+          <w:p>
+            <w:pPr>
+              <w:pStyle w:val="ListParagraph"/>
+              <w:spacing w:before="0" w:beforeAutospacing="0" w:after="0" w:afterAutospacing="0"/>
+              <w:rPr>
+                <w:rFonts w:asciiTheme="minorHAnsi" w:hAnsiTheme="minorHAnsi" w:cstheme="minorHAnsi"/>
+                <w:sz w:val="22"/>
+                <w:szCs w:val="22"/>
+              </w:rPr>
+            </w:pPr>
+          </w:p>
+          <w:p>
+            <w:pPr>
+              <w:pStyle w:val="ListParagraph"/>
+              <w:spacing w:before="0" w:beforeAutospacing="0" w:after="0" w:afterAutospacing="0"/>
+              <w:rPr>
+                <w:rFonts w:asciiTheme="minorHAnsi" w:hAnsiTheme="minorHAnsi" w:cstheme="minorHAnsi"/>
+                <w:sz w:val="22"/>
+                <w:szCs w:val="22"/>
+              </w:rPr>
+            </w:pPr>
+            <w:r>
+              <w:rPr>
+                <w:rFonts w:asciiTheme="minorHAnsi" w:hAnsiTheme="minorHAnsi" w:cstheme="minorHAnsi"/>
+                <w:sz w:val="22"/>
+                <w:szCs w:val="22"/>
+              </w:rPr>
+              <w:t>reg [7:0] memory [0:15];</w:t>
+            </w:r>
+          </w:p>
+          <w:p>
+            <w:pPr>
+              <w:pStyle w:val="ListParagraph"/>
+              <w:spacing w:before="0" w:beforeAutospacing="0" w:after="0" w:afterAutospacing="0"/>
+              <w:rPr>
+                <w:rFonts w:asciiTheme="minorHAnsi" w:hAnsiTheme="minorHAnsi" w:cstheme="minorHAnsi"/>
+                <w:sz w:val="22"/>
+                <w:szCs w:val="22"/>
+              </w:rPr>
+            </w:pPr>
+          </w:p>
+          <w:p>
+            <w:pPr>
+              <w:pStyle w:val="ListParagraph"/>
+              <w:spacing w:before="0" w:beforeAutospacing="0" w:after="0" w:afterAutospacing="0"/>
+              <w:rPr>
+                <w:rFonts w:asciiTheme="minorHAnsi" w:hAnsiTheme="minorHAnsi" w:cstheme="minorHAnsi"/>
+                <w:sz w:val="22"/>
+                <w:szCs w:val="22"/>
+              </w:rPr>
+            </w:pPr>
+            <w:r>
+              <w:rPr>
+                <w:rFonts w:asciiTheme="minorHAnsi" w:hAnsiTheme="minorHAnsi" w:cstheme="minorHAnsi"/>
+                <w:sz w:val="22"/>
+                <w:szCs w:val="22"/>
+              </w:rPr>
+              <w:t xml:space="preserve">initial begin </w:t>
+            </w:r>
+          </w:p>
+          <w:p>
+            <w:pPr>
+              <w:pStyle w:val="ListParagraph"/>
+              <w:spacing w:before="0" w:beforeAutospacing="0" w:after="0" w:afterAutospacing="0"/>
+              <w:rPr>
+                <w:rFonts w:asciiTheme="minorHAnsi" w:hAnsiTheme="minorHAnsi" w:cstheme="minorHAnsi"/>
+                <w:sz w:val="22"/>
+                <w:szCs w:val="22"/>
+              </w:rPr>
+            </w:pPr>
+            <w:r>
+              <w:rPr>
+                <w:rFonts w:asciiTheme="minorHAnsi" w:hAnsiTheme="minorHAnsi" w:cstheme="minorHAnsi"/>
+                <w:sz w:val="22"/>
+                <w:szCs w:val="22"/>
+              </w:rPr>
+              <w:tab/>
+              <w:t>memory[0] = 8'b00000001;</w:t>
+            </w:r>
+          </w:p>
+          <w:p>
+            <w:pPr>
+              <w:pStyle w:val="ListParagraph"/>
+              <w:spacing w:before="0" w:beforeAutospacing="0" w:after="0" w:afterAutospacing="0"/>
+              <w:rPr>
+                <w:rFonts w:asciiTheme="minorHAnsi" w:hAnsiTheme="minorHAnsi" w:cstheme="minorHAnsi"/>
+                <w:sz w:val="22"/>
+                <w:szCs w:val="22"/>
+              </w:rPr>
+            </w:pPr>
+            <w:r>
+              <w:rPr>
+                <w:rFonts w:asciiTheme="minorHAnsi" w:hAnsiTheme="minorHAnsi" w:cstheme="minorHAnsi"/>
+                <w:sz w:val="22"/>
+                <w:szCs w:val="22"/>
+              </w:rPr>
+              <w:tab/>
+              <w:t>memory[1] = 8'b00000010;</w:t>
+            </w:r>
+          </w:p>
+          <w:p>
+            <w:pPr>
+              <w:pStyle w:val="ListParagraph"/>
+              <w:spacing w:before="0" w:beforeAutospacing="0" w:after="0" w:afterAutospacing="0"/>
+              <w:rPr>
+                <w:rFonts w:asciiTheme="minorHAnsi" w:hAnsiTheme="minorHAnsi" w:cstheme="minorHAnsi"/>
+                <w:sz w:val="22"/>
+                <w:szCs w:val="22"/>
+              </w:rPr>
+            </w:pPr>
+            <w:r>
+              <w:rPr>
+                <w:rFonts w:asciiTheme="minorHAnsi" w:hAnsiTheme="minorHAnsi" w:cstheme="minorHAnsi"/>
+                <w:sz w:val="22"/>
+                <w:szCs w:val="22"/>
+              </w:rPr>
+              <w:tab/>
+              <w:t>memory[2] = 8'b00000011;</w:t>
+            </w:r>
+          </w:p>
+          <w:p>
+            <w:pPr>
+              <w:pStyle w:val="ListParagraph"/>
+              <w:spacing w:before="0" w:beforeAutospacing="0" w:after="0" w:afterAutospacing="0"/>
+              <w:rPr>
+                <w:rFonts w:asciiTheme="minorHAnsi" w:hAnsiTheme="minorHAnsi" w:cstheme="minorHAnsi"/>
+                <w:sz w:val="22"/>
+                <w:szCs w:val="22"/>
+              </w:rPr>
+            </w:pPr>
+            <w:r>
+              <w:rPr>
+                <w:rFonts w:asciiTheme="minorHAnsi" w:hAnsiTheme="minorHAnsi" w:cstheme="minorHAnsi"/>
+                <w:sz w:val="22"/>
+                <w:szCs w:val="22"/>
+              </w:rPr>
+              <w:tab/>
+              <w:t>memory[3] = 8'b00000100;</w:t>
+            </w:r>
+          </w:p>
+          <w:p>
+            <w:pPr>
+              <w:pStyle w:val="ListParagraph"/>
+              <w:spacing w:before="0" w:beforeAutospacing="0" w:after="0" w:afterAutospacing="0"/>
+              <w:rPr>
+                <w:rFonts w:asciiTheme="minorHAnsi" w:hAnsiTheme="minorHAnsi" w:cstheme="minorHAnsi"/>
+                <w:sz w:val="22"/>
+                <w:szCs w:val="22"/>
+              </w:rPr>
+            </w:pPr>
+            <w:r>
+              <w:rPr>
+                <w:rFonts w:asciiTheme="minorHAnsi" w:hAnsiTheme="minorHAnsi" w:cstheme="minorHAnsi"/>
+                <w:sz w:val="22"/>
+                <w:szCs w:val="22"/>
+              </w:rPr>
+              <w:t>end</w:t>
+            </w:r>
+          </w:p>
+          <w:p>
+            <w:pPr>
+              <w:pStyle w:val="ListParagraph"/>
+              <w:spacing w:before="0" w:beforeAutospacing="0" w:after="0" w:afterAutospacing="0"/>
+              <w:rPr>
+                <w:rFonts w:asciiTheme="minorHAnsi" w:hAnsiTheme="minorHAnsi" w:cstheme="minorHAnsi"/>
+                <w:sz w:val="22"/>
+                <w:szCs w:val="22"/>
+              </w:rPr>
+            </w:pPr>
+          </w:p>
+          <w:p>
+            <w:pPr>
+              <w:pStyle w:val="ListParagraph"/>
+              <w:spacing w:before="0" w:beforeAutospacing="0" w:after="0" w:afterAutospacing="0"/>
+              <w:rPr>
+                <w:rFonts w:asciiTheme="minorHAnsi" w:hAnsiTheme="minorHAnsi" w:cstheme="minorHAnsi"/>
+                <w:sz w:val="22"/>
+                <w:szCs w:val="22"/>
+              </w:rPr>
+            </w:pPr>
+            <w:r>
+              <w:rPr>
+                <w:rFonts w:asciiTheme="minorHAnsi" w:hAnsiTheme="minorHAnsi" w:cstheme="minorHAnsi"/>
+                <w:sz w:val="22"/>
+                <w:szCs w:val="22"/>
+              </w:rPr>
+              <w:t>always @ (</w:t>
+            </w:r>
+            <w:proofErr w:type="spellStart"/>
+            <w:r>
+              <w:rPr>
+                <w:rFonts w:asciiTheme="minorHAnsi" w:hAnsiTheme="minorHAnsi" w:cstheme="minorHAnsi"/>
+                <w:sz w:val="22"/>
+                <w:szCs w:val="22"/>
+              </w:rPr>
+              <w:t>addr</w:t>
+            </w:r>
+            <w:proofErr w:type="spellEnd"/>
+            <w:r>
+              <w:rPr>
+                <w:rFonts w:asciiTheme="minorHAnsi" w:hAnsiTheme="minorHAnsi" w:cstheme="minorHAnsi"/>
+                <w:sz w:val="22"/>
+                <w:szCs w:val="22"/>
+              </w:rPr>
+              <w:t>) begin</w:t>
+            </w:r>
+          </w:p>
+          <w:p>
+            <w:pPr>
+              <w:pStyle w:val="ListParagraph"/>
+              <w:spacing w:before="0" w:beforeAutospacing="0" w:after="0" w:afterAutospacing="0"/>
+              <w:rPr>
+                <w:rFonts w:asciiTheme="minorHAnsi" w:hAnsiTheme="minorHAnsi" w:cstheme="minorHAnsi"/>
+                <w:sz w:val="22"/>
+                <w:szCs w:val="22"/>
+              </w:rPr>
+            </w:pPr>
+            <w:r>
+              <w:rPr>
+                <w:rFonts w:asciiTheme="minorHAnsi" w:hAnsiTheme="minorHAnsi" w:cstheme="minorHAnsi"/>
+                <w:sz w:val="22"/>
+                <w:szCs w:val="22"/>
+              </w:rPr>
+              <w:tab/>
+              <w:t>if (</w:t>
+            </w:r>
+            <w:proofErr w:type="spellStart"/>
+            <w:r>
+              <w:rPr>
+                <w:rFonts w:asciiTheme="minorHAnsi" w:hAnsiTheme="minorHAnsi" w:cstheme="minorHAnsi"/>
+                <w:sz w:val="22"/>
+                <w:szCs w:val="22"/>
+              </w:rPr>
+              <w:t>addr</w:t>
+            </w:r>
+            <w:proofErr w:type="spellEnd"/>
+            <w:r>
+              <w:rPr>
+                <w:rFonts w:asciiTheme="minorHAnsi" w:hAnsiTheme="minorHAnsi" w:cstheme="minorHAnsi"/>
+                <w:sz w:val="22"/>
+                <w:szCs w:val="22"/>
+              </w:rPr>
+              <w:t xml:space="preserve"> &lt; 4)</w:t>
+            </w:r>
+          </w:p>
+          <w:p>
+            <w:pPr>
+              <w:pStyle w:val="ListParagraph"/>
+              <w:spacing w:before="0" w:beforeAutospacing="0" w:after="0" w:afterAutospacing="0"/>
+              <w:rPr>
+                <w:rFonts w:asciiTheme="minorHAnsi" w:hAnsiTheme="minorHAnsi" w:cstheme="minorHAnsi"/>
+                <w:sz w:val="22"/>
+                <w:szCs w:val="22"/>
+              </w:rPr>
+            </w:pPr>
+            <w:r>
+              <w:rPr>
+                <w:rFonts w:asciiTheme="minorHAnsi" w:hAnsiTheme="minorHAnsi" w:cstheme="minorHAnsi"/>
+                <w:sz w:val="22"/>
+                <w:szCs w:val="22"/>
+              </w:rPr>
+              <w:tab/>
+            </w:r>
+            <w:r>
+              <w:rPr>
+                <w:rFonts w:asciiTheme="minorHAnsi" w:hAnsiTheme="minorHAnsi" w:cstheme="minorHAnsi"/>
+                <w:sz w:val="22"/>
+                <w:szCs w:val="22"/>
+              </w:rPr>
+              <w:tab/>
+              <w:t>instruction = memory[</w:t>
+            </w:r>
+            <w:proofErr w:type="spellStart"/>
+            <w:r>
+              <w:rPr>
+                <w:rFonts w:asciiTheme="minorHAnsi" w:hAnsiTheme="minorHAnsi" w:cstheme="minorHAnsi"/>
+                <w:sz w:val="22"/>
+                <w:szCs w:val="22"/>
+              </w:rPr>
+              <w:t>addr</w:t>
+            </w:r>
+            <w:proofErr w:type="spellEnd"/>
+            <w:r>
+              <w:rPr>
+                <w:rFonts w:asciiTheme="minorHAnsi" w:hAnsiTheme="minorHAnsi" w:cstheme="minorHAnsi"/>
+                <w:sz w:val="22"/>
+                <w:szCs w:val="22"/>
+              </w:rPr>
+              <w:t>];</w:t>
+            </w:r>
+          </w:p>
+          <w:p>
+            <w:pPr>
+              <w:pStyle w:val="ListParagraph"/>
+              <w:spacing w:before="0" w:beforeAutospacing="0" w:after="0" w:afterAutospacing="0"/>
+              <w:rPr>
+                <w:rFonts w:asciiTheme="minorHAnsi" w:hAnsiTheme="minorHAnsi" w:cstheme="minorHAnsi"/>
+                <w:sz w:val="22"/>
+                <w:szCs w:val="22"/>
+              </w:rPr>
+            </w:pPr>
+            <w:r>
+              <w:rPr>
+                <w:rFonts w:asciiTheme="minorHAnsi" w:hAnsiTheme="minorHAnsi" w:cstheme="minorHAnsi"/>
+                <w:sz w:val="22"/>
+                <w:szCs w:val="22"/>
+              </w:rPr>
+              <w:tab/>
+              <w:t xml:space="preserve">else </w:t>
+            </w:r>
+          </w:p>
+          <w:p>
+            <w:pPr>
+              <w:pStyle w:val="ListParagraph"/>
+              <w:spacing w:before="0" w:beforeAutospacing="0" w:after="0" w:afterAutospacing="0"/>
+              <w:rPr>
+                <w:rFonts w:asciiTheme="minorHAnsi" w:hAnsiTheme="minorHAnsi" w:cstheme="minorHAnsi"/>
+                <w:sz w:val="22"/>
+                <w:szCs w:val="22"/>
+              </w:rPr>
+            </w:pPr>
+            <w:r>
+              <w:rPr>
+                <w:rFonts w:asciiTheme="minorHAnsi" w:hAnsiTheme="minorHAnsi" w:cstheme="minorHAnsi"/>
+                <w:sz w:val="22"/>
+                <w:szCs w:val="22"/>
+              </w:rPr>
+              <w:tab/>
+            </w:r>
+            <w:r>
+              <w:rPr>
+                <w:rFonts w:asciiTheme="minorHAnsi" w:hAnsiTheme="minorHAnsi" w:cstheme="minorHAnsi"/>
+                <w:sz w:val="22"/>
+                <w:szCs w:val="22"/>
+              </w:rPr>
+              <w:tab/>
+              <w:t>instruction = 8'b00000000;</w:t>
+            </w:r>
+          </w:p>
+          <w:p>
+            <w:pPr>
+              <w:pStyle w:val="ListParagraph"/>
+              <w:spacing w:before="0" w:beforeAutospacing="0" w:after="0" w:afterAutospacing="0"/>
+              <w:rPr>
+                <w:rFonts w:asciiTheme="minorHAnsi" w:hAnsiTheme="minorHAnsi" w:cstheme="minorHAnsi"/>
+                <w:sz w:val="22"/>
+                <w:szCs w:val="22"/>
+              </w:rPr>
+            </w:pPr>
+            <w:r>
+              <w:rPr>
+                <w:rFonts w:asciiTheme="minorHAnsi" w:hAnsiTheme="minorHAnsi" w:cstheme="minorHAnsi"/>
+                <w:sz w:val="22"/>
+                <w:szCs w:val="22"/>
+              </w:rPr>
+              <w:t>end</w:t>
+            </w:r>
+          </w:p>
+          <w:p>
+            <w:pPr>
+              <w:pStyle w:val="ListParagraph"/>
+              <w:spacing w:before="0" w:beforeAutospacing="0" w:after="0" w:afterAutospacing="0"/>
+              <w:rPr>
+                <w:rFonts w:asciiTheme="minorHAnsi" w:hAnsiTheme="minorHAnsi" w:cstheme="minorHAnsi"/>
+                <w:sz w:val="22"/>
+                <w:szCs w:val="22"/>
+              </w:rPr>
+            </w:pPr>
+          </w:p>
+          <w:p>
+            <w:pPr>
+              <w:pStyle w:val="ListParagraph"/>
+              <w:spacing w:before="0" w:beforeAutospacing="0" w:after="0" w:afterAutospacing="0"/>
+              <w:rPr>
+                <w:rFonts w:asciiTheme="minorHAnsi" w:hAnsiTheme="minorHAnsi" w:cstheme="minorHAnsi"/>
+                <w:sz w:val="22"/>
+                <w:szCs w:val="22"/>
+              </w:rPr>
+            </w:pPr>
+            <w:proofErr w:type="spellStart"/>
+            <w:r>
+              <w:rPr>
+                <w:rFonts w:asciiTheme="minorHAnsi" w:hAnsiTheme="minorHAnsi" w:cstheme="minorHAnsi"/>
+                <w:sz w:val="22"/>
+                <w:szCs w:val="22"/>
+              </w:rPr>
+              <w:lastRenderedPageBreak/>
+              <w:t>endmodule</w:t>
+            </w:r>
+            <w:proofErr w:type="spellEnd"/>
+            <w:r>
+              <w:rPr>
+                <w:rFonts w:asciiTheme="minorHAnsi" w:hAnsiTheme="minorHAnsi" w:cstheme="minorHAnsi"/>
+                <w:sz w:val="22"/>
+                <w:szCs w:val="22"/>
+              </w:rPr>
+              <w:t xml:space="preserve"> </w:t>
+            </w:r>
+          </w:p>
+          <w:p>
+            <w:pPr>
+              <w:pStyle w:val="ListParagraph"/>
+              <w:spacing w:before="0" w:beforeAutospacing="0" w:after="0" w:afterAutospacing="0"/>
+              <w:rPr>
+                <w:rFonts w:asciiTheme="minorHAnsi" w:hAnsiTheme="minorHAnsi" w:cstheme="minorHAnsi"/>
+                <w:sz w:val="22"/>
+                <w:szCs w:val="22"/>
+              </w:rPr>
+            </w:pPr>
+          </w:p>
+          <w:p>
+            <w:pPr>
+              <w:pStyle w:val="ListParagraph"/>
+              <w:spacing w:before="0" w:beforeAutospacing="0" w:after="0" w:afterAutospacing="0"/>
+              <w:rPr>
+                <w:rFonts w:asciiTheme="minorHAnsi" w:hAnsiTheme="minorHAnsi" w:cstheme="minorHAnsi"/>
+                <w:sz w:val="22"/>
+                <w:szCs w:val="22"/>
+              </w:rPr>
+            </w:pPr>
+            <w:r>
+              <w:rPr>
+                <w:rFonts w:asciiTheme="minorHAnsi" w:hAnsiTheme="minorHAnsi" w:cstheme="minorHAnsi"/>
+                <w:sz w:val="22"/>
+                <w:szCs w:val="22"/>
+              </w:rPr>
+              <w:t>module testbench();</w:t>
+            </w:r>
+          </w:p>
+          <w:p>
+            <w:pPr>
+              <w:pStyle w:val="ListParagraph"/>
+              <w:spacing w:before="0" w:beforeAutospacing="0" w:after="0" w:afterAutospacing="0"/>
+              <w:rPr>
+                <w:rFonts w:asciiTheme="minorHAnsi" w:hAnsiTheme="minorHAnsi" w:cstheme="minorHAnsi"/>
+                <w:sz w:val="22"/>
+                <w:szCs w:val="22"/>
+              </w:rPr>
+            </w:pPr>
+          </w:p>
+          <w:p>
+            <w:pPr>
+              <w:pStyle w:val="ListParagraph"/>
+              <w:spacing w:before="0" w:beforeAutospacing="0" w:after="0" w:afterAutospacing="0"/>
+              <w:rPr>
+                <w:rFonts w:asciiTheme="minorHAnsi" w:hAnsiTheme="minorHAnsi" w:cstheme="minorHAnsi"/>
+                <w:sz w:val="22"/>
+                <w:szCs w:val="22"/>
+              </w:rPr>
+            </w:pPr>
+            <w:r>
+              <w:rPr>
+                <w:rFonts w:asciiTheme="minorHAnsi" w:hAnsiTheme="minorHAnsi" w:cstheme="minorHAnsi"/>
+                <w:sz w:val="22"/>
+                <w:szCs w:val="22"/>
+              </w:rPr>
+              <w:t>reg clk;</w:t>
+            </w:r>
+          </w:p>
+          <w:p>
+            <w:pPr>
+              <w:pStyle w:val="ListParagraph"/>
+              <w:spacing w:before="0" w:beforeAutospacing="0" w:after="0" w:afterAutospacing="0"/>
+              <w:rPr>
+                <w:rFonts w:asciiTheme="minorHAnsi" w:hAnsiTheme="minorHAnsi" w:cstheme="minorHAnsi"/>
+                <w:sz w:val="22"/>
+                <w:szCs w:val="22"/>
+              </w:rPr>
+            </w:pPr>
+            <w:r>
+              <w:rPr>
+                <w:rFonts w:asciiTheme="minorHAnsi" w:hAnsiTheme="minorHAnsi" w:cstheme="minorHAnsi"/>
+                <w:sz w:val="22"/>
+                <w:szCs w:val="22"/>
+              </w:rPr>
+              <w:t>reg reset;</w:t>
+            </w:r>
+          </w:p>
+          <w:p>
+            <w:pPr>
+              <w:pStyle w:val="ListParagraph"/>
+              <w:spacing w:before="0" w:beforeAutospacing="0" w:after="0" w:afterAutospacing="0"/>
+              <w:rPr>
+                <w:rFonts w:asciiTheme="minorHAnsi" w:hAnsiTheme="minorHAnsi" w:cstheme="minorHAnsi"/>
+                <w:sz w:val="22"/>
+                <w:szCs w:val="22"/>
+              </w:rPr>
+            </w:pPr>
+            <w:r>
+              <w:rPr>
+                <w:rFonts w:asciiTheme="minorHAnsi" w:hAnsiTheme="minorHAnsi" w:cstheme="minorHAnsi"/>
+                <w:sz w:val="22"/>
+                <w:szCs w:val="22"/>
+              </w:rPr>
+              <w:t xml:space="preserve">//reg [3:0] </w:t>
+            </w:r>
+            <w:proofErr w:type="spellStart"/>
+            <w:r>
+              <w:rPr>
+                <w:rFonts w:asciiTheme="minorHAnsi" w:hAnsiTheme="minorHAnsi" w:cstheme="minorHAnsi"/>
+                <w:sz w:val="22"/>
+                <w:szCs w:val="22"/>
+              </w:rPr>
+              <w:t>addr</w:t>
+            </w:r>
+            <w:proofErr w:type="spellEnd"/>
+            <w:r>
+              <w:rPr>
+                <w:rFonts w:asciiTheme="minorHAnsi" w:hAnsiTheme="minorHAnsi" w:cstheme="minorHAnsi"/>
+                <w:sz w:val="22"/>
+                <w:szCs w:val="22"/>
+              </w:rPr>
+              <w:t>;</w:t>
+            </w:r>
+          </w:p>
+          <w:p>
+            <w:pPr>
+              <w:pStyle w:val="ListParagraph"/>
+              <w:spacing w:before="0" w:beforeAutospacing="0" w:after="0" w:afterAutospacing="0"/>
+              <w:rPr>
+                <w:rFonts w:asciiTheme="minorHAnsi" w:hAnsiTheme="minorHAnsi" w:cstheme="minorHAnsi"/>
+                <w:sz w:val="22"/>
+                <w:szCs w:val="22"/>
+              </w:rPr>
+            </w:pPr>
+            <w:r>
+              <w:rPr>
+                <w:rFonts w:asciiTheme="minorHAnsi" w:hAnsiTheme="minorHAnsi" w:cstheme="minorHAnsi"/>
+                <w:sz w:val="22"/>
+                <w:szCs w:val="22"/>
+              </w:rPr>
+              <w:t xml:space="preserve">wire [3:0] </w:t>
+            </w:r>
+            <w:proofErr w:type="spellStart"/>
+            <w:r>
+              <w:rPr>
+                <w:rFonts w:asciiTheme="minorHAnsi" w:hAnsiTheme="minorHAnsi" w:cstheme="minorHAnsi"/>
+                <w:sz w:val="22"/>
+                <w:szCs w:val="22"/>
+              </w:rPr>
+              <w:t>pc_out</w:t>
+            </w:r>
+            <w:proofErr w:type="spellEnd"/>
+            <w:r>
+              <w:rPr>
+                <w:rFonts w:asciiTheme="minorHAnsi" w:hAnsiTheme="minorHAnsi" w:cstheme="minorHAnsi"/>
+                <w:sz w:val="22"/>
+                <w:szCs w:val="22"/>
+              </w:rPr>
+              <w:t>;</w:t>
+            </w:r>
+          </w:p>
+          <w:p>
+            <w:pPr>
+              <w:pStyle w:val="ListParagraph"/>
+              <w:spacing w:before="0" w:beforeAutospacing="0" w:after="0" w:afterAutospacing="0"/>
+              <w:rPr>
+                <w:rFonts w:asciiTheme="minorHAnsi" w:hAnsiTheme="minorHAnsi" w:cstheme="minorHAnsi"/>
+                <w:sz w:val="22"/>
+                <w:szCs w:val="22"/>
+              </w:rPr>
+            </w:pPr>
+            <w:r>
+              <w:rPr>
+                <w:rFonts w:asciiTheme="minorHAnsi" w:hAnsiTheme="minorHAnsi" w:cstheme="minorHAnsi"/>
+                <w:sz w:val="22"/>
+                <w:szCs w:val="22"/>
+              </w:rPr>
+              <w:t>wire [7:0] instruction;</w:t>
+            </w:r>
+          </w:p>
+          <w:p>
+            <w:pPr>
+              <w:pStyle w:val="ListParagraph"/>
+              <w:spacing w:before="0" w:beforeAutospacing="0" w:after="0" w:afterAutospacing="0"/>
+              <w:rPr>
+                <w:rFonts w:asciiTheme="minorHAnsi" w:hAnsiTheme="minorHAnsi" w:cstheme="minorHAnsi"/>
+                <w:sz w:val="22"/>
+                <w:szCs w:val="22"/>
+              </w:rPr>
+            </w:pPr>
+          </w:p>
+          <w:p>
+            <w:pPr>
+              <w:pStyle w:val="ListParagraph"/>
+              <w:spacing w:before="0" w:beforeAutospacing="0" w:after="0" w:afterAutospacing="0"/>
+              <w:rPr>
+                <w:rFonts w:asciiTheme="minorHAnsi" w:hAnsiTheme="minorHAnsi" w:cstheme="minorHAnsi"/>
+                <w:sz w:val="22"/>
+                <w:szCs w:val="22"/>
+              </w:rPr>
+            </w:pPr>
+            <w:proofErr w:type="spellStart"/>
+            <w:r>
+              <w:rPr>
+                <w:rFonts w:asciiTheme="minorHAnsi" w:hAnsiTheme="minorHAnsi" w:cstheme="minorHAnsi"/>
+                <w:sz w:val="22"/>
+                <w:szCs w:val="22"/>
+              </w:rPr>
+              <w:t>program_counter</w:t>
+            </w:r>
+            <w:proofErr w:type="spellEnd"/>
+            <w:r>
+              <w:rPr>
+                <w:rFonts w:asciiTheme="minorHAnsi" w:hAnsiTheme="minorHAnsi" w:cstheme="minorHAnsi"/>
+                <w:sz w:val="22"/>
+                <w:szCs w:val="22"/>
+              </w:rPr>
+              <w:t xml:space="preserve"> pc(.clk(clk), .reset(reset), .</w:t>
+            </w:r>
+            <w:proofErr w:type="spellStart"/>
+            <w:r>
+              <w:rPr>
+                <w:rFonts w:asciiTheme="minorHAnsi" w:hAnsiTheme="minorHAnsi" w:cstheme="minorHAnsi"/>
+                <w:sz w:val="22"/>
+                <w:szCs w:val="22"/>
+              </w:rPr>
+              <w:t>pc_out</w:t>
+            </w:r>
+            <w:proofErr w:type="spellEnd"/>
+            <w:r>
+              <w:rPr>
+                <w:rFonts w:asciiTheme="minorHAnsi" w:hAnsiTheme="minorHAnsi" w:cstheme="minorHAnsi"/>
+                <w:sz w:val="22"/>
+                <w:szCs w:val="22"/>
+              </w:rPr>
+              <w:t>(</w:t>
+            </w:r>
+            <w:proofErr w:type="spellStart"/>
+            <w:r>
+              <w:rPr>
+                <w:rFonts w:asciiTheme="minorHAnsi" w:hAnsiTheme="minorHAnsi" w:cstheme="minorHAnsi"/>
+                <w:sz w:val="22"/>
+                <w:szCs w:val="22"/>
+              </w:rPr>
+              <w:t>pc_out</w:t>
+            </w:r>
+            <w:proofErr w:type="spellEnd"/>
+            <w:r>
+              <w:rPr>
+                <w:rFonts w:asciiTheme="minorHAnsi" w:hAnsiTheme="minorHAnsi" w:cstheme="minorHAnsi"/>
+                <w:sz w:val="22"/>
+                <w:szCs w:val="22"/>
+              </w:rPr>
+              <w:t>));</w:t>
+            </w:r>
+          </w:p>
+          <w:p>
+            <w:pPr>
+              <w:pStyle w:val="ListParagraph"/>
+              <w:spacing w:before="0" w:beforeAutospacing="0" w:after="0" w:afterAutospacing="0"/>
+              <w:rPr>
+                <w:rFonts w:asciiTheme="minorHAnsi" w:hAnsiTheme="minorHAnsi" w:cstheme="minorHAnsi"/>
+                <w:sz w:val="22"/>
+                <w:szCs w:val="22"/>
+              </w:rPr>
+            </w:pPr>
+          </w:p>
+          <w:p>
+            <w:pPr>
+              <w:pStyle w:val="ListParagraph"/>
+              <w:spacing w:before="0" w:beforeAutospacing="0" w:after="0" w:afterAutospacing="0"/>
+              <w:rPr>
+                <w:rFonts w:asciiTheme="minorHAnsi" w:hAnsiTheme="minorHAnsi" w:cstheme="minorHAnsi"/>
+                <w:sz w:val="22"/>
+                <w:szCs w:val="22"/>
+              </w:rPr>
+            </w:pPr>
+            <w:proofErr w:type="spellStart"/>
+            <w:r>
+              <w:rPr>
+                <w:rFonts w:asciiTheme="minorHAnsi" w:hAnsiTheme="minorHAnsi" w:cstheme="minorHAnsi"/>
+                <w:sz w:val="22"/>
+                <w:szCs w:val="22"/>
+              </w:rPr>
+              <w:t>instruction_memory</w:t>
+            </w:r>
+            <w:proofErr w:type="spellEnd"/>
+            <w:r>
+              <w:rPr>
+                <w:rFonts w:asciiTheme="minorHAnsi" w:hAnsiTheme="minorHAnsi" w:cstheme="minorHAnsi"/>
+                <w:sz w:val="22"/>
+                <w:szCs w:val="22"/>
+              </w:rPr>
+              <w:t xml:space="preserve"> </w:t>
+            </w:r>
+            <w:proofErr w:type="spellStart"/>
+            <w:r>
+              <w:rPr>
+                <w:rFonts w:asciiTheme="minorHAnsi" w:hAnsiTheme="minorHAnsi" w:cstheme="minorHAnsi"/>
+                <w:sz w:val="22"/>
+                <w:szCs w:val="22"/>
+              </w:rPr>
+              <w:t>im</w:t>
+            </w:r>
+            <w:proofErr w:type="spellEnd"/>
+            <w:r>
+              <w:rPr>
+                <w:rFonts w:asciiTheme="minorHAnsi" w:hAnsiTheme="minorHAnsi" w:cstheme="minorHAnsi"/>
+                <w:sz w:val="22"/>
+                <w:szCs w:val="22"/>
+              </w:rPr>
+              <w:t>(.</w:t>
+            </w:r>
+            <w:proofErr w:type="spellStart"/>
+            <w:r>
+              <w:rPr>
+                <w:rFonts w:asciiTheme="minorHAnsi" w:hAnsiTheme="minorHAnsi" w:cstheme="minorHAnsi"/>
+                <w:sz w:val="22"/>
+                <w:szCs w:val="22"/>
+              </w:rPr>
+              <w:t>addr</w:t>
+            </w:r>
+            <w:proofErr w:type="spellEnd"/>
+            <w:r>
+              <w:rPr>
+                <w:rFonts w:asciiTheme="minorHAnsi" w:hAnsiTheme="minorHAnsi" w:cstheme="minorHAnsi"/>
+                <w:sz w:val="22"/>
+                <w:szCs w:val="22"/>
+              </w:rPr>
+              <w:t>(</w:t>
+            </w:r>
+            <w:proofErr w:type="spellStart"/>
+            <w:r>
+              <w:rPr>
+                <w:rFonts w:asciiTheme="minorHAnsi" w:hAnsiTheme="minorHAnsi" w:cstheme="minorHAnsi"/>
+                <w:sz w:val="22"/>
+                <w:szCs w:val="22"/>
+              </w:rPr>
+              <w:t>pc_out</w:t>
+            </w:r>
+            <w:proofErr w:type="spellEnd"/>
+            <w:r>
+              <w:rPr>
+                <w:rFonts w:asciiTheme="minorHAnsi" w:hAnsiTheme="minorHAnsi" w:cstheme="minorHAnsi"/>
+                <w:sz w:val="22"/>
+                <w:szCs w:val="22"/>
+              </w:rPr>
+              <w:t>), .instruction(instruction));</w:t>
+            </w:r>
+          </w:p>
+          <w:p>
+            <w:pPr>
+              <w:pStyle w:val="ListParagraph"/>
+              <w:spacing w:before="0" w:beforeAutospacing="0" w:after="0" w:afterAutospacing="0"/>
+              <w:rPr>
+                <w:rFonts w:asciiTheme="minorHAnsi" w:hAnsiTheme="minorHAnsi" w:cstheme="minorHAnsi"/>
+                <w:sz w:val="22"/>
+                <w:szCs w:val="22"/>
+              </w:rPr>
+            </w:pPr>
+          </w:p>
+          <w:p>
+            <w:pPr>
+              <w:pStyle w:val="ListParagraph"/>
+              <w:spacing w:before="0" w:beforeAutospacing="0" w:after="0" w:afterAutospacing="0"/>
+              <w:rPr>
+                <w:rFonts w:asciiTheme="minorHAnsi" w:hAnsiTheme="minorHAnsi" w:cstheme="minorHAnsi"/>
+                <w:sz w:val="22"/>
+                <w:szCs w:val="22"/>
+              </w:rPr>
+            </w:pPr>
+            <w:r>
+              <w:rPr>
+                <w:rFonts w:asciiTheme="minorHAnsi" w:hAnsiTheme="minorHAnsi" w:cstheme="minorHAnsi"/>
+                <w:sz w:val="22"/>
+                <w:szCs w:val="22"/>
+              </w:rPr>
+              <w:t>always begin</w:t>
+            </w:r>
+          </w:p>
+          <w:p>
+            <w:pPr>
+              <w:pStyle w:val="ListParagraph"/>
+              <w:spacing w:before="0" w:beforeAutospacing="0" w:after="0" w:afterAutospacing="0"/>
+              <w:rPr>
+                <w:rFonts w:asciiTheme="minorHAnsi" w:hAnsiTheme="minorHAnsi" w:cstheme="minorHAnsi"/>
+                <w:sz w:val="22"/>
+                <w:szCs w:val="22"/>
+              </w:rPr>
+            </w:pPr>
+            <w:r>
+              <w:rPr>
+                <w:rFonts w:asciiTheme="minorHAnsi" w:hAnsiTheme="minorHAnsi" w:cstheme="minorHAnsi"/>
+                <w:sz w:val="22"/>
+                <w:szCs w:val="22"/>
+              </w:rPr>
+              <w:t>#5 clk = ~clk;</w:t>
+            </w:r>
+          </w:p>
+          <w:p>
+            <w:pPr>
+              <w:pStyle w:val="ListParagraph"/>
+              <w:spacing w:before="0" w:beforeAutospacing="0" w:after="0" w:afterAutospacing="0"/>
+              <w:rPr>
+                <w:rFonts w:asciiTheme="minorHAnsi" w:hAnsiTheme="minorHAnsi" w:cstheme="minorHAnsi"/>
+                <w:sz w:val="22"/>
+                <w:szCs w:val="22"/>
+              </w:rPr>
+            </w:pPr>
+            <w:r>
+              <w:rPr>
+                <w:rFonts w:asciiTheme="minorHAnsi" w:hAnsiTheme="minorHAnsi" w:cstheme="minorHAnsi"/>
+                <w:sz w:val="22"/>
+                <w:szCs w:val="22"/>
+              </w:rPr>
+              <w:t>end</w:t>
+            </w:r>
+          </w:p>
+          <w:p>
+            <w:pPr>
+              <w:pStyle w:val="ListParagraph"/>
+              <w:spacing w:before="0" w:beforeAutospacing="0" w:after="0" w:afterAutospacing="0"/>
+              <w:rPr>
+                <w:rFonts w:asciiTheme="minorHAnsi" w:hAnsiTheme="minorHAnsi" w:cstheme="minorHAnsi"/>
+                <w:sz w:val="22"/>
+                <w:szCs w:val="22"/>
+              </w:rPr>
+            </w:pPr>
+          </w:p>
+          <w:p>
+            <w:pPr>
+              <w:pStyle w:val="ListParagraph"/>
+              <w:spacing w:before="0" w:beforeAutospacing="0" w:after="0" w:afterAutospacing="0"/>
+              <w:rPr>
+                <w:rFonts w:asciiTheme="minorHAnsi" w:hAnsiTheme="minorHAnsi" w:cstheme="minorHAnsi"/>
+                <w:sz w:val="22"/>
+                <w:szCs w:val="22"/>
+              </w:rPr>
+            </w:pPr>
+            <w:r>
+              <w:rPr>
+                <w:rFonts w:asciiTheme="minorHAnsi" w:hAnsiTheme="minorHAnsi" w:cstheme="minorHAnsi"/>
+                <w:sz w:val="22"/>
+                <w:szCs w:val="22"/>
+              </w:rPr>
+              <w:t xml:space="preserve">initial begin </w:t>
+            </w:r>
+          </w:p>
+          <w:p>
+            <w:pPr>
+              <w:pStyle w:val="ListParagraph"/>
+              <w:spacing w:before="0" w:beforeAutospacing="0" w:after="0" w:afterAutospacing="0"/>
+              <w:rPr>
+                <w:rFonts w:asciiTheme="minorHAnsi" w:hAnsiTheme="minorHAnsi" w:cstheme="minorHAnsi"/>
+                <w:sz w:val="22"/>
+                <w:szCs w:val="22"/>
+              </w:rPr>
+            </w:pPr>
+            <w:r>
+              <w:rPr>
+                <w:rFonts w:asciiTheme="minorHAnsi" w:hAnsiTheme="minorHAnsi" w:cstheme="minorHAnsi"/>
+                <w:sz w:val="22"/>
+                <w:szCs w:val="22"/>
+              </w:rPr>
+              <w:t>clk = 0;</w:t>
+            </w:r>
+          </w:p>
+          <w:p>
+            <w:pPr>
+              <w:pStyle w:val="ListParagraph"/>
+              <w:spacing w:before="0" w:beforeAutospacing="0" w:after="0" w:afterAutospacing="0"/>
+              <w:rPr>
+                <w:rFonts w:asciiTheme="minorHAnsi" w:hAnsiTheme="minorHAnsi" w:cstheme="minorHAnsi"/>
+                <w:sz w:val="22"/>
+                <w:szCs w:val="22"/>
+              </w:rPr>
+            </w:pPr>
+            <w:r>
+              <w:rPr>
+                <w:rFonts w:asciiTheme="minorHAnsi" w:hAnsiTheme="minorHAnsi" w:cstheme="minorHAnsi"/>
+                <w:sz w:val="22"/>
+                <w:szCs w:val="22"/>
+              </w:rPr>
+              <w:t>reset = 1;</w:t>
+            </w:r>
+          </w:p>
+          <w:p>
+            <w:pPr>
+              <w:pStyle w:val="ListParagraph"/>
+              <w:spacing w:before="0" w:beforeAutospacing="0" w:after="0" w:afterAutospacing="0"/>
+              <w:rPr>
+                <w:rFonts w:asciiTheme="minorHAnsi" w:hAnsiTheme="minorHAnsi" w:cstheme="minorHAnsi"/>
+                <w:sz w:val="22"/>
+                <w:szCs w:val="22"/>
+              </w:rPr>
+            </w:pPr>
+          </w:p>
+          <w:p>
+            <w:pPr>
+              <w:pStyle w:val="ListParagraph"/>
+              <w:spacing w:before="0" w:beforeAutospacing="0" w:after="0" w:afterAutospacing="0"/>
+              <w:rPr>
+                <w:rFonts w:asciiTheme="minorHAnsi" w:hAnsiTheme="minorHAnsi" w:cstheme="minorHAnsi"/>
+                <w:sz w:val="22"/>
+                <w:szCs w:val="22"/>
+              </w:rPr>
+            </w:pPr>
+            <w:r>
+              <w:rPr>
+                <w:rFonts w:asciiTheme="minorHAnsi" w:hAnsiTheme="minorHAnsi" w:cstheme="minorHAnsi"/>
+                <w:sz w:val="22"/>
+                <w:szCs w:val="22"/>
+              </w:rPr>
+              <w:t>#10 reset = 0;</w:t>
+            </w:r>
+          </w:p>
+          <w:p>
+            <w:pPr>
+              <w:pStyle w:val="ListParagraph"/>
+              <w:spacing w:before="0" w:beforeAutospacing="0" w:after="0" w:afterAutospacing="0"/>
+              <w:rPr>
+                <w:rFonts w:asciiTheme="minorHAnsi" w:hAnsiTheme="minorHAnsi" w:cstheme="minorHAnsi"/>
+                <w:sz w:val="22"/>
+                <w:szCs w:val="22"/>
+              </w:rPr>
+            </w:pPr>
+          </w:p>
+          <w:p>
+            <w:pPr>
+              <w:pStyle w:val="ListParagraph"/>
+              <w:spacing w:before="0" w:beforeAutospacing="0" w:after="0" w:afterAutospacing="0"/>
+              <w:rPr>
+                <w:rFonts w:asciiTheme="minorHAnsi" w:hAnsiTheme="minorHAnsi" w:cstheme="minorHAnsi"/>
+                <w:sz w:val="22"/>
+                <w:szCs w:val="22"/>
+              </w:rPr>
+            </w:pPr>
+            <w:r>
+              <w:rPr>
+                <w:rFonts w:asciiTheme="minorHAnsi" w:hAnsiTheme="minorHAnsi" w:cstheme="minorHAnsi"/>
+                <w:sz w:val="22"/>
+                <w:szCs w:val="22"/>
+              </w:rPr>
+              <w:t>end</w:t>
+            </w:r>
+          </w:p>
+          <w:p>
+            <w:pPr>
+              <w:pStyle w:val="ListParagraph"/>
+              <w:spacing w:before="0" w:beforeAutospacing="0" w:after="0" w:afterAutospacing="0"/>
+              <w:rPr>
+                <w:rFonts w:asciiTheme="minorHAnsi" w:hAnsiTheme="minorHAnsi" w:cstheme="minorHAnsi"/>
+                <w:sz w:val="22"/>
+                <w:szCs w:val="22"/>
+              </w:rPr>
+            </w:pPr>
+          </w:p>
+          <w:p>
+            <w:pPr>
+              <w:pStyle w:val="ListParagraph"/>
+              <w:spacing w:before="0" w:beforeAutospacing="0" w:after="0" w:afterAutospacing="0"/>
+              <w:rPr>
+                <w:rFonts w:asciiTheme="minorHAnsi" w:hAnsiTheme="minorHAnsi" w:cstheme="minorHAnsi"/>
+                <w:sz w:val="22"/>
+                <w:szCs w:val="22"/>
+              </w:rPr>
+            </w:pPr>
+            <w:proofErr w:type="spellStart"/>
+            <w:r>
+              <w:rPr>
+                <w:rFonts w:asciiTheme="minorHAnsi" w:hAnsiTheme="minorHAnsi" w:cstheme="minorHAnsi"/>
+                <w:sz w:val="22"/>
+                <w:szCs w:val="22"/>
+              </w:rPr>
+              <w:t>endmodule</w:t>
+            </w:r>
+            <w:proofErr w:type="spellEnd"/>
+            <w:r>
+              <w:rPr>
+                <w:rFonts w:asciiTheme="minorHAnsi" w:hAnsiTheme="minorHAnsi" w:cstheme="minorHAnsi"/>
+                <w:sz w:val="22"/>
+                <w:szCs w:val="22"/>
+              </w:rPr>
+              <w:t xml:space="preserve"> </w:t>
+            </w:r>
+          </w:p>
+          <w:p>
+            <w:pPr>
+              <w:pStyle w:val="ListParagraph"/>
+              <w:spacing w:before="0" w:beforeAutospacing="0" w:after="0" w:afterAutospacing="0"/>
+              <w:rPr>
+                <w:rFonts w:asciiTheme="minorHAnsi" w:hAnsiTheme="minorHAnsi" w:cstheme="minorHAnsi"/>
+                <w:sz w:val="22"/>
+                <w:szCs w:val="22"/>
+              </w:rPr>
+            </w:pPr>
+          </w:p>
+          <w:p>
+            <w:pPr>
+              <w:pStyle w:val="ListParagraph"/>
+              <w:spacing w:before="0" w:beforeAutospacing="0" w:after="0" w:afterAutospacing="0"/>
+              <w:rPr>
+                <w:rFonts w:asciiTheme="minorHAnsi" w:hAnsiTheme="minorHAnsi" w:cstheme="minorHAnsi"/>
+                <w:sz w:val="22"/>
+                <w:szCs w:val="22"/>
+              </w:rPr>
+            </w:pPr>
+          </w:p>
+          <w:p>
+            <w:pPr>
+              <w:pStyle w:val="ListParagraph"/>
+              <w:spacing w:before="0" w:beforeAutospacing="0" w:after="0" w:afterAutospacing="0"/>
               <w:rPr>
                 <w:rFonts w:asciiTheme="minorHAnsi" w:hAnsiTheme="minorHAnsi" w:cstheme="minorHAnsi"/>
                 <w:sz w:val="22"/>
@@ -2121,6 +5135,7 @@
                 <w:sz w:val="26"/>
                 <w:szCs w:val="26"/>
               </w:rPr>
+              <w:lastRenderedPageBreak/>
               <w:t>Output:</w:t>
             </w:r>
           </w:p>
@@ -2134,77 +5149,60 @@
           <w:p>
             <w:pPr>
               <w:pStyle w:val="ListParagraph"/>
-              <w:rPr>
-                <w:rFonts w:asciiTheme="minorHAnsi" w:hAnsiTheme="minorHAnsi" w:cstheme="minorHAnsi"/>
-                <w:sz w:val="22"/>
-                <w:szCs w:val="22"/>
-              </w:rPr>
-            </w:pPr>
-            <w:r>
-              <w:rPr>
-                <w:rFonts w:asciiTheme="minorHAnsi" w:hAnsiTheme="minorHAnsi" w:cstheme="minorHAnsi"/>
-                <w:sz w:val="22"/>
-                <w:szCs w:val="22"/>
-              </w:rPr>
-              <w:t xml:space="preserve">// Import output here </w:t>
-            </w:r>
-            <w:r>
-              <w:rPr>
-                <w:rFonts w:ascii="Segoe UI Symbol" w:hAnsi="Segoe UI Symbol" w:cs="Segoe UI Symbol"/>
-                <w:color w:val="474747"/>
-                <w:shd w:val="clear" w:color="auto" w:fill="FFFFFF"/>
-              </w:rPr>
-              <w:t>👇</w:t>
-            </w:r>
-          </w:p>
-          <w:p>
-            <w:pPr>
-              <w:pStyle w:val="ListParagraph"/>
-              <w:spacing w:before="0" w:beforeAutospacing="0" w:after="0" w:afterAutospacing="0"/>
-              <w:rPr>
-                <w:rFonts w:asciiTheme="minorHAnsi" w:hAnsiTheme="minorHAnsi" w:cstheme="minorHAnsi"/>
-                <w:sz w:val="22"/>
-                <w:szCs w:val="22"/>
-              </w:rPr>
-            </w:pPr>
-          </w:p>
-          <w:p>
-            <w:pPr>
-              <w:pStyle w:val="ListParagraph"/>
-              <w:spacing w:before="0" w:beforeAutospacing="0" w:after="0" w:afterAutospacing="0"/>
-              <w:rPr>
-                <w:rFonts w:asciiTheme="minorHAnsi" w:hAnsiTheme="minorHAnsi" w:cstheme="minorHAnsi"/>
-                <w:sz w:val="22"/>
-                <w:szCs w:val="22"/>
-              </w:rPr>
-            </w:pPr>
-          </w:p>
-          <w:p>
-            <w:pPr>
-              <w:pStyle w:val="ListParagraph"/>
-              <w:spacing w:before="0" w:beforeAutospacing="0" w:after="0" w:afterAutospacing="0"/>
-              <w:rPr>
-                <w:rFonts w:asciiTheme="minorHAnsi" w:hAnsiTheme="minorHAnsi" w:cstheme="minorHAnsi"/>
-                <w:sz w:val="22"/>
-                <w:szCs w:val="22"/>
-              </w:rPr>
-            </w:pPr>
-          </w:p>
-          <w:p>
-            <w:pPr>
-              <w:pStyle w:val="ListParagraph"/>
-              <w:spacing w:before="0" w:beforeAutospacing="0" w:after="0" w:afterAutospacing="0"/>
-              <w:rPr>
-                <w:rFonts w:asciiTheme="minorHAnsi" w:hAnsiTheme="minorHAnsi" w:cstheme="minorHAnsi"/>
-                <w:sz w:val="22"/>
-                <w:szCs w:val="22"/>
-              </w:rPr>
-            </w:pPr>
-          </w:p>
-          <w:p>
-            <w:pPr>
-              <w:pStyle w:val="ListParagraph"/>
-              <w:spacing w:before="0" w:beforeAutospacing="0" w:after="240" w:afterAutospacing="0"/>
+              <w:spacing w:before="0" w:beforeAutospacing="0" w:after="0" w:afterAutospacing="0"/>
+              <w:rPr>
+                <w:rFonts w:asciiTheme="minorHAnsi" w:hAnsiTheme="minorHAnsi" w:cstheme="minorHAnsi"/>
+                <w:sz w:val="22"/>
+                <w:szCs w:val="22"/>
+              </w:rPr>
+            </w:pPr>
+            <w:r>
+              <w:rPr>
+                <w:rFonts w:asciiTheme="minorHAnsi" w:hAnsiTheme="minorHAnsi" w:cstheme="minorHAnsi"/>
+                <w:sz w:val="22"/>
+                <w:szCs w:val="22"/>
+              </w:rPr>
+              <w:drawing>
+                <wp:inline distT="0" distB="0" distL="0" distR="0" wp14:anchorId="6F652DDF" wp14:editId="179DB229">
+                  <wp:extent cx="6189345" cy="1143000"/>
+                  <wp:effectExtent l="0" t="0" r="1905" b="0"/>
+                  <wp:docPr id="457052672" name="Picture 1"/>
+                  <wp:cNvGraphicFramePr>
+                    <a:graphicFrameLocks xmlns:a="http://schemas.openxmlformats.org/drawingml/2006/main" noChangeAspect="1"/>
+                  </wp:cNvGraphicFramePr>
+                  <a:graphic xmlns:a="http://schemas.openxmlformats.org/drawingml/2006/main">
+                    <a:graphicData uri="http://schemas.openxmlformats.org/drawingml/2006/picture">
+                      <pic:pic xmlns:pic="http://schemas.openxmlformats.org/drawingml/2006/picture">
+                        <pic:nvPicPr>
+                          <pic:cNvPr id="457052672" name=""/>
+                          <pic:cNvPicPr/>
+                        </pic:nvPicPr>
+                        <pic:blipFill>
+                          <a:blip r:embed="rId10"/>
+                          <a:stretch>
+                            <a:fillRect/>
+                          </a:stretch>
+                        </pic:blipFill>
+                        <pic:spPr>
+                          <a:xfrm>
+                            <a:off x="0" y="0"/>
+                            <a:ext cx="6189345" cy="1143000"/>
+                          </a:xfrm>
+                          <a:prstGeom prst="rect">
+                            <a:avLst/>
+                          </a:prstGeom>
+                        </pic:spPr>
+                      </pic:pic>
+                    </a:graphicData>
+                  </a:graphic>
+                </wp:inline>
+              </w:drawing>
+            </w:r>
+          </w:p>
+          <w:p>
+            <w:pPr>
+              <w:pStyle w:val="ListParagraph"/>
+              <w:spacing w:before="0" w:beforeAutospacing="0" w:after="0" w:afterAutospacing="0"/>
               <w:rPr>
                 <w:rFonts w:asciiTheme="minorHAnsi" w:hAnsiTheme="minorHAnsi" w:cstheme="minorHAnsi"/>
                 <w:sz w:val="22"/>
@@ -2215,56 +5213,6 @@
         </w:tc>
       </w:tr>
     </w:tbl>
-    <w:p>
-      <w:pPr>
-        <w:pStyle w:val="ListParagraph"/>
-        <w:rPr>
-          <w:rFonts w:asciiTheme="minorHAnsi" w:hAnsiTheme="minorHAnsi" w:cstheme="minorHAnsi"/>
-          <w:sz w:val="22"/>
-          <w:szCs w:val="22"/>
-        </w:rPr>
-      </w:pPr>
-    </w:p>
-    <w:p>
-      <w:pPr>
-        <w:pStyle w:val="ListParagraph"/>
-        <w:rPr>
-          <w:rFonts w:asciiTheme="minorHAnsi" w:hAnsiTheme="minorHAnsi" w:cstheme="minorHAnsi"/>
-          <w:sz w:val="22"/>
-          <w:szCs w:val="22"/>
-        </w:rPr>
-      </w:pPr>
-    </w:p>
-    <w:p>
-      <w:pPr>
-        <w:pStyle w:val="ListParagraph"/>
-        <w:rPr>
-          <w:rFonts w:asciiTheme="minorHAnsi" w:hAnsiTheme="minorHAnsi" w:cstheme="minorHAnsi"/>
-          <w:sz w:val="22"/>
-          <w:szCs w:val="22"/>
-        </w:rPr>
-      </w:pPr>
-    </w:p>
-    <w:p>
-      <w:pPr>
-        <w:pStyle w:val="ListParagraph"/>
-        <w:rPr>
-          <w:rFonts w:asciiTheme="minorHAnsi" w:hAnsiTheme="minorHAnsi" w:cstheme="minorHAnsi"/>
-          <w:sz w:val="22"/>
-          <w:szCs w:val="22"/>
-        </w:rPr>
-      </w:pPr>
-    </w:p>
-    <w:p>
-      <w:pPr>
-        <w:pStyle w:val="ListParagraph"/>
-        <w:rPr>
-          <w:rFonts w:asciiTheme="minorHAnsi" w:hAnsiTheme="minorHAnsi" w:cstheme="minorHAnsi"/>
-          <w:sz w:val="22"/>
-          <w:szCs w:val="22"/>
-        </w:rPr>
-      </w:pPr>
-    </w:p>
     <w:p>
       <w:pPr>
         <w:pStyle w:val="ListParagraph"/>
@@ -2413,56 +5361,6 @@
           <w:p>
             <w:pPr>
               <w:pStyle w:val="ListParagraph"/>
-              <w:rPr>
-                <w:rFonts w:asciiTheme="minorHAnsi" w:hAnsiTheme="minorHAnsi" w:cstheme="minorHAnsi"/>
-                <w:sz w:val="22"/>
-                <w:szCs w:val="22"/>
-              </w:rPr>
-            </w:pPr>
-            <w:r>
-              <w:rPr>
-                <w:rFonts w:asciiTheme="minorHAnsi" w:hAnsiTheme="minorHAnsi" w:cstheme="minorHAnsi"/>
-                <w:sz w:val="22"/>
-                <w:szCs w:val="22"/>
-              </w:rPr>
-              <w:t xml:space="preserve">// Write description of the task here </w:t>
-            </w:r>
-            <w:r>
-              <w:rPr>
-                <w:rFonts w:ascii="Segoe UI Symbol" w:hAnsi="Segoe UI Symbol" w:cs="Segoe UI Symbol"/>
-                <w:sz w:val="22"/>
-                <w:szCs w:val="22"/>
-              </w:rPr>
-              <w:t>👇</w:t>
-            </w:r>
-            <w:r>
-              <w:rPr>
-                <w:rFonts w:asciiTheme="minorHAnsi" w:hAnsiTheme="minorHAnsi" w:cstheme="minorHAnsi"/>
-                <w:sz w:val="22"/>
-                <w:szCs w:val="22"/>
-              </w:rPr>
-              <w:t xml:space="preserve"> (max. five </w:t>
-            </w:r>
-            <w:r>
-              <w:rPr>
-                <w:rFonts w:asciiTheme="minorHAnsi" w:hAnsiTheme="minorHAnsi" w:cstheme="minorHAnsi"/>
-                <w:sz w:val="22"/>
-                <w:szCs w:val="22"/>
-              </w:rPr>
-              <w:t xml:space="preserve">to seven </w:t>
-            </w:r>
-            <w:r>
-              <w:rPr>
-                <w:rFonts w:asciiTheme="minorHAnsi" w:hAnsiTheme="minorHAnsi" w:cstheme="minorHAnsi"/>
-                <w:sz w:val="22"/>
-                <w:szCs w:val="22"/>
-              </w:rPr>
-              <w:t>lines)</w:t>
-            </w:r>
-          </w:p>
-          <w:p>
-            <w:pPr>
-              <w:pStyle w:val="ListParagraph"/>
               <w:spacing w:before="120" w:beforeAutospacing="0" w:after="120" w:afterAutospacing="0"/>
               <w:rPr>
                 <w:rFonts w:asciiTheme="minorHAnsi" w:hAnsiTheme="minorHAnsi" w:cstheme="minorHAnsi"/>
@@ -2470,6 +5368,22 @@
                 <w:szCs w:val="22"/>
               </w:rPr>
             </w:pPr>
+            <w:r>
+              <w:rPr>
+                <w:rFonts w:asciiTheme="minorHAnsi" w:hAnsiTheme="minorHAnsi" w:cstheme="minorHAnsi"/>
+                <w:sz w:val="22"/>
+                <w:szCs w:val="22"/>
+              </w:rPr>
+              <w:t xml:space="preserve">In this task, we had to implement a 32-bit PC register compliant with RV32 architecture, using Verilog. </w:t>
+            </w:r>
+            <w:r>
+              <w:rPr>
+                <w:rFonts w:asciiTheme="minorHAnsi" w:hAnsiTheme="minorHAnsi" w:cstheme="minorHAnsi"/>
+                <w:sz w:val="22"/>
+                <w:szCs w:val="22"/>
+              </w:rPr>
+              <w:t xml:space="preserve">The PC is incremented by 4 bytes on every rising clock edge, and the lower 4 bits of the PC output are using for an immediate 4-bit address. </w:t>
+            </w:r>
           </w:p>
           <w:p>
             <w:pPr>
@@ -2522,66 +5436,1634 @@
           <w:p>
             <w:pPr>
               <w:pStyle w:val="ListParagraph"/>
-              <w:rPr>
-                <w:rFonts w:ascii="Segoe UI Symbol" w:hAnsi="Segoe UI Symbol" w:cs="Segoe UI Symbol"/>
-                <w:color w:val="474747"/>
-                <w:shd w:val="clear" w:color="auto" w:fill="FFFFFF"/>
-              </w:rPr>
-            </w:pPr>
-            <w:r>
-              <w:rPr>
-                <w:rFonts w:asciiTheme="minorHAnsi" w:hAnsiTheme="minorHAnsi" w:cstheme="minorHAnsi"/>
-                <w:sz w:val="22"/>
-                <w:szCs w:val="22"/>
-              </w:rPr>
-              <w:t xml:space="preserve">// Paste source code here </w:t>
-            </w:r>
-            <w:r>
-              <w:rPr>
-                <w:rFonts w:ascii="Segoe UI Symbol" w:hAnsi="Segoe UI Symbol" w:cs="Segoe UI Symbol"/>
-                <w:color w:val="474747"/>
-                <w:shd w:val="clear" w:color="auto" w:fill="FFFFFF"/>
-              </w:rPr>
-              <w:t>👇</w:t>
-            </w:r>
-          </w:p>
-          <w:p>
-            <w:pPr>
-              <w:pStyle w:val="ListParagraph"/>
-              <w:spacing w:before="0" w:beforeAutospacing="0" w:after="0" w:afterAutospacing="0"/>
-              <w:rPr>
-                <w:rFonts w:asciiTheme="minorHAnsi" w:hAnsiTheme="minorHAnsi" w:cstheme="minorHAnsi"/>
-                <w:sz w:val="22"/>
-                <w:szCs w:val="22"/>
-              </w:rPr>
-            </w:pPr>
-          </w:p>
-          <w:p>
-            <w:pPr>
-              <w:pStyle w:val="ListParagraph"/>
-              <w:spacing w:before="0" w:beforeAutospacing="0" w:after="0" w:afterAutospacing="0"/>
-              <w:rPr>
-                <w:rFonts w:asciiTheme="minorHAnsi" w:hAnsiTheme="minorHAnsi" w:cstheme="minorHAnsi"/>
-                <w:sz w:val="22"/>
-                <w:szCs w:val="22"/>
-              </w:rPr>
-            </w:pPr>
-          </w:p>
-          <w:p>
-            <w:pPr>
-              <w:pStyle w:val="ListParagraph"/>
-              <w:spacing w:before="0" w:beforeAutospacing="0" w:after="0" w:afterAutospacing="0"/>
-              <w:rPr>
-                <w:rFonts w:asciiTheme="minorHAnsi" w:hAnsiTheme="minorHAnsi" w:cstheme="minorHAnsi"/>
-                <w:sz w:val="22"/>
-                <w:szCs w:val="22"/>
-              </w:rPr>
-            </w:pPr>
-          </w:p>
-          <w:p>
-            <w:pPr>
-              <w:pStyle w:val="ListParagraph"/>
-              <w:spacing w:before="0" w:beforeAutospacing="0" w:after="240" w:afterAutospacing="0"/>
+              <w:spacing w:before="0" w:beforeAutospacing="0" w:after="0" w:afterAutospacing="0"/>
+              <w:rPr>
+                <w:rFonts w:asciiTheme="minorHAnsi" w:hAnsiTheme="minorHAnsi" w:cstheme="minorHAnsi"/>
+                <w:sz w:val="22"/>
+                <w:szCs w:val="22"/>
+              </w:rPr>
+            </w:pPr>
+            <w:r>
+              <w:rPr>
+                <w:rFonts w:asciiTheme="minorHAnsi" w:hAnsiTheme="minorHAnsi" w:cstheme="minorHAnsi"/>
+                <w:sz w:val="22"/>
+                <w:szCs w:val="22"/>
+              </w:rPr>
+              <w:t xml:space="preserve">module </w:t>
+            </w:r>
+            <w:proofErr w:type="spellStart"/>
+            <w:r>
+              <w:rPr>
+                <w:rFonts w:asciiTheme="minorHAnsi" w:hAnsiTheme="minorHAnsi" w:cstheme="minorHAnsi"/>
+                <w:sz w:val="22"/>
+                <w:szCs w:val="22"/>
+              </w:rPr>
+              <w:t>program_counter</w:t>
+            </w:r>
+            <w:proofErr w:type="spellEnd"/>
+            <w:r>
+              <w:rPr>
+                <w:rFonts w:asciiTheme="minorHAnsi" w:hAnsiTheme="minorHAnsi" w:cstheme="minorHAnsi"/>
+                <w:sz w:val="22"/>
+                <w:szCs w:val="22"/>
+              </w:rPr>
+              <w:t xml:space="preserve">(clk, reset, </w:t>
+            </w:r>
+            <w:proofErr w:type="spellStart"/>
+            <w:r>
+              <w:rPr>
+                <w:rFonts w:asciiTheme="minorHAnsi" w:hAnsiTheme="minorHAnsi" w:cstheme="minorHAnsi"/>
+                <w:sz w:val="22"/>
+                <w:szCs w:val="22"/>
+              </w:rPr>
+              <w:t>pc_out</w:t>
+            </w:r>
+            <w:proofErr w:type="spellEnd"/>
+            <w:r>
+              <w:rPr>
+                <w:rFonts w:asciiTheme="minorHAnsi" w:hAnsiTheme="minorHAnsi" w:cstheme="minorHAnsi"/>
+                <w:sz w:val="22"/>
+                <w:szCs w:val="22"/>
+              </w:rPr>
+              <w:t>);</w:t>
+            </w:r>
+          </w:p>
+          <w:p>
+            <w:pPr>
+              <w:pStyle w:val="ListParagraph"/>
+              <w:spacing w:before="0" w:beforeAutospacing="0" w:after="0" w:afterAutospacing="0"/>
+              <w:rPr>
+                <w:rFonts w:asciiTheme="minorHAnsi" w:hAnsiTheme="minorHAnsi" w:cstheme="minorHAnsi"/>
+                <w:sz w:val="22"/>
+                <w:szCs w:val="22"/>
+              </w:rPr>
+            </w:pPr>
+          </w:p>
+          <w:p>
+            <w:pPr>
+              <w:pStyle w:val="ListParagraph"/>
+              <w:spacing w:before="0" w:beforeAutospacing="0" w:after="0" w:afterAutospacing="0"/>
+              <w:rPr>
+                <w:rFonts w:asciiTheme="minorHAnsi" w:hAnsiTheme="minorHAnsi" w:cstheme="minorHAnsi"/>
+                <w:sz w:val="22"/>
+                <w:szCs w:val="22"/>
+              </w:rPr>
+            </w:pPr>
+            <w:r>
+              <w:rPr>
+                <w:rFonts w:asciiTheme="minorHAnsi" w:hAnsiTheme="minorHAnsi" w:cstheme="minorHAnsi"/>
+                <w:sz w:val="22"/>
+                <w:szCs w:val="22"/>
+              </w:rPr>
+              <w:t>input clk;</w:t>
+            </w:r>
+          </w:p>
+          <w:p>
+            <w:pPr>
+              <w:pStyle w:val="ListParagraph"/>
+              <w:spacing w:before="0" w:beforeAutospacing="0" w:after="0" w:afterAutospacing="0"/>
+              <w:rPr>
+                <w:rFonts w:asciiTheme="minorHAnsi" w:hAnsiTheme="minorHAnsi" w:cstheme="minorHAnsi"/>
+                <w:sz w:val="22"/>
+                <w:szCs w:val="22"/>
+              </w:rPr>
+            </w:pPr>
+            <w:r>
+              <w:rPr>
+                <w:rFonts w:asciiTheme="minorHAnsi" w:hAnsiTheme="minorHAnsi" w:cstheme="minorHAnsi"/>
+                <w:sz w:val="22"/>
+                <w:szCs w:val="22"/>
+              </w:rPr>
+              <w:t>input reset;</w:t>
+            </w:r>
+          </w:p>
+          <w:p>
+            <w:pPr>
+              <w:pStyle w:val="ListParagraph"/>
+              <w:spacing w:before="0" w:beforeAutospacing="0" w:after="0" w:afterAutospacing="0"/>
+              <w:rPr>
+                <w:rFonts w:asciiTheme="minorHAnsi" w:hAnsiTheme="minorHAnsi" w:cstheme="minorHAnsi"/>
+                <w:sz w:val="22"/>
+                <w:szCs w:val="22"/>
+              </w:rPr>
+            </w:pPr>
+            <w:r>
+              <w:rPr>
+                <w:rFonts w:asciiTheme="minorHAnsi" w:hAnsiTheme="minorHAnsi" w:cstheme="minorHAnsi"/>
+                <w:sz w:val="22"/>
+                <w:szCs w:val="22"/>
+              </w:rPr>
+              <w:t xml:space="preserve">output reg [31:0] </w:t>
+            </w:r>
+            <w:proofErr w:type="spellStart"/>
+            <w:r>
+              <w:rPr>
+                <w:rFonts w:asciiTheme="minorHAnsi" w:hAnsiTheme="minorHAnsi" w:cstheme="minorHAnsi"/>
+                <w:sz w:val="22"/>
+                <w:szCs w:val="22"/>
+              </w:rPr>
+              <w:t>pc_out</w:t>
+            </w:r>
+            <w:proofErr w:type="spellEnd"/>
+            <w:r>
+              <w:rPr>
+                <w:rFonts w:asciiTheme="minorHAnsi" w:hAnsiTheme="minorHAnsi" w:cstheme="minorHAnsi"/>
+                <w:sz w:val="22"/>
+                <w:szCs w:val="22"/>
+              </w:rPr>
+              <w:t>;</w:t>
+            </w:r>
+          </w:p>
+          <w:p>
+            <w:pPr>
+              <w:pStyle w:val="ListParagraph"/>
+              <w:spacing w:before="0" w:beforeAutospacing="0" w:after="0" w:afterAutospacing="0"/>
+              <w:rPr>
+                <w:rFonts w:asciiTheme="minorHAnsi" w:hAnsiTheme="minorHAnsi" w:cstheme="minorHAnsi"/>
+                <w:sz w:val="22"/>
+                <w:szCs w:val="22"/>
+              </w:rPr>
+            </w:pPr>
+          </w:p>
+          <w:p>
+            <w:pPr>
+              <w:pStyle w:val="ListParagraph"/>
+              <w:spacing w:before="0" w:beforeAutospacing="0" w:after="0" w:afterAutospacing="0"/>
+              <w:rPr>
+                <w:rFonts w:asciiTheme="minorHAnsi" w:hAnsiTheme="minorHAnsi" w:cstheme="minorHAnsi"/>
+                <w:sz w:val="22"/>
+                <w:szCs w:val="22"/>
+              </w:rPr>
+            </w:pPr>
+            <w:r>
+              <w:rPr>
+                <w:rFonts w:asciiTheme="minorHAnsi" w:hAnsiTheme="minorHAnsi" w:cstheme="minorHAnsi"/>
+                <w:sz w:val="22"/>
+                <w:szCs w:val="22"/>
+              </w:rPr>
+              <w:t xml:space="preserve">always @(posedge clk or </w:t>
+            </w:r>
+            <w:proofErr w:type="spellStart"/>
+            <w:r>
+              <w:rPr>
+                <w:rFonts w:asciiTheme="minorHAnsi" w:hAnsiTheme="minorHAnsi" w:cstheme="minorHAnsi"/>
+                <w:sz w:val="22"/>
+                <w:szCs w:val="22"/>
+              </w:rPr>
+              <w:t>posedge</w:t>
+            </w:r>
+            <w:proofErr w:type="spellEnd"/>
+            <w:r>
+              <w:rPr>
+                <w:rFonts w:asciiTheme="minorHAnsi" w:hAnsiTheme="minorHAnsi" w:cstheme="minorHAnsi"/>
+                <w:sz w:val="22"/>
+                <w:szCs w:val="22"/>
+              </w:rPr>
+              <w:t xml:space="preserve"> reset) begin </w:t>
+            </w:r>
+          </w:p>
+          <w:p>
+            <w:pPr>
+              <w:pStyle w:val="ListParagraph"/>
+              <w:spacing w:before="0" w:beforeAutospacing="0" w:after="0" w:afterAutospacing="0"/>
+              <w:rPr>
+                <w:rFonts w:asciiTheme="minorHAnsi" w:hAnsiTheme="minorHAnsi" w:cstheme="minorHAnsi"/>
+                <w:sz w:val="22"/>
+                <w:szCs w:val="22"/>
+              </w:rPr>
+            </w:pPr>
+            <w:r>
+              <w:rPr>
+                <w:rFonts w:asciiTheme="minorHAnsi" w:hAnsiTheme="minorHAnsi" w:cstheme="minorHAnsi"/>
+                <w:sz w:val="22"/>
+                <w:szCs w:val="22"/>
+              </w:rPr>
+              <w:tab/>
+              <w:t>if (reset)</w:t>
+            </w:r>
+          </w:p>
+          <w:p>
+            <w:pPr>
+              <w:pStyle w:val="ListParagraph"/>
+              <w:spacing w:before="0" w:beforeAutospacing="0" w:after="0" w:afterAutospacing="0"/>
+              <w:rPr>
+                <w:rFonts w:asciiTheme="minorHAnsi" w:hAnsiTheme="minorHAnsi" w:cstheme="minorHAnsi"/>
+                <w:sz w:val="22"/>
+                <w:szCs w:val="22"/>
+              </w:rPr>
+            </w:pPr>
+            <w:r>
+              <w:rPr>
+                <w:rFonts w:asciiTheme="minorHAnsi" w:hAnsiTheme="minorHAnsi" w:cstheme="minorHAnsi"/>
+                <w:sz w:val="22"/>
+                <w:szCs w:val="22"/>
+              </w:rPr>
+              <w:tab/>
+            </w:r>
+            <w:r>
+              <w:rPr>
+                <w:rFonts w:asciiTheme="minorHAnsi" w:hAnsiTheme="minorHAnsi" w:cstheme="minorHAnsi"/>
+                <w:sz w:val="22"/>
+                <w:szCs w:val="22"/>
+              </w:rPr>
+              <w:tab/>
+            </w:r>
+            <w:proofErr w:type="spellStart"/>
+            <w:r>
+              <w:rPr>
+                <w:rFonts w:asciiTheme="minorHAnsi" w:hAnsiTheme="minorHAnsi" w:cstheme="minorHAnsi"/>
+                <w:sz w:val="22"/>
+                <w:szCs w:val="22"/>
+              </w:rPr>
+              <w:t>pc_out</w:t>
+            </w:r>
+            <w:proofErr w:type="spellEnd"/>
+            <w:r>
+              <w:rPr>
+                <w:rFonts w:asciiTheme="minorHAnsi" w:hAnsiTheme="minorHAnsi" w:cstheme="minorHAnsi"/>
+                <w:sz w:val="22"/>
+                <w:szCs w:val="22"/>
+              </w:rPr>
+              <w:t xml:space="preserve"> &lt;= 32'h00000000;</w:t>
+            </w:r>
+          </w:p>
+          <w:p>
+            <w:pPr>
+              <w:pStyle w:val="ListParagraph"/>
+              <w:spacing w:before="0" w:beforeAutospacing="0" w:after="0" w:afterAutospacing="0"/>
+              <w:rPr>
+                <w:rFonts w:asciiTheme="minorHAnsi" w:hAnsiTheme="minorHAnsi" w:cstheme="minorHAnsi"/>
+                <w:sz w:val="22"/>
+                <w:szCs w:val="22"/>
+              </w:rPr>
+            </w:pPr>
+            <w:r>
+              <w:rPr>
+                <w:rFonts w:asciiTheme="minorHAnsi" w:hAnsiTheme="minorHAnsi" w:cstheme="minorHAnsi"/>
+                <w:sz w:val="22"/>
+                <w:szCs w:val="22"/>
+              </w:rPr>
+              <w:tab/>
+              <w:t xml:space="preserve">else </w:t>
+            </w:r>
+          </w:p>
+          <w:p>
+            <w:pPr>
+              <w:pStyle w:val="ListParagraph"/>
+              <w:spacing w:before="0" w:beforeAutospacing="0" w:after="0" w:afterAutospacing="0"/>
+              <w:rPr>
+                <w:rFonts w:asciiTheme="minorHAnsi" w:hAnsiTheme="minorHAnsi" w:cstheme="minorHAnsi"/>
+                <w:sz w:val="22"/>
+                <w:szCs w:val="22"/>
+              </w:rPr>
+            </w:pPr>
+            <w:r>
+              <w:rPr>
+                <w:rFonts w:asciiTheme="minorHAnsi" w:hAnsiTheme="minorHAnsi" w:cstheme="minorHAnsi"/>
+                <w:sz w:val="22"/>
+                <w:szCs w:val="22"/>
+              </w:rPr>
+              <w:tab/>
+            </w:r>
+            <w:r>
+              <w:rPr>
+                <w:rFonts w:asciiTheme="minorHAnsi" w:hAnsiTheme="minorHAnsi" w:cstheme="minorHAnsi"/>
+                <w:sz w:val="22"/>
+                <w:szCs w:val="22"/>
+              </w:rPr>
+              <w:tab/>
+            </w:r>
+            <w:proofErr w:type="spellStart"/>
+            <w:r>
+              <w:rPr>
+                <w:rFonts w:asciiTheme="minorHAnsi" w:hAnsiTheme="minorHAnsi" w:cstheme="minorHAnsi"/>
+                <w:sz w:val="22"/>
+                <w:szCs w:val="22"/>
+              </w:rPr>
+              <w:t>pc_out</w:t>
+            </w:r>
+            <w:proofErr w:type="spellEnd"/>
+            <w:r>
+              <w:rPr>
+                <w:rFonts w:asciiTheme="minorHAnsi" w:hAnsiTheme="minorHAnsi" w:cstheme="minorHAnsi"/>
+                <w:sz w:val="22"/>
+                <w:szCs w:val="22"/>
+              </w:rPr>
+              <w:t xml:space="preserve"> &lt;= </w:t>
+            </w:r>
+            <w:proofErr w:type="spellStart"/>
+            <w:r>
+              <w:rPr>
+                <w:rFonts w:asciiTheme="minorHAnsi" w:hAnsiTheme="minorHAnsi" w:cstheme="minorHAnsi"/>
+                <w:sz w:val="22"/>
+                <w:szCs w:val="22"/>
+              </w:rPr>
+              <w:t>pc_out</w:t>
+            </w:r>
+            <w:proofErr w:type="spellEnd"/>
+            <w:r>
+              <w:rPr>
+                <w:rFonts w:asciiTheme="minorHAnsi" w:hAnsiTheme="minorHAnsi" w:cstheme="minorHAnsi"/>
+                <w:sz w:val="22"/>
+                <w:szCs w:val="22"/>
+              </w:rPr>
+              <w:t xml:space="preserve"> + 32'h0000000</w:t>
+            </w:r>
+            <w:r>
+              <w:rPr>
+                <w:rFonts w:asciiTheme="minorHAnsi" w:hAnsiTheme="minorHAnsi" w:cstheme="minorHAnsi"/>
+                <w:sz w:val="22"/>
+                <w:szCs w:val="22"/>
+              </w:rPr>
+              <w:t>4</w:t>
+            </w:r>
+            <w:r>
+              <w:rPr>
+                <w:rFonts w:asciiTheme="minorHAnsi" w:hAnsiTheme="minorHAnsi" w:cstheme="minorHAnsi"/>
+                <w:sz w:val="22"/>
+                <w:szCs w:val="22"/>
+              </w:rPr>
+              <w:t>;</w:t>
+            </w:r>
+          </w:p>
+          <w:p>
+            <w:pPr>
+              <w:pStyle w:val="ListParagraph"/>
+              <w:spacing w:before="0" w:beforeAutospacing="0" w:after="0" w:afterAutospacing="0"/>
+              <w:rPr>
+                <w:rFonts w:asciiTheme="minorHAnsi" w:hAnsiTheme="minorHAnsi" w:cstheme="minorHAnsi"/>
+                <w:sz w:val="22"/>
+                <w:szCs w:val="22"/>
+              </w:rPr>
+            </w:pPr>
+            <w:r>
+              <w:rPr>
+                <w:rFonts w:asciiTheme="minorHAnsi" w:hAnsiTheme="minorHAnsi" w:cstheme="minorHAnsi"/>
+                <w:sz w:val="22"/>
+                <w:szCs w:val="22"/>
+              </w:rPr>
+              <w:t xml:space="preserve">end </w:t>
+            </w:r>
+          </w:p>
+          <w:p>
+            <w:pPr>
+              <w:pStyle w:val="ListParagraph"/>
+              <w:spacing w:before="0" w:beforeAutospacing="0" w:after="0" w:afterAutospacing="0"/>
+              <w:rPr>
+                <w:rFonts w:asciiTheme="minorHAnsi" w:hAnsiTheme="minorHAnsi" w:cstheme="minorHAnsi"/>
+                <w:sz w:val="22"/>
+                <w:szCs w:val="22"/>
+              </w:rPr>
+            </w:pPr>
+          </w:p>
+          <w:p>
+            <w:pPr>
+              <w:pStyle w:val="ListParagraph"/>
+              <w:spacing w:before="0" w:beforeAutospacing="0" w:after="0" w:afterAutospacing="0"/>
+              <w:rPr>
+                <w:rFonts w:asciiTheme="minorHAnsi" w:hAnsiTheme="minorHAnsi" w:cstheme="minorHAnsi"/>
+                <w:sz w:val="22"/>
+                <w:szCs w:val="22"/>
+              </w:rPr>
+            </w:pPr>
+            <w:proofErr w:type="spellStart"/>
+            <w:r>
+              <w:rPr>
+                <w:rFonts w:asciiTheme="minorHAnsi" w:hAnsiTheme="minorHAnsi" w:cstheme="minorHAnsi"/>
+                <w:sz w:val="22"/>
+                <w:szCs w:val="22"/>
+              </w:rPr>
+              <w:t>endmodule</w:t>
+            </w:r>
+            <w:proofErr w:type="spellEnd"/>
+            <w:r>
+              <w:rPr>
+                <w:rFonts w:asciiTheme="minorHAnsi" w:hAnsiTheme="minorHAnsi" w:cstheme="minorHAnsi"/>
+                <w:sz w:val="22"/>
+                <w:szCs w:val="22"/>
+              </w:rPr>
+              <w:t xml:space="preserve"> </w:t>
+            </w:r>
+          </w:p>
+          <w:p>
+            <w:pPr>
+              <w:pStyle w:val="ListParagraph"/>
+              <w:spacing w:before="0" w:beforeAutospacing="0" w:after="0" w:afterAutospacing="0"/>
+              <w:rPr>
+                <w:rFonts w:asciiTheme="minorHAnsi" w:hAnsiTheme="minorHAnsi" w:cstheme="minorHAnsi"/>
+                <w:sz w:val="22"/>
+                <w:szCs w:val="22"/>
+              </w:rPr>
+            </w:pPr>
+          </w:p>
+          <w:p>
+            <w:pPr>
+              <w:pStyle w:val="ListParagraph"/>
+              <w:spacing w:before="0" w:beforeAutospacing="0" w:after="0" w:afterAutospacing="0"/>
+              <w:rPr>
+                <w:rFonts w:asciiTheme="minorHAnsi" w:hAnsiTheme="minorHAnsi" w:cstheme="minorHAnsi"/>
+                <w:sz w:val="22"/>
+                <w:szCs w:val="22"/>
+              </w:rPr>
+            </w:pPr>
+            <w:r>
+              <w:rPr>
+                <w:rFonts w:asciiTheme="minorHAnsi" w:hAnsiTheme="minorHAnsi" w:cstheme="minorHAnsi"/>
+                <w:sz w:val="22"/>
+                <w:szCs w:val="22"/>
+              </w:rPr>
+              <w:t xml:space="preserve">module </w:t>
+            </w:r>
+            <w:proofErr w:type="spellStart"/>
+            <w:r>
+              <w:rPr>
+                <w:rFonts w:asciiTheme="minorHAnsi" w:hAnsiTheme="minorHAnsi" w:cstheme="minorHAnsi"/>
+                <w:sz w:val="22"/>
+                <w:szCs w:val="22"/>
+              </w:rPr>
+              <w:t>instruction_memory</w:t>
+            </w:r>
+            <w:proofErr w:type="spellEnd"/>
+            <w:r>
+              <w:rPr>
+                <w:rFonts w:asciiTheme="minorHAnsi" w:hAnsiTheme="minorHAnsi" w:cstheme="minorHAnsi"/>
+                <w:sz w:val="22"/>
+                <w:szCs w:val="22"/>
+              </w:rPr>
+              <w:t>(</w:t>
+            </w:r>
+            <w:proofErr w:type="spellStart"/>
+            <w:r>
+              <w:rPr>
+                <w:rFonts w:asciiTheme="minorHAnsi" w:hAnsiTheme="minorHAnsi" w:cstheme="minorHAnsi"/>
+                <w:sz w:val="22"/>
+                <w:szCs w:val="22"/>
+              </w:rPr>
+              <w:t>addr</w:t>
+            </w:r>
+            <w:proofErr w:type="spellEnd"/>
+            <w:r>
+              <w:rPr>
+                <w:rFonts w:asciiTheme="minorHAnsi" w:hAnsiTheme="minorHAnsi" w:cstheme="minorHAnsi"/>
+                <w:sz w:val="22"/>
+                <w:szCs w:val="22"/>
+              </w:rPr>
+              <w:t>, instruction);</w:t>
+            </w:r>
+          </w:p>
+          <w:p>
+            <w:pPr>
+              <w:pStyle w:val="ListParagraph"/>
+              <w:spacing w:before="0" w:beforeAutospacing="0" w:after="0" w:afterAutospacing="0"/>
+              <w:rPr>
+                <w:rFonts w:asciiTheme="minorHAnsi" w:hAnsiTheme="minorHAnsi" w:cstheme="minorHAnsi"/>
+                <w:sz w:val="22"/>
+                <w:szCs w:val="22"/>
+              </w:rPr>
+            </w:pPr>
+          </w:p>
+          <w:p>
+            <w:pPr>
+              <w:pStyle w:val="ListParagraph"/>
+              <w:spacing w:before="0" w:beforeAutospacing="0" w:after="0" w:afterAutospacing="0"/>
+              <w:rPr>
+                <w:rFonts w:asciiTheme="minorHAnsi" w:hAnsiTheme="minorHAnsi" w:cstheme="minorHAnsi"/>
+                <w:sz w:val="22"/>
+                <w:szCs w:val="22"/>
+              </w:rPr>
+            </w:pPr>
+            <w:r>
+              <w:rPr>
+                <w:rFonts w:asciiTheme="minorHAnsi" w:hAnsiTheme="minorHAnsi" w:cstheme="minorHAnsi"/>
+                <w:sz w:val="22"/>
+                <w:szCs w:val="22"/>
+              </w:rPr>
+              <w:t xml:space="preserve">input [3:0] </w:t>
+            </w:r>
+            <w:proofErr w:type="spellStart"/>
+            <w:r>
+              <w:rPr>
+                <w:rFonts w:asciiTheme="minorHAnsi" w:hAnsiTheme="minorHAnsi" w:cstheme="minorHAnsi"/>
+                <w:sz w:val="22"/>
+                <w:szCs w:val="22"/>
+              </w:rPr>
+              <w:t>addr</w:t>
+            </w:r>
+            <w:proofErr w:type="spellEnd"/>
+            <w:r>
+              <w:rPr>
+                <w:rFonts w:asciiTheme="minorHAnsi" w:hAnsiTheme="minorHAnsi" w:cstheme="minorHAnsi"/>
+                <w:sz w:val="22"/>
+                <w:szCs w:val="22"/>
+              </w:rPr>
+              <w:t>;</w:t>
+            </w:r>
+          </w:p>
+          <w:p>
+            <w:pPr>
+              <w:pStyle w:val="ListParagraph"/>
+              <w:spacing w:before="0" w:beforeAutospacing="0" w:after="0" w:afterAutospacing="0"/>
+              <w:rPr>
+                <w:rFonts w:asciiTheme="minorHAnsi" w:hAnsiTheme="minorHAnsi" w:cstheme="minorHAnsi"/>
+                <w:sz w:val="22"/>
+                <w:szCs w:val="22"/>
+              </w:rPr>
+            </w:pPr>
+            <w:r>
+              <w:rPr>
+                <w:rFonts w:asciiTheme="minorHAnsi" w:hAnsiTheme="minorHAnsi" w:cstheme="minorHAnsi"/>
+                <w:sz w:val="22"/>
+                <w:szCs w:val="22"/>
+              </w:rPr>
+              <w:t>output reg [7:0] instruction;</w:t>
+            </w:r>
+          </w:p>
+          <w:p>
+            <w:pPr>
+              <w:pStyle w:val="ListParagraph"/>
+              <w:spacing w:before="0" w:beforeAutospacing="0" w:after="0" w:afterAutospacing="0"/>
+              <w:rPr>
+                <w:rFonts w:asciiTheme="minorHAnsi" w:hAnsiTheme="minorHAnsi" w:cstheme="minorHAnsi"/>
+                <w:sz w:val="22"/>
+                <w:szCs w:val="22"/>
+              </w:rPr>
+            </w:pPr>
+          </w:p>
+          <w:p>
+            <w:pPr>
+              <w:pStyle w:val="ListParagraph"/>
+              <w:spacing w:before="0" w:beforeAutospacing="0" w:after="0" w:afterAutospacing="0"/>
+              <w:rPr>
+                <w:rFonts w:asciiTheme="minorHAnsi" w:hAnsiTheme="minorHAnsi" w:cstheme="minorHAnsi"/>
+                <w:sz w:val="22"/>
+                <w:szCs w:val="22"/>
+              </w:rPr>
+            </w:pPr>
+            <w:r>
+              <w:rPr>
+                <w:rFonts w:asciiTheme="minorHAnsi" w:hAnsiTheme="minorHAnsi" w:cstheme="minorHAnsi"/>
+                <w:sz w:val="22"/>
+                <w:szCs w:val="22"/>
+              </w:rPr>
+              <w:t>reg [7:0] memory [0:15];</w:t>
+            </w:r>
+          </w:p>
+          <w:p>
+            <w:pPr>
+              <w:pStyle w:val="ListParagraph"/>
+              <w:spacing w:before="0" w:beforeAutospacing="0" w:after="0" w:afterAutospacing="0"/>
+              <w:rPr>
+                <w:rFonts w:asciiTheme="minorHAnsi" w:hAnsiTheme="minorHAnsi" w:cstheme="minorHAnsi"/>
+                <w:sz w:val="22"/>
+                <w:szCs w:val="22"/>
+              </w:rPr>
+            </w:pPr>
+          </w:p>
+          <w:p>
+            <w:pPr>
+              <w:pStyle w:val="ListParagraph"/>
+              <w:spacing w:before="0" w:beforeAutospacing="0" w:after="0" w:afterAutospacing="0"/>
+              <w:rPr>
+                <w:rFonts w:asciiTheme="minorHAnsi" w:hAnsiTheme="minorHAnsi" w:cstheme="minorHAnsi"/>
+                <w:sz w:val="22"/>
+                <w:szCs w:val="22"/>
+              </w:rPr>
+            </w:pPr>
+            <w:r>
+              <w:rPr>
+                <w:rFonts w:asciiTheme="minorHAnsi" w:hAnsiTheme="minorHAnsi" w:cstheme="minorHAnsi"/>
+                <w:sz w:val="22"/>
+                <w:szCs w:val="22"/>
+              </w:rPr>
+              <w:t>initial begin</w:t>
+            </w:r>
+          </w:p>
+          <w:p>
+            <w:pPr>
+              <w:pStyle w:val="ListParagraph"/>
+              <w:spacing w:before="0" w:beforeAutospacing="0" w:after="0" w:afterAutospacing="0"/>
+              <w:rPr>
+                <w:rFonts w:asciiTheme="minorHAnsi" w:hAnsiTheme="minorHAnsi" w:cstheme="minorHAnsi"/>
+                <w:sz w:val="22"/>
+                <w:szCs w:val="22"/>
+              </w:rPr>
+            </w:pPr>
+            <w:r>
+              <w:rPr>
+                <w:rFonts w:asciiTheme="minorHAnsi" w:hAnsiTheme="minorHAnsi" w:cstheme="minorHAnsi"/>
+                <w:sz w:val="22"/>
+                <w:szCs w:val="22"/>
+              </w:rPr>
+              <w:tab/>
+              <w:t>memory[0] = 8'b00000001;</w:t>
+            </w:r>
+          </w:p>
+          <w:p>
+            <w:pPr>
+              <w:pStyle w:val="ListParagraph"/>
+              <w:spacing w:before="0" w:beforeAutospacing="0" w:after="0" w:afterAutospacing="0"/>
+              <w:rPr>
+                <w:rFonts w:asciiTheme="minorHAnsi" w:hAnsiTheme="minorHAnsi" w:cstheme="minorHAnsi"/>
+                <w:sz w:val="22"/>
+                <w:szCs w:val="22"/>
+              </w:rPr>
+            </w:pPr>
+            <w:r>
+              <w:rPr>
+                <w:rFonts w:asciiTheme="minorHAnsi" w:hAnsiTheme="minorHAnsi" w:cstheme="minorHAnsi"/>
+                <w:sz w:val="22"/>
+                <w:szCs w:val="22"/>
+              </w:rPr>
+              <w:tab/>
+              <w:t>memory[1] = 8'b00000010;</w:t>
+            </w:r>
+          </w:p>
+          <w:p>
+            <w:pPr>
+              <w:pStyle w:val="ListParagraph"/>
+              <w:spacing w:before="0" w:beforeAutospacing="0" w:after="0" w:afterAutospacing="0"/>
+              <w:rPr>
+                <w:rFonts w:asciiTheme="minorHAnsi" w:hAnsiTheme="minorHAnsi" w:cstheme="minorHAnsi"/>
+                <w:sz w:val="22"/>
+                <w:szCs w:val="22"/>
+              </w:rPr>
+            </w:pPr>
+            <w:r>
+              <w:rPr>
+                <w:rFonts w:asciiTheme="minorHAnsi" w:hAnsiTheme="minorHAnsi" w:cstheme="minorHAnsi"/>
+                <w:sz w:val="22"/>
+                <w:szCs w:val="22"/>
+              </w:rPr>
+              <w:t xml:space="preserve">    </w:t>
+            </w:r>
+            <w:r>
+              <w:rPr>
+                <w:rFonts w:asciiTheme="minorHAnsi" w:hAnsiTheme="minorHAnsi" w:cstheme="minorHAnsi"/>
+                <w:sz w:val="22"/>
+                <w:szCs w:val="22"/>
+              </w:rPr>
+              <w:tab/>
+              <w:t>memory[2] = 8'b00000011;</w:t>
+            </w:r>
+          </w:p>
+          <w:p>
+            <w:pPr>
+              <w:pStyle w:val="ListParagraph"/>
+              <w:spacing w:before="0" w:beforeAutospacing="0" w:after="0" w:afterAutospacing="0"/>
+              <w:rPr>
+                <w:rFonts w:asciiTheme="minorHAnsi" w:hAnsiTheme="minorHAnsi" w:cstheme="minorHAnsi"/>
+                <w:sz w:val="22"/>
+                <w:szCs w:val="22"/>
+              </w:rPr>
+            </w:pPr>
+            <w:r>
+              <w:rPr>
+                <w:rFonts w:asciiTheme="minorHAnsi" w:hAnsiTheme="minorHAnsi" w:cstheme="minorHAnsi"/>
+                <w:sz w:val="22"/>
+                <w:szCs w:val="22"/>
+              </w:rPr>
+              <w:t xml:space="preserve">    </w:t>
+            </w:r>
+            <w:r>
+              <w:rPr>
+                <w:rFonts w:asciiTheme="minorHAnsi" w:hAnsiTheme="minorHAnsi" w:cstheme="minorHAnsi"/>
+                <w:sz w:val="22"/>
+                <w:szCs w:val="22"/>
+              </w:rPr>
+              <w:tab/>
+              <w:t>memory[3] = 8'b00000100;</w:t>
+            </w:r>
+          </w:p>
+          <w:p>
+            <w:pPr>
+              <w:pStyle w:val="ListParagraph"/>
+              <w:spacing w:before="0" w:beforeAutospacing="0" w:after="0" w:afterAutospacing="0"/>
+              <w:rPr>
+                <w:rFonts w:asciiTheme="minorHAnsi" w:hAnsiTheme="minorHAnsi" w:cstheme="minorHAnsi"/>
+                <w:sz w:val="22"/>
+                <w:szCs w:val="22"/>
+              </w:rPr>
+            </w:pPr>
+            <w:r>
+              <w:rPr>
+                <w:rFonts w:asciiTheme="minorHAnsi" w:hAnsiTheme="minorHAnsi" w:cstheme="minorHAnsi"/>
+                <w:sz w:val="22"/>
+                <w:szCs w:val="22"/>
+              </w:rPr>
+              <w:t>end</w:t>
+            </w:r>
+          </w:p>
+          <w:p>
+            <w:pPr>
+              <w:pStyle w:val="ListParagraph"/>
+              <w:spacing w:before="0" w:beforeAutospacing="0" w:after="0" w:afterAutospacing="0"/>
+              <w:rPr>
+                <w:rFonts w:asciiTheme="minorHAnsi" w:hAnsiTheme="minorHAnsi" w:cstheme="minorHAnsi"/>
+                <w:sz w:val="22"/>
+                <w:szCs w:val="22"/>
+              </w:rPr>
+            </w:pPr>
+          </w:p>
+          <w:p>
+            <w:pPr>
+              <w:pStyle w:val="ListParagraph"/>
+              <w:spacing w:before="0" w:beforeAutospacing="0" w:after="0" w:afterAutospacing="0"/>
+              <w:rPr>
+                <w:rFonts w:asciiTheme="minorHAnsi" w:hAnsiTheme="minorHAnsi" w:cstheme="minorHAnsi"/>
+                <w:sz w:val="22"/>
+                <w:szCs w:val="22"/>
+              </w:rPr>
+            </w:pPr>
+            <w:r>
+              <w:rPr>
+                <w:rFonts w:asciiTheme="minorHAnsi" w:hAnsiTheme="minorHAnsi" w:cstheme="minorHAnsi"/>
+                <w:sz w:val="22"/>
+                <w:szCs w:val="22"/>
+              </w:rPr>
+              <w:t>always @ (</w:t>
+            </w:r>
+            <w:proofErr w:type="spellStart"/>
+            <w:r>
+              <w:rPr>
+                <w:rFonts w:asciiTheme="minorHAnsi" w:hAnsiTheme="minorHAnsi" w:cstheme="minorHAnsi"/>
+                <w:sz w:val="22"/>
+                <w:szCs w:val="22"/>
+              </w:rPr>
+              <w:t>addr</w:t>
+            </w:r>
+            <w:proofErr w:type="spellEnd"/>
+            <w:r>
+              <w:rPr>
+                <w:rFonts w:asciiTheme="minorHAnsi" w:hAnsiTheme="minorHAnsi" w:cstheme="minorHAnsi"/>
+                <w:sz w:val="22"/>
+                <w:szCs w:val="22"/>
+              </w:rPr>
+              <w:t>) begin</w:t>
+            </w:r>
+          </w:p>
+          <w:p>
+            <w:pPr>
+              <w:pStyle w:val="ListParagraph"/>
+              <w:spacing w:before="0" w:beforeAutospacing="0" w:after="0" w:afterAutospacing="0"/>
+              <w:rPr>
+                <w:rFonts w:asciiTheme="minorHAnsi" w:hAnsiTheme="minorHAnsi" w:cstheme="minorHAnsi"/>
+                <w:sz w:val="22"/>
+                <w:szCs w:val="22"/>
+              </w:rPr>
+            </w:pPr>
+            <w:r>
+              <w:rPr>
+                <w:rFonts w:asciiTheme="minorHAnsi" w:hAnsiTheme="minorHAnsi" w:cstheme="minorHAnsi"/>
+                <w:sz w:val="22"/>
+                <w:szCs w:val="22"/>
+              </w:rPr>
+              <w:tab/>
+              <w:t>if (</w:t>
+            </w:r>
+            <w:proofErr w:type="spellStart"/>
+            <w:r>
+              <w:rPr>
+                <w:rFonts w:asciiTheme="minorHAnsi" w:hAnsiTheme="minorHAnsi" w:cstheme="minorHAnsi"/>
+                <w:sz w:val="22"/>
+                <w:szCs w:val="22"/>
+              </w:rPr>
+              <w:t>addr</w:t>
+            </w:r>
+            <w:proofErr w:type="spellEnd"/>
+            <w:r>
+              <w:rPr>
+                <w:rFonts w:asciiTheme="minorHAnsi" w:hAnsiTheme="minorHAnsi" w:cstheme="minorHAnsi"/>
+                <w:sz w:val="22"/>
+                <w:szCs w:val="22"/>
+              </w:rPr>
+              <w:t xml:space="preserve"> &lt; 4)</w:t>
+            </w:r>
+          </w:p>
+          <w:p>
+            <w:pPr>
+              <w:pStyle w:val="ListParagraph"/>
+              <w:spacing w:before="0" w:beforeAutospacing="0" w:after="0" w:afterAutospacing="0"/>
+              <w:rPr>
+                <w:rFonts w:asciiTheme="minorHAnsi" w:hAnsiTheme="minorHAnsi" w:cstheme="minorHAnsi"/>
+                <w:sz w:val="22"/>
+                <w:szCs w:val="22"/>
+              </w:rPr>
+            </w:pPr>
+            <w:r>
+              <w:rPr>
+                <w:rFonts w:asciiTheme="minorHAnsi" w:hAnsiTheme="minorHAnsi" w:cstheme="minorHAnsi"/>
+                <w:sz w:val="22"/>
+                <w:szCs w:val="22"/>
+              </w:rPr>
+              <w:tab/>
+            </w:r>
+            <w:r>
+              <w:rPr>
+                <w:rFonts w:asciiTheme="minorHAnsi" w:hAnsiTheme="minorHAnsi" w:cstheme="minorHAnsi"/>
+                <w:sz w:val="22"/>
+                <w:szCs w:val="22"/>
+              </w:rPr>
+              <w:tab/>
+              <w:t>instruction = memory[</w:t>
+            </w:r>
+            <w:proofErr w:type="spellStart"/>
+            <w:r>
+              <w:rPr>
+                <w:rFonts w:asciiTheme="minorHAnsi" w:hAnsiTheme="minorHAnsi" w:cstheme="minorHAnsi"/>
+                <w:sz w:val="22"/>
+                <w:szCs w:val="22"/>
+              </w:rPr>
+              <w:t>addr</w:t>
+            </w:r>
+            <w:proofErr w:type="spellEnd"/>
+            <w:r>
+              <w:rPr>
+                <w:rFonts w:asciiTheme="minorHAnsi" w:hAnsiTheme="minorHAnsi" w:cstheme="minorHAnsi"/>
+                <w:sz w:val="22"/>
+                <w:szCs w:val="22"/>
+              </w:rPr>
+              <w:t>];</w:t>
+            </w:r>
+          </w:p>
+          <w:p>
+            <w:pPr>
+              <w:pStyle w:val="ListParagraph"/>
+              <w:spacing w:before="0" w:beforeAutospacing="0" w:after="0" w:afterAutospacing="0"/>
+              <w:rPr>
+                <w:rFonts w:asciiTheme="minorHAnsi" w:hAnsiTheme="minorHAnsi" w:cstheme="minorHAnsi"/>
+                <w:sz w:val="22"/>
+                <w:szCs w:val="22"/>
+              </w:rPr>
+            </w:pPr>
+            <w:r>
+              <w:rPr>
+                <w:rFonts w:asciiTheme="minorHAnsi" w:hAnsiTheme="minorHAnsi" w:cstheme="minorHAnsi"/>
+                <w:sz w:val="22"/>
+                <w:szCs w:val="22"/>
+              </w:rPr>
+              <w:tab/>
+              <w:t xml:space="preserve">else </w:t>
+            </w:r>
+          </w:p>
+          <w:p>
+            <w:pPr>
+              <w:pStyle w:val="ListParagraph"/>
+              <w:spacing w:before="0" w:beforeAutospacing="0" w:after="0" w:afterAutospacing="0"/>
+              <w:rPr>
+                <w:rFonts w:asciiTheme="minorHAnsi" w:hAnsiTheme="minorHAnsi" w:cstheme="minorHAnsi"/>
+                <w:sz w:val="22"/>
+                <w:szCs w:val="22"/>
+              </w:rPr>
+            </w:pPr>
+            <w:r>
+              <w:rPr>
+                <w:rFonts w:asciiTheme="minorHAnsi" w:hAnsiTheme="minorHAnsi" w:cstheme="minorHAnsi"/>
+                <w:sz w:val="22"/>
+                <w:szCs w:val="22"/>
+              </w:rPr>
+              <w:tab/>
+            </w:r>
+            <w:r>
+              <w:rPr>
+                <w:rFonts w:asciiTheme="minorHAnsi" w:hAnsiTheme="minorHAnsi" w:cstheme="minorHAnsi"/>
+                <w:sz w:val="22"/>
+                <w:szCs w:val="22"/>
+              </w:rPr>
+              <w:tab/>
+              <w:t>instruction = 8'b00000000;</w:t>
+            </w:r>
+          </w:p>
+          <w:p>
+            <w:pPr>
+              <w:pStyle w:val="ListParagraph"/>
+              <w:spacing w:before="0" w:beforeAutospacing="0" w:after="0" w:afterAutospacing="0"/>
+              <w:rPr>
+                <w:rFonts w:asciiTheme="minorHAnsi" w:hAnsiTheme="minorHAnsi" w:cstheme="minorHAnsi"/>
+                <w:sz w:val="22"/>
+                <w:szCs w:val="22"/>
+              </w:rPr>
+            </w:pPr>
+            <w:r>
+              <w:rPr>
+                <w:rFonts w:asciiTheme="minorHAnsi" w:hAnsiTheme="minorHAnsi" w:cstheme="minorHAnsi"/>
+                <w:sz w:val="22"/>
+                <w:szCs w:val="22"/>
+              </w:rPr>
+              <w:t>end</w:t>
+            </w:r>
+          </w:p>
+          <w:p>
+            <w:pPr>
+              <w:pStyle w:val="ListParagraph"/>
+              <w:spacing w:before="0" w:beforeAutospacing="0" w:after="0" w:afterAutospacing="0"/>
+              <w:rPr>
+                <w:rFonts w:asciiTheme="minorHAnsi" w:hAnsiTheme="minorHAnsi" w:cstheme="minorHAnsi"/>
+                <w:sz w:val="22"/>
+                <w:szCs w:val="22"/>
+              </w:rPr>
+            </w:pPr>
+          </w:p>
+          <w:p>
+            <w:pPr>
+              <w:pStyle w:val="ListParagraph"/>
+              <w:spacing w:before="0" w:beforeAutospacing="0" w:after="0" w:afterAutospacing="0"/>
+              <w:rPr>
+                <w:rFonts w:asciiTheme="minorHAnsi" w:hAnsiTheme="minorHAnsi" w:cstheme="minorHAnsi"/>
+                <w:sz w:val="22"/>
+                <w:szCs w:val="22"/>
+              </w:rPr>
+            </w:pPr>
+            <w:proofErr w:type="spellStart"/>
+            <w:r>
+              <w:rPr>
+                <w:rFonts w:asciiTheme="minorHAnsi" w:hAnsiTheme="minorHAnsi" w:cstheme="minorHAnsi"/>
+                <w:sz w:val="22"/>
+                <w:szCs w:val="22"/>
+              </w:rPr>
+              <w:lastRenderedPageBreak/>
+              <w:t>endmodule</w:t>
+            </w:r>
+            <w:proofErr w:type="spellEnd"/>
+          </w:p>
+          <w:p>
+            <w:pPr>
+              <w:pStyle w:val="ListParagraph"/>
+              <w:spacing w:before="0" w:beforeAutospacing="0" w:after="0" w:afterAutospacing="0"/>
+              <w:rPr>
+                <w:rFonts w:asciiTheme="minorHAnsi" w:hAnsiTheme="minorHAnsi" w:cstheme="minorHAnsi"/>
+                <w:sz w:val="22"/>
+                <w:szCs w:val="22"/>
+              </w:rPr>
+            </w:pPr>
+          </w:p>
+          <w:p>
+            <w:pPr>
+              <w:pStyle w:val="ListParagraph"/>
+              <w:spacing w:before="0" w:beforeAutospacing="0" w:after="0" w:afterAutospacing="0"/>
+              <w:rPr>
+                <w:rFonts w:asciiTheme="minorHAnsi" w:hAnsiTheme="minorHAnsi" w:cstheme="minorHAnsi"/>
+                <w:sz w:val="22"/>
+                <w:szCs w:val="22"/>
+              </w:rPr>
+            </w:pPr>
+            <w:r>
+              <w:rPr>
+                <w:rFonts w:asciiTheme="minorHAnsi" w:hAnsiTheme="minorHAnsi" w:cstheme="minorHAnsi"/>
+                <w:sz w:val="22"/>
+                <w:szCs w:val="22"/>
+              </w:rPr>
+              <w:t>module testbench();</w:t>
+            </w:r>
+          </w:p>
+          <w:p>
+            <w:pPr>
+              <w:pStyle w:val="ListParagraph"/>
+              <w:spacing w:before="0" w:beforeAutospacing="0" w:after="0" w:afterAutospacing="0"/>
+              <w:rPr>
+                <w:rFonts w:asciiTheme="minorHAnsi" w:hAnsiTheme="minorHAnsi" w:cstheme="minorHAnsi"/>
+                <w:sz w:val="22"/>
+                <w:szCs w:val="22"/>
+              </w:rPr>
+            </w:pPr>
+          </w:p>
+          <w:p>
+            <w:pPr>
+              <w:pStyle w:val="ListParagraph"/>
+              <w:spacing w:before="0" w:beforeAutospacing="0" w:after="0" w:afterAutospacing="0"/>
+              <w:rPr>
+                <w:rFonts w:asciiTheme="minorHAnsi" w:hAnsiTheme="minorHAnsi" w:cstheme="minorHAnsi"/>
+                <w:sz w:val="22"/>
+                <w:szCs w:val="22"/>
+              </w:rPr>
+            </w:pPr>
+            <w:r>
+              <w:rPr>
+                <w:rFonts w:asciiTheme="minorHAnsi" w:hAnsiTheme="minorHAnsi" w:cstheme="minorHAnsi"/>
+                <w:sz w:val="22"/>
+                <w:szCs w:val="22"/>
+              </w:rPr>
+              <w:t>reg clk;</w:t>
+            </w:r>
+          </w:p>
+          <w:p>
+            <w:pPr>
+              <w:pStyle w:val="ListParagraph"/>
+              <w:spacing w:before="0" w:beforeAutospacing="0" w:after="0" w:afterAutospacing="0"/>
+              <w:rPr>
+                <w:rFonts w:asciiTheme="minorHAnsi" w:hAnsiTheme="minorHAnsi" w:cstheme="minorHAnsi"/>
+                <w:sz w:val="22"/>
+                <w:szCs w:val="22"/>
+              </w:rPr>
+            </w:pPr>
+            <w:r>
+              <w:rPr>
+                <w:rFonts w:asciiTheme="minorHAnsi" w:hAnsiTheme="minorHAnsi" w:cstheme="minorHAnsi"/>
+                <w:sz w:val="22"/>
+                <w:szCs w:val="22"/>
+              </w:rPr>
+              <w:t>reg reset;</w:t>
+            </w:r>
+          </w:p>
+          <w:p>
+            <w:pPr>
+              <w:pStyle w:val="ListParagraph"/>
+              <w:spacing w:before="0" w:beforeAutospacing="0" w:after="0" w:afterAutospacing="0"/>
+              <w:rPr>
+                <w:rFonts w:asciiTheme="minorHAnsi" w:hAnsiTheme="minorHAnsi" w:cstheme="minorHAnsi"/>
+                <w:sz w:val="22"/>
+                <w:szCs w:val="22"/>
+              </w:rPr>
+            </w:pPr>
+          </w:p>
+          <w:p>
+            <w:pPr>
+              <w:pStyle w:val="ListParagraph"/>
+              <w:spacing w:before="0" w:beforeAutospacing="0" w:after="0" w:afterAutospacing="0"/>
+              <w:rPr>
+                <w:rFonts w:asciiTheme="minorHAnsi" w:hAnsiTheme="minorHAnsi" w:cstheme="minorHAnsi"/>
+                <w:sz w:val="22"/>
+                <w:szCs w:val="22"/>
+              </w:rPr>
+            </w:pPr>
+            <w:r>
+              <w:rPr>
+                <w:rFonts w:asciiTheme="minorHAnsi" w:hAnsiTheme="minorHAnsi" w:cstheme="minorHAnsi"/>
+                <w:sz w:val="22"/>
+                <w:szCs w:val="22"/>
+              </w:rPr>
+              <w:t xml:space="preserve">wire [31:0] </w:t>
+            </w:r>
+            <w:proofErr w:type="spellStart"/>
+            <w:r>
+              <w:rPr>
+                <w:rFonts w:asciiTheme="minorHAnsi" w:hAnsiTheme="minorHAnsi" w:cstheme="minorHAnsi"/>
+                <w:sz w:val="22"/>
+                <w:szCs w:val="22"/>
+              </w:rPr>
+              <w:t>pc_out</w:t>
+            </w:r>
+            <w:proofErr w:type="spellEnd"/>
+            <w:r>
+              <w:rPr>
+                <w:rFonts w:asciiTheme="minorHAnsi" w:hAnsiTheme="minorHAnsi" w:cstheme="minorHAnsi"/>
+                <w:sz w:val="22"/>
+                <w:szCs w:val="22"/>
+              </w:rPr>
+              <w:t>;</w:t>
+            </w:r>
+          </w:p>
+          <w:p>
+            <w:pPr>
+              <w:pStyle w:val="ListParagraph"/>
+              <w:spacing w:before="0" w:beforeAutospacing="0" w:after="0" w:afterAutospacing="0"/>
+              <w:rPr>
+                <w:rFonts w:asciiTheme="minorHAnsi" w:hAnsiTheme="minorHAnsi" w:cstheme="minorHAnsi"/>
+                <w:sz w:val="22"/>
+                <w:szCs w:val="22"/>
+              </w:rPr>
+            </w:pPr>
+            <w:r>
+              <w:rPr>
+                <w:rFonts w:asciiTheme="minorHAnsi" w:hAnsiTheme="minorHAnsi" w:cstheme="minorHAnsi"/>
+                <w:sz w:val="22"/>
+                <w:szCs w:val="22"/>
+              </w:rPr>
+              <w:t>wire [7:0] instruction;</w:t>
+            </w:r>
+          </w:p>
+          <w:p>
+            <w:pPr>
+              <w:pStyle w:val="ListParagraph"/>
+              <w:spacing w:before="0" w:beforeAutospacing="0" w:after="0" w:afterAutospacing="0"/>
+              <w:rPr>
+                <w:rFonts w:asciiTheme="minorHAnsi" w:hAnsiTheme="minorHAnsi" w:cstheme="minorHAnsi"/>
+                <w:sz w:val="22"/>
+                <w:szCs w:val="22"/>
+              </w:rPr>
+            </w:pPr>
+            <w:r>
+              <w:rPr>
+                <w:rFonts w:asciiTheme="minorHAnsi" w:hAnsiTheme="minorHAnsi" w:cstheme="minorHAnsi"/>
+                <w:sz w:val="22"/>
+                <w:szCs w:val="22"/>
+              </w:rPr>
+              <w:t xml:space="preserve">wire [3:0] </w:t>
+            </w:r>
+            <w:proofErr w:type="spellStart"/>
+            <w:r>
+              <w:rPr>
+                <w:rFonts w:asciiTheme="minorHAnsi" w:hAnsiTheme="minorHAnsi" w:cstheme="minorHAnsi"/>
+                <w:sz w:val="22"/>
+                <w:szCs w:val="22"/>
+              </w:rPr>
+              <w:t>tempaddr</w:t>
+            </w:r>
+            <w:proofErr w:type="spellEnd"/>
+            <w:r>
+              <w:rPr>
+                <w:rFonts w:asciiTheme="minorHAnsi" w:hAnsiTheme="minorHAnsi" w:cstheme="minorHAnsi"/>
+                <w:sz w:val="22"/>
+                <w:szCs w:val="22"/>
+              </w:rPr>
+              <w:t>;</w:t>
+            </w:r>
+          </w:p>
+          <w:p>
+            <w:pPr>
+              <w:pStyle w:val="ListParagraph"/>
+              <w:spacing w:before="0" w:beforeAutospacing="0" w:after="0" w:afterAutospacing="0"/>
+              <w:rPr>
+                <w:rFonts w:asciiTheme="minorHAnsi" w:hAnsiTheme="minorHAnsi" w:cstheme="minorHAnsi"/>
+                <w:sz w:val="22"/>
+                <w:szCs w:val="22"/>
+              </w:rPr>
+            </w:pPr>
+          </w:p>
+          <w:p>
+            <w:pPr>
+              <w:pStyle w:val="ListParagraph"/>
+              <w:spacing w:before="0" w:beforeAutospacing="0" w:after="0" w:afterAutospacing="0"/>
+              <w:rPr>
+                <w:rFonts w:asciiTheme="minorHAnsi" w:hAnsiTheme="minorHAnsi" w:cstheme="minorHAnsi"/>
+                <w:sz w:val="22"/>
+                <w:szCs w:val="22"/>
+              </w:rPr>
+            </w:pPr>
+            <w:r>
+              <w:rPr>
+                <w:rFonts w:asciiTheme="minorHAnsi" w:hAnsiTheme="minorHAnsi" w:cstheme="minorHAnsi"/>
+                <w:sz w:val="22"/>
+                <w:szCs w:val="22"/>
+              </w:rPr>
+              <w:t xml:space="preserve">assign </w:t>
+            </w:r>
+            <w:proofErr w:type="spellStart"/>
+            <w:r>
+              <w:rPr>
+                <w:rFonts w:asciiTheme="minorHAnsi" w:hAnsiTheme="minorHAnsi" w:cstheme="minorHAnsi"/>
+                <w:sz w:val="22"/>
+                <w:szCs w:val="22"/>
+              </w:rPr>
+              <w:t>tempaddr</w:t>
+            </w:r>
+            <w:proofErr w:type="spellEnd"/>
+            <w:r>
+              <w:rPr>
+                <w:rFonts w:asciiTheme="minorHAnsi" w:hAnsiTheme="minorHAnsi" w:cstheme="minorHAnsi"/>
+                <w:sz w:val="22"/>
+                <w:szCs w:val="22"/>
+              </w:rPr>
+              <w:t xml:space="preserve"> = </w:t>
+            </w:r>
+            <w:proofErr w:type="spellStart"/>
+            <w:r>
+              <w:rPr>
+                <w:rFonts w:asciiTheme="minorHAnsi" w:hAnsiTheme="minorHAnsi" w:cstheme="minorHAnsi"/>
+                <w:sz w:val="22"/>
+                <w:szCs w:val="22"/>
+              </w:rPr>
+              <w:t>pc_out</w:t>
+            </w:r>
+            <w:proofErr w:type="spellEnd"/>
+            <w:r>
+              <w:rPr>
+                <w:rFonts w:asciiTheme="minorHAnsi" w:hAnsiTheme="minorHAnsi" w:cstheme="minorHAnsi"/>
+                <w:sz w:val="22"/>
+                <w:szCs w:val="22"/>
+              </w:rPr>
+              <w:t>[3:0];</w:t>
+            </w:r>
+          </w:p>
+          <w:p>
+            <w:pPr>
+              <w:pStyle w:val="ListParagraph"/>
+              <w:spacing w:before="0" w:beforeAutospacing="0" w:after="0" w:afterAutospacing="0"/>
+              <w:rPr>
+                <w:rFonts w:asciiTheme="minorHAnsi" w:hAnsiTheme="minorHAnsi" w:cstheme="minorHAnsi"/>
+                <w:sz w:val="22"/>
+                <w:szCs w:val="22"/>
+              </w:rPr>
+            </w:pPr>
+          </w:p>
+          <w:p>
+            <w:pPr>
+              <w:pStyle w:val="ListParagraph"/>
+              <w:spacing w:before="0" w:beforeAutospacing="0" w:after="0" w:afterAutospacing="0"/>
+              <w:rPr>
+                <w:rFonts w:asciiTheme="minorHAnsi" w:hAnsiTheme="minorHAnsi" w:cstheme="minorHAnsi"/>
+                <w:sz w:val="22"/>
+                <w:szCs w:val="22"/>
+              </w:rPr>
+            </w:pPr>
+            <w:proofErr w:type="spellStart"/>
+            <w:r>
+              <w:rPr>
+                <w:rFonts w:asciiTheme="minorHAnsi" w:hAnsiTheme="minorHAnsi" w:cstheme="minorHAnsi"/>
+                <w:sz w:val="22"/>
+                <w:szCs w:val="22"/>
+              </w:rPr>
+              <w:t>program_counter</w:t>
+            </w:r>
+            <w:proofErr w:type="spellEnd"/>
+            <w:r>
+              <w:rPr>
+                <w:rFonts w:asciiTheme="minorHAnsi" w:hAnsiTheme="minorHAnsi" w:cstheme="minorHAnsi"/>
+                <w:sz w:val="22"/>
+                <w:szCs w:val="22"/>
+              </w:rPr>
+              <w:t xml:space="preserve"> pc(.clk(clk), .reset(reset), .</w:t>
+            </w:r>
+            <w:proofErr w:type="spellStart"/>
+            <w:r>
+              <w:rPr>
+                <w:rFonts w:asciiTheme="minorHAnsi" w:hAnsiTheme="minorHAnsi" w:cstheme="minorHAnsi"/>
+                <w:sz w:val="22"/>
+                <w:szCs w:val="22"/>
+              </w:rPr>
+              <w:t>pc_out</w:t>
+            </w:r>
+            <w:proofErr w:type="spellEnd"/>
+            <w:r>
+              <w:rPr>
+                <w:rFonts w:asciiTheme="minorHAnsi" w:hAnsiTheme="minorHAnsi" w:cstheme="minorHAnsi"/>
+                <w:sz w:val="22"/>
+                <w:szCs w:val="22"/>
+              </w:rPr>
+              <w:t>(</w:t>
+            </w:r>
+            <w:proofErr w:type="spellStart"/>
+            <w:r>
+              <w:rPr>
+                <w:rFonts w:asciiTheme="minorHAnsi" w:hAnsiTheme="minorHAnsi" w:cstheme="minorHAnsi"/>
+                <w:sz w:val="22"/>
+                <w:szCs w:val="22"/>
+              </w:rPr>
+              <w:t>pc_out</w:t>
+            </w:r>
+            <w:proofErr w:type="spellEnd"/>
+            <w:r>
+              <w:rPr>
+                <w:rFonts w:asciiTheme="minorHAnsi" w:hAnsiTheme="minorHAnsi" w:cstheme="minorHAnsi"/>
+                <w:sz w:val="22"/>
+                <w:szCs w:val="22"/>
+              </w:rPr>
+              <w:t>));</w:t>
+            </w:r>
+          </w:p>
+          <w:p>
+            <w:pPr>
+              <w:pStyle w:val="ListParagraph"/>
+              <w:spacing w:before="0" w:beforeAutospacing="0" w:after="0" w:afterAutospacing="0"/>
+              <w:rPr>
+                <w:rFonts w:asciiTheme="minorHAnsi" w:hAnsiTheme="minorHAnsi" w:cstheme="minorHAnsi"/>
+                <w:sz w:val="22"/>
+                <w:szCs w:val="22"/>
+              </w:rPr>
+            </w:pPr>
+          </w:p>
+          <w:p>
+            <w:pPr>
+              <w:pStyle w:val="ListParagraph"/>
+              <w:spacing w:before="0" w:beforeAutospacing="0" w:after="0" w:afterAutospacing="0"/>
+              <w:rPr>
+                <w:rFonts w:asciiTheme="minorHAnsi" w:hAnsiTheme="minorHAnsi" w:cstheme="minorHAnsi"/>
+                <w:sz w:val="22"/>
+                <w:szCs w:val="22"/>
+              </w:rPr>
+            </w:pPr>
+            <w:proofErr w:type="spellStart"/>
+            <w:r>
+              <w:rPr>
+                <w:rFonts w:asciiTheme="minorHAnsi" w:hAnsiTheme="minorHAnsi" w:cstheme="minorHAnsi"/>
+                <w:sz w:val="22"/>
+                <w:szCs w:val="22"/>
+              </w:rPr>
+              <w:t>instruction_memory</w:t>
+            </w:r>
+            <w:proofErr w:type="spellEnd"/>
+            <w:r>
+              <w:rPr>
+                <w:rFonts w:asciiTheme="minorHAnsi" w:hAnsiTheme="minorHAnsi" w:cstheme="minorHAnsi"/>
+                <w:sz w:val="22"/>
+                <w:szCs w:val="22"/>
+              </w:rPr>
+              <w:t xml:space="preserve"> </w:t>
+            </w:r>
+            <w:proofErr w:type="spellStart"/>
+            <w:r>
+              <w:rPr>
+                <w:rFonts w:asciiTheme="minorHAnsi" w:hAnsiTheme="minorHAnsi" w:cstheme="minorHAnsi"/>
+                <w:sz w:val="22"/>
+                <w:szCs w:val="22"/>
+              </w:rPr>
+              <w:t>im</w:t>
+            </w:r>
+            <w:proofErr w:type="spellEnd"/>
+            <w:r>
+              <w:rPr>
+                <w:rFonts w:asciiTheme="minorHAnsi" w:hAnsiTheme="minorHAnsi" w:cstheme="minorHAnsi"/>
+                <w:sz w:val="22"/>
+                <w:szCs w:val="22"/>
+              </w:rPr>
+              <w:t>(.</w:t>
+            </w:r>
+            <w:proofErr w:type="spellStart"/>
+            <w:r>
+              <w:rPr>
+                <w:rFonts w:asciiTheme="minorHAnsi" w:hAnsiTheme="minorHAnsi" w:cstheme="minorHAnsi"/>
+                <w:sz w:val="22"/>
+                <w:szCs w:val="22"/>
+              </w:rPr>
+              <w:t>addr</w:t>
+            </w:r>
+            <w:proofErr w:type="spellEnd"/>
+            <w:r>
+              <w:rPr>
+                <w:rFonts w:asciiTheme="minorHAnsi" w:hAnsiTheme="minorHAnsi" w:cstheme="minorHAnsi"/>
+                <w:sz w:val="22"/>
+                <w:szCs w:val="22"/>
+              </w:rPr>
+              <w:t>(</w:t>
+            </w:r>
+            <w:proofErr w:type="spellStart"/>
+            <w:r>
+              <w:rPr>
+                <w:rFonts w:asciiTheme="minorHAnsi" w:hAnsiTheme="minorHAnsi" w:cstheme="minorHAnsi"/>
+                <w:sz w:val="22"/>
+                <w:szCs w:val="22"/>
+              </w:rPr>
+              <w:t>tempaddr</w:t>
+            </w:r>
+            <w:proofErr w:type="spellEnd"/>
+            <w:r>
+              <w:rPr>
+                <w:rFonts w:asciiTheme="minorHAnsi" w:hAnsiTheme="minorHAnsi" w:cstheme="minorHAnsi"/>
+                <w:sz w:val="22"/>
+                <w:szCs w:val="22"/>
+              </w:rPr>
+              <w:t>), .instruction(instruction));</w:t>
+            </w:r>
+          </w:p>
+          <w:p>
+            <w:pPr>
+              <w:pStyle w:val="ListParagraph"/>
+              <w:spacing w:before="0" w:beforeAutospacing="0" w:after="0" w:afterAutospacing="0"/>
+              <w:rPr>
+                <w:rFonts w:asciiTheme="minorHAnsi" w:hAnsiTheme="minorHAnsi" w:cstheme="minorHAnsi"/>
+                <w:sz w:val="22"/>
+                <w:szCs w:val="22"/>
+              </w:rPr>
+            </w:pPr>
+          </w:p>
+          <w:p>
+            <w:pPr>
+              <w:pStyle w:val="ListParagraph"/>
+              <w:spacing w:before="0" w:beforeAutospacing="0" w:after="0" w:afterAutospacing="0"/>
+              <w:rPr>
+                <w:rFonts w:asciiTheme="minorHAnsi" w:hAnsiTheme="minorHAnsi" w:cstheme="minorHAnsi"/>
+                <w:sz w:val="22"/>
+                <w:szCs w:val="22"/>
+              </w:rPr>
+            </w:pPr>
+            <w:r>
+              <w:rPr>
+                <w:rFonts w:asciiTheme="minorHAnsi" w:hAnsiTheme="minorHAnsi" w:cstheme="minorHAnsi"/>
+                <w:sz w:val="22"/>
+                <w:szCs w:val="22"/>
+              </w:rPr>
+              <w:t>always begin</w:t>
+            </w:r>
+          </w:p>
+          <w:p>
+            <w:pPr>
+              <w:pStyle w:val="ListParagraph"/>
+              <w:spacing w:before="0" w:beforeAutospacing="0" w:after="0" w:afterAutospacing="0"/>
+              <w:rPr>
+                <w:rFonts w:asciiTheme="minorHAnsi" w:hAnsiTheme="minorHAnsi" w:cstheme="minorHAnsi"/>
+                <w:sz w:val="22"/>
+                <w:szCs w:val="22"/>
+              </w:rPr>
+            </w:pPr>
+            <w:r>
+              <w:rPr>
+                <w:rFonts w:asciiTheme="minorHAnsi" w:hAnsiTheme="minorHAnsi" w:cstheme="minorHAnsi"/>
+                <w:sz w:val="22"/>
+                <w:szCs w:val="22"/>
+              </w:rPr>
+              <w:tab/>
+              <w:t>#5 clk = ~clk;</w:t>
+            </w:r>
+          </w:p>
+          <w:p>
+            <w:pPr>
+              <w:pStyle w:val="ListParagraph"/>
+              <w:spacing w:before="0" w:beforeAutospacing="0" w:after="0" w:afterAutospacing="0"/>
+              <w:rPr>
+                <w:rFonts w:asciiTheme="minorHAnsi" w:hAnsiTheme="minorHAnsi" w:cstheme="minorHAnsi"/>
+                <w:sz w:val="22"/>
+                <w:szCs w:val="22"/>
+              </w:rPr>
+            </w:pPr>
+            <w:r>
+              <w:rPr>
+                <w:rFonts w:asciiTheme="minorHAnsi" w:hAnsiTheme="minorHAnsi" w:cstheme="minorHAnsi"/>
+                <w:sz w:val="22"/>
+                <w:szCs w:val="22"/>
+              </w:rPr>
+              <w:t>end</w:t>
+            </w:r>
+          </w:p>
+          <w:p>
+            <w:pPr>
+              <w:pStyle w:val="ListParagraph"/>
+              <w:spacing w:before="0" w:beforeAutospacing="0" w:after="0" w:afterAutospacing="0"/>
+              <w:rPr>
+                <w:rFonts w:asciiTheme="minorHAnsi" w:hAnsiTheme="minorHAnsi" w:cstheme="minorHAnsi"/>
+                <w:sz w:val="22"/>
+                <w:szCs w:val="22"/>
+              </w:rPr>
+            </w:pPr>
+          </w:p>
+          <w:p>
+            <w:pPr>
+              <w:pStyle w:val="ListParagraph"/>
+              <w:spacing w:before="0" w:beforeAutospacing="0" w:after="0" w:afterAutospacing="0"/>
+              <w:rPr>
+                <w:rFonts w:asciiTheme="minorHAnsi" w:hAnsiTheme="minorHAnsi" w:cstheme="minorHAnsi"/>
+                <w:sz w:val="22"/>
+                <w:szCs w:val="22"/>
+              </w:rPr>
+            </w:pPr>
+            <w:r>
+              <w:rPr>
+                <w:rFonts w:asciiTheme="minorHAnsi" w:hAnsiTheme="minorHAnsi" w:cstheme="minorHAnsi"/>
+                <w:sz w:val="22"/>
+                <w:szCs w:val="22"/>
+              </w:rPr>
+              <w:t xml:space="preserve">initial begin </w:t>
+            </w:r>
+          </w:p>
+          <w:p>
+            <w:pPr>
+              <w:pStyle w:val="ListParagraph"/>
+              <w:spacing w:before="0" w:beforeAutospacing="0" w:after="0" w:afterAutospacing="0"/>
+              <w:rPr>
+                <w:rFonts w:asciiTheme="minorHAnsi" w:hAnsiTheme="minorHAnsi" w:cstheme="minorHAnsi"/>
+                <w:sz w:val="22"/>
+                <w:szCs w:val="22"/>
+              </w:rPr>
+            </w:pPr>
+            <w:r>
+              <w:rPr>
+                <w:rFonts w:asciiTheme="minorHAnsi" w:hAnsiTheme="minorHAnsi" w:cstheme="minorHAnsi"/>
+                <w:sz w:val="22"/>
+                <w:szCs w:val="22"/>
+              </w:rPr>
+              <w:tab/>
+              <w:t>clk = 0;</w:t>
+            </w:r>
+          </w:p>
+          <w:p>
+            <w:pPr>
+              <w:pStyle w:val="ListParagraph"/>
+              <w:spacing w:before="0" w:beforeAutospacing="0" w:after="0" w:afterAutospacing="0"/>
+              <w:rPr>
+                <w:rFonts w:asciiTheme="minorHAnsi" w:hAnsiTheme="minorHAnsi" w:cstheme="minorHAnsi"/>
+                <w:sz w:val="22"/>
+                <w:szCs w:val="22"/>
+              </w:rPr>
+            </w:pPr>
+            <w:r>
+              <w:rPr>
+                <w:rFonts w:asciiTheme="minorHAnsi" w:hAnsiTheme="minorHAnsi" w:cstheme="minorHAnsi"/>
+                <w:sz w:val="22"/>
+                <w:szCs w:val="22"/>
+              </w:rPr>
+              <w:tab/>
+              <w:t>reset = 1;</w:t>
+            </w:r>
+          </w:p>
+          <w:p>
+            <w:pPr>
+              <w:pStyle w:val="ListParagraph"/>
+              <w:spacing w:before="0" w:beforeAutospacing="0" w:after="0" w:afterAutospacing="0"/>
+              <w:rPr>
+                <w:rFonts w:asciiTheme="minorHAnsi" w:hAnsiTheme="minorHAnsi" w:cstheme="minorHAnsi"/>
+                <w:sz w:val="22"/>
+                <w:szCs w:val="22"/>
+              </w:rPr>
+            </w:pPr>
+            <w:r>
+              <w:rPr>
+                <w:rFonts w:asciiTheme="minorHAnsi" w:hAnsiTheme="minorHAnsi" w:cstheme="minorHAnsi"/>
+                <w:sz w:val="22"/>
+                <w:szCs w:val="22"/>
+              </w:rPr>
+              <w:tab/>
+              <w:t>#10 reset  = 0;</w:t>
+            </w:r>
+          </w:p>
+          <w:p>
+            <w:pPr>
+              <w:pStyle w:val="ListParagraph"/>
+              <w:spacing w:before="0" w:beforeAutospacing="0" w:after="0" w:afterAutospacing="0"/>
+              <w:rPr>
+                <w:rFonts w:asciiTheme="minorHAnsi" w:hAnsiTheme="minorHAnsi" w:cstheme="minorHAnsi"/>
+                <w:sz w:val="22"/>
+                <w:szCs w:val="22"/>
+              </w:rPr>
+            </w:pPr>
+            <w:r>
+              <w:rPr>
+                <w:rFonts w:asciiTheme="minorHAnsi" w:hAnsiTheme="minorHAnsi" w:cstheme="minorHAnsi"/>
+                <w:sz w:val="22"/>
+                <w:szCs w:val="22"/>
+              </w:rPr>
+              <w:t>end</w:t>
+            </w:r>
+          </w:p>
+          <w:p>
+            <w:pPr>
+              <w:pStyle w:val="ListParagraph"/>
+              <w:spacing w:before="0" w:beforeAutospacing="0" w:after="0" w:afterAutospacing="0"/>
+              <w:rPr>
+                <w:rFonts w:asciiTheme="minorHAnsi" w:hAnsiTheme="minorHAnsi" w:cstheme="minorHAnsi"/>
+                <w:sz w:val="22"/>
+                <w:szCs w:val="22"/>
+              </w:rPr>
+            </w:pPr>
+          </w:p>
+          <w:p>
+            <w:pPr>
+              <w:pStyle w:val="ListParagraph"/>
+              <w:spacing w:before="0" w:beforeAutospacing="0" w:after="0" w:afterAutospacing="0"/>
+              <w:rPr>
+                <w:rFonts w:asciiTheme="minorHAnsi" w:hAnsiTheme="minorHAnsi" w:cstheme="minorHAnsi"/>
+                <w:sz w:val="22"/>
+                <w:szCs w:val="22"/>
+              </w:rPr>
+            </w:pPr>
+            <w:proofErr w:type="spellStart"/>
+            <w:r>
+              <w:rPr>
+                <w:rFonts w:asciiTheme="minorHAnsi" w:hAnsiTheme="minorHAnsi" w:cstheme="minorHAnsi"/>
+                <w:sz w:val="22"/>
+                <w:szCs w:val="22"/>
+              </w:rPr>
+              <w:t>endmodule</w:t>
+            </w:r>
+            <w:proofErr w:type="spellEnd"/>
+            <w:r>
+              <w:rPr>
+                <w:rFonts w:asciiTheme="minorHAnsi" w:hAnsiTheme="minorHAnsi" w:cstheme="minorHAnsi"/>
+                <w:sz w:val="22"/>
+                <w:szCs w:val="22"/>
+              </w:rPr>
+              <w:t xml:space="preserve"> </w:t>
+            </w:r>
+            <w:r>
+              <w:rPr>
+                <w:rFonts w:asciiTheme="minorHAnsi" w:hAnsiTheme="minorHAnsi" w:cstheme="minorHAnsi"/>
+                <w:sz w:val="22"/>
+                <w:szCs w:val="22"/>
+              </w:rPr>
+              <w:tab/>
+            </w:r>
+            <w:r>
+              <w:rPr>
+                <w:rFonts w:asciiTheme="minorHAnsi" w:hAnsiTheme="minorHAnsi" w:cstheme="minorHAnsi"/>
+                <w:sz w:val="22"/>
+                <w:szCs w:val="22"/>
+              </w:rPr>
+              <w:tab/>
+            </w:r>
+          </w:p>
+          <w:p>
+            <w:pPr>
+              <w:pStyle w:val="ListParagraph"/>
+              <w:spacing w:before="0" w:beforeAutospacing="0" w:after="0" w:afterAutospacing="0"/>
+              <w:rPr>
+                <w:rFonts w:asciiTheme="minorHAnsi" w:hAnsiTheme="minorHAnsi" w:cstheme="minorHAnsi"/>
+                <w:sz w:val="22"/>
+                <w:szCs w:val="22"/>
+              </w:rPr>
+            </w:pPr>
+          </w:p>
+          <w:p>
+            <w:pPr>
+              <w:pStyle w:val="ListParagraph"/>
+              <w:spacing w:before="0" w:beforeAutospacing="0" w:after="0" w:afterAutospacing="0"/>
+              <w:rPr>
+                <w:rFonts w:asciiTheme="minorHAnsi" w:hAnsiTheme="minorHAnsi" w:cstheme="minorHAnsi"/>
+                <w:sz w:val="22"/>
+                <w:szCs w:val="22"/>
+              </w:rPr>
+            </w:pPr>
+          </w:p>
+          <w:p>
+            <w:pPr>
+              <w:pStyle w:val="ListParagraph"/>
+              <w:spacing w:before="0" w:beforeAutospacing="0" w:after="0" w:afterAutospacing="0"/>
               <w:rPr>
                 <w:rFonts w:asciiTheme="minorHAnsi" w:hAnsiTheme="minorHAnsi" w:cstheme="minorHAnsi"/>
                 <w:sz w:val="22"/>
@@ -2616,6 +7098,7 @@
                 <w:sz w:val="26"/>
                 <w:szCs w:val="26"/>
               </w:rPr>
+              <w:lastRenderedPageBreak/>
               <w:t>Output:</w:t>
             </w:r>
           </w:p>
@@ -2629,61 +7112,55 @@
           <w:p>
             <w:pPr>
               <w:pStyle w:val="ListParagraph"/>
-              <w:rPr>
-                <w:rFonts w:asciiTheme="minorHAnsi" w:hAnsiTheme="minorHAnsi" w:cstheme="minorHAnsi"/>
-                <w:sz w:val="22"/>
-                <w:szCs w:val="22"/>
-              </w:rPr>
-            </w:pPr>
-            <w:r>
-              <w:rPr>
-                <w:rFonts w:asciiTheme="minorHAnsi" w:hAnsiTheme="minorHAnsi" w:cstheme="minorHAnsi"/>
-                <w:sz w:val="22"/>
-                <w:szCs w:val="22"/>
-              </w:rPr>
-              <w:t xml:space="preserve">// Import output here </w:t>
-            </w:r>
-            <w:r>
-              <w:rPr>
-                <w:rFonts w:ascii="Segoe UI Symbol" w:hAnsi="Segoe UI Symbol" w:cs="Segoe UI Symbol"/>
-                <w:color w:val="474747"/>
-                <w:shd w:val="clear" w:color="auto" w:fill="FFFFFF"/>
-              </w:rPr>
-              <w:t>👇</w:t>
-            </w:r>
-          </w:p>
-          <w:p>
-            <w:pPr>
-              <w:pStyle w:val="ListParagraph"/>
-              <w:spacing w:before="0" w:beforeAutospacing="0" w:after="0" w:afterAutospacing="0"/>
-              <w:rPr>
-                <w:rFonts w:asciiTheme="minorHAnsi" w:hAnsiTheme="minorHAnsi" w:cstheme="minorHAnsi"/>
-                <w:sz w:val="22"/>
-                <w:szCs w:val="22"/>
-              </w:rPr>
-            </w:pPr>
-          </w:p>
-          <w:p>
-            <w:pPr>
-              <w:pStyle w:val="ListParagraph"/>
-              <w:spacing w:before="0" w:beforeAutospacing="0" w:after="0" w:afterAutospacing="0"/>
-              <w:rPr>
-                <w:rFonts w:asciiTheme="minorHAnsi" w:hAnsiTheme="minorHAnsi" w:cstheme="minorHAnsi"/>
-                <w:sz w:val="22"/>
-                <w:szCs w:val="22"/>
-              </w:rPr>
-            </w:pPr>
-          </w:p>
-          <w:p>
-            <w:pPr>
-              <w:pStyle w:val="ListParagraph"/>
-              <w:spacing w:before="0" w:beforeAutospacing="0" w:after="0" w:afterAutospacing="0"/>
-              <w:rPr>
-                <w:rFonts w:asciiTheme="minorHAnsi" w:hAnsiTheme="minorHAnsi" w:cstheme="minorHAnsi"/>
-                <w:sz w:val="22"/>
-                <w:szCs w:val="22"/>
-              </w:rPr>
-            </w:pPr>
+              <w:spacing w:before="0" w:beforeAutospacing="0" w:after="0" w:afterAutospacing="0"/>
+              <w:rPr>
+                <w:rFonts w:asciiTheme="minorHAnsi" w:hAnsiTheme="minorHAnsi" w:cstheme="minorHAnsi"/>
+                <w:sz w:val="22"/>
+                <w:szCs w:val="22"/>
+              </w:rPr>
+            </w:pPr>
+            <w:r>
+              <w:rPr>
+                <w:rFonts w:asciiTheme="minorHAnsi" w:hAnsiTheme="minorHAnsi" w:cstheme="minorHAnsi"/>
+                <w:sz w:val="22"/>
+                <w:szCs w:val="22"/>
+              </w:rPr>
+              <w:drawing>
+                <wp:inline distT="0" distB="0" distL="0" distR="0" wp14:anchorId="0145D97F" wp14:editId="6FB57CFB">
+                  <wp:extent cx="6189345" cy="890270"/>
+                  <wp:effectExtent l="0" t="0" r="1905" b="5080"/>
+                  <wp:docPr id="2003327659" name="Picture 1"/>
+                  <wp:cNvGraphicFramePr>
+                    <a:graphicFrameLocks xmlns:a="http://schemas.openxmlformats.org/drawingml/2006/main" noChangeAspect="1"/>
+                  </wp:cNvGraphicFramePr>
+                  <a:graphic xmlns:a="http://schemas.openxmlformats.org/drawingml/2006/main">
+                    <a:graphicData uri="http://schemas.openxmlformats.org/drawingml/2006/picture">
+                      <pic:pic xmlns:pic="http://schemas.openxmlformats.org/drawingml/2006/picture">
+                        <pic:nvPicPr>
+                          <pic:cNvPr id="2003327659" name=""/>
+                          <pic:cNvPicPr/>
+                        </pic:nvPicPr>
+                        <pic:blipFill>
+                          <a:blip r:embed="rId11"/>
+                          <a:stretch>
+                            <a:fillRect/>
+                          </a:stretch>
+                        </pic:blipFill>
+                        <pic:spPr>
+                          <a:xfrm>
+                            <a:off x="0" y="0"/>
+                            <a:ext cx="6189345" cy="890270"/>
+                          </a:xfrm>
+                          <a:prstGeom prst="rect">
+                            <a:avLst/>
+                          </a:prstGeom>
+                        </pic:spPr>
+                      </pic:pic>
+                    </a:graphicData>
+                  </a:graphic>
+                </wp:inline>
+              </w:drawing>
+            </w:r>
           </w:p>
           <w:p>
             <w:pPr>
@@ -2710,66 +7187,6 @@
         </w:tc>
       </w:tr>
     </w:tbl>
-    <w:p>
-      <w:pPr>
-        <w:pStyle w:val="ListParagraph"/>
-        <w:rPr>
-          <w:rFonts w:asciiTheme="minorHAnsi" w:hAnsiTheme="minorHAnsi" w:cstheme="minorHAnsi"/>
-          <w:sz w:val="22"/>
-          <w:szCs w:val="22"/>
-        </w:rPr>
-      </w:pPr>
-    </w:p>
-    <w:p>
-      <w:pPr>
-        <w:pStyle w:val="ListParagraph"/>
-        <w:rPr>
-          <w:rFonts w:asciiTheme="minorHAnsi" w:hAnsiTheme="minorHAnsi" w:cstheme="minorHAnsi"/>
-          <w:sz w:val="22"/>
-          <w:szCs w:val="22"/>
-        </w:rPr>
-      </w:pPr>
-    </w:p>
-    <w:p>
-      <w:pPr>
-        <w:pStyle w:val="ListParagraph"/>
-        <w:rPr>
-          <w:rFonts w:asciiTheme="minorHAnsi" w:hAnsiTheme="minorHAnsi" w:cstheme="minorHAnsi"/>
-          <w:sz w:val="22"/>
-          <w:szCs w:val="22"/>
-        </w:rPr>
-      </w:pPr>
-    </w:p>
-    <w:p>
-      <w:pPr>
-        <w:pStyle w:val="ListParagraph"/>
-        <w:rPr>
-          <w:rFonts w:asciiTheme="minorHAnsi" w:hAnsiTheme="minorHAnsi" w:cstheme="minorHAnsi"/>
-          <w:sz w:val="22"/>
-          <w:szCs w:val="22"/>
-        </w:rPr>
-      </w:pPr>
-    </w:p>
-    <w:p>
-      <w:pPr>
-        <w:pStyle w:val="ListParagraph"/>
-        <w:rPr>
-          <w:rFonts w:asciiTheme="minorHAnsi" w:hAnsiTheme="minorHAnsi" w:cstheme="minorHAnsi"/>
-          <w:sz w:val="22"/>
-          <w:szCs w:val="22"/>
-        </w:rPr>
-      </w:pPr>
-    </w:p>
-    <w:p>
-      <w:pPr>
-        <w:pStyle w:val="ListParagraph"/>
-        <w:rPr>
-          <w:rFonts w:asciiTheme="minorHAnsi" w:hAnsiTheme="minorHAnsi" w:cstheme="minorHAnsi"/>
-          <w:sz w:val="22"/>
-          <w:szCs w:val="22"/>
-        </w:rPr>
-      </w:pPr>
-    </w:p>
     <w:p>
       <w:pPr>
         <w:pStyle w:val="ListParagraph"/>
@@ -2920,51 +7337,24 @@
                 <w:sz w:val="22"/>
                 <w:szCs w:val="22"/>
               </w:rPr>
-              <w:t xml:space="preserve">// Write description of the task here </w:t>
-            </w:r>
-            <w:r>
-              <w:rPr>
-                <w:rFonts w:ascii="Segoe UI Symbol" w:hAnsi="Segoe UI Symbol" w:cs="Segoe UI Symbol"/>
-                <w:sz w:val="22"/>
-                <w:szCs w:val="22"/>
-              </w:rPr>
-              <w:t>👇</w:t>
-            </w:r>
-            <w:r>
-              <w:rPr>
-                <w:rFonts w:asciiTheme="minorHAnsi" w:hAnsiTheme="minorHAnsi" w:cstheme="minorHAnsi"/>
-                <w:sz w:val="22"/>
-                <w:szCs w:val="22"/>
-              </w:rPr>
-              <w:t xml:space="preserve"> (max. five </w:t>
-            </w:r>
-            <w:r>
-              <w:rPr>
-                <w:rFonts w:asciiTheme="minorHAnsi" w:hAnsiTheme="minorHAnsi" w:cstheme="minorHAnsi"/>
-                <w:sz w:val="22"/>
-                <w:szCs w:val="22"/>
-              </w:rPr>
-              <w:t xml:space="preserve">to seven </w:t>
-            </w:r>
-            <w:r>
-              <w:rPr>
-                <w:rFonts w:asciiTheme="minorHAnsi" w:hAnsiTheme="minorHAnsi" w:cstheme="minorHAnsi"/>
-                <w:sz w:val="22"/>
-                <w:szCs w:val="22"/>
-              </w:rPr>
-              <w:t>lines)</w:t>
-            </w:r>
-          </w:p>
-          <w:p>
-            <w:pPr>
-              <w:pStyle w:val="ListParagraph"/>
-              <w:spacing w:before="120" w:beforeAutospacing="0" w:after="120" w:afterAutospacing="0"/>
-              <w:rPr>
-                <w:rFonts w:asciiTheme="minorHAnsi" w:hAnsiTheme="minorHAnsi" w:cstheme="minorHAnsi"/>
-                <w:sz w:val="22"/>
-                <w:szCs w:val="22"/>
-              </w:rPr>
-            </w:pPr>
+              <w:t xml:space="preserve">In this task, we did the same thing with a 32-bit wide instruction memory module. </w:t>
+            </w:r>
+            <w:r>
+              <w:rPr>
+                <w:rFonts w:asciiTheme="minorHAnsi" w:hAnsiTheme="minorHAnsi" w:cstheme="minorHAnsi"/>
+                <w:sz w:val="22"/>
+                <w:szCs w:val="22"/>
+              </w:rPr>
+              <w:t xml:space="preserve">The PC is incremented automatically after every positive clock edge. </w:t>
+            </w:r>
+            <w:r>
+              <w:rPr>
+                <w:rFonts w:asciiTheme="minorHAnsi" w:hAnsiTheme="minorHAnsi" w:cstheme="minorHAnsi"/>
+                <w:sz w:val="22"/>
+                <w:szCs w:val="22"/>
+              </w:rPr>
+              <w:t xml:space="preserve">Some sample instruction samples are loaded into the instruction memory to visualize it in the test bench. </w:t>
+            </w:r>
           </w:p>
           <w:p>
             <w:pPr>
@@ -3017,66 +7407,1768 @@
           <w:p>
             <w:pPr>
               <w:pStyle w:val="ListParagraph"/>
-              <w:rPr>
-                <w:rFonts w:ascii="Segoe UI Symbol" w:hAnsi="Segoe UI Symbol" w:cs="Segoe UI Symbol"/>
-                <w:color w:val="474747"/>
-                <w:shd w:val="clear" w:color="auto" w:fill="FFFFFF"/>
-              </w:rPr>
-            </w:pPr>
-            <w:r>
-              <w:rPr>
-                <w:rFonts w:asciiTheme="minorHAnsi" w:hAnsiTheme="minorHAnsi" w:cstheme="minorHAnsi"/>
-                <w:sz w:val="22"/>
-                <w:szCs w:val="22"/>
-              </w:rPr>
-              <w:t xml:space="preserve">// Paste source code here </w:t>
-            </w:r>
-            <w:r>
-              <w:rPr>
-                <w:rFonts w:ascii="Segoe UI Symbol" w:hAnsi="Segoe UI Symbol" w:cs="Segoe UI Symbol"/>
-                <w:color w:val="474747"/>
-                <w:shd w:val="clear" w:color="auto" w:fill="FFFFFF"/>
-              </w:rPr>
-              <w:t>👇</w:t>
-            </w:r>
-          </w:p>
-          <w:p>
-            <w:pPr>
-              <w:pStyle w:val="ListParagraph"/>
-              <w:spacing w:before="0" w:beforeAutospacing="0" w:after="0" w:afterAutospacing="0"/>
-              <w:rPr>
-                <w:rFonts w:asciiTheme="minorHAnsi" w:hAnsiTheme="minorHAnsi" w:cstheme="minorHAnsi"/>
-                <w:sz w:val="22"/>
-                <w:szCs w:val="22"/>
-              </w:rPr>
-            </w:pPr>
-          </w:p>
-          <w:p>
-            <w:pPr>
-              <w:pStyle w:val="ListParagraph"/>
-              <w:spacing w:before="0" w:beforeAutospacing="0" w:after="0" w:afterAutospacing="0"/>
-              <w:rPr>
-                <w:rFonts w:asciiTheme="minorHAnsi" w:hAnsiTheme="minorHAnsi" w:cstheme="minorHAnsi"/>
-                <w:sz w:val="22"/>
-                <w:szCs w:val="22"/>
-              </w:rPr>
-            </w:pPr>
-          </w:p>
-          <w:p>
-            <w:pPr>
-              <w:pStyle w:val="ListParagraph"/>
-              <w:spacing w:before="0" w:beforeAutospacing="0" w:after="0" w:afterAutospacing="0"/>
-              <w:rPr>
-                <w:rFonts w:asciiTheme="minorHAnsi" w:hAnsiTheme="minorHAnsi" w:cstheme="minorHAnsi"/>
-                <w:sz w:val="22"/>
-                <w:szCs w:val="22"/>
-              </w:rPr>
-            </w:pPr>
-          </w:p>
-          <w:p>
-            <w:pPr>
-              <w:pStyle w:val="ListParagraph"/>
-              <w:spacing w:before="0" w:beforeAutospacing="0" w:after="240" w:afterAutospacing="0"/>
+              <w:spacing w:before="0" w:beforeAutospacing="0" w:after="0" w:afterAutospacing="0"/>
+              <w:rPr>
+                <w:rFonts w:asciiTheme="minorHAnsi" w:hAnsiTheme="minorHAnsi" w:cstheme="minorHAnsi"/>
+                <w:sz w:val="22"/>
+                <w:szCs w:val="22"/>
+              </w:rPr>
+            </w:pPr>
+            <w:r>
+              <w:rPr>
+                <w:rFonts w:asciiTheme="minorHAnsi" w:hAnsiTheme="minorHAnsi" w:cstheme="minorHAnsi"/>
+                <w:sz w:val="22"/>
+                <w:szCs w:val="22"/>
+              </w:rPr>
+              <w:t xml:space="preserve">module </w:t>
+            </w:r>
+            <w:proofErr w:type="spellStart"/>
+            <w:r>
+              <w:rPr>
+                <w:rFonts w:asciiTheme="minorHAnsi" w:hAnsiTheme="minorHAnsi" w:cstheme="minorHAnsi"/>
+                <w:sz w:val="22"/>
+                <w:szCs w:val="22"/>
+              </w:rPr>
+              <w:t>program_counter</w:t>
+            </w:r>
+            <w:proofErr w:type="spellEnd"/>
+            <w:r>
+              <w:rPr>
+                <w:rFonts w:asciiTheme="minorHAnsi" w:hAnsiTheme="minorHAnsi" w:cstheme="minorHAnsi"/>
+                <w:sz w:val="22"/>
+                <w:szCs w:val="22"/>
+              </w:rPr>
+              <w:t xml:space="preserve">(clk, reset, </w:t>
+            </w:r>
+            <w:proofErr w:type="spellStart"/>
+            <w:r>
+              <w:rPr>
+                <w:rFonts w:asciiTheme="minorHAnsi" w:hAnsiTheme="minorHAnsi" w:cstheme="minorHAnsi"/>
+                <w:sz w:val="22"/>
+                <w:szCs w:val="22"/>
+              </w:rPr>
+              <w:t>pc_out</w:t>
+            </w:r>
+            <w:proofErr w:type="spellEnd"/>
+            <w:r>
+              <w:rPr>
+                <w:rFonts w:asciiTheme="minorHAnsi" w:hAnsiTheme="minorHAnsi" w:cstheme="minorHAnsi"/>
+                <w:sz w:val="22"/>
+                <w:szCs w:val="22"/>
+              </w:rPr>
+              <w:t>);</w:t>
+            </w:r>
+          </w:p>
+          <w:p>
+            <w:pPr>
+              <w:pStyle w:val="ListParagraph"/>
+              <w:spacing w:before="0" w:beforeAutospacing="0" w:after="0" w:afterAutospacing="0"/>
+              <w:rPr>
+                <w:rFonts w:asciiTheme="minorHAnsi" w:hAnsiTheme="minorHAnsi" w:cstheme="minorHAnsi"/>
+                <w:sz w:val="22"/>
+                <w:szCs w:val="22"/>
+              </w:rPr>
+            </w:pPr>
+          </w:p>
+          <w:p>
+            <w:pPr>
+              <w:pStyle w:val="ListParagraph"/>
+              <w:spacing w:before="0" w:beforeAutospacing="0" w:after="0" w:afterAutospacing="0"/>
+              <w:rPr>
+                <w:rFonts w:asciiTheme="minorHAnsi" w:hAnsiTheme="minorHAnsi" w:cstheme="minorHAnsi"/>
+                <w:sz w:val="22"/>
+                <w:szCs w:val="22"/>
+              </w:rPr>
+            </w:pPr>
+            <w:r>
+              <w:rPr>
+                <w:rFonts w:asciiTheme="minorHAnsi" w:hAnsiTheme="minorHAnsi" w:cstheme="minorHAnsi"/>
+                <w:sz w:val="22"/>
+                <w:szCs w:val="22"/>
+              </w:rPr>
+              <w:t>input clk;</w:t>
+            </w:r>
+          </w:p>
+          <w:p>
+            <w:pPr>
+              <w:pStyle w:val="ListParagraph"/>
+              <w:spacing w:before="0" w:beforeAutospacing="0" w:after="0" w:afterAutospacing="0"/>
+              <w:rPr>
+                <w:rFonts w:asciiTheme="minorHAnsi" w:hAnsiTheme="minorHAnsi" w:cstheme="minorHAnsi"/>
+                <w:sz w:val="22"/>
+                <w:szCs w:val="22"/>
+              </w:rPr>
+            </w:pPr>
+            <w:r>
+              <w:rPr>
+                <w:rFonts w:asciiTheme="minorHAnsi" w:hAnsiTheme="minorHAnsi" w:cstheme="minorHAnsi"/>
+                <w:sz w:val="22"/>
+                <w:szCs w:val="22"/>
+              </w:rPr>
+              <w:t>input reset;</w:t>
+            </w:r>
+          </w:p>
+          <w:p>
+            <w:pPr>
+              <w:pStyle w:val="ListParagraph"/>
+              <w:spacing w:before="0" w:beforeAutospacing="0" w:after="0" w:afterAutospacing="0"/>
+              <w:rPr>
+                <w:rFonts w:asciiTheme="minorHAnsi" w:hAnsiTheme="minorHAnsi" w:cstheme="minorHAnsi"/>
+                <w:sz w:val="22"/>
+                <w:szCs w:val="22"/>
+              </w:rPr>
+            </w:pPr>
+            <w:r>
+              <w:rPr>
+                <w:rFonts w:asciiTheme="minorHAnsi" w:hAnsiTheme="minorHAnsi" w:cstheme="minorHAnsi"/>
+                <w:sz w:val="22"/>
+                <w:szCs w:val="22"/>
+              </w:rPr>
+              <w:t xml:space="preserve">output reg [31:0] </w:t>
+            </w:r>
+            <w:proofErr w:type="spellStart"/>
+            <w:r>
+              <w:rPr>
+                <w:rFonts w:asciiTheme="minorHAnsi" w:hAnsiTheme="minorHAnsi" w:cstheme="minorHAnsi"/>
+                <w:sz w:val="22"/>
+                <w:szCs w:val="22"/>
+              </w:rPr>
+              <w:t>pc_out</w:t>
+            </w:r>
+            <w:proofErr w:type="spellEnd"/>
+            <w:r>
+              <w:rPr>
+                <w:rFonts w:asciiTheme="minorHAnsi" w:hAnsiTheme="minorHAnsi" w:cstheme="minorHAnsi"/>
+                <w:sz w:val="22"/>
+                <w:szCs w:val="22"/>
+              </w:rPr>
+              <w:t>;</w:t>
+            </w:r>
+          </w:p>
+          <w:p>
+            <w:pPr>
+              <w:pStyle w:val="ListParagraph"/>
+              <w:spacing w:before="0" w:beforeAutospacing="0" w:after="0" w:afterAutospacing="0"/>
+              <w:rPr>
+                <w:rFonts w:asciiTheme="minorHAnsi" w:hAnsiTheme="minorHAnsi" w:cstheme="minorHAnsi"/>
+                <w:sz w:val="22"/>
+                <w:szCs w:val="22"/>
+              </w:rPr>
+            </w:pPr>
+          </w:p>
+          <w:p>
+            <w:pPr>
+              <w:pStyle w:val="ListParagraph"/>
+              <w:spacing w:before="0" w:beforeAutospacing="0" w:after="0" w:afterAutospacing="0"/>
+              <w:rPr>
+                <w:rFonts w:asciiTheme="minorHAnsi" w:hAnsiTheme="minorHAnsi" w:cstheme="minorHAnsi"/>
+                <w:sz w:val="22"/>
+                <w:szCs w:val="22"/>
+              </w:rPr>
+            </w:pPr>
+            <w:r>
+              <w:rPr>
+                <w:rFonts w:asciiTheme="minorHAnsi" w:hAnsiTheme="minorHAnsi" w:cstheme="minorHAnsi"/>
+                <w:sz w:val="22"/>
+                <w:szCs w:val="22"/>
+              </w:rPr>
+              <w:t xml:space="preserve">always @(posedge clk or </w:t>
+            </w:r>
+            <w:proofErr w:type="spellStart"/>
+            <w:r>
+              <w:rPr>
+                <w:rFonts w:asciiTheme="minorHAnsi" w:hAnsiTheme="minorHAnsi" w:cstheme="minorHAnsi"/>
+                <w:sz w:val="22"/>
+                <w:szCs w:val="22"/>
+              </w:rPr>
+              <w:t>posedge</w:t>
+            </w:r>
+            <w:proofErr w:type="spellEnd"/>
+            <w:r>
+              <w:rPr>
+                <w:rFonts w:asciiTheme="minorHAnsi" w:hAnsiTheme="minorHAnsi" w:cstheme="minorHAnsi"/>
+                <w:sz w:val="22"/>
+                <w:szCs w:val="22"/>
+              </w:rPr>
+              <w:t xml:space="preserve"> reset) begin</w:t>
+            </w:r>
+          </w:p>
+          <w:p>
+            <w:pPr>
+              <w:pStyle w:val="ListParagraph"/>
+              <w:spacing w:before="0" w:beforeAutospacing="0" w:after="0" w:afterAutospacing="0"/>
+              <w:rPr>
+                <w:rFonts w:asciiTheme="minorHAnsi" w:hAnsiTheme="minorHAnsi" w:cstheme="minorHAnsi"/>
+                <w:sz w:val="22"/>
+                <w:szCs w:val="22"/>
+              </w:rPr>
+            </w:pPr>
+            <w:r>
+              <w:rPr>
+                <w:rFonts w:asciiTheme="minorHAnsi" w:hAnsiTheme="minorHAnsi" w:cstheme="minorHAnsi"/>
+                <w:sz w:val="22"/>
+                <w:szCs w:val="22"/>
+              </w:rPr>
+              <w:tab/>
+              <w:t>if (reset)</w:t>
+            </w:r>
+          </w:p>
+          <w:p>
+            <w:pPr>
+              <w:pStyle w:val="ListParagraph"/>
+              <w:spacing w:before="0" w:beforeAutospacing="0" w:after="0" w:afterAutospacing="0"/>
+              <w:rPr>
+                <w:rFonts w:asciiTheme="minorHAnsi" w:hAnsiTheme="minorHAnsi" w:cstheme="minorHAnsi"/>
+                <w:sz w:val="22"/>
+                <w:szCs w:val="22"/>
+              </w:rPr>
+            </w:pPr>
+            <w:r>
+              <w:rPr>
+                <w:rFonts w:asciiTheme="minorHAnsi" w:hAnsiTheme="minorHAnsi" w:cstheme="minorHAnsi"/>
+                <w:sz w:val="22"/>
+                <w:szCs w:val="22"/>
+              </w:rPr>
+              <w:tab/>
+            </w:r>
+            <w:r>
+              <w:rPr>
+                <w:rFonts w:asciiTheme="minorHAnsi" w:hAnsiTheme="minorHAnsi" w:cstheme="minorHAnsi"/>
+                <w:sz w:val="22"/>
+                <w:szCs w:val="22"/>
+              </w:rPr>
+              <w:tab/>
+            </w:r>
+            <w:proofErr w:type="spellStart"/>
+            <w:r>
+              <w:rPr>
+                <w:rFonts w:asciiTheme="minorHAnsi" w:hAnsiTheme="minorHAnsi" w:cstheme="minorHAnsi"/>
+                <w:sz w:val="22"/>
+                <w:szCs w:val="22"/>
+              </w:rPr>
+              <w:t>pc_out</w:t>
+            </w:r>
+            <w:proofErr w:type="spellEnd"/>
+            <w:r>
+              <w:rPr>
+                <w:rFonts w:asciiTheme="minorHAnsi" w:hAnsiTheme="minorHAnsi" w:cstheme="minorHAnsi"/>
+                <w:sz w:val="22"/>
+                <w:szCs w:val="22"/>
+              </w:rPr>
+              <w:t xml:space="preserve"> &lt;= 32'h00000000;</w:t>
+            </w:r>
+          </w:p>
+          <w:p>
+            <w:pPr>
+              <w:pStyle w:val="ListParagraph"/>
+              <w:spacing w:before="0" w:beforeAutospacing="0" w:after="0" w:afterAutospacing="0"/>
+              <w:rPr>
+                <w:rFonts w:asciiTheme="minorHAnsi" w:hAnsiTheme="minorHAnsi" w:cstheme="minorHAnsi"/>
+                <w:sz w:val="22"/>
+                <w:szCs w:val="22"/>
+              </w:rPr>
+            </w:pPr>
+            <w:r>
+              <w:rPr>
+                <w:rFonts w:asciiTheme="minorHAnsi" w:hAnsiTheme="minorHAnsi" w:cstheme="minorHAnsi"/>
+                <w:sz w:val="22"/>
+                <w:szCs w:val="22"/>
+              </w:rPr>
+              <w:tab/>
+              <w:t xml:space="preserve">else </w:t>
+            </w:r>
+          </w:p>
+          <w:p>
+            <w:pPr>
+              <w:pStyle w:val="ListParagraph"/>
+              <w:spacing w:before="0" w:beforeAutospacing="0" w:after="0" w:afterAutospacing="0"/>
+              <w:rPr>
+                <w:rFonts w:asciiTheme="minorHAnsi" w:hAnsiTheme="minorHAnsi" w:cstheme="minorHAnsi"/>
+                <w:sz w:val="22"/>
+                <w:szCs w:val="22"/>
+              </w:rPr>
+            </w:pPr>
+            <w:r>
+              <w:rPr>
+                <w:rFonts w:asciiTheme="minorHAnsi" w:hAnsiTheme="minorHAnsi" w:cstheme="minorHAnsi"/>
+                <w:sz w:val="22"/>
+                <w:szCs w:val="22"/>
+              </w:rPr>
+              <w:tab/>
+            </w:r>
+            <w:r>
+              <w:rPr>
+                <w:rFonts w:asciiTheme="minorHAnsi" w:hAnsiTheme="minorHAnsi" w:cstheme="minorHAnsi"/>
+                <w:sz w:val="22"/>
+                <w:szCs w:val="22"/>
+              </w:rPr>
+              <w:tab/>
+            </w:r>
+            <w:proofErr w:type="spellStart"/>
+            <w:r>
+              <w:rPr>
+                <w:rFonts w:asciiTheme="minorHAnsi" w:hAnsiTheme="minorHAnsi" w:cstheme="minorHAnsi"/>
+                <w:sz w:val="22"/>
+                <w:szCs w:val="22"/>
+              </w:rPr>
+              <w:t>pc_out</w:t>
+            </w:r>
+            <w:proofErr w:type="spellEnd"/>
+            <w:r>
+              <w:rPr>
+                <w:rFonts w:asciiTheme="minorHAnsi" w:hAnsiTheme="minorHAnsi" w:cstheme="minorHAnsi"/>
+                <w:sz w:val="22"/>
+                <w:szCs w:val="22"/>
+              </w:rPr>
+              <w:t xml:space="preserve"> &lt;= </w:t>
+            </w:r>
+            <w:proofErr w:type="spellStart"/>
+            <w:r>
+              <w:rPr>
+                <w:rFonts w:asciiTheme="minorHAnsi" w:hAnsiTheme="minorHAnsi" w:cstheme="minorHAnsi"/>
+                <w:sz w:val="22"/>
+                <w:szCs w:val="22"/>
+              </w:rPr>
+              <w:t>pc_out</w:t>
+            </w:r>
+            <w:proofErr w:type="spellEnd"/>
+            <w:r>
+              <w:rPr>
+                <w:rFonts w:asciiTheme="minorHAnsi" w:hAnsiTheme="minorHAnsi" w:cstheme="minorHAnsi"/>
+                <w:sz w:val="22"/>
+                <w:szCs w:val="22"/>
+              </w:rPr>
+              <w:t xml:space="preserve"> + 32'h00000004;</w:t>
+            </w:r>
+          </w:p>
+          <w:p>
+            <w:pPr>
+              <w:pStyle w:val="ListParagraph"/>
+              <w:spacing w:before="0" w:beforeAutospacing="0" w:after="0" w:afterAutospacing="0"/>
+              <w:rPr>
+                <w:rFonts w:asciiTheme="minorHAnsi" w:hAnsiTheme="minorHAnsi" w:cstheme="minorHAnsi"/>
+                <w:sz w:val="22"/>
+                <w:szCs w:val="22"/>
+              </w:rPr>
+            </w:pPr>
+          </w:p>
+          <w:p>
+            <w:pPr>
+              <w:pStyle w:val="ListParagraph"/>
+              <w:spacing w:before="0" w:beforeAutospacing="0" w:after="0" w:afterAutospacing="0"/>
+              <w:rPr>
+                <w:rFonts w:asciiTheme="minorHAnsi" w:hAnsiTheme="minorHAnsi" w:cstheme="minorHAnsi"/>
+                <w:sz w:val="22"/>
+                <w:szCs w:val="22"/>
+              </w:rPr>
+            </w:pPr>
+            <w:r>
+              <w:rPr>
+                <w:rFonts w:asciiTheme="minorHAnsi" w:hAnsiTheme="minorHAnsi" w:cstheme="minorHAnsi"/>
+                <w:sz w:val="22"/>
+                <w:szCs w:val="22"/>
+              </w:rPr>
+              <w:t>end</w:t>
+            </w:r>
+          </w:p>
+          <w:p>
+            <w:pPr>
+              <w:pStyle w:val="ListParagraph"/>
+              <w:spacing w:before="0" w:beforeAutospacing="0" w:after="0" w:afterAutospacing="0"/>
+              <w:rPr>
+                <w:rFonts w:asciiTheme="minorHAnsi" w:hAnsiTheme="minorHAnsi" w:cstheme="minorHAnsi"/>
+                <w:sz w:val="22"/>
+                <w:szCs w:val="22"/>
+              </w:rPr>
+            </w:pPr>
+          </w:p>
+          <w:p>
+            <w:pPr>
+              <w:pStyle w:val="ListParagraph"/>
+              <w:spacing w:before="0" w:beforeAutospacing="0" w:after="0" w:afterAutospacing="0"/>
+              <w:rPr>
+                <w:rFonts w:asciiTheme="minorHAnsi" w:hAnsiTheme="minorHAnsi" w:cstheme="minorHAnsi"/>
+                <w:sz w:val="22"/>
+                <w:szCs w:val="22"/>
+              </w:rPr>
+            </w:pPr>
+            <w:proofErr w:type="spellStart"/>
+            <w:r>
+              <w:rPr>
+                <w:rFonts w:asciiTheme="minorHAnsi" w:hAnsiTheme="minorHAnsi" w:cstheme="minorHAnsi"/>
+                <w:sz w:val="22"/>
+                <w:szCs w:val="22"/>
+              </w:rPr>
+              <w:t>endmodule</w:t>
+            </w:r>
+            <w:proofErr w:type="spellEnd"/>
+            <w:r>
+              <w:rPr>
+                <w:rFonts w:asciiTheme="minorHAnsi" w:hAnsiTheme="minorHAnsi" w:cstheme="minorHAnsi"/>
+                <w:sz w:val="22"/>
+                <w:szCs w:val="22"/>
+              </w:rPr>
+              <w:t xml:space="preserve"> </w:t>
+            </w:r>
+          </w:p>
+          <w:p>
+            <w:pPr>
+              <w:pStyle w:val="ListParagraph"/>
+              <w:spacing w:before="0" w:beforeAutospacing="0" w:after="0" w:afterAutospacing="0"/>
+              <w:rPr>
+                <w:rFonts w:asciiTheme="minorHAnsi" w:hAnsiTheme="minorHAnsi" w:cstheme="minorHAnsi"/>
+                <w:sz w:val="22"/>
+                <w:szCs w:val="22"/>
+              </w:rPr>
+            </w:pPr>
+          </w:p>
+          <w:p>
+            <w:pPr>
+              <w:pStyle w:val="ListParagraph"/>
+              <w:spacing w:before="0" w:beforeAutospacing="0" w:after="0" w:afterAutospacing="0"/>
+              <w:rPr>
+                <w:rFonts w:asciiTheme="minorHAnsi" w:hAnsiTheme="minorHAnsi" w:cstheme="minorHAnsi"/>
+                <w:sz w:val="22"/>
+                <w:szCs w:val="22"/>
+              </w:rPr>
+            </w:pPr>
+            <w:r>
+              <w:rPr>
+                <w:rFonts w:asciiTheme="minorHAnsi" w:hAnsiTheme="minorHAnsi" w:cstheme="minorHAnsi"/>
+                <w:sz w:val="22"/>
+                <w:szCs w:val="22"/>
+              </w:rPr>
+              <w:t xml:space="preserve">module </w:t>
+            </w:r>
+            <w:proofErr w:type="spellStart"/>
+            <w:r>
+              <w:rPr>
+                <w:rFonts w:asciiTheme="minorHAnsi" w:hAnsiTheme="minorHAnsi" w:cstheme="minorHAnsi"/>
+                <w:sz w:val="22"/>
+                <w:szCs w:val="22"/>
+              </w:rPr>
+              <w:t>instruction_memory</w:t>
+            </w:r>
+            <w:proofErr w:type="spellEnd"/>
+            <w:r>
+              <w:rPr>
+                <w:rFonts w:asciiTheme="minorHAnsi" w:hAnsiTheme="minorHAnsi" w:cstheme="minorHAnsi"/>
+                <w:sz w:val="22"/>
+                <w:szCs w:val="22"/>
+              </w:rPr>
+              <w:t>(</w:t>
+            </w:r>
+            <w:proofErr w:type="spellStart"/>
+            <w:r>
+              <w:rPr>
+                <w:rFonts w:asciiTheme="minorHAnsi" w:hAnsiTheme="minorHAnsi" w:cstheme="minorHAnsi"/>
+                <w:sz w:val="22"/>
+                <w:szCs w:val="22"/>
+              </w:rPr>
+              <w:t>addr</w:t>
+            </w:r>
+            <w:proofErr w:type="spellEnd"/>
+            <w:r>
+              <w:rPr>
+                <w:rFonts w:asciiTheme="minorHAnsi" w:hAnsiTheme="minorHAnsi" w:cstheme="minorHAnsi"/>
+                <w:sz w:val="22"/>
+                <w:szCs w:val="22"/>
+              </w:rPr>
+              <w:t>, instruction);</w:t>
+            </w:r>
+          </w:p>
+          <w:p>
+            <w:pPr>
+              <w:pStyle w:val="ListParagraph"/>
+              <w:spacing w:before="0" w:beforeAutospacing="0" w:after="0" w:afterAutospacing="0"/>
+              <w:rPr>
+                <w:rFonts w:asciiTheme="minorHAnsi" w:hAnsiTheme="minorHAnsi" w:cstheme="minorHAnsi"/>
+                <w:sz w:val="22"/>
+                <w:szCs w:val="22"/>
+              </w:rPr>
+            </w:pPr>
+          </w:p>
+          <w:p>
+            <w:pPr>
+              <w:pStyle w:val="ListParagraph"/>
+              <w:spacing w:before="0" w:beforeAutospacing="0" w:after="0" w:afterAutospacing="0"/>
+              <w:rPr>
+                <w:rFonts w:asciiTheme="minorHAnsi" w:hAnsiTheme="minorHAnsi" w:cstheme="minorHAnsi"/>
+                <w:sz w:val="22"/>
+                <w:szCs w:val="22"/>
+              </w:rPr>
+            </w:pPr>
+            <w:r>
+              <w:rPr>
+                <w:rFonts w:asciiTheme="minorHAnsi" w:hAnsiTheme="minorHAnsi" w:cstheme="minorHAnsi"/>
+                <w:sz w:val="22"/>
+                <w:szCs w:val="22"/>
+              </w:rPr>
+              <w:t xml:space="preserve">input [31:0] </w:t>
+            </w:r>
+            <w:proofErr w:type="spellStart"/>
+            <w:r>
+              <w:rPr>
+                <w:rFonts w:asciiTheme="minorHAnsi" w:hAnsiTheme="minorHAnsi" w:cstheme="minorHAnsi"/>
+                <w:sz w:val="22"/>
+                <w:szCs w:val="22"/>
+              </w:rPr>
+              <w:t>addr</w:t>
+            </w:r>
+            <w:proofErr w:type="spellEnd"/>
+            <w:r>
+              <w:rPr>
+                <w:rFonts w:asciiTheme="minorHAnsi" w:hAnsiTheme="minorHAnsi" w:cstheme="minorHAnsi"/>
+                <w:sz w:val="22"/>
+                <w:szCs w:val="22"/>
+              </w:rPr>
+              <w:t>;</w:t>
+            </w:r>
+          </w:p>
+          <w:p>
+            <w:pPr>
+              <w:pStyle w:val="ListParagraph"/>
+              <w:spacing w:before="0" w:beforeAutospacing="0" w:after="0" w:afterAutospacing="0"/>
+              <w:rPr>
+                <w:rFonts w:asciiTheme="minorHAnsi" w:hAnsiTheme="minorHAnsi" w:cstheme="minorHAnsi"/>
+                <w:sz w:val="22"/>
+                <w:szCs w:val="22"/>
+              </w:rPr>
+            </w:pPr>
+            <w:r>
+              <w:rPr>
+                <w:rFonts w:asciiTheme="minorHAnsi" w:hAnsiTheme="minorHAnsi" w:cstheme="minorHAnsi"/>
+                <w:sz w:val="22"/>
+                <w:szCs w:val="22"/>
+              </w:rPr>
+              <w:t>output reg [31:0] instruction;</w:t>
+            </w:r>
+          </w:p>
+          <w:p>
+            <w:pPr>
+              <w:pStyle w:val="ListParagraph"/>
+              <w:spacing w:before="0" w:beforeAutospacing="0" w:after="0" w:afterAutospacing="0"/>
+              <w:rPr>
+                <w:rFonts w:asciiTheme="minorHAnsi" w:hAnsiTheme="minorHAnsi" w:cstheme="minorHAnsi"/>
+                <w:sz w:val="22"/>
+                <w:szCs w:val="22"/>
+              </w:rPr>
+            </w:pPr>
+          </w:p>
+          <w:p>
+            <w:pPr>
+              <w:pStyle w:val="ListParagraph"/>
+              <w:spacing w:before="0" w:beforeAutospacing="0" w:after="0" w:afterAutospacing="0"/>
+              <w:rPr>
+                <w:rFonts w:asciiTheme="minorHAnsi" w:hAnsiTheme="minorHAnsi" w:cstheme="minorHAnsi"/>
+                <w:sz w:val="22"/>
+                <w:szCs w:val="22"/>
+              </w:rPr>
+            </w:pPr>
+            <w:r>
+              <w:rPr>
+                <w:rFonts w:asciiTheme="minorHAnsi" w:hAnsiTheme="minorHAnsi" w:cstheme="minorHAnsi"/>
+                <w:sz w:val="22"/>
+                <w:szCs w:val="22"/>
+              </w:rPr>
+              <w:t>reg [31:0] memory [0:15];</w:t>
+            </w:r>
+          </w:p>
+          <w:p>
+            <w:pPr>
+              <w:pStyle w:val="ListParagraph"/>
+              <w:spacing w:before="0" w:beforeAutospacing="0" w:after="0" w:afterAutospacing="0"/>
+              <w:rPr>
+                <w:rFonts w:asciiTheme="minorHAnsi" w:hAnsiTheme="minorHAnsi" w:cstheme="minorHAnsi"/>
+                <w:sz w:val="22"/>
+                <w:szCs w:val="22"/>
+              </w:rPr>
+            </w:pPr>
+          </w:p>
+          <w:p>
+            <w:pPr>
+              <w:pStyle w:val="ListParagraph"/>
+              <w:spacing w:before="0" w:beforeAutospacing="0" w:after="0" w:afterAutospacing="0"/>
+              <w:rPr>
+                <w:rFonts w:asciiTheme="minorHAnsi" w:hAnsiTheme="minorHAnsi" w:cstheme="minorHAnsi"/>
+                <w:sz w:val="22"/>
+                <w:szCs w:val="22"/>
+              </w:rPr>
+            </w:pPr>
+            <w:r>
+              <w:rPr>
+                <w:rFonts w:asciiTheme="minorHAnsi" w:hAnsiTheme="minorHAnsi" w:cstheme="minorHAnsi"/>
+                <w:sz w:val="22"/>
+                <w:szCs w:val="22"/>
+              </w:rPr>
+              <w:t>initial begin</w:t>
+            </w:r>
+          </w:p>
+          <w:p>
+            <w:pPr>
+              <w:pStyle w:val="ListParagraph"/>
+              <w:spacing w:before="0" w:beforeAutospacing="0" w:after="0" w:afterAutospacing="0"/>
+              <w:rPr>
+                <w:rFonts w:asciiTheme="minorHAnsi" w:hAnsiTheme="minorHAnsi" w:cstheme="minorHAnsi"/>
+                <w:sz w:val="22"/>
+                <w:szCs w:val="22"/>
+              </w:rPr>
+            </w:pPr>
+            <w:r>
+              <w:rPr>
+                <w:rFonts w:asciiTheme="minorHAnsi" w:hAnsiTheme="minorHAnsi" w:cstheme="minorHAnsi"/>
+                <w:sz w:val="22"/>
+                <w:szCs w:val="22"/>
+              </w:rPr>
+              <w:t xml:space="preserve">    memory[0] = 32'h00100093;</w:t>
+            </w:r>
+            <w:r>
+              <w:rPr>
+                <w:rFonts w:asciiTheme="minorHAnsi" w:hAnsiTheme="minorHAnsi" w:cstheme="minorHAnsi"/>
+                <w:sz w:val="22"/>
+                <w:szCs w:val="22"/>
+              </w:rPr>
+              <w:t xml:space="preserve">         // random val</w:t>
+            </w:r>
+            <w:r>
+              <w:rPr>
+                <w:rFonts w:asciiTheme="minorHAnsi" w:hAnsiTheme="minorHAnsi" w:cstheme="minorHAnsi"/>
+                <w:sz w:val="22"/>
+                <w:szCs w:val="22"/>
+              </w:rPr>
+              <w:t>ues</w:t>
+            </w:r>
+          </w:p>
+          <w:p>
+            <w:pPr>
+              <w:pStyle w:val="ListParagraph"/>
+              <w:spacing w:before="0" w:beforeAutospacing="0" w:after="0" w:afterAutospacing="0"/>
+              <w:rPr>
+                <w:rFonts w:asciiTheme="minorHAnsi" w:hAnsiTheme="minorHAnsi" w:cstheme="minorHAnsi"/>
+                <w:sz w:val="22"/>
+                <w:szCs w:val="22"/>
+              </w:rPr>
+            </w:pPr>
+            <w:r>
+              <w:rPr>
+                <w:rFonts w:asciiTheme="minorHAnsi" w:hAnsiTheme="minorHAnsi" w:cstheme="minorHAnsi"/>
+                <w:sz w:val="22"/>
+                <w:szCs w:val="22"/>
+              </w:rPr>
+              <w:t xml:space="preserve">    memory[1] = 32'h00200113;</w:t>
+            </w:r>
+          </w:p>
+          <w:p>
+            <w:pPr>
+              <w:pStyle w:val="ListParagraph"/>
+              <w:spacing w:before="0" w:beforeAutospacing="0" w:after="0" w:afterAutospacing="0"/>
+              <w:rPr>
+                <w:rFonts w:asciiTheme="minorHAnsi" w:hAnsiTheme="minorHAnsi" w:cstheme="minorHAnsi"/>
+                <w:sz w:val="22"/>
+                <w:szCs w:val="22"/>
+              </w:rPr>
+            </w:pPr>
+            <w:r>
+              <w:rPr>
+                <w:rFonts w:asciiTheme="minorHAnsi" w:hAnsiTheme="minorHAnsi" w:cstheme="minorHAnsi"/>
+                <w:sz w:val="22"/>
+                <w:szCs w:val="22"/>
+              </w:rPr>
+              <w:t xml:space="preserve">    memory[2] = 32'h003081B3;</w:t>
+            </w:r>
+          </w:p>
+          <w:p>
+            <w:pPr>
+              <w:pStyle w:val="ListParagraph"/>
+              <w:spacing w:before="0" w:beforeAutospacing="0" w:after="0" w:afterAutospacing="0"/>
+              <w:rPr>
+                <w:rFonts w:asciiTheme="minorHAnsi" w:hAnsiTheme="minorHAnsi" w:cstheme="minorHAnsi"/>
+                <w:sz w:val="22"/>
+                <w:szCs w:val="22"/>
+              </w:rPr>
+            </w:pPr>
+            <w:r>
+              <w:rPr>
+                <w:rFonts w:asciiTheme="minorHAnsi" w:hAnsiTheme="minorHAnsi" w:cstheme="minorHAnsi"/>
+                <w:sz w:val="22"/>
+                <w:szCs w:val="22"/>
+              </w:rPr>
+              <w:t xml:space="preserve">    memory[3] = 32'h00400013;</w:t>
+            </w:r>
+          </w:p>
+          <w:p>
+            <w:pPr>
+              <w:pStyle w:val="ListParagraph"/>
+              <w:spacing w:before="0" w:beforeAutospacing="0" w:after="0" w:afterAutospacing="0"/>
+              <w:rPr>
+                <w:rFonts w:asciiTheme="minorHAnsi" w:hAnsiTheme="minorHAnsi" w:cstheme="minorHAnsi"/>
+                <w:sz w:val="22"/>
+                <w:szCs w:val="22"/>
+              </w:rPr>
+            </w:pPr>
+            <w:r>
+              <w:rPr>
+                <w:rFonts w:asciiTheme="minorHAnsi" w:hAnsiTheme="minorHAnsi" w:cstheme="minorHAnsi"/>
+                <w:sz w:val="22"/>
+                <w:szCs w:val="22"/>
+              </w:rPr>
+              <w:t xml:space="preserve">    memory[4] = 32'h00500213;</w:t>
+            </w:r>
+          </w:p>
+          <w:p>
+            <w:pPr>
+              <w:pStyle w:val="ListParagraph"/>
+              <w:spacing w:before="0" w:beforeAutospacing="0" w:after="0" w:afterAutospacing="0"/>
+              <w:rPr>
+                <w:rFonts w:asciiTheme="minorHAnsi" w:hAnsiTheme="minorHAnsi" w:cstheme="minorHAnsi"/>
+                <w:sz w:val="22"/>
+                <w:szCs w:val="22"/>
+              </w:rPr>
+            </w:pPr>
+            <w:r>
+              <w:rPr>
+                <w:rFonts w:asciiTheme="minorHAnsi" w:hAnsiTheme="minorHAnsi" w:cstheme="minorHAnsi"/>
+                <w:sz w:val="22"/>
+                <w:szCs w:val="22"/>
+              </w:rPr>
+              <w:t xml:space="preserve">    memory[5] = 32'h00600293;</w:t>
+            </w:r>
+          </w:p>
+          <w:p>
+            <w:pPr>
+              <w:pStyle w:val="ListParagraph"/>
+              <w:spacing w:before="0" w:beforeAutospacing="0" w:after="0" w:afterAutospacing="0"/>
+              <w:rPr>
+                <w:rFonts w:asciiTheme="minorHAnsi" w:hAnsiTheme="minorHAnsi" w:cstheme="minorHAnsi"/>
+                <w:sz w:val="22"/>
+                <w:szCs w:val="22"/>
+              </w:rPr>
+            </w:pPr>
+            <w:r>
+              <w:rPr>
+                <w:rFonts w:asciiTheme="minorHAnsi" w:hAnsiTheme="minorHAnsi" w:cstheme="minorHAnsi"/>
+                <w:sz w:val="22"/>
+                <w:szCs w:val="22"/>
+              </w:rPr>
+              <w:t xml:space="preserve">    memory[6] = 32'h00700313;</w:t>
+            </w:r>
+          </w:p>
+          <w:p>
+            <w:pPr>
+              <w:pStyle w:val="ListParagraph"/>
+              <w:spacing w:before="0" w:beforeAutospacing="0" w:after="0" w:afterAutospacing="0"/>
+              <w:rPr>
+                <w:rFonts w:asciiTheme="minorHAnsi" w:hAnsiTheme="minorHAnsi" w:cstheme="minorHAnsi"/>
+                <w:sz w:val="22"/>
+                <w:szCs w:val="22"/>
+              </w:rPr>
+            </w:pPr>
+            <w:r>
+              <w:rPr>
+                <w:rFonts w:asciiTheme="minorHAnsi" w:hAnsiTheme="minorHAnsi" w:cstheme="minorHAnsi"/>
+                <w:sz w:val="22"/>
+                <w:szCs w:val="22"/>
+              </w:rPr>
+              <w:t xml:space="preserve">    memory[7] = 32'h00800393;</w:t>
+            </w:r>
+          </w:p>
+          <w:p>
+            <w:pPr>
+              <w:pStyle w:val="ListParagraph"/>
+              <w:spacing w:before="0" w:beforeAutospacing="0" w:after="0" w:afterAutospacing="0"/>
+              <w:rPr>
+                <w:rFonts w:asciiTheme="minorHAnsi" w:hAnsiTheme="minorHAnsi" w:cstheme="minorHAnsi"/>
+                <w:sz w:val="22"/>
+                <w:szCs w:val="22"/>
+              </w:rPr>
+            </w:pPr>
+            <w:r>
+              <w:rPr>
+                <w:rFonts w:asciiTheme="minorHAnsi" w:hAnsiTheme="minorHAnsi" w:cstheme="minorHAnsi"/>
+                <w:sz w:val="22"/>
+                <w:szCs w:val="22"/>
+              </w:rPr>
+              <w:t xml:space="preserve">    memory[8] = 32'h00900413;</w:t>
+            </w:r>
+          </w:p>
+          <w:p>
+            <w:pPr>
+              <w:pStyle w:val="ListParagraph"/>
+              <w:spacing w:before="0" w:beforeAutospacing="0" w:after="0" w:afterAutospacing="0"/>
+              <w:rPr>
+                <w:rFonts w:asciiTheme="minorHAnsi" w:hAnsiTheme="minorHAnsi" w:cstheme="minorHAnsi"/>
+                <w:sz w:val="22"/>
+                <w:szCs w:val="22"/>
+              </w:rPr>
+            </w:pPr>
+            <w:r>
+              <w:rPr>
+                <w:rFonts w:asciiTheme="minorHAnsi" w:hAnsiTheme="minorHAnsi" w:cstheme="minorHAnsi"/>
+                <w:sz w:val="22"/>
+                <w:szCs w:val="22"/>
+              </w:rPr>
+              <w:t xml:space="preserve">    memory[9] = 32'h00A00493;</w:t>
+            </w:r>
+          </w:p>
+          <w:p>
+            <w:pPr>
+              <w:pStyle w:val="ListParagraph"/>
+              <w:spacing w:before="0" w:beforeAutospacing="0" w:after="0" w:afterAutospacing="0"/>
+              <w:rPr>
+                <w:rFonts w:asciiTheme="minorHAnsi" w:hAnsiTheme="minorHAnsi" w:cstheme="minorHAnsi"/>
+                <w:sz w:val="22"/>
+                <w:szCs w:val="22"/>
+              </w:rPr>
+            </w:pPr>
+            <w:r>
+              <w:rPr>
+                <w:rFonts w:asciiTheme="minorHAnsi" w:hAnsiTheme="minorHAnsi" w:cstheme="minorHAnsi"/>
+                <w:sz w:val="22"/>
+                <w:szCs w:val="22"/>
+              </w:rPr>
+              <w:t xml:space="preserve">    memory[10] = 32'h00B00513;</w:t>
+            </w:r>
+          </w:p>
+          <w:p>
+            <w:pPr>
+              <w:pStyle w:val="ListParagraph"/>
+              <w:spacing w:before="0" w:beforeAutospacing="0" w:after="0" w:afterAutospacing="0"/>
+              <w:rPr>
+                <w:rFonts w:asciiTheme="minorHAnsi" w:hAnsiTheme="minorHAnsi" w:cstheme="minorHAnsi"/>
+                <w:sz w:val="22"/>
+                <w:szCs w:val="22"/>
+              </w:rPr>
+            </w:pPr>
+            <w:r>
+              <w:rPr>
+                <w:rFonts w:asciiTheme="minorHAnsi" w:hAnsiTheme="minorHAnsi" w:cstheme="minorHAnsi"/>
+                <w:sz w:val="22"/>
+                <w:szCs w:val="22"/>
+              </w:rPr>
+              <w:t xml:space="preserve">    memory[11] = 32'h00C00593;</w:t>
+            </w:r>
+          </w:p>
+          <w:p>
+            <w:pPr>
+              <w:pStyle w:val="ListParagraph"/>
+              <w:spacing w:before="0" w:beforeAutospacing="0" w:after="0" w:afterAutospacing="0"/>
+              <w:rPr>
+                <w:rFonts w:asciiTheme="minorHAnsi" w:hAnsiTheme="minorHAnsi" w:cstheme="minorHAnsi"/>
+                <w:sz w:val="22"/>
+                <w:szCs w:val="22"/>
+              </w:rPr>
+            </w:pPr>
+            <w:r>
+              <w:rPr>
+                <w:rFonts w:asciiTheme="minorHAnsi" w:hAnsiTheme="minorHAnsi" w:cstheme="minorHAnsi"/>
+                <w:sz w:val="22"/>
+                <w:szCs w:val="22"/>
+              </w:rPr>
+              <w:lastRenderedPageBreak/>
+              <w:t xml:space="preserve">    memory[12] = 32'h00D00613;</w:t>
+            </w:r>
+          </w:p>
+          <w:p>
+            <w:pPr>
+              <w:pStyle w:val="ListParagraph"/>
+              <w:spacing w:before="0" w:beforeAutospacing="0" w:after="0" w:afterAutospacing="0"/>
+              <w:rPr>
+                <w:rFonts w:asciiTheme="minorHAnsi" w:hAnsiTheme="minorHAnsi" w:cstheme="minorHAnsi"/>
+                <w:sz w:val="22"/>
+                <w:szCs w:val="22"/>
+              </w:rPr>
+            </w:pPr>
+            <w:r>
+              <w:rPr>
+                <w:rFonts w:asciiTheme="minorHAnsi" w:hAnsiTheme="minorHAnsi" w:cstheme="minorHAnsi"/>
+                <w:sz w:val="22"/>
+                <w:szCs w:val="22"/>
+              </w:rPr>
+              <w:t xml:space="preserve">    memory[13] = 32'h00E00693;</w:t>
+            </w:r>
+          </w:p>
+          <w:p>
+            <w:pPr>
+              <w:pStyle w:val="ListParagraph"/>
+              <w:spacing w:before="0" w:beforeAutospacing="0" w:after="0" w:afterAutospacing="0"/>
+              <w:rPr>
+                <w:rFonts w:asciiTheme="minorHAnsi" w:hAnsiTheme="minorHAnsi" w:cstheme="minorHAnsi"/>
+                <w:sz w:val="22"/>
+                <w:szCs w:val="22"/>
+              </w:rPr>
+            </w:pPr>
+            <w:r>
+              <w:rPr>
+                <w:rFonts w:asciiTheme="minorHAnsi" w:hAnsiTheme="minorHAnsi" w:cstheme="minorHAnsi"/>
+                <w:sz w:val="22"/>
+                <w:szCs w:val="22"/>
+              </w:rPr>
+              <w:t xml:space="preserve">    memory[14] = 32'h00F00713;</w:t>
+            </w:r>
+          </w:p>
+          <w:p>
+            <w:pPr>
+              <w:pStyle w:val="ListParagraph"/>
+              <w:spacing w:before="0" w:beforeAutospacing="0" w:after="0" w:afterAutospacing="0"/>
+              <w:rPr>
+                <w:rFonts w:asciiTheme="minorHAnsi" w:hAnsiTheme="minorHAnsi" w:cstheme="minorHAnsi"/>
+                <w:sz w:val="22"/>
+                <w:szCs w:val="22"/>
+              </w:rPr>
+            </w:pPr>
+            <w:r>
+              <w:rPr>
+                <w:rFonts w:asciiTheme="minorHAnsi" w:hAnsiTheme="minorHAnsi" w:cstheme="minorHAnsi"/>
+                <w:sz w:val="22"/>
+                <w:szCs w:val="22"/>
+              </w:rPr>
+              <w:t xml:space="preserve">    memory[15] = 32'h01000793;</w:t>
+            </w:r>
+          </w:p>
+          <w:p>
+            <w:pPr>
+              <w:pStyle w:val="ListParagraph"/>
+              <w:spacing w:before="0" w:beforeAutospacing="0" w:after="0" w:afterAutospacing="0"/>
+              <w:rPr>
+                <w:rFonts w:asciiTheme="minorHAnsi" w:hAnsiTheme="minorHAnsi" w:cstheme="minorHAnsi"/>
+                <w:sz w:val="22"/>
+                <w:szCs w:val="22"/>
+              </w:rPr>
+            </w:pPr>
+            <w:r>
+              <w:rPr>
+                <w:rFonts w:asciiTheme="minorHAnsi" w:hAnsiTheme="minorHAnsi" w:cstheme="minorHAnsi"/>
+                <w:sz w:val="22"/>
+                <w:szCs w:val="22"/>
+              </w:rPr>
+              <w:t>end</w:t>
+            </w:r>
+          </w:p>
+          <w:p>
+            <w:pPr>
+              <w:pStyle w:val="ListParagraph"/>
+              <w:spacing w:before="0" w:beforeAutospacing="0" w:after="0" w:afterAutospacing="0"/>
+              <w:rPr>
+                <w:rFonts w:asciiTheme="minorHAnsi" w:hAnsiTheme="minorHAnsi" w:cstheme="minorHAnsi"/>
+                <w:sz w:val="22"/>
+                <w:szCs w:val="22"/>
+              </w:rPr>
+            </w:pPr>
+          </w:p>
+          <w:p>
+            <w:pPr>
+              <w:pStyle w:val="ListParagraph"/>
+              <w:spacing w:before="0" w:beforeAutospacing="0" w:after="0" w:afterAutospacing="0"/>
+              <w:rPr>
+                <w:rFonts w:asciiTheme="minorHAnsi" w:hAnsiTheme="minorHAnsi" w:cstheme="minorHAnsi"/>
+                <w:sz w:val="22"/>
+                <w:szCs w:val="22"/>
+              </w:rPr>
+            </w:pPr>
+            <w:r>
+              <w:rPr>
+                <w:rFonts w:asciiTheme="minorHAnsi" w:hAnsiTheme="minorHAnsi" w:cstheme="minorHAnsi"/>
+                <w:sz w:val="22"/>
+                <w:szCs w:val="22"/>
+              </w:rPr>
+              <w:t>always @ *</w:t>
+            </w:r>
+          </w:p>
+          <w:p>
+            <w:pPr>
+              <w:pStyle w:val="ListParagraph"/>
+              <w:spacing w:before="0" w:beforeAutospacing="0" w:after="0" w:afterAutospacing="0"/>
+              <w:rPr>
+                <w:rFonts w:asciiTheme="minorHAnsi" w:hAnsiTheme="minorHAnsi" w:cstheme="minorHAnsi"/>
+                <w:sz w:val="22"/>
+                <w:szCs w:val="22"/>
+              </w:rPr>
+            </w:pPr>
+            <w:r>
+              <w:rPr>
+                <w:rFonts w:asciiTheme="minorHAnsi" w:hAnsiTheme="minorHAnsi" w:cstheme="minorHAnsi"/>
+                <w:sz w:val="22"/>
+                <w:szCs w:val="22"/>
+              </w:rPr>
+              <w:t xml:space="preserve">begin </w:t>
+            </w:r>
+          </w:p>
+          <w:p>
+            <w:pPr>
+              <w:pStyle w:val="ListParagraph"/>
+              <w:spacing w:before="0" w:beforeAutospacing="0" w:after="0" w:afterAutospacing="0"/>
+              <w:rPr>
+                <w:rFonts w:asciiTheme="minorHAnsi" w:hAnsiTheme="minorHAnsi" w:cstheme="minorHAnsi"/>
+                <w:sz w:val="22"/>
+                <w:szCs w:val="22"/>
+              </w:rPr>
+            </w:pPr>
+          </w:p>
+          <w:p>
+            <w:pPr>
+              <w:pStyle w:val="ListParagraph"/>
+              <w:spacing w:before="0" w:beforeAutospacing="0" w:after="0" w:afterAutospacing="0"/>
+              <w:rPr>
+                <w:rFonts w:asciiTheme="minorHAnsi" w:hAnsiTheme="minorHAnsi" w:cstheme="minorHAnsi"/>
+                <w:sz w:val="22"/>
+                <w:szCs w:val="22"/>
+              </w:rPr>
+            </w:pPr>
+            <w:r>
+              <w:rPr>
+                <w:rFonts w:asciiTheme="minorHAnsi" w:hAnsiTheme="minorHAnsi" w:cstheme="minorHAnsi"/>
+                <w:sz w:val="22"/>
+                <w:szCs w:val="22"/>
+              </w:rPr>
+              <w:t>if (</w:t>
+            </w:r>
+            <w:proofErr w:type="spellStart"/>
+            <w:r>
+              <w:rPr>
+                <w:rFonts w:asciiTheme="minorHAnsi" w:hAnsiTheme="minorHAnsi" w:cstheme="minorHAnsi"/>
+                <w:sz w:val="22"/>
+                <w:szCs w:val="22"/>
+              </w:rPr>
+              <w:t>addr</w:t>
+            </w:r>
+            <w:proofErr w:type="spellEnd"/>
+            <w:r>
+              <w:rPr>
+                <w:rFonts w:asciiTheme="minorHAnsi" w:hAnsiTheme="minorHAnsi" w:cstheme="minorHAnsi"/>
+                <w:sz w:val="22"/>
+                <w:szCs w:val="22"/>
+              </w:rPr>
+              <w:t>[31:2] &lt; 16)</w:t>
+            </w:r>
+          </w:p>
+          <w:p>
+            <w:pPr>
+              <w:pStyle w:val="ListParagraph"/>
+              <w:spacing w:before="0" w:beforeAutospacing="0" w:after="0" w:afterAutospacing="0"/>
+              <w:rPr>
+                <w:rFonts w:asciiTheme="minorHAnsi" w:hAnsiTheme="minorHAnsi" w:cstheme="minorHAnsi"/>
+                <w:sz w:val="22"/>
+                <w:szCs w:val="22"/>
+              </w:rPr>
+            </w:pPr>
+            <w:r>
+              <w:rPr>
+                <w:rFonts w:asciiTheme="minorHAnsi" w:hAnsiTheme="minorHAnsi" w:cstheme="minorHAnsi"/>
+                <w:sz w:val="22"/>
+                <w:szCs w:val="22"/>
+              </w:rPr>
+              <w:tab/>
+              <w:t>instruction = memory[</w:t>
+            </w:r>
+            <w:proofErr w:type="spellStart"/>
+            <w:r>
+              <w:rPr>
+                <w:rFonts w:asciiTheme="minorHAnsi" w:hAnsiTheme="minorHAnsi" w:cstheme="minorHAnsi"/>
+                <w:sz w:val="22"/>
+                <w:szCs w:val="22"/>
+              </w:rPr>
+              <w:t>addr</w:t>
+            </w:r>
+            <w:proofErr w:type="spellEnd"/>
+            <w:r>
+              <w:rPr>
+                <w:rFonts w:asciiTheme="minorHAnsi" w:hAnsiTheme="minorHAnsi" w:cstheme="minorHAnsi"/>
+                <w:sz w:val="22"/>
+                <w:szCs w:val="22"/>
+              </w:rPr>
+              <w:t>[5:2]];</w:t>
+            </w:r>
+          </w:p>
+          <w:p>
+            <w:pPr>
+              <w:pStyle w:val="ListParagraph"/>
+              <w:spacing w:before="0" w:beforeAutospacing="0" w:after="0" w:afterAutospacing="0"/>
+              <w:rPr>
+                <w:rFonts w:asciiTheme="minorHAnsi" w:hAnsiTheme="minorHAnsi" w:cstheme="minorHAnsi"/>
+                <w:sz w:val="22"/>
+                <w:szCs w:val="22"/>
+              </w:rPr>
+            </w:pPr>
+            <w:r>
+              <w:rPr>
+                <w:rFonts w:asciiTheme="minorHAnsi" w:hAnsiTheme="minorHAnsi" w:cstheme="minorHAnsi"/>
+                <w:sz w:val="22"/>
+                <w:szCs w:val="22"/>
+              </w:rPr>
+              <w:t xml:space="preserve">else </w:t>
+            </w:r>
+          </w:p>
+          <w:p>
+            <w:pPr>
+              <w:pStyle w:val="ListParagraph"/>
+              <w:spacing w:before="0" w:beforeAutospacing="0" w:after="0" w:afterAutospacing="0"/>
+              <w:rPr>
+                <w:rFonts w:asciiTheme="minorHAnsi" w:hAnsiTheme="minorHAnsi" w:cstheme="minorHAnsi"/>
+                <w:sz w:val="22"/>
+                <w:szCs w:val="22"/>
+              </w:rPr>
+            </w:pPr>
+            <w:r>
+              <w:rPr>
+                <w:rFonts w:asciiTheme="minorHAnsi" w:hAnsiTheme="minorHAnsi" w:cstheme="minorHAnsi"/>
+                <w:sz w:val="22"/>
+                <w:szCs w:val="22"/>
+              </w:rPr>
+              <w:tab/>
+              <w:t>instruction = 32'h00000000;</w:t>
+            </w:r>
+          </w:p>
+          <w:p>
+            <w:pPr>
+              <w:pStyle w:val="ListParagraph"/>
+              <w:spacing w:before="0" w:beforeAutospacing="0" w:after="0" w:afterAutospacing="0"/>
+              <w:rPr>
+                <w:rFonts w:asciiTheme="minorHAnsi" w:hAnsiTheme="minorHAnsi" w:cstheme="minorHAnsi"/>
+                <w:sz w:val="22"/>
+                <w:szCs w:val="22"/>
+              </w:rPr>
+            </w:pPr>
+            <w:r>
+              <w:rPr>
+                <w:rFonts w:asciiTheme="minorHAnsi" w:hAnsiTheme="minorHAnsi" w:cstheme="minorHAnsi"/>
+                <w:sz w:val="22"/>
+                <w:szCs w:val="22"/>
+              </w:rPr>
+              <w:t xml:space="preserve">end </w:t>
+            </w:r>
+          </w:p>
+          <w:p>
+            <w:pPr>
+              <w:pStyle w:val="ListParagraph"/>
+              <w:spacing w:before="0" w:beforeAutospacing="0" w:after="0" w:afterAutospacing="0"/>
+              <w:rPr>
+                <w:rFonts w:asciiTheme="minorHAnsi" w:hAnsiTheme="minorHAnsi" w:cstheme="minorHAnsi"/>
+                <w:sz w:val="22"/>
+                <w:szCs w:val="22"/>
+              </w:rPr>
+            </w:pPr>
+          </w:p>
+          <w:p>
+            <w:pPr>
+              <w:pStyle w:val="ListParagraph"/>
+              <w:spacing w:before="0" w:beforeAutospacing="0" w:after="0" w:afterAutospacing="0"/>
+              <w:rPr>
+                <w:rFonts w:asciiTheme="minorHAnsi" w:hAnsiTheme="minorHAnsi" w:cstheme="minorHAnsi"/>
+                <w:sz w:val="22"/>
+                <w:szCs w:val="22"/>
+              </w:rPr>
+            </w:pPr>
+            <w:proofErr w:type="spellStart"/>
+            <w:r>
+              <w:rPr>
+                <w:rFonts w:asciiTheme="minorHAnsi" w:hAnsiTheme="minorHAnsi" w:cstheme="minorHAnsi"/>
+                <w:sz w:val="22"/>
+                <w:szCs w:val="22"/>
+              </w:rPr>
+              <w:t>endmodule</w:t>
+            </w:r>
+            <w:proofErr w:type="spellEnd"/>
+            <w:r>
+              <w:rPr>
+                <w:rFonts w:asciiTheme="minorHAnsi" w:hAnsiTheme="minorHAnsi" w:cstheme="minorHAnsi"/>
+                <w:sz w:val="22"/>
+                <w:szCs w:val="22"/>
+              </w:rPr>
+              <w:t xml:space="preserve"> </w:t>
+            </w:r>
+          </w:p>
+          <w:p>
+            <w:pPr>
+              <w:pStyle w:val="ListParagraph"/>
+              <w:spacing w:before="0" w:beforeAutospacing="0" w:after="0" w:afterAutospacing="0"/>
+              <w:rPr>
+                <w:rFonts w:asciiTheme="minorHAnsi" w:hAnsiTheme="minorHAnsi" w:cstheme="minorHAnsi"/>
+                <w:sz w:val="22"/>
+                <w:szCs w:val="22"/>
+              </w:rPr>
+            </w:pPr>
+          </w:p>
+          <w:p>
+            <w:pPr>
+              <w:pStyle w:val="ListParagraph"/>
+              <w:spacing w:before="0" w:beforeAutospacing="0" w:after="0" w:afterAutospacing="0"/>
+              <w:rPr>
+                <w:rFonts w:asciiTheme="minorHAnsi" w:hAnsiTheme="minorHAnsi" w:cstheme="minorHAnsi"/>
+                <w:sz w:val="22"/>
+                <w:szCs w:val="22"/>
+              </w:rPr>
+            </w:pPr>
+            <w:r>
+              <w:rPr>
+                <w:rFonts w:asciiTheme="minorHAnsi" w:hAnsiTheme="minorHAnsi" w:cstheme="minorHAnsi"/>
+                <w:sz w:val="22"/>
+                <w:szCs w:val="22"/>
+              </w:rPr>
+              <w:t>module testbench();</w:t>
+            </w:r>
+          </w:p>
+          <w:p>
+            <w:pPr>
+              <w:pStyle w:val="ListParagraph"/>
+              <w:spacing w:before="0" w:beforeAutospacing="0" w:after="0" w:afterAutospacing="0"/>
+              <w:rPr>
+                <w:rFonts w:asciiTheme="minorHAnsi" w:hAnsiTheme="minorHAnsi" w:cstheme="minorHAnsi"/>
+                <w:sz w:val="22"/>
+                <w:szCs w:val="22"/>
+              </w:rPr>
+            </w:pPr>
+          </w:p>
+          <w:p>
+            <w:pPr>
+              <w:pStyle w:val="ListParagraph"/>
+              <w:spacing w:before="0" w:beforeAutospacing="0" w:after="0" w:afterAutospacing="0"/>
+              <w:rPr>
+                <w:rFonts w:asciiTheme="minorHAnsi" w:hAnsiTheme="minorHAnsi" w:cstheme="minorHAnsi"/>
+                <w:sz w:val="22"/>
+                <w:szCs w:val="22"/>
+              </w:rPr>
+            </w:pPr>
+            <w:r>
+              <w:rPr>
+                <w:rFonts w:asciiTheme="minorHAnsi" w:hAnsiTheme="minorHAnsi" w:cstheme="minorHAnsi"/>
+                <w:sz w:val="22"/>
+                <w:szCs w:val="22"/>
+              </w:rPr>
+              <w:t>reg clk;</w:t>
+            </w:r>
+          </w:p>
+          <w:p>
+            <w:pPr>
+              <w:pStyle w:val="ListParagraph"/>
+              <w:spacing w:before="0" w:beforeAutospacing="0" w:after="0" w:afterAutospacing="0"/>
+              <w:rPr>
+                <w:rFonts w:asciiTheme="minorHAnsi" w:hAnsiTheme="minorHAnsi" w:cstheme="minorHAnsi"/>
+                <w:sz w:val="22"/>
+                <w:szCs w:val="22"/>
+              </w:rPr>
+            </w:pPr>
+            <w:r>
+              <w:rPr>
+                <w:rFonts w:asciiTheme="minorHAnsi" w:hAnsiTheme="minorHAnsi" w:cstheme="minorHAnsi"/>
+                <w:sz w:val="22"/>
+                <w:szCs w:val="22"/>
+              </w:rPr>
+              <w:t>reg reset;</w:t>
+            </w:r>
+          </w:p>
+          <w:p>
+            <w:pPr>
+              <w:pStyle w:val="ListParagraph"/>
+              <w:spacing w:before="0" w:beforeAutospacing="0" w:after="0" w:afterAutospacing="0"/>
+              <w:rPr>
+                <w:rFonts w:asciiTheme="minorHAnsi" w:hAnsiTheme="minorHAnsi" w:cstheme="minorHAnsi"/>
+                <w:sz w:val="22"/>
+                <w:szCs w:val="22"/>
+              </w:rPr>
+            </w:pPr>
+          </w:p>
+          <w:p>
+            <w:pPr>
+              <w:pStyle w:val="ListParagraph"/>
+              <w:spacing w:before="0" w:beforeAutospacing="0" w:after="0" w:afterAutospacing="0"/>
+              <w:rPr>
+                <w:rFonts w:asciiTheme="minorHAnsi" w:hAnsiTheme="minorHAnsi" w:cstheme="minorHAnsi"/>
+                <w:sz w:val="22"/>
+                <w:szCs w:val="22"/>
+              </w:rPr>
+            </w:pPr>
+            <w:r>
+              <w:rPr>
+                <w:rFonts w:asciiTheme="minorHAnsi" w:hAnsiTheme="minorHAnsi" w:cstheme="minorHAnsi"/>
+                <w:sz w:val="22"/>
+                <w:szCs w:val="22"/>
+              </w:rPr>
+              <w:t xml:space="preserve">wire [31:0] </w:t>
+            </w:r>
+            <w:proofErr w:type="spellStart"/>
+            <w:r>
+              <w:rPr>
+                <w:rFonts w:asciiTheme="minorHAnsi" w:hAnsiTheme="minorHAnsi" w:cstheme="minorHAnsi"/>
+                <w:sz w:val="22"/>
+                <w:szCs w:val="22"/>
+              </w:rPr>
+              <w:t>pc_out</w:t>
+            </w:r>
+            <w:proofErr w:type="spellEnd"/>
+            <w:r>
+              <w:rPr>
+                <w:rFonts w:asciiTheme="minorHAnsi" w:hAnsiTheme="minorHAnsi" w:cstheme="minorHAnsi"/>
+                <w:sz w:val="22"/>
+                <w:szCs w:val="22"/>
+              </w:rPr>
+              <w:t>;</w:t>
+            </w:r>
+          </w:p>
+          <w:p>
+            <w:pPr>
+              <w:pStyle w:val="ListParagraph"/>
+              <w:spacing w:before="0" w:beforeAutospacing="0" w:after="0" w:afterAutospacing="0"/>
+              <w:rPr>
+                <w:rFonts w:asciiTheme="minorHAnsi" w:hAnsiTheme="minorHAnsi" w:cstheme="minorHAnsi"/>
+                <w:sz w:val="22"/>
+                <w:szCs w:val="22"/>
+              </w:rPr>
+            </w:pPr>
+            <w:r>
+              <w:rPr>
+                <w:rFonts w:asciiTheme="minorHAnsi" w:hAnsiTheme="minorHAnsi" w:cstheme="minorHAnsi"/>
+                <w:sz w:val="22"/>
+                <w:szCs w:val="22"/>
+              </w:rPr>
+              <w:t>wire [31:0] instruction;</w:t>
+            </w:r>
+          </w:p>
+          <w:p>
+            <w:pPr>
+              <w:pStyle w:val="ListParagraph"/>
+              <w:spacing w:before="0" w:beforeAutospacing="0" w:after="0" w:afterAutospacing="0"/>
+              <w:rPr>
+                <w:rFonts w:asciiTheme="minorHAnsi" w:hAnsiTheme="minorHAnsi" w:cstheme="minorHAnsi"/>
+                <w:sz w:val="22"/>
+                <w:szCs w:val="22"/>
+              </w:rPr>
+            </w:pPr>
+          </w:p>
+          <w:p>
+            <w:pPr>
+              <w:pStyle w:val="ListParagraph"/>
+              <w:spacing w:before="0" w:beforeAutospacing="0" w:after="0" w:afterAutospacing="0"/>
+              <w:rPr>
+                <w:rFonts w:asciiTheme="minorHAnsi" w:hAnsiTheme="minorHAnsi" w:cstheme="minorHAnsi"/>
+                <w:sz w:val="22"/>
+                <w:szCs w:val="22"/>
+              </w:rPr>
+            </w:pPr>
+            <w:proofErr w:type="spellStart"/>
+            <w:r>
+              <w:rPr>
+                <w:rFonts w:asciiTheme="minorHAnsi" w:hAnsiTheme="minorHAnsi" w:cstheme="minorHAnsi"/>
+                <w:sz w:val="22"/>
+                <w:szCs w:val="22"/>
+              </w:rPr>
+              <w:t>program_counter</w:t>
+            </w:r>
+            <w:proofErr w:type="spellEnd"/>
+            <w:r>
+              <w:rPr>
+                <w:rFonts w:asciiTheme="minorHAnsi" w:hAnsiTheme="minorHAnsi" w:cstheme="minorHAnsi"/>
+                <w:sz w:val="22"/>
+                <w:szCs w:val="22"/>
+              </w:rPr>
+              <w:t xml:space="preserve"> pc(.clk(clk), .reset(reset), .</w:t>
+            </w:r>
+            <w:proofErr w:type="spellStart"/>
+            <w:r>
+              <w:rPr>
+                <w:rFonts w:asciiTheme="minorHAnsi" w:hAnsiTheme="minorHAnsi" w:cstheme="minorHAnsi"/>
+                <w:sz w:val="22"/>
+                <w:szCs w:val="22"/>
+              </w:rPr>
+              <w:t>pc_out</w:t>
+            </w:r>
+            <w:proofErr w:type="spellEnd"/>
+            <w:r>
+              <w:rPr>
+                <w:rFonts w:asciiTheme="minorHAnsi" w:hAnsiTheme="minorHAnsi" w:cstheme="minorHAnsi"/>
+                <w:sz w:val="22"/>
+                <w:szCs w:val="22"/>
+              </w:rPr>
+              <w:t>(</w:t>
+            </w:r>
+            <w:proofErr w:type="spellStart"/>
+            <w:r>
+              <w:rPr>
+                <w:rFonts w:asciiTheme="minorHAnsi" w:hAnsiTheme="minorHAnsi" w:cstheme="minorHAnsi"/>
+                <w:sz w:val="22"/>
+                <w:szCs w:val="22"/>
+              </w:rPr>
+              <w:t>pc_out</w:t>
+            </w:r>
+            <w:proofErr w:type="spellEnd"/>
+            <w:r>
+              <w:rPr>
+                <w:rFonts w:asciiTheme="minorHAnsi" w:hAnsiTheme="minorHAnsi" w:cstheme="minorHAnsi"/>
+                <w:sz w:val="22"/>
+                <w:szCs w:val="22"/>
+              </w:rPr>
+              <w:t>));</w:t>
+            </w:r>
+          </w:p>
+          <w:p>
+            <w:pPr>
+              <w:pStyle w:val="ListParagraph"/>
+              <w:spacing w:before="0" w:beforeAutospacing="0" w:after="0" w:afterAutospacing="0"/>
+              <w:rPr>
+                <w:rFonts w:asciiTheme="minorHAnsi" w:hAnsiTheme="minorHAnsi" w:cstheme="minorHAnsi"/>
+                <w:sz w:val="22"/>
+                <w:szCs w:val="22"/>
+              </w:rPr>
+            </w:pPr>
+          </w:p>
+          <w:p>
+            <w:pPr>
+              <w:pStyle w:val="ListParagraph"/>
+              <w:spacing w:before="0" w:beforeAutospacing="0" w:after="0" w:afterAutospacing="0"/>
+              <w:rPr>
+                <w:rFonts w:asciiTheme="minorHAnsi" w:hAnsiTheme="minorHAnsi" w:cstheme="minorHAnsi"/>
+                <w:sz w:val="22"/>
+                <w:szCs w:val="22"/>
+              </w:rPr>
+            </w:pPr>
+            <w:proofErr w:type="spellStart"/>
+            <w:r>
+              <w:rPr>
+                <w:rFonts w:asciiTheme="minorHAnsi" w:hAnsiTheme="minorHAnsi" w:cstheme="minorHAnsi"/>
+                <w:sz w:val="22"/>
+                <w:szCs w:val="22"/>
+              </w:rPr>
+              <w:t>instruction_memory</w:t>
+            </w:r>
+            <w:proofErr w:type="spellEnd"/>
+            <w:r>
+              <w:rPr>
+                <w:rFonts w:asciiTheme="minorHAnsi" w:hAnsiTheme="minorHAnsi" w:cstheme="minorHAnsi"/>
+                <w:sz w:val="22"/>
+                <w:szCs w:val="22"/>
+              </w:rPr>
+              <w:t xml:space="preserve"> </w:t>
+            </w:r>
+            <w:proofErr w:type="spellStart"/>
+            <w:r>
+              <w:rPr>
+                <w:rFonts w:asciiTheme="minorHAnsi" w:hAnsiTheme="minorHAnsi" w:cstheme="minorHAnsi"/>
+                <w:sz w:val="22"/>
+                <w:szCs w:val="22"/>
+              </w:rPr>
+              <w:t>im</w:t>
+            </w:r>
+            <w:proofErr w:type="spellEnd"/>
+            <w:r>
+              <w:rPr>
+                <w:rFonts w:asciiTheme="minorHAnsi" w:hAnsiTheme="minorHAnsi" w:cstheme="minorHAnsi"/>
+                <w:sz w:val="22"/>
+                <w:szCs w:val="22"/>
+              </w:rPr>
+              <w:t>(.</w:t>
+            </w:r>
+            <w:proofErr w:type="spellStart"/>
+            <w:r>
+              <w:rPr>
+                <w:rFonts w:asciiTheme="minorHAnsi" w:hAnsiTheme="minorHAnsi" w:cstheme="minorHAnsi"/>
+                <w:sz w:val="22"/>
+                <w:szCs w:val="22"/>
+              </w:rPr>
+              <w:t>addr</w:t>
+            </w:r>
+            <w:proofErr w:type="spellEnd"/>
+            <w:r>
+              <w:rPr>
+                <w:rFonts w:asciiTheme="minorHAnsi" w:hAnsiTheme="minorHAnsi" w:cstheme="minorHAnsi"/>
+                <w:sz w:val="22"/>
+                <w:szCs w:val="22"/>
+              </w:rPr>
+              <w:t>(</w:t>
+            </w:r>
+            <w:proofErr w:type="spellStart"/>
+            <w:r>
+              <w:rPr>
+                <w:rFonts w:asciiTheme="minorHAnsi" w:hAnsiTheme="minorHAnsi" w:cstheme="minorHAnsi"/>
+                <w:sz w:val="22"/>
+                <w:szCs w:val="22"/>
+              </w:rPr>
+              <w:t>pc_out</w:t>
+            </w:r>
+            <w:proofErr w:type="spellEnd"/>
+            <w:r>
+              <w:rPr>
+                <w:rFonts w:asciiTheme="minorHAnsi" w:hAnsiTheme="minorHAnsi" w:cstheme="minorHAnsi"/>
+                <w:sz w:val="22"/>
+                <w:szCs w:val="22"/>
+              </w:rPr>
+              <w:t>), .instruction(instruction));</w:t>
+            </w:r>
+          </w:p>
+          <w:p>
+            <w:pPr>
+              <w:pStyle w:val="ListParagraph"/>
+              <w:spacing w:before="0" w:beforeAutospacing="0" w:after="0" w:afterAutospacing="0"/>
+              <w:rPr>
+                <w:rFonts w:asciiTheme="minorHAnsi" w:hAnsiTheme="minorHAnsi" w:cstheme="minorHAnsi"/>
+                <w:sz w:val="22"/>
+                <w:szCs w:val="22"/>
+              </w:rPr>
+            </w:pPr>
+          </w:p>
+          <w:p>
+            <w:pPr>
+              <w:pStyle w:val="ListParagraph"/>
+              <w:spacing w:before="0" w:beforeAutospacing="0" w:after="0" w:afterAutospacing="0"/>
+              <w:rPr>
+                <w:rFonts w:asciiTheme="minorHAnsi" w:hAnsiTheme="minorHAnsi" w:cstheme="minorHAnsi"/>
+                <w:sz w:val="22"/>
+                <w:szCs w:val="22"/>
+              </w:rPr>
+            </w:pPr>
+            <w:r>
+              <w:rPr>
+                <w:rFonts w:asciiTheme="minorHAnsi" w:hAnsiTheme="minorHAnsi" w:cstheme="minorHAnsi"/>
+                <w:sz w:val="22"/>
+                <w:szCs w:val="22"/>
+              </w:rPr>
+              <w:t xml:space="preserve">always begin </w:t>
+            </w:r>
+          </w:p>
+          <w:p>
+            <w:pPr>
+              <w:pStyle w:val="ListParagraph"/>
+              <w:spacing w:before="0" w:beforeAutospacing="0" w:after="0" w:afterAutospacing="0"/>
+              <w:rPr>
+                <w:rFonts w:asciiTheme="minorHAnsi" w:hAnsiTheme="minorHAnsi" w:cstheme="minorHAnsi"/>
+                <w:sz w:val="22"/>
+                <w:szCs w:val="22"/>
+              </w:rPr>
+            </w:pPr>
+          </w:p>
+          <w:p>
+            <w:pPr>
+              <w:pStyle w:val="ListParagraph"/>
+              <w:spacing w:before="0" w:beforeAutospacing="0" w:after="0" w:afterAutospacing="0"/>
+              <w:rPr>
+                <w:rFonts w:asciiTheme="minorHAnsi" w:hAnsiTheme="minorHAnsi" w:cstheme="minorHAnsi"/>
+                <w:sz w:val="22"/>
+                <w:szCs w:val="22"/>
+              </w:rPr>
+            </w:pPr>
+            <w:r>
+              <w:rPr>
+                <w:rFonts w:asciiTheme="minorHAnsi" w:hAnsiTheme="minorHAnsi" w:cstheme="minorHAnsi"/>
+                <w:sz w:val="22"/>
+                <w:szCs w:val="22"/>
+              </w:rPr>
+              <w:t>#5 clk = ~clk;</w:t>
+            </w:r>
+          </w:p>
+          <w:p>
+            <w:pPr>
+              <w:pStyle w:val="ListParagraph"/>
+              <w:spacing w:before="0" w:beforeAutospacing="0" w:after="0" w:afterAutospacing="0"/>
+              <w:rPr>
+                <w:rFonts w:asciiTheme="minorHAnsi" w:hAnsiTheme="minorHAnsi" w:cstheme="minorHAnsi"/>
+                <w:sz w:val="22"/>
+                <w:szCs w:val="22"/>
+              </w:rPr>
+            </w:pPr>
+          </w:p>
+          <w:p>
+            <w:pPr>
+              <w:pStyle w:val="ListParagraph"/>
+              <w:spacing w:before="0" w:beforeAutospacing="0" w:after="0" w:afterAutospacing="0"/>
+              <w:rPr>
+                <w:rFonts w:asciiTheme="minorHAnsi" w:hAnsiTheme="minorHAnsi" w:cstheme="minorHAnsi"/>
+                <w:sz w:val="22"/>
+                <w:szCs w:val="22"/>
+              </w:rPr>
+            </w:pPr>
+            <w:r>
+              <w:rPr>
+                <w:rFonts w:asciiTheme="minorHAnsi" w:hAnsiTheme="minorHAnsi" w:cstheme="minorHAnsi"/>
+                <w:sz w:val="22"/>
+                <w:szCs w:val="22"/>
+              </w:rPr>
+              <w:t>end</w:t>
+            </w:r>
+          </w:p>
+          <w:p>
+            <w:pPr>
+              <w:pStyle w:val="ListParagraph"/>
+              <w:spacing w:before="0" w:beforeAutospacing="0" w:after="0" w:afterAutospacing="0"/>
+              <w:rPr>
+                <w:rFonts w:asciiTheme="minorHAnsi" w:hAnsiTheme="minorHAnsi" w:cstheme="minorHAnsi"/>
+                <w:sz w:val="22"/>
+                <w:szCs w:val="22"/>
+              </w:rPr>
+            </w:pPr>
+          </w:p>
+          <w:p>
+            <w:pPr>
+              <w:pStyle w:val="ListParagraph"/>
+              <w:spacing w:before="0" w:beforeAutospacing="0" w:after="0" w:afterAutospacing="0"/>
+              <w:rPr>
+                <w:rFonts w:asciiTheme="minorHAnsi" w:hAnsiTheme="minorHAnsi" w:cstheme="minorHAnsi"/>
+                <w:sz w:val="22"/>
+                <w:szCs w:val="22"/>
+              </w:rPr>
+            </w:pPr>
+            <w:r>
+              <w:rPr>
+                <w:rFonts w:asciiTheme="minorHAnsi" w:hAnsiTheme="minorHAnsi" w:cstheme="minorHAnsi"/>
+                <w:sz w:val="22"/>
+                <w:szCs w:val="22"/>
+              </w:rPr>
+              <w:t xml:space="preserve">initial begin </w:t>
+            </w:r>
+          </w:p>
+          <w:p>
+            <w:pPr>
+              <w:pStyle w:val="ListParagraph"/>
+              <w:spacing w:before="0" w:beforeAutospacing="0" w:after="0" w:afterAutospacing="0"/>
+              <w:rPr>
+                <w:rFonts w:asciiTheme="minorHAnsi" w:hAnsiTheme="minorHAnsi" w:cstheme="minorHAnsi"/>
+                <w:sz w:val="22"/>
+                <w:szCs w:val="22"/>
+              </w:rPr>
+            </w:pPr>
+            <w:r>
+              <w:rPr>
+                <w:rFonts w:asciiTheme="minorHAnsi" w:hAnsiTheme="minorHAnsi" w:cstheme="minorHAnsi"/>
+                <w:sz w:val="22"/>
+                <w:szCs w:val="22"/>
+              </w:rPr>
+              <w:tab/>
+              <w:t>clk = 0;</w:t>
+            </w:r>
+          </w:p>
+          <w:p>
+            <w:pPr>
+              <w:pStyle w:val="ListParagraph"/>
+              <w:spacing w:before="0" w:beforeAutospacing="0" w:after="0" w:afterAutospacing="0"/>
+              <w:rPr>
+                <w:rFonts w:asciiTheme="minorHAnsi" w:hAnsiTheme="minorHAnsi" w:cstheme="minorHAnsi"/>
+                <w:sz w:val="22"/>
+                <w:szCs w:val="22"/>
+              </w:rPr>
+            </w:pPr>
+            <w:r>
+              <w:rPr>
+                <w:rFonts w:asciiTheme="minorHAnsi" w:hAnsiTheme="minorHAnsi" w:cstheme="minorHAnsi"/>
+                <w:sz w:val="22"/>
+                <w:szCs w:val="22"/>
+              </w:rPr>
+              <w:tab/>
+              <w:t>reset = 1;</w:t>
+            </w:r>
+          </w:p>
+          <w:p>
+            <w:pPr>
+              <w:pStyle w:val="ListParagraph"/>
+              <w:spacing w:before="0" w:beforeAutospacing="0" w:after="0" w:afterAutospacing="0"/>
+              <w:rPr>
+                <w:rFonts w:asciiTheme="minorHAnsi" w:hAnsiTheme="minorHAnsi" w:cstheme="minorHAnsi"/>
+                <w:sz w:val="22"/>
+                <w:szCs w:val="22"/>
+              </w:rPr>
+            </w:pPr>
+          </w:p>
+          <w:p>
+            <w:pPr>
+              <w:pStyle w:val="ListParagraph"/>
+              <w:spacing w:before="0" w:beforeAutospacing="0" w:after="0" w:afterAutospacing="0"/>
+              <w:rPr>
+                <w:rFonts w:asciiTheme="minorHAnsi" w:hAnsiTheme="minorHAnsi" w:cstheme="minorHAnsi"/>
+                <w:sz w:val="22"/>
+                <w:szCs w:val="22"/>
+              </w:rPr>
+            </w:pPr>
+            <w:r>
+              <w:rPr>
+                <w:rFonts w:asciiTheme="minorHAnsi" w:hAnsiTheme="minorHAnsi" w:cstheme="minorHAnsi"/>
+                <w:sz w:val="22"/>
+                <w:szCs w:val="22"/>
+              </w:rPr>
+              <w:tab/>
+              <w:t>#10 reset = 0;</w:t>
+            </w:r>
+          </w:p>
+          <w:p>
+            <w:pPr>
+              <w:pStyle w:val="ListParagraph"/>
+              <w:spacing w:before="0" w:beforeAutospacing="0" w:after="0" w:afterAutospacing="0"/>
+              <w:rPr>
+                <w:rFonts w:asciiTheme="minorHAnsi" w:hAnsiTheme="minorHAnsi" w:cstheme="minorHAnsi"/>
+                <w:sz w:val="22"/>
+                <w:szCs w:val="22"/>
+              </w:rPr>
+            </w:pPr>
+            <w:r>
+              <w:rPr>
+                <w:rFonts w:asciiTheme="minorHAnsi" w:hAnsiTheme="minorHAnsi" w:cstheme="minorHAnsi"/>
+                <w:sz w:val="22"/>
+                <w:szCs w:val="22"/>
+              </w:rPr>
+              <w:t xml:space="preserve">end </w:t>
+            </w:r>
+          </w:p>
+          <w:p>
+            <w:pPr>
+              <w:pStyle w:val="ListParagraph"/>
+              <w:spacing w:before="0" w:beforeAutospacing="0" w:after="0" w:afterAutospacing="0"/>
+              <w:rPr>
+                <w:rFonts w:asciiTheme="minorHAnsi" w:hAnsiTheme="minorHAnsi" w:cstheme="minorHAnsi"/>
+                <w:sz w:val="22"/>
+                <w:szCs w:val="22"/>
+              </w:rPr>
+            </w:pPr>
+          </w:p>
+          <w:p>
+            <w:pPr>
+              <w:pStyle w:val="ListParagraph"/>
+              <w:spacing w:before="0" w:beforeAutospacing="0" w:after="0" w:afterAutospacing="0"/>
+              <w:rPr>
+                <w:rFonts w:asciiTheme="minorHAnsi" w:hAnsiTheme="minorHAnsi" w:cstheme="minorHAnsi"/>
+                <w:sz w:val="22"/>
+                <w:szCs w:val="22"/>
+              </w:rPr>
+            </w:pPr>
+            <w:proofErr w:type="spellStart"/>
+            <w:r>
+              <w:rPr>
+                <w:rFonts w:asciiTheme="minorHAnsi" w:hAnsiTheme="minorHAnsi" w:cstheme="minorHAnsi"/>
+                <w:sz w:val="22"/>
+                <w:szCs w:val="22"/>
+              </w:rPr>
+              <w:t>endmodule</w:t>
+            </w:r>
+            <w:proofErr w:type="spellEnd"/>
+            <w:r>
+              <w:rPr>
+                <w:rFonts w:asciiTheme="minorHAnsi" w:hAnsiTheme="minorHAnsi" w:cstheme="minorHAnsi"/>
+                <w:sz w:val="22"/>
+                <w:szCs w:val="22"/>
+              </w:rPr>
+              <w:t xml:space="preserve"> </w:t>
+            </w:r>
+          </w:p>
+          <w:p>
+            <w:pPr>
+              <w:pStyle w:val="ListParagraph"/>
+              <w:spacing w:before="0" w:beforeAutospacing="0" w:after="0" w:afterAutospacing="0"/>
+              <w:rPr>
+                <w:rFonts w:asciiTheme="minorHAnsi" w:hAnsiTheme="minorHAnsi" w:cstheme="minorHAnsi"/>
+                <w:sz w:val="22"/>
+                <w:szCs w:val="22"/>
+              </w:rPr>
+            </w:pPr>
+          </w:p>
+          <w:p>
+            <w:pPr>
+              <w:pStyle w:val="ListParagraph"/>
+              <w:spacing w:before="0" w:beforeAutospacing="0" w:after="0" w:afterAutospacing="0"/>
+              <w:rPr>
+                <w:rFonts w:asciiTheme="minorHAnsi" w:hAnsiTheme="minorHAnsi" w:cstheme="minorHAnsi"/>
+                <w:sz w:val="22"/>
+                <w:szCs w:val="22"/>
+              </w:rPr>
+            </w:pPr>
+          </w:p>
+          <w:p>
+            <w:pPr>
+              <w:pStyle w:val="ListParagraph"/>
+              <w:spacing w:before="0" w:beforeAutospacing="0" w:after="0" w:afterAutospacing="0"/>
               <w:rPr>
                 <w:rFonts w:asciiTheme="minorHAnsi" w:hAnsiTheme="minorHAnsi" w:cstheme="minorHAnsi"/>
                 <w:sz w:val="22"/>
@@ -3111,6 +9203,7 @@
                 <w:sz w:val="26"/>
                 <w:szCs w:val="26"/>
               </w:rPr>
+              <w:lastRenderedPageBreak/>
               <w:t>Output:</w:t>
             </w:r>
           </w:p>
@@ -3136,49 +9229,43 @@
                 <w:sz w:val="22"/>
                 <w:szCs w:val="22"/>
               </w:rPr>
-              <w:t xml:space="preserve">// Import output here </w:t>
-            </w:r>
-            <w:r>
-              <w:rPr>
-                <w:rFonts w:ascii="Segoe UI Symbol" w:hAnsi="Segoe UI Symbol" w:cs="Segoe UI Symbol"/>
-                <w:color w:val="474747"/>
-                <w:shd w:val="clear" w:color="auto" w:fill="FFFFFF"/>
-              </w:rPr>
-              <w:t>👇</w:t>
-            </w:r>
-          </w:p>
-          <w:p>
-            <w:pPr>
-              <w:pStyle w:val="ListParagraph"/>
-              <w:spacing w:before="0" w:beforeAutospacing="0" w:after="0" w:afterAutospacing="0"/>
-              <w:rPr>
-                <w:rFonts w:asciiTheme="minorHAnsi" w:hAnsiTheme="minorHAnsi" w:cstheme="minorHAnsi"/>
-                <w:sz w:val="22"/>
-                <w:szCs w:val="22"/>
-              </w:rPr>
-            </w:pPr>
-          </w:p>
-          <w:p>
-            <w:pPr>
-              <w:pStyle w:val="ListParagraph"/>
-              <w:spacing w:before="0" w:beforeAutospacing="0" w:after="0" w:afterAutospacing="0"/>
-              <w:rPr>
-                <w:rFonts w:asciiTheme="minorHAnsi" w:hAnsiTheme="minorHAnsi" w:cstheme="minorHAnsi"/>
-                <w:sz w:val="22"/>
-                <w:szCs w:val="22"/>
-              </w:rPr>
-            </w:pPr>
-          </w:p>
-          <w:p>
-            <w:pPr>
-              <w:pStyle w:val="ListParagraph"/>
-              <w:spacing w:before="0" w:beforeAutospacing="0" w:after="0" w:afterAutospacing="0"/>
-              <w:rPr>
-                <w:rFonts w:asciiTheme="minorHAnsi" w:hAnsiTheme="minorHAnsi" w:cstheme="minorHAnsi"/>
-                <w:sz w:val="22"/>
-                <w:szCs w:val="22"/>
-              </w:rPr>
-            </w:pPr>
+              <w:lastRenderedPageBreak/>
+              <w:drawing>
+                <wp:inline distT="0" distB="0" distL="0" distR="0" wp14:anchorId="085306E4" wp14:editId="743C05C8">
+                  <wp:extent cx="6189345" cy="1170305"/>
+                  <wp:effectExtent l="0" t="0" r="1905" b="0"/>
+                  <wp:docPr id="1661901977" name="Picture 1"/>
+                  <wp:cNvGraphicFramePr>
+                    <a:graphicFrameLocks xmlns:a="http://schemas.openxmlformats.org/drawingml/2006/main" noChangeAspect="1"/>
+                  </wp:cNvGraphicFramePr>
+                  <a:graphic xmlns:a="http://schemas.openxmlformats.org/drawingml/2006/main">
+                    <a:graphicData uri="http://schemas.openxmlformats.org/drawingml/2006/picture">
+                      <pic:pic xmlns:pic="http://schemas.openxmlformats.org/drawingml/2006/picture">
+                        <pic:nvPicPr>
+                          <pic:cNvPr id="1661901977" name=""/>
+                          <pic:cNvPicPr/>
+                        </pic:nvPicPr>
+                        <pic:blipFill>
+                          <a:blip r:embed="rId12"/>
+                          <a:stretch>
+                            <a:fillRect/>
+                          </a:stretch>
+                        </pic:blipFill>
+                        <pic:spPr>
+                          <a:xfrm>
+                            <a:off x="0" y="0"/>
+                            <a:ext cx="6189345" cy="1170305"/>
+                          </a:xfrm>
+                          <a:prstGeom prst="rect">
+                            <a:avLst/>
+                          </a:prstGeom>
+                        </pic:spPr>
+                      </pic:pic>
+                    </a:graphicData>
+                  </a:graphic>
+                </wp:inline>
+              </w:drawing>
+            </w:r>
           </w:p>
           <w:p>
             <w:pPr>
@@ -3311,26 +9398,7 @@
           <w:szCs w:val="28"/>
           <w:lang w:val="en-GB"/>
         </w:rPr>
-        <w:lastRenderedPageBreak/>
-        <w:t xml:space="preserve">Task </w:t>
-      </w:r>
-      <w:r>
-        <w:rPr>
-          <w:b/>
-          <w:sz w:val="28"/>
-          <w:szCs w:val="28"/>
-          <w:lang w:val="en-GB"/>
-        </w:rPr>
-        <w:t>5</w:t>
-      </w:r>
-      <w:r>
-        <w:rPr>
-          <w:b/>
-          <w:sz w:val="28"/>
-          <w:szCs w:val="28"/>
-          <w:lang w:val="en-GB"/>
-        </w:rPr>
-        <w:t>:</w:t>
+        <w:t>Task 5:</w:t>
       </w:r>
     </w:p>
     <w:p>
@@ -3606,6 +9674,7 @@
                 <w:sz w:val="26"/>
                 <w:szCs w:val="26"/>
               </w:rPr>
+              <w:lastRenderedPageBreak/>
               <w:t>Output:</w:t>
             </w:r>
           </w:p>
@@ -3711,8 +9780,8 @@
       </w:pPr>
     </w:p>
     <w:sectPr>
-      <w:headerReference w:type="default" r:id="rId9"/>
-      <w:footerReference w:type="default" r:id="rId10"/>
+      <w:headerReference w:type="default" r:id="rId13"/>
+      <w:footerReference w:type="default" r:id="rId14"/>
       <w:type w:val="continuous"/>
       <w:pgSz w:w="11907" w:h="16839" w:code="9"/>
       <w:pgMar w:top="1440" w:right="1080" w:bottom="1440" w:left="1080" w:header="720" w:footer="720" w:gutter="0"/>
@@ -4647,7 +10716,7 @@
         <v:path o:extrusionok="f" gradientshapeok="t" o:connecttype="rect"/>
         <o:lock v:ext="edit" aspectratio="t"/>
       </v:shapetype>
-      <v:shape id="_x0000_i1025" type="#_x0000_t75" style="width:12.85pt;height:12.85pt" o:bullet="t">
+      <v:shape id="_x0000_i1025" type="#_x0000_t75" style="width:13.15pt;height:13.15pt" o:bullet="t">
         <v:imagedata r:id="rId1" o:title="mso8AAC"/>
       </v:shape>
     </w:pict>

--- a/lab8/Lab8_24I-6505.docx
+++ b/lab8/Lab8_24I-6505.docx
@@ -1576,7 +1576,16 @@
                 <w:sz w:val="22"/>
                 <w:szCs w:val="22"/>
               </w:rPr>
-              <w:t>program_counter</w:t>
+              <w:t>program_</w:t>
+            </w:r>
+            <w:proofErr w:type="gramStart"/>
+            <w:r>
+              <w:rPr>
+                <w:rFonts w:asciiTheme="minorHAnsi" w:hAnsiTheme="minorHAnsi" w:cstheme="minorHAnsi"/>
+                <w:sz w:val="22"/>
+                <w:szCs w:val="22"/>
+              </w:rPr>
+              <w:t>counter</w:t>
             </w:r>
             <w:proofErr w:type="spellEnd"/>
             <w:r>
@@ -1585,7 +1594,16 @@
                 <w:sz w:val="22"/>
                 <w:szCs w:val="22"/>
               </w:rPr>
-              <w:t xml:space="preserve">(clk, reset, </w:t>
+              <w:t>(</w:t>
+            </w:r>
+            <w:proofErr w:type="gramEnd"/>
+            <w:r>
+              <w:rPr>
+                <w:rFonts w:asciiTheme="minorHAnsi" w:hAnsiTheme="minorHAnsi" w:cstheme="minorHAnsi"/>
+                <w:sz w:val="22"/>
+                <w:szCs w:val="22"/>
+              </w:rPr>
+              <w:t xml:space="preserve">clk, reset, </w:t>
             </w:r>
             <w:proofErr w:type="spellStart"/>
             <w:r>
@@ -2035,7 +2053,16 @@
                 <w:sz w:val="22"/>
                 <w:szCs w:val="22"/>
               </w:rPr>
-              <w:t>instruction_memory</w:t>
+              <w:t>instruction_</w:t>
+            </w:r>
+            <w:proofErr w:type="gramStart"/>
+            <w:r>
+              <w:rPr>
+                <w:rFonts w:asciiTheme="minorHAnsi" w:hAnsiTheme="minorHAnsi" w:cstheme="minorHAnsi"/>
+                <w:sz w:val="22"/>
+                <w:szCs w:val="22"/>
+              </w:rPr>
+              <w:t>memory</w:t>
             </w:r>
             <w:proofErr w:type="spellEnd"/>
             <w:r>
@@ -2047,6 +2074,7 @@
               <w:t>(</w:t>
             </w:r>
             <w:proofErr w:type="spellStart"/>
+            <w:proofErr w:type="gramEnd"/>
             <w:r>
               <w:rPr>
                 <w:rFonts w:asciiTheme="minorHAnsi" w:hAnsiTheme="minorHAnsi" w:cstheme="minorHAnsi"/>
@@ -2209,7 +2237,24 @@
                 <w:szCs w:val="22"/>
               </w:rPr>
               <w:tab/>
-              <w:t>memory[0] = 8'b00000001;</w:t>
+            </w:r>
+            <w:proofErr w:type="gramStart"/>
+            <w:r>
+              <w:rPr>
+                <w:rFonts w:asciiTheme="minorHAnsi" w:hAnsiTheme="minorHAnsi" w:cstheme="minorHAnsi"/>
+                <w:sz w:val="22"/>
+                <w:szCs w:val="22"/>
+              </w:rPr>
+              <w:t>memory[</w:t>
+            </w:r>
+            <w:proofErr w:type="gramEnd"/>
+            <w:r>
+              <w:rPr>
+                <w:rFonts w:asciiTheme="minorHAnsi" w:hAnsiTheme="minorHAnsi" w:cstheme="minorHAnsi"/>
+                <w:sz w:val="22"/>
+                <w:szCs w:val="22"/>
+              </w:rPr>
+              <w:t>0] = 8'b00000001;</w:t>
             </w:r>
           </w:p>
           <w:p>
@@ -2229,7 +2274,24 @@
                 <w:szCs w:val="22"/>
               </w:rPr>
               <w:tab/>
-              <w:t>memory[1] = 8'b00000010;</w:t>
+            </w:r>
+            <w:proofErr w:type="gramStart"/>
+            <w:r>
+              <w:rPr>
+                <w:rFonts w:asciiTheme="minorHAnsi" w:hAnsiTheme="minorHAnsi" w:cstheme="minorHAnsi"/>
+                <w:sz w:val="22"/>
+                <w:szCs w:val="22"/>
+              </w:rPr>
+              <w:t>memory[</w:t>
+            </w:r>
+            <w:proofErr w:type="gramEnd"/>
+            <w:r>
+              <w:rPr>
+                <w:rFonts w:asciiTheme="minorHAnsi" w:hAnsiTheme="minorHAnsi" w:cstheme="minorHAnsi"/>
+                <w:sz w:val="22"/>
+                <w:szCs w:val="22"/>
+              </w:rPr>
+              <w:t>1] = 8'b00000010;</w:t>
             </w:r>
           </w:p>
           <w:p>
@@ -2249,7 +2311,24 @@
                 <w:szCs w:val="22"/>
               </w:rPr>
               <w:tab/>
-              <w:t>memory[2] = 8'b00000011;</w:t>
+            </w:r>
+            <w:proofErr w:type="gramStart"/>
+            <w:r>
+              <w:rPr>
+                <w:rFonts w:asciiTheme="minorHAnsi" w:hAnsiTheme="minorHAnsi" w:cstheme="minorHAnsi"/>
+                <w:sz w:val="22"/>
+                <w:szCs w:val="22"/>
+              </w:rPr>
+              <w:t>memory[</w:t>
+            </w:r>
+            <w:proofErr w:type="gramEnd"/>
+            <w:r>
+              <w:rPr>
+                <w:rFonts w:asciiTheme="minorHAnsi" w:hAnsiTheme="minorHAnsi" w:cstheme="minorHAnsi"/>
+                <w:sz w:val="22"/>
+                <w:szCs w:val="22"/>
+              </w:rPr>
+              <w:t>2] = 8'b00000011;</w:t>
             </w:r>
           </w:p>
           <w:p>
@@ -2269,7 +2348,24 @@
                 <w:szCs w:val="22"/>
               </w:rPr>
               <w:tab/>
-              <w:t>memory[3] = 8'b00000100;</w:t>
+            </w:r>
+            <w:proofErr w:type="gramStart"/>
+            <w:r>
+              <w:rPr>
+                <w:rFonts w:asciiTheme="minorHAnsi" w:hAnsiTheme="minorHAnsi" w:cstheme="minorHAnsi"/>
+                <w:sz w:val="22"/>
+                <w:szCs w:val="22"/>
+              </w:rPr>
+              <w:t>memory[</w:t>
+            </w:r>
+            <w:proofErr w:type="gramEnd"/>
+            <w:r>
+              <w:rPr>
+                <w:rFonts w:asciiTheme="minorHAnsi" w:hAnsiTheme="minorHAnsi" w:cstheme="minorHAnsi"/>
+                <w:sz w:val="22"/>
+                <w:szCs w:val="22"/>
+              </w:rPr>
+              <w:t>3] = 8'b00000100;</w:t>
             </w:r>
           </w:p>
           <w:p>
@@ -2452,7 +2548,25 @@
                 <w:sz w:val="22"/>
                 <w:szCs w:val="22"/>
               </w:rPr>
-              <w:t>module testbench();</w:t>
+              <w:t xml:space="preserve">module </w:t>
+            </w:r>
+            <w:proofErr w:type="gramStart"/>
+            <w:r>
+              <w:rPr>
+                <w:rFonts w:asciiTheme="minorHAnsi" w:hAnsiTheme="minorHAnsi" w:cstheme="minorHAnsi"/>
+                <w:sz w:val="22"/>
+                <w:szCs w:val="22"/>
+              </w:rPr>
+              <w:t>testbench(</w:t>
+            </w:r>
+            <w:proofErr w:type="gramEnd"/>
+            <w:r>
+              <w:rPr>
+                <w:rFonts w:asciiTheme="minorHAnsi" w:hAnsiTheme="minorHAnsi" w:cstheme="minorHAnsi"/>
+                <w:sz w:val="22"/>
+                <w:szCs w:val="22"/>
+              </w:rPr>
+              <w:t>);</w:t>
             </w:r>
           </w:p>
           <w:p>
@@ -2634,7 +2748,52 @@
                 <w:sz w:val="22"/>
                 <w:szCs w:val="22"/>
               </w:rPr>
-              <w:t xml:space="preserve"> pc(.clk(clk), .reset(reset), .</w:t>
+              <w:t xml:space="preserve"> pc</w:t>
+            </w:r>
+            <w:proofErr w:type="gramStart"/>
+            <w:r>
+              <w:rPr>
+                <w:rFonts w:asciiTheme="minorHAnsi" w:hAnsiTheme="minorHAnsi" w:cstheme="minorHAnsi"/>
+                <w:sz w:val="22"/>
+                <w:szCs w:val="22"/>
+              </w:rPr>
+              <w:t>(.clk</w:t>
+            </w:r>
+            <w:proofErr w:type="gramEnd"/>
+            <w:r>
+              <w:rPr>
+                <w:rFonts w:asciiTheme="minorHAnsi" w:hAnsiTheme="minorHAnsi" w:cstheme="minorHAnsi"/>
+                <w:sz w:val="22"/>
+                <w:szCs w:val="22"/>
+              </w:rPr>
+              <w:t>(clk)</w:t>
+            </w:r>
+            <w:proofErr w:type="gramStart"/>
+            <w:r>
+              <w:rPr>
+                <w:rFonts w:asciiTheme="minorHAnsi" w:hAnsiTheme="minorHAnsi" w:cstheme="minorHAnsi"/>
+                <w:sz w:val="22"/>
+                <w:szCs w:val="22"/>
+              </w:rPr>
+              <w:t>, .reset</w:t>
+            </w:r>
+            <w:proofErr w:type="gramEnd"/>
+            <w:r>
+              <w:rPr>
+                <w:rFonts w:asciiTheme="minorHAnsi" w:hAnsiTheme="minorHAnsi" w:cstheme="minorHAnsi"/>
+                <w:sz w:val="22"/>
+                <w:szCs w:val="22"/>
+              </w:rPr>
+              <w:t>(reset)</w:t>
+            </w:r>
+            <w:proofErr w:type="gramStart"/>
+            <w:r>
+              <w:rPr>
+                <w:rFonts w:asciiTheme="minorHAnsi" w:hAnsiTheme="minorHAnsi" w:cstheme="minorHAnsi"/>
+                <w:sz w:val="22"/>
+                <w:szCs w:val="22"/>
+              </w:rPr>
+              <w:t>, .</w:t>
             </w:r>
             <w:proofErr w:type="spellStart"/>
             <w:r>
@@ -2646,6 +2805,7 @@
               <w:t>addr</w:t>
             </w:r>
             <w:proofErr w:type="spellEnd"/>
+            <w:proofErr w:type="gramEnd"/>
             <w:r>
               <w:rPr>
                 <w:rFonts w:asciiTheme="minorHAnsi" w:hAnsiTheme="minorHAnsi" w:cstheme="minorHAnsi"/>
@@ -2670,7 +2830,16 @@
                 <w:sz w:val="22"/>
                 <w:szCs w:val="22"/>
               </w:rPr>
-              <w:t>), .</w:t>
+              <w:t>)</w:t>
+            </w:r>
+            <w:proofErr w:type="gramStart"/>
+            <w:r>
+              <w:rPr>
+                <w:rFonts w:asciiTheme="minorHAnsi" w:hAnsiTheme="minorHAnsi" w:cstheme="minorHAnsi"/>
+                <w:sz w:val="22"/>
+                <w:szCs w:val="22"/>
+              </w:rPr>
+              <w:t>, .</w:t>
             </w:r>
             <w:proofErr w:type="spellStart"/>
             <w:r>
@@ -2679,6 +2848,33 @@
                 <w:sz w:val="22"/>
                 <w:szCs w:val="22"/>
               </w:rPr>
+              <w:t>pc</w:t>
+            </w:r>
+            <w:proofErr w:type="gramEnd"/>
+            <w:r>
+              <w:rPr>
+                <w:rFonts w:asciiTheme="minorHAnsi" w:hAnsiTheme="minorHAnsi" w:cstheme="minorHAnsi"/>
+                <w:sz w:val="22"/>
+                <w:szCs w:val="22"/>
+              </w:rPr>
+              <w:t>_out</w:t>
+            </w:r>
+            <w:proofErr w:type="spellEnd"/>
+            <w:r>
+              <w:rPr>
+                <w:rFonts w:asciiTheme="minorHAnsi" w:hAnsiTheme="minorHAnsi" w:cstheme="minorHAnsi"/>
+                <w:sz w:val="22"/>
+                <w:szCs w:val="22"/>
+              </w:rPr>
+              <w:t>(</w:t>
+            </w:r>
+            <w:proofErr w:type="spellStart"/>
+            <w:r>
+              <w:rPr>
+                <w:rFonts w:asciiTheme="minorHAnsi" w:hAnsiTheme="minorHAnsi" w:cstheme="minorHAnsi"/>
+                <w:sz w:val="22"/>
+                <w:szCs w:val="22"/>
+              </w:rPr>
               <w:t>pc_out</w:t>
             </w:r>
             <w:proofErr w:type="spellEnd"/>
@@ -2688,6 +2884,84 @@
                 <w:sz w:val="22"/>
                 <w:szCs w:val="22"/>
               </w:rPr>
+              <w:t>));</w:t>
+            </w:r>
+          </w:p>
+          <w:p>
+            <w:pPr>
+              <w:pStyle w:val="ListParagraph"/>
+              <w:spacing w:before="0" w:beforeAutospacing="0" w:after="0" w:afterAutospacing="0"/>
+              <w:rPr>
+                <w:rFonts w:asciiTheme="minorHAnsi" w:hAnsiTheme="minorHAnsi" w:cstheme="minorHAnsi"/>
+                <w:sz w:val="22"/>
+                <w:szCs w:val="22"/>
+              </w:rPr>
+            </w:pPr>
+          </w:p>
+          <w:p>
+            <w:pPr>
+              <w:pStyle w:val="ListParagraph"/>
+              <w:spacing w:before="0" w:beforeAutospacing="0" w:after="0" w:afterAutospacing="0"/>
+              <w:rPr>
+                <w:rFonts w:asciiTheme="minorHAnsi" w:hAnsiTheme="minorHAnsi" w:cstheme="minorHAnsi"/>
+                <w:sz w:val="22"/>
+                <w:szCs w:val="22"/>
+              </w:rPr>
+            </w:pPr>
+            <w:proofErr w:type="spellStart"/>
+            <w:r>
+              <w:rPr>
+                <w:rFonts w:asciiTheme="minorHAnsi" w:hAnsiTheme="minorHAnsi" w:cstheme="minorHAnsi"/>
+                <w:sz w:val="22"/>
+                <w:szCs w:val="22"/>
+              </w:rPr>
+              <w:t>instruction_memory</w:t>
+            </w:r>
+            <w:proofErr w:type="spellEnd"/>
+            <w:r>
+              <w:rPr>
+                <w:rFonts w:asciiTheme="minorHAnsi" w:hAnsiTheme="minorHAnsi" w:cstheme="minorHAnsi"/>
+                <w:sz w:val="22"/>
+                <w:szCs w:val="22"/>
+              </w:rPr>
+              <w:t xml:space="preserve"> </w:t>
+            </w:r>
+            <w:proofErr w:type="spellStart"/>
+            <w:r>
+              <w:rPr>
+                <w:rFonts w:asciiTheme="minorHAnsi" w:hAnsiTheme="minorHAnsi" w:cstheme="minorHAnsi"/>
+                <w:sz w:val="22"/>
+                <w:szCs w:val="22"/>
+              </w:rPr>
+              <w:t>im</w:t>
+            </w:r>
+            <w:proofErr w:type="spellEnd"/>
+            <w:proofErr w:type="gramStart"/>
+            <w:r>
+              <w:rPr>
+                <w:rFonts w:asciiTheme="minorHAnsi" w:hAnsiTheme="minorHAnsi" w:cstheme="minorHAnsi"/>
+                <w:sz w:val="22"/>
+                <w:szCs w:val="22"/>
+              </w:rPr>
+              <w:t>(.</w:t>
+            </w:r>
+            <w:proofErr w:type="spellStart"/>
+            <w:r>
+              <w:rPr>
+                <w:rFonts w:asciiTheme="minorHAnsi" w:hAnsiTheme="minorHAnsi" w:cstheme="minorHAnsi"/>
+                <w:sz w:val="22"/>
+                <w:szCs w:val="22"/>
+              </w:rPr>
+              <w:t>addr</w:t>
+            </w:r>
+            <w:proofErr w:type="spellEnd"/>
+            <w:proofErr w:type="gramEnd"/>
+            <w:r>
+              <w:rPr>
+                <w:rFonts w:asciiTheme="minorHAnsi" w:hAnsiTheme="minorHAnsi" w:cstheme="minorHAnsi"/>
+                <w:sz w:val="22"/>
+                <w:szCs w:val="22"/>
+              </w:rPr>
               <w:t>(</w:t>
             </w:r>
             <w:proofErr w:type="spellStart"/>
@@ -2706,101 +2980,25 @@
                 <w:sz w:val="22"/>
                 <w:szCs w:val="22"/>
               </w:rPr>
-              <w:t>));</w:t>
-            </w:r>
-          </w:p>
-          <w:p>
-            <w:pPr>
-              <w:pStyle w:val="ListParagraph"/>
-              <w:spacing w:before="0" w:beforeAutospacing="0" w:after="0" w:afterAutospacing="0"/>
-              <w:rPr>
-                <w:rFonts w:asciiTheme="minorHAnsi" w:hAnsiTheme="minorHAnsi" w:cstheme="minorHAnsi"/>
-                <w:sz w:val="22"/>
-                <w:szCs w:val="22"/>
-              </w:rPr>
-            </w:pPr>
-          </w:p>
-          <w:p>
-            <w:pPr>
-              <w:pStyle w:val="ListParagraph"/>
-              <w:spacing w:before="0" w:beforeAutospacing="0" w:after="0" w:afterAutospacing="0"/>
-              <w:rPr>
-                <w:rFonts w:asciiTheme="minorHAnsi" w:hAnsiTheme="minorHAnsi" w:cstheme="minorHAnsi"/>
-                <w:sz w:val="22"/>
-                <w:szCs w:val="22"/>
-              </w:rPr>
-            </w:pPr>
-            <w:proofErr w:type="spellStart"/>
-            <w:r>
-              <w:rPr>
-                <w:rFonts w:asciiTheme="minorHAnsi" w:hAnsiTheme="minorHAnsi" w:cstheme="minorHAnsi"/>
-                <w:sz w:val="22"/>
-                <w:szCs w:val="22"/>
-              </w:rPr>
-              <w:t>instruction_memory</w:t>
-            </w:r>
-            <w:proofErr w:type="spellEnd"/>
-            <w:r>
-              <w:rPr>
-                <w:rFonts w:asciiTheme="minorHAnsi" w:hAnsiTheme="minorHAnsi" w:cstheme="minorHAnsi"/>
-                <w:sz w:val="22"/>
-                <w:szCs w:val="22"/>
-              </w:rPr>
-              <w:t xml:space="preserve"> </w:t>
-            </w:r>
-            <w:proofErr w:type="spellStart"/>
-            <w:r>
-              <w:rPr>
-                <w:rFonts w:asciiTheme="minorHAnsi" w:hAnsiTheme="minorHAnsi" w:cstheme="minorHAnsi"/>
-                <w:sz w:val="22"/>
-                <w:szCs w:val="22"/>
-              </w:rPr>
-              <w:t>im</w:t>
-            </w:r>
-            <w:proofErr w:type="spellEnd"/>
-            <w:r>
-              <w:rPr>
-                <w:rFonts w:asciiTheme="minorHAnsi" w:hAnsiTheme="minorHAnsi" w:cstheme="minorHAnsi"/>
-                <w:sz w:val="22"/>
-                <w:szCs w:val="22"/>
-              </w:rPr>
-              <w:t>(.</w:t>
-            </w:r>
-            <w:proofErr w:type="spellStart"/>
-            <w:r>
-              <w:rPr>
-                <w:rFonts w:asciiTheme="minorHAnsi" w:hAnsiTheme="minorHAnsi" w:cstheme="minorHAnsi"/>
-                <w:sz w:val="22"/>
-                <w:szCs w:val="22"/>
-              </w:rPr>
-              <w:t>addr</w:t>
-            </w:r>
-            <w:proofErr w:type="spellEnd"/>
-            <w:r>
-              <w:rPr>
-                <w:rFonts w:asciiTheme="minorHAnsi" w:hAnsiTheme="minorHAnsi" w:cstheme="minorHAnsi"/>
-                <w:sz w:val="22"/>
-                <w:szCs w:val="22"/>
-              </w:rPr>
-              <w:t>(</w:t>
-            </w:r>
-            <w:proofErr w:type="spellStart"/>
-            <w:r>
-              <w:rPr>
-                <w:rFonts w:asciiTheme="minorHAnsi" w:hAnsiTheme="minorHAnsi" w:cstheme="minorHAnsi"/>
-                <w:sz w:val="22"/>
-                <w:szCs w:val="22"/>
-              </w:rPr>
-              <w:t>pc_out</w:t>
-            </w:r>
-            <w:proofErr w:type="spellEnd"/>
-            <w:r>
-              <w:rPr>
-                <w:rFonts w:asciiTheme="minorHAnsi" w:hAnsiTheme="minorHAnsi" w:cstheme="minorHAnsi"/>
-                <w:sz w:val="22"/>
-                <w:szCs w:val="22"/>
-              </w:rPr>
-              <w:t>), .instruction(instruction));</w:t>
+              <w:t>)</w:t>
+            </w:r>
+            <w:proofErr w:type="gramStart"/>
+            <w:r>
+              <w:rPr>
+                <w:rFonts w:asciiTheme="minorHAnsi" w:hAnsiTheme="minorHAnsi" w:cstheme="minorHAnsi"/>
+                <w:sz w:val="22"/>
+                <w:szCs w:val="22"/>
+              </w:rPr>
+              <w:t>, .instruction</w:t>
+            </w:r>
+            <w:proofErr w:type="gramEnd"/>
+            <w:r>
+              <w:rPr>
+                <w:rFonts w:asciiTheme="minorHAnsi" w:hAnsiTheme="minorHAnsi" w:cstheme="minorHAnsi"/>
+                <w:sz w:val="22"/>
+                <w:szCs w:val="22"/>
+              </w:rPr>
+              <w:t>(instruction));</w:t>
             </w:r>
           </w:p>
           <w:p>
@@ -3560,7 +3758,16 @@
                 <w:sz w:val="22"/>
                 <w:szCs w:val="22"/>
               </w:rPr>
-              <w:t>program_counter</w:t>
+              <w:t>program_</w:t>
+            </w:r>
+            <w:proofErr w:type="gramStart"/>
+            <w:r>
+              <w:rPr>
+                <w:rFonts w:asciiTheme="minorHAnsi" w:hAnsiTheme="minorHAnsi" w:cstheme="minorHAnsi"/>
+                <w:sz w:val="22"/>
+                <w:szCs w:val="22"/>
+              </w:rPr>
+              <w:t>counter</w:t>
             </w:r>
             <w:proofErr w:type="spellEnd"/>
             <w:r>
@@ -3569,7 +3776,16 @@
                 <w:sz w:val="22"/>
                 <w:szCs w:val="22"/>
               </w:rPr>
-              <w:t xml:space="preserve">(clk, reset, </w:t>
+              <w:t>(</w:t>
+            </w:r>
+            <w:proofErr w:type="gramEnd"/>
+            <w:r>
+              <w:rPr>
+                <w:rFonts w:asciiTheme="minorHAnsi" w:hAnsiTheme="minorHAnsi" w:cstheme="minorHAnsi"/>
+                <w:sz w:val="22"/>
+                <w:szCs w:val="22"/>
+              </w:rPr>
+              <w:t xml:space="preserve">clk, reset, </w:t>
             </w:r>
             <w:proofErr w:type="spellStart"/>
             <w:r>
@@ -4001,7 +4217,16 @@
                 <w:sz w:val="22"/>
                 <w:szCs w:val="22"/>
               </w:rPr>
-              <w:t>instruction_memory</w:t>
+              <w:t>instruction_</w:t>
+            </w:r>
+            <w:proofErr w:type="gramStart"/>
+            <w:r>
+              <w:rPr>
+                <w:rFonts w:asciiTheme="minorHAnsi" w:hAnsiTheme="minorHAnsi" w:cstheme="minorHAnsi"/>
+                <w:sz w:val="22"/>
+                <w:szCs w:val="22"/>
+              </w:rPr>
+              <w:t>memory</w:t>
             </w:r>
             <w:proofErr w:type="spellEnd"/>
             <w:r>
@@ -4013,6 +4238,7 @@
               <w:t>(</w:t>
             </w:r>
             <w:proofErr w:type="spellStart"/>
+            <w:proofErr w:type="gramEnd"/>
             <w:r>
               <w:rPr>
                 <w:rFonts w:asciiTheme="minorHAnsi" w:hAnsiTheme="minorHAnsi" w:cstheme="minorHAnsi"/>
@@ -4175,7 +4401,24 @@
                 <w:szCs w:val="22"/>
               </w:rPr>
               <w:tab/>
-              <w:t>memory[0] = 8'b00000001;</w:t>
+            </w:r>
+            <w:proofErr w:type="gramStart"/>
+            <w:r>
+              <w:rPr>
+                <w:rFonts w:asciiTheme="minorHAnsi" w:hAnsiTheme="minorHAnsi" w:cstheme="minorHAnsi"/>
+                <w:sz w:val="22"/>
+                <w:szCs w:val="22"/>
+              </w:rPr>
+              <w:t>memory[</w:t>
+            </w:r>
+            <w:proofErr w:type="gramEnd"/>
+            <w:r>
+              <w:rPr>
+                <w:rFonts w:asciiTheme="minorHAnsi" w:hAnsiTheme="minorHAnsi" w:cstheme="minorHAnsi"/>
+                <w:sz w:val="22"/>
+                <w:szCs w:val="22"/>
+              </w:rPr>
+              <w:t>0] = 8'b00000001;</w:t>
             </w:r>
           </w:p>
           <w:p>
@@ -4195,7 +4438,24 @@
                 <w:szCs w:val="22"/>
               </w:rPr>
               <w:tab/>
-              <w:t>memory[1] = 8'b00000010;</w:t>
+            </w:r>
+            <w:proofErr w:type="gramStart"/>
+            <w:r>
+              <w:rPr>
+                <w:rFonts w:asciiTheme="minorHAnsi" w:hAnsiTheme="minorHAnsi" w:cstheme="minorHAnsi"/>
+                <w:sz w:val="22"/>
+                <w:szCs w:val="22"/>
+              </w:rPr>
+              <w:t>memory[</w:t>
+            </w:r>
+            <w:proofErr w:type="gramEnd"/>
+            <w:r>
+              <w:rPr>
+                <w:rFonts w:asciiTheme="minorHAnsi" w:hAnsiTheme="minorHAnsi" w:cstheme="minorHAnsi"/>
+                <w:sz w:val="22"/>
+                <w:szCs w:val="22"/>
+              </w:rPr>
+              <w:t>1] = 8'b00000010;</w:t>
             </w:r>
           </w:p>
           <w:p>
@@ -4215,7 +4475,24 @@
                 <w:szCs w:val="22"/>
               </w:rPr>
               <w:tab/>
-              <w:t>memory[2] = 8'b00000011;</w:t>
+            </w:r>
+            <w:proofErr w:type="gramStart"/>
+            <w:r>
+              <w:rPr>
+                <w:rFonts w:asciiTheme="minorHAnsi" w:hAnsiTheme="minorHAnsi" w:cstheme="minorHAnsi"/>
+                <w:sz w:val="22"/>
+                <w:szCs w:val="22"/>
+              </w:rPr>
+              <w:t>memory[</w:t>
+            </w:r>
+            <w:proofErr w:type="gramEnd"/>
+            <w:r>
+              <w:rPr>
+                <w:rFonts w:asciiTheme="minorHAnsi" w:hAnsiTheme="minorHAnsi" w:cstheme="minorHAnsi"/>
+                <w:sz w:val="22"/>
+                <w:szCs w:val="22"/>
+              </w:rPr>
+              <w:t>2] = 8'b00000011;</w:t>
             </w:r>
           </w:p>
           <w:p>
@@ -4235,7 +4512,24 @@
                 <w:szCs w:val="22"/>
               </w:rPr>
               <w:tab/>
-              <w:t>memory[3] = 8'b00000100;</w:t>
+            </w:r>
+            <w:proofErr w:type="gramStart"/>
+            <w:r>
+              <w:rPr>
+                <w:rFonts w:asciiTheme="minorHAnsi" w:hAnsiTheme="minorHAnsi" w:cstheme="minorHAnsi"/>
+                <w:sz w:val="22"/>
+                <w:szCs w:val="22"/>
+              </w:rPr>
+              <w:t>memory[</w:t>
+            </w:r>
+            <w:proofErr w:type="gramEnd"/>
+            <w:r>
+              <w:rPr>
+                <w:rFonts w:asciiTheme="minorHAnsi" w:hAnsiTheme="minorHAnsi" w:cstheme="minorHAnsi"/>
+                <w:sz w:val="22"/>
+                <w:szCs w:val="22"/>
+              </w:rPr>
+              <w:t>3] = 8'b00000100;</w:t>
             </w:r>
           </w:p>
           <w:p>
@@ -4524,7 +4818,25 @@
                 <w:sz w:val="22"/>
                 <w:szCs w:val="22"/>
               </w:rPr>
-              <w:t>module testbench();</w:t>
+              <w:t xml:space="preserve">module </w:t>
+            </w:r>
+            <w:proofErr w:type="gramStart"/>
+            <w:r>
+              <w:rPr>
+                <w:rFonts w:asciiTheme="minorHAnsi" w:hAnsiTheme="minorHAnsi" w:cstheme="minorHAnsi"/>
+                <w:sz w:val="22"/>
+                <w:szCs w:val="22"/>
+              </w:rPr>
+              <w:t>testbench(</w:t>
+            </w:r>
+            <w:proofErr w:type="gramEnd"/>
+            <w:r>
+              <w:rPr>
+                <w:rFonts w:asciiTheme="minorHAnsi" w:hAnsiTheme="minorHAnsi" w:cstheme="minorHAnsi"/>
+                <w:sz w:val="22"/>
+                <w:szCs w:val="22"/>
+              </w:rPr>
+              <w:t>);</w:t>
             </w:r>
           </w:p>
           <w:p>
@@ -4706,7 +5018,52 @@
                 <w:sz w:val="22"/>
                 <w:szCs w:val="22"/>
               </w:rPr>
-              <w:t xml:space="preserve"> pc(.clk(clk), .reset(reset), .</w:t>
+              <w:t xml:space="preserve"> pc</w:t>
+            </w:r>
+            <w:proofErr w:type="gramStart"/>
+            <w:r>
+              <w:rPr>
+                <w:rFonts w:asciiTheme="minorHAnsi" w:hAnsiTheme="minorHAnsi" w:cstheme="minorHAnsi"/>
+                <w:sz w:val="22"/>
+                <w:szCs w:val="22"/>
+              </w:rPr>
+              <w:t>(.clk</w:t>
+            </w:r>
+            <w:proofErr w:type="gramEnd"/>
+            <w:r>
+              <w:rPr>
+                <w:rFonts w:asciiTheme="minorHAnsi" w:hAnsiTheme="minorHAnsi" w:cstheme="minorHAnsi"/>
+                <w:sz w:val="22"/>
+                <w:szCs w:val="22"/>
+              </w:rPr>
+              <w:t>(clk)</w:t>
+            </w:r>
+            <w:proofErr w:type="gramStart"/>
+            <w:r>
+              <w:rPr>
+                <w:rFonts w:asciiTheme="minorHAnsi" w:hAnsiTheme="minorHAnsi" w:cstheme="minorHAnsi"/>
+                <w:sz w:val="22"/>
+                <w:szCs w:val="22"/>
+              </w:rPr>
+              <w:t>, .reset</w:t>
+            </w:r>
+            <w:proofErr w:type="gramEnd"/>
+            <w:r>
+              <w:rPr>
+                <w:rFonts w:asciiTheme="minorHAnsi" w:hAnsiTheme="minorHAnsi" w:cstheme="minorHAnsi"/>
+                <w:sz w:val="22"/>
+                <w:szCs w:val="22"/>
+              </w:rPr>
+              <w:t>(reset)</w:t>
+            </w:r>
+            <w:proofErr w:type="gramStart"/>
+            <w:r>
+              <w:rPr>
+                <w:rFonts w:asciiTheme="minorHAnsi" w:hAnsiTheme="minorHAnsi" w:cstheme="minorHAnsi"/>
+                <w:sz w:val="22"/>
+                <w:szCs w:val="22"/>
+              </w:rPr>
+              <w:t>, .</w:t>
             </w:r>
             <w:proofErr w:type="spellStart"/>
             <w:r>
@@ -4715,6 +5072,33 @@
                 <w:sz w:val="22"/>
                 <w:szCs w:val="22"/>
               </w:rPr>
+              <w:t>pc</w:t>
+            </w:r>
+            <w:proofErr w:type="gramEnd"/>
+            <w:r>
+              <w:rPr>
+                <w:rFonts w:asciiTheme="minorHAnsi" w:hAnsiTheme="minorHAnsi" w:cstheme="minorHAnsi"/>
+                <w:sz w:val="22"/>
+                <w:szCs w:val="22"/>
+              </w:rPr>
+              <w:t>_out</w:t>
+            </w:r>
+            <w:proofErr w:type="spellEnd"/>
+            <w:r>
+              <w:rPr>
+                <w:rFonts w:asciiTheme="minorHAnsi" w:hAnsiTheme="minorHAnsi" w:cstheme="minorHAnsi"/>
+                <w:sz w:val="22"/>
+                <w:szCs w:val="22"/>
+              </w:rPr>
+              <w:t>(</w:t>
+            </w:r>
+            <w:proofErr w:type="spellStart"/>
+            <w:r>
+              <w:rPr>
+                <w:rFonts w:asciiTheme="minorHAnsi" w:hAnsiTheme="minorHAnsi" w:cstheme="minorHAnsi"/>
+                <w:sz w:val="22"/>
+                <w:szCs w:val="22"/>
+              </w:rPr>
               <w:t>pc_out</w:t>
             </w:r>
             <w:proofErr w:type="spellEnd"/>
@@ -4724,6 +5108,84 @@
                 <w:sz w:val="22"/>
                 <w:szCs w:val="22"/>
               </w:rPr>
+              <w:t>));</w:t>
+            </w:r>
+          </w:p>
+          <w:p>
+            <w:pPr>
+              <w:pStyle w:val="ListParagraph"/>
+              <w:spacing w:before="0" w:beforeAutospacing="0" w:after="0" w:afterAutospacing="0"/>
+              <w:rPr>
+                <w:rFonts w:asciiTheme="minorHAnsi" w:hAnsiTheme="minorHAnsi" w:cstheme="minorHAnsi"/>
+                <w:sz w:val="22"/>
+                <w:szCs w:val="22"/>
+              </w:rPr>
+            </w:pPr>
+          </w:p>
+          <w:p>
+            <w:pPr>
+              <w:pStyle w:val="ListParagraph"/>
+              <w:spacing w:before="0" w:beforeAutospacing="0" w:after="0" w:afterAutospacing="0"/>
+              <w:rPr>
+                <w:rFonts w:asciiTheme="minorHAnsi" w:hAnsiTheme="minorHAnsi" w:cstheme="minorHAnsi"/>
+                <w:sz w:val="22"/>
+                <w:szCs w:val="22"/>
+              </w:rPr>
+            </w:pPr>
+            <w:proofErr w:type="spellStart"/>
+            <w:r>
+              <w:rPr>
+                <w:rFonts w:asciiTheme="minorHAnsi" w:hAnsiTheme="minorHAnsi" w:cstheme="minorHAnsi"/>
+                <w:sz w:val="22"/>
+                <w:szCs w:val="22"/>
+              </w:rPr>
+              <w:t>instruction_memory</w:t>
+            </w:r>
+            <w:proofErr w:type="spellEnd"/>
+            <w:r>
+              <w:rPr>
+                <w:rFonts w:asciiTheme="minorHAnsi" w:hAnsiTheme="minorHAnsi" w:cstheme="minorHAnsi"/>
+                <w:sz w:val="22"/>
+                <w:szCs w:val="22"/>
+              </w:rPr>
+              <w:t xml:space="preserve"> </w:t>
+            </w:r>
+            <w:proofErr w:type="spellStart"/>
+            <w:r>
+              <w:rPr>
+                <w:rFonts w:asciiTheme="minorHAnsi" w:hAnsiTheme="minorHAnsi" w:cstheme="minorHAnsi"/>
+                <w:sz w:val="22"/>
+                <w:szCs w:val="22"/>
+              </w:rPr>
+              <w:t>im</w:t>
+            </w:r>
+            <w:proofErr w:type="spellEnd"/>
+            <w:proofErr w:type="gramStart"/>
+            <w:r>
+              <w:rPr>
+                <w:rFonts w:asciiTheme="minorHAnsi" w:hAnsiTheme="minorHAnsi" w:cstheme="minorHAnsi"/>
+                <w:sz w:val="22"/>
+                <w:szCs w:val="22"/>
+              </w:rPr>
+              <w:t>(.</w:t>
+            </w:r>
+            <w:proofErr w:type="spellStart"/>
+            <w:r>
+              <w:rPr>
+                <w:rFonts w:asciiTheme="minorHAnsi" w:hAnsiTheme="minorHAnsi" w:cstheme="minorHAnsi"/>
+                <w:sz w:val="22"/>
+                <w:szCs w:val="22"/>
+              </w:rPr>
+              <w:t>addr</w:t>
+            </w:r>
+            <w:proofErr w:type="spellEnd"/>
+            <w:proofErr w:type="gramEnd"/>
+            <w:r>
+              <w:rPr>
+                <w:rFonts w:asciiTheme="minorHAnsi" w:hAnsiTheme="minorHAnsi" w:cstheme="minorHAnsi"/>
+                <w:sz w:val="22"/>
+                <w:szCs w:val="22"/>
+              </w:rPr>
               <w:t>(</w:t>
             </w:r>
             <w:proofErr w:type="spellStart"/>
@@ -4742,101 +5204,25 @@
                 <w:sz w:val="22"/>
                 <w:szCs w:val="22"/>
               </w:rPr>
-              <w:t>));</w:t>
-            </w:r>
-          </w:p>
-          <w:p>
-            <w:pPr>
-              <w:pStyle w:val="ListParagraph"/>
-              <w:spacing w:before="0" w:beforeAutospacing="0" w:after="0" w:afterAutospacing="0"/>
-              <w:rPr>
-                <w:rFonts w:asciiTheme="minorHAnsi" w:hAnsiTheme="minorHAnsi" w:cstheme="minorHAnsi"/>
-                <w:sz w:val="22"/>
-                <w:szCs w:val="22"/>
-              </w:rPr>
-            </w:pPr>
-          </w:p>
-          <w:p>
-            <w:pPr>
-              <w:pStyle w:val="ListParagraph"/>
-              <w:spacing w:before="0" w:beforeAutospacing="0" w:after="0" w:afterAutospacing="0"/>
-              <w:rPr>
-                <w:rFonts w:asciiTheme="minorHAnsi" w:hAnsiTheme="minorHAnsi" w:cstheme="minorHAnsi"/>
-                <w:sz w:val="22"/>
-                <w:szCs w:val="22"/>
-              </w:rPr>
-            </w:pPr>
-            <w:proofErr w:type="spellStart"/>
-            <w:r>
-              <w:rPr>
-                <w:rFonts w:asciiTheme="minorHAnsi" w:hAnsiTheme="minorHAnsi" w:cstheme="minorHAnsi"/>
-                <w:sz w:val="22"/>
-                <w:szCs w:val="22"/>
-              </w:rPr>
-              <w:t>instruction_memory</w:t>
-            </w:r>
-            <w:proofErr w:type="spellEnd"/>
-            <w:r>
-              <w:rPr>
-                <w:rFonts w:asciiTheme="minorHAnsi" w:hAnsiTheme="minorHAnsi" w:cstheme="minorHAnsi"/>
-                <w:sz w:val="22"/>
-                <w:szCs w:val="22"/>
-              </w:rPr>
-              <w:t xml:space="preserve"> </w:t>
-            </w:r>
-            <w:proofErr w:type="spellStart"/>
-            <w:r>
-              <w:rPr>
-                <w:rFonts w:asciiTheme="minorHAnsi" w:hAnsiTheme="minorHAnsi" w:cstheme="minorHAnsi"/>
-                <w:sz w:val="22"/>
-                <w:szCs w:val="22"/>
-              </w:rPr>
-              <w:t>im</w:t>
-            </w:r>
-            <w:proofErr w:type="spellEnd"/>
-            <w:r>
-              <w:rPr>
-                <w:rFonts w:asciiTheme="minorHAnsi" w:hAnsiTheme="minorHAnsi" w:cstheme="minorHAnsi"/>
-                <w:sz w:val="22"/>
-                <w:szCs w:val="22"/>
-              </w:rPr>
-              <w:t>(.</w:t>
-            </w:r>
-            <w:proofErr w:type="spellStart"/>
-            <w:r>
-              <w:rPr>
-                <w:rFonts w:asciiTheme="minorHAnsi" w:hAnsiTheme="minorHAnsi" w:cstheme="minorHAnsi"/>
-                <w:sz w:val="22"/>
-                <w:szCs w:val="22"/>
-              </w:rPr>
-              <w:t>addr</w:t>
-            </w:r>
-            <w:proofErr w:type="spellEnd"/>
-            <w:r>
-              <w:rPr>
-                <w:rFonts w:asciiTheme="minorHAnsi" w:hAnsiTheme="minorHAnsi" w:cstheme="minorHAnsi"/>
-                <w:sz w:val="22"/>
-                <w:szCs w:val="22"/>
-              </w:rPr>
-              <w:t>(</w:t>
-            </w:r>
-            <w:proofErr w:type="spellStart"/>
-            <w:r>
-              <w:rPr>
-                <w:rFonts w:asciiTheme="minorHAnsi" w:hAnsiTheme="minorHAnsi" w:cstheme="minorHAnsi"/>
-                <w:sz w:val="22"/>
-                <w:szCs w:val="22"/>
-              </w:rPr>
-              <w:t>pc_out</w:t>
-            </w:r>
-            <w:proofErr w:type="spellEnd"/>
-            <w:r>
-              <w:rPr>
-                <w:rFonts w:asciiTheme="minorHAnsi" w:hAnsiTheme="minorHAnsi" w:cstheme="minorHAnsi"/>
-                <w:sz w:val="22"/>
-                <w:szCs w:val="22"/>
-              </w:rPr>
-              <w:t>), .instruction(instruction));</w:t>
+              <w:t>)</w:t>
+            </w:r>
+            <w:proofErr w:type="gramStart"/>
+            <w:r>
+              <w:rPr>
+                <w:rFonts w:asciiTheme="minorHAnsi" w:hAnsiTheme="minorHAnsi" w:cstheme="minorHAnsi"/>
+                <w:sz w:val="22"/>
+                <w:szCs w:val="22"/>
+              </w:rPr>
+              <w:t>, .instruction</w:t>
+            </w:r>
+            <w:proofErr w:type="gramEnd"/>
+            <w:r>
+              <w:rPr>
+                <w:rFonts w:asciiTheme="minorHAnsi" w:hAnsiTheme="minorHAnsi" w:cstheme="minorHAnsi"/>
+                <w:sz w:val="22"/>
+                <w:szCs w:val="22"/>
+              </w:rPr>
+              <w:t>(instruction));</w:t>
             </w:r>
           </w:p>
           <w:p>
@@ -5382,7 +5768,25 @@
                 <w:sz w:val="22"/>
                 <w:szCs w:val="22"/>
               </w:rPr>
-              <w:t xml:space="preserve">The PC is incremented by 4 bytes on every rising clock edge, and the lower 4 bits of the PC output are using for an immediate 4-bit address. </w:t>
+              <w:t xml:space="preserve">The PC is incremented by 4 bytes on every rising clock edge, and the lower 4 bits of the PC output are </w:t>
+            </w:r>
+            <w:proofErr w:type="gramStart"/>
+            <w:r>
+              <w:rPr>
+                <w:rFonts w:asciiTheme="minorHAnsi" w:hAnsiTheme="minorHAnsi" w:cstheme="minorHAnsi"/>
+                <w:sz w:val="22"/>
+                <w:szCs w:val="22"/>
+              </w:rPr>
+              <w:t>using</w:t>
+            </w:r>
+            <w:proofErr w:type="gramEnd"/>
+            <w:r>
+              <w:rPr>
+                <w:rFonts w:asciiTheme="minorHAnsi" w:hAnsiTheme="minorHAnsi" w:cstheme="minorHAnsi"/>
+                <w:sz w:val="22"/>
+                <w:szCs w:val="22"/>
+              </w:rPr>
+              <w:t xml:space="preserve"> for an immediate 4-bit address. </w:t>
             </w:r>
           </w:p>
           <w:p>
@@ -5458,7 +5862,16 @@
                 <w:sz w:val="22"/>
                 <w:szCs w:val="22"/>
               </w:rPr>
-              <w:t>program_counter</w:t>
+              <w:t>program_</w:t>
+            </w:r>
+            <w:proofErr w:type="gramStart"/>
+            <w:r>
+              <w:rPr>
+                <w:rFonts w:asciiTheme="minorHAnsi" w:hAnsiTheme="minorHAnsi" w:cstheme="minorHAnsi"/>
+                <w:sz w:val="22"/>
+                <w:szCs w:val="22"/>
+              </w:rPr>
+              <w:t>counter</w:t>
             </w:r>
             <w:proofErr w:type="spellEnd"/>
             <w:r>
@@ -5467,7 +5880,16 @@
                 <w:sz w:val="22"/>
                 <w:szCs w:val="22"/>
               </w:rPr>
-              <w:t xml:space="preserve">(clk, reset, </w:t>
+              <w:t>(</w:t>
+            </w:r>
+            <w:proofErr w:type="gramEnd"/>
+            <w:r>
+              <w:rPr>
+                <w:rFonts w:asciiTheme="minorHAnsi" w:hAnsiTheme="minorHAnsi" w:cstheme="minorHAnsi"/>
+                <w:sz w:val="22"/>
+                <w:szCs w:val="22"/>
+              </w:rPr>
+              <w:t xml:space="preserve">clk, reset, </w:t>
             </w:r>
             <w:proofErr w:type="spellStart"/>
             <w:r>
@@ -5601,7 +6023,25 @@
                 <w:sz w:val="22"/>
                 <w:szCs w:val="22"/>
               </w:rPr>
-              <w:t xml:space="preserve">always @(posedge clk or </w:t>
+              <w:t xml:space="preserve">always </w:t>
+            </w:r>
+            <w:proofErr w:type="gramStart"/>
+            <w:r>
+              <w:rPr>
+                <w:rFonts w:asciiTheme="minorHAnsi" w:hAnsiTheme="minorHAnsi" w:cstheme="minorHAnsi"/>
+                <w:sz w:val="22"/>
+                <w:szCs w:val="22"/>
+              </w:rPr>
+              <w:t>@(</w:t>
+            </w:r>
+            <w:proofErr w:type="gramEnd"/>
+            <w:r>
+              <w:rPr>
+                <w:rFonts w:asciiTheme="minorHAnsi" w:hAnsiTheme="minorHAnsi" w:cstheme="minorHAnsi"/>
+                <w:sz w:val="22"/>
+                <w:szCs w:val="22"/>
+              </w:rPr>
+              <w:t xml:space="preserve">posedge clk or </w:t>
             </w:r>
             <w:proofErr w:type="spellStart"/>
             <w:r>
@@ -5881,7 +6321,16 @@
                 <w:sz w:val="22"/>
                 <w:szCs w:val="22"/>
               </w:rPr>
-              <w:t>instruction_memory</w:t>
+              <w:t>instruction_</w:t>
+            </w:r>
+            <w:proofErr w:type="gramStart"/>
+            <w:r>
+              <w:rPr>
+                <w:rFonts w:asciiTheme="minorHAnsi" w:hAnsiTheme="minorHAnsi" w:cstheme="minorHAnsi"/>
+                <w:sz w:val="22"/>
+                <w:szCs w:val="22"/>
+              </w:rPr>
+              <w:t>memory</w:t>
             </w:r>
             <w:proofErr w:type="spellEnd"/>
             <w:r>
@@ -5893,6 +6342,7 @@
               <w:t>(</w:t>
             </w:r>
             <w:proofErr w:type="spellStart"/>
+            <w:proofErr w:type="gramEnd"/>
             <w:r>
               <w:rPr>
                 <w:rFonts w:asciiTheme="minorHAnsi" w:hAnsiTheme="minorHAnsi" w:cstheme="minorHAnsi"/>
@@ -6055,7 +6505,24 @@
                 <w:szCs w:val="22"/>
               </w:rPr>
               <w:tab/>
-              <w:t>memory[0] = 8'b00000001;</w:t>
+            </w:r>
+            <w:proofErr w:type="gramStart"/>
+            <w:r>
+              <w:rPr>
+                <w:rFonts w:asciiTheme="minorHAnsi" w:hAnsiTheme="minorHAnsi" w:cstheme="minorHAnsi"/>
+                <w:sz w:val="22"/>
+                <w:szCs w:val="22"/>
+              </w:rPr>
+              <w:t>memory[</w:t>
+            </w:r>
+            <w:proofErr w:type="gramEnd"/>
+            <w:r>
+              <w:rPr>
+                <w:rFonts w:asciiTheme="minorHAnsi" w:hAnsiTheme="minorHAnsi" w:cstheme="minorHAnsi"/>
+                <w:sz w:val="22"/>
+                <w:szCs w:val="22"/>
+              </w:rPr>
+              <w:t>0] = 8'b00000001;</w:t>
             </w:r>
           </w:p>
           <w:p>
@@ -6075,7 +6542,24 @@
                 <w:szCs w:val="22"/>
               </w:rPr>
               <w:tab/>
-              <w:t>memory[1] = 8'b00000010;</w:t>
+            </w:r>
+            <w:proofErr w:type="gramStart"/>
+            <w:r>
+              <w:rPr>
+                <w:rFonts w:asciiTheme="minorHAnsi" w:hAnsiTheme="minorHAnsi" w:cstheme="minorHAnsi"/>
+                <w:sz w:val="22"/>
+                <w:szCs w:val="22"/>
+              </w:rPr>
+              <w:t>memory[</w:t>
+            </w:r>
+            <w:proofErr w:type="gramEnd"/>
+            <w:r>
+              <w:rPr>
+                <w:rFonts w:asciiTheme="minorHAnsi" w:hAnsiTheme="minorHAnsi" w:cstheme="minorHAnsi"/>
+                <w:sz w:val="22"/>
+                <w:szCs w:val="22"/>
+              </w:rPr>
+              <w:t>1] = 8'b00000010;</w:t>
             </w:r>
           </w:p>
           <w:p>
@@ -6103,7 +6587,24 @@
                 <w:szCs w:val="22"/>
               </w:rPr>
               <w:tab/>
-              <w:t>memory[2] = 8'b00000011;</w:t>
+            </w:r>
+            <w:proofErr w:type="gramStart"/>
+            <w:r>
+              <w:rPr>
+                <w:rFonts w:asciiTheme="minorHAnsi" w:hAnsiTheme="minorHAnsi" w:cstheme="minorHAnsi"/>
+                <w:sz w:val="22"/>
+                <w:szCs w:val="22"/>
+              </w:rPr>
+              <w:t>memory[</w:t>
+            </w:r>
+            <w:proofErr w:type="gramEnd"/>
+            <w:r>
+              <w:rPr>
+                <w:rFonts w:asciiTheme="minorHAnsi" w:hAnsiTheme="minorHAnsi" w:cstheme="minorHAnsi"/>
+                <w:sz w:val="22"/>
+                <w:szCs w:val="22"/>
+              </w:rPr>
+              <w:t>2] = 8'b00000011;</w:t>
             </w:r>
           </w:p>
           <w:p>
@@ -6131,7 +6632,24 @@
                 <w:szCs w:val="22"/>
               </w:rPr>
               <w:tab/>
-              <w:t>memory[3] = 8'b00000100;</w:t>
+            </w:r>
+            <w:proofErr w:type="gramStart"/>
+            <w:r>
+              <w:rPr>
+                <w:rFonts w:asciiTheme="minorHAnsi" w:hAnsiTheme="minorHAnsi" w:cstheme="minorHAnsi"/>
+                <w:sz w:val="22"/>
+                <w:szCs w:val="22"/>
+              </w:rPr>
+              <w:t>memory[</w:t>
+            </w:r>
+            <w:proofErr w:type="gramEnd"/>
+            <w:r>
+              <w:rPr>
+                <w:rFonts w:asciiTheme="minorHAnsi" w:hAnsiTheme="minorHAnsi" w:cstheme="minorHAnsi"/>
+                <w:sz w:val="22"/>
+                <w:szCs w:val="22"/>
+              </w:rPr>
+              <w:t>3] = 8'b00000100;</w:t>
             </w:r>
           </w:p>
           <w:p>
@@ -6412,7 +6930,25 @@
                 <w:sz w:val="22"/>
                 <w:szCs w:val="22"/>
               </w:rPr>
-              <w:t>module testbench();</w:t>
+              <w:t xml:space="preserve">module </w:t>
+            </w:r>
+            <w:proofErr w:type="gramStart"/>
+            <w:r>
+              <w:rPr>
+                <w:rFonts w:asciiTheme="minorHAnsi" w:hAnsiTheme="minorHAnsi" w:cstheme="minorHAnsi"/>
+                <w:sz w:val="22"/>
+                <w:szCs w:val="22"/>
+              </w:rPr>
+              <w:t>testbench(</w:t>
+            </w:r>
+            <w:proofErr w:type="gramEnd"/>
+            <w:r>
+              <w:rPr>
+                <w:rFonts w:asciiTheme="minorHAnsi" w:hAnsiTheme="minorHAnsi" w:cstheme="minorHAnsi"/>
+                <w:sz w:val="22"/>
+                <w:szCs w:val="22"/>
+              </w:rPr>
+              <w:t>);</w:t>
             </w:r>
           </w:p>
           <w:p>
@@ -6622,6 +7158,154 @@
                 <w:sz w:val="22"/>
                 <w:szCs w:val="22"/>
               </w:rPr>
+              <w:t>pc_</w:t>
+            </w:r>
+            <w:proofErr w:type="gramStart"/>
+            <w:r>
+              <w:rPr>
+                <w:rFonts w:asciiTheme="minorHAnsi" w:hAnsiTheme="minorHAnsi" w:cstheme="minorHAnsi"/>
+                <w:sz w:val="22"/>
+                <w:szCs w:val="22"/>
+              </w:rPr>
+              <w:t>out</w:t>
+            </w:r>
+            <w:proofErr w:type="spellEnd"/>
+            <w:r>
+              <w:rPr>
+                <w:rFonts w:asciiTheme="minorHAnsi" w:hAnsiTheme="minorHAnsi" w:cstheme="minorHAnsi"/>
+                <w:sz w:val="22"/>
+                <w:szCs w:val="22"/>
+              </w:rPr>
+              <w:t>[</w:t>
+            </w:r>
+            <w:proofErr w:type="gramEnd"/>
+            <w:r>
+              <w:rPr>
+                <w:rFonts w:asciiTheme="minorHAnsi" w:hAnsiTheme="minorHAnsi" w:cstheme="minorHAnsi"/>
+                <w:sz w:val="22"/>
+                <w:szCs w:val="22"/>
+              </w:rPr>
+              <w:t>3:0];</w:t>
+            </w:r>
+          </w:p>
+          <w:p>
+            <w:pPr>
+              <w:pStyle w:val="ListParagraph"/>
+              <w:spacing w:before="0" w:beforeAutospacing="0" w:after="0" w:afterAutospacing="0"/>
+              <w:rPr>
+                <w:rFonts w:asciiTheme="minorHAnsi" w:hAnsiTheme="minorHAnsi" w:cstheme="minorHAnsi"/>
+                <w:sz w:val="22"/>
+                <w:szCs w:val="22"/>
+              </w:rPr>
+            </w:pPr>
+          </w:p>
+          <w:p>
+            <w:pPr>
+              <w:pStyle w:val="ListParagraph"/>
+              <w:spacing w:before="0" w:beforeAutospacing="0" w:after="0" w:afterAutospacing="0"/>
+              <w:rPr>
+                <w:rFonts w:asciiTheme="minorHAnsi" w:hAnsiTheme="minorHAnsi" w:cstheme="minorHAnsi"/>
+                <w:sz w:val="22"/>
+                <w:szCs w:val="22"/>
+              </w:rPr>
+            </w:pPr>
+            <w:proofErr w:type="spellStart"/>
+            <w:r>
+              <w:rPr>
+                <w:rFonts w:asciiTheme="minorHAnsi" w:hAnsiTheme="minorHAnsi" w:cstheme="minorHAnsi"/>
+                <w:sz w:val="22"/>
+                <w:szCs w:val="22"/>
+              </w:rPr>
+              <w:t>program_counter</w:t>
+            </w:r>
+            <w:proofErr w:type="spellEnd"/>
+            <w:r>
+              <w:rPr>
+                <w:rFonts w:asciiTheme="minorHAnsi" w:hAnsiTheme="minorHAnsi" w:cstheme="minorHAnsi"/>
+                <w:sz w:val="22"/>
+                <w:szCs w:val="22"/>
+              </w:rPr>
+              <w:t xml:space="preserve"> pc</w:t>
+            </w:r>
+            <w:proofErr w:type="gramStart"/>
+            <w:r>
+              <w:rPr>
+                <w:rFonts w:asciiTheme="minorHAnsi" w:hAnsiTheme="minorHAnsi" w:cstheme="minorHAnsi"/>
+                <w:sz w:val="22"/>
+                <w:szCs w:val="22"/>
+              </w:rPr>
+              <w:t>(.clk</w:t>
+            </w:r>
+            <w:proofErr w:type="gramEnd"/>
+            <w:r>
+              <w:rPr>
+                <w:rFonts w:asciiTheme="minorHAnsi" w:hAnsiTheme="minorHAnsi" w:cstheme="minorHAnsi"/>
+                <w:sz w:val="22"/>
+                <w:szCs w:val="22"/>
+              </w:rPr>
+              <w:t>(clk)</w:t>
+            </w:r>
+            <w:proofErr w:type="gramStart"/>
+            <w:r>
+              <w:rPr>
+                <w:rFonts w:asciiTheme="minorHAnsi" w:hAnsiTheme="minorHAnsi" w:cstheme="minorHAnsi"/>
+                <w:sz w:val="22"/>
+                <w:szCs w:val="22"/>
+              </w:rPr>
+              <w:t>, .reset</w:t>
+            </w:r>
+            <w:proofErr w:type="gramEnd"/>
+            <w:r>
+              <w:rPr>
+                <w:rFonts w:asciiTheme="minorHAnsi" w:hAnsiTheme="minorHAnsi" w:cstheme="minorHAnsi"/>
+                <w:sz w:val="22"/>
+                <w:szCs w:val="22"/>
+              </w:rPr>
+              <w:t>(reset)</w:t>
+            </w:r>
+            <w:proofErr w:type="gramStart"/>
+            <w:r>
+              <w:rPr>
+                <w:rFonts w:asciiTheme="minorHAnsi" w:hAnsiTheme="minorHAnsi" w:cstheme="minorHAnsi"/>
+                <w:sz w:val="22"/>
+                <w:szCs w:val="22"/>
+              </w:rPr>
+              <w:t>, .</w:t>
+            </w:r>
+            <w:proofErr w:type="spellStart"/>
+            <w:r>
+              <w:rPr>
+                <w:rFonts w:asciiTheme="minorHAnsi" w:hAnsiTheme="minorHAnsi" w:cstheme="minorHAnsi"/>
+                <w:sz w:val="22"/>
+                <w:szCs w:val="22"/>
+              </w:rPr>
+              <w:t>pc</w:t>
+            </w:r>
+            <w:proofErr w:type="gramEnd"/>
+            <w:r>
+              <w:rPr>
+                <w:rFonts w:asciiTheme="minorHAnsi" w:hAnsiTheme="minorHAnsi" w:cstheme="minorHAnsi"/>
+                <w:sz w:val="22"/>
+                <w:szCs w:val="22"/>
+              </w:rPr>
+              <w:t>_out</w:t>
+            </w:r>
+            <w:proofErr w:type="spellEnd"/>
+            <w:r>
+              <w:rPr>
+                <w:rFonts w:asciiTheme="minorHAnsi" w:hAnsiTheme="minorHAnsi" w:cstheme="minorHAnsi"/>
+                <w:sz w:val="22"/>
+                <w:szCs w:val="22"/>
+              </w:rPr>
+              <w:t>(</w:t>
+            </w:r>
+            <w:proofErr w:type="spellStart"/>
+            <w:r>
+              <w:rPr>
+                <w:rFonts w:asciiTheme="minorHAnsi" w:hAnsiTheme="minorHAnsi" w:cstheme="minorHAnsi"/>
+                <w:sz w:val="22"/>
+                <w:szCs w:val="22"/>
+              </w:rPr>
               <w:t>pc_out</w:t>
             </w:r>
             <w:proofErr w:type="spellEnd"/>
@@ -6631,7 +7315,7 @@
                 <w:sz w:val="22"/>
                 <w:szCs w:val="22"/>
               </w:rPr>
-              <w:t>[3:0];</w:t>
+              <w:t>));</w:t>
             </w:r>
           </w:p>
           <w:p>
@@ -6662,7 +7346,7 @@
                 <w:sz w:val="22"/>
                 <w:szCs w:val="22"/>
               </w:rPr>
-              <w:t>program_counter</w:t>
+              <w:t>instruction_memory</w:t>
             </w:r>
             <w:proofErr w:type="spellEnd"/>
             <w:r>
@@ -6671,7 +7355,7 @@
                 <w:sz w:val="22"/>
                 <w:szCs w:val="22"/>
               </w:rPr>
-              <w:t xml:space="preserve"> pc(.clk(clk), .reset(reset), .</w:t>
+              <w:t xml:space="preserve"> </w:t>
             </w:r>
             <w:proofErr w:type="spellStart"/>
             <w:r>
@@ -6680,9 +7364,29 @@
                 <w:sz w:val="22"/>
                 <w:szCs w:val="22"/>
               </w:rPr>
-              <w:t>pc_out</w:t>
+              <w:t>im</w:t>
             </w:r>
             <w:proofErr w:type="spellEnd"/>
+            <w:proofErr w:type="gramStart"/>
+            <w:r>
+              <w:rPr>
+                <w:rFonts w:asciiTheme="minorHAnsi" w:hAnsiTheme="minorHAnsi" w:cstheme="minorHAnsi"/>
+                <w:sz w:val="22"/>
+                <w:szCs w:val="22"/>
+              </w:rPr>
+              <w:t>(.</w:t>
+            </w:r>
+            <w:proofErr w:type="spellStart"/>
+            <w:r>
+              <w:rPr>
+                <w:rFonts w:asciiTheme="minorHAnsi" w:hAnsiTheme="minorHAnsi" w:cstheme="minorHAnsi"/>
+                <w:sz w:val="22"/>
+                <w:szCs w:val="22"/>
+              </w:rPr>
+              <w:t>addr</w:t>
+            </w:r>
+            <w:proofErr w:type="spellEnd"/>
+            <w:proofErr w:type="gramEnd"/>
             <w:r>
               <w:rPr>
                 <w:rFonts w:asciiTheme="minorHAnsi" w:hAnsiTheme="minorHAnsi" w:cstheme="minorHAnsi"/>
@@ -6698,7 +7402,7 @@
                 <w:sz w:val="22"/>
                 <w:szCs w:val="22"/>
               </w:rPr>
-              <w:t>pc_out</w:t>
+              <w:t>tempaddr</w:t>
             </w:r>
             <w:proofErr w:type="spellEnd"/>
             <w:r>
@@ -6707,101 +7411,25 @@
                 <w:sz w:val="22"/>
                 <w:szCs w:val="22"/>
               </w:rPr>
-              <w:t>));</w:t>
-            </w:r>
-          </w:p>
-          <w:p>
-            <w:pPr>
-              <w:pStyle w:val="ListParagraph"/>
-              <w:spacing w:before="0" w:beforeAutospacing="0" w:after="0" w:afterAutospacing="0"/>
-              <w:rPr>
-                <w:rFonts w:asciiTheme="minorHAnsi" w:hAnsiTheme="minorHAnsi" w:cstheme="minorHAnsi"/>
-                <w:sz w:val="22"/>
-                <w:szCs w:val="22"/>
-              </w:rPr>
-            </w:pPr>
-          </w:p>
-          <w:p>
-            <w:pPr>
-              <w:pStyle w:val="ListParagraph"/>
-              <w:spacing w:before="0" w:beforeAutospacing="0" w:after="0" w:afterAutospacing="0"/>
-              <w:rPr>
-                <w:rFonts w:asciiTheme="minorHAnsi" w:hAnsiTheme="minorHAnsi" w:cstheme="minorHAnsi"/>
-                <w:sz w:val="22"/>
-                <w:szCs w:val="22"/>
-              </w:rPr>
-            </w:pPr>
-            <w:proofErr w:type="spellStart"/>
-            <w:r>
-              <w:rPr>
-                <w:rFonts w:asciiTheme="minorHAnsi" w:hAnsiTheme="minorHAnsi" w:cstheme="minorHAnsi"/>
-                <w:sz w:val="22"/>
-                <w:szCs w:val="22"/>
-              </w:rPr>
-              <w:t>instruction_memory</w:t>
-            </w:r>
-            <w:proofErr w:type="spellEnd"/>
-            <w:r>
-              <w:rPr>
-                <w:rFonts w:asciiTheme="minorHAnsi" w:hAnsiTheme="minorHAnsi" w:cstheme="minorHAnsi"/>
-                <w:sz w:val="22"/>
-                <w:szCs w:val="22"/>
-              </w:rPr>
-              <w:t xml:space="preserve"> </w:t>
-            </w:r>
-            <w:proofErr w:type="spellStart"/>
-            <w:r>
-              <w:rPr>
-                <w:rFonts w:asciiTheme="minorHAnsi" w:hAnsiTheme="minorHAnsi" w:cstheme="minorHAnsi"/>
-                <w:sz w:val="22"/>
-                <w:szCs w:val="22"/>
-              </w:rPr>
-              <w:t>im</w:t>
-            </w:r>
-            <w:proofErr w:type="spellEnd"/>
-            <w:r>
-              <w:rPr>
-                <w:rFonts w:asciiTheme="minorHAnsi" w:hAnsiTheme="minorHAnsi" w:cstheme="minorHAnsi"/>
-                <w:sz w:val="22"/>
-                <w:szCs w:val="22"/>
-              </w:rPr>
-              <w:t>(.</w:t>
-            </w:r>
-            <w:proofErr w:type="spellStart"/>
-            <w:r>
-              <w:rPr>
-                <w:rFonts w:asciiTheme="minorHAnsi" w:hAnsiTheme="minorHAnsi" w:cstheme="minorHAnsi"/>
-                <w:sz w:val="22"/>
-                <w:szCs w:val="22"/>
-              </w:rPr>
-              <w:t>addr</w:t>
-            </w:r>
-            <w:proofErr w:type="spellEnd"/>
-            <w:r>
-              <w:rPr>
-                <w:rFonts w:asciiTheme="minorHAnsi" w:hAnsiTheme="minorHAnsi" w:cstheme="minorHAnsi"/>
-                <w:sz w:val="22"/>
-                <w:szCs w:val="22"/>
-              </w:rPr>
-              <w:t>(</w:t>
-            </w:r>
-            <w:proofErr w:type="spellStart"/>
-            <w:r>
-              <w:rPr>
-                <w:rFonts w:asciiTheme="minorHAnsi" w:hAnsiTheme="minorHAnsi" w:cstheme="minorHAnsi"/>
-                <w:sz w:val="22"/>
-                <w:szCs w:val="22"/>
-              </w:rPr>
-              <w:t>tempaddr</w:t>
-            </w:r>
-            <w:proofErr w:type="spellEnd"/>
-            <w:r>
-              <w:rPr>
-                <w:rFonts w:asciiTheme="minorHAnsi" w:hAnsiTheme="minorHAnsi" w:cstheme="minorHAnsi"/>
-                <w:sz w:val="22"/>
-                <w:szCs w:val="22"/>
-              </w:rPr>
-              <w:t>), .instruction(instruction));</w:t>
+              <w:t>)</w:t>
+            </w:r>
+            <w:proofErr w:type="gramStart"/>
+            <w:r>
+              <w:rPr>
+                <w:rFonts w:asciiTheme="minorHAnsi" w:hAnsiTheme="minorHAnsi" w:cstheme="minorHAnsi"/>
+                <w:sz w:val="22"/>
+                <w:szCs w:val="22"/>
+              </w:rPr>
+              <w:t>, .instruction</w:t>
+            </w:r>
+            <w:proofErr w:type="gramEnd"/>
+            <w:r>
+              <w:rPr>
+                <w:rFonts w:asciiTheme="minorHAnsi" w:hAnsiTheme="minorHAnsi" w:cstheme="minorHAnsi"/>
+                <w:sz w:val="22"/>
+                <w:szCs w:val="22"/>
+              </w:rPr>
+              <w:t>(instruction));</w:t>
             </w:r>
           </w:p>
           <w:p>
@@ -6960,7 +7588,25 @@
                 <w:szCs w:val="22"/>
               </w:rPr>
               <w:tab/>
-              <w:t>#10 reset  = 0;</w:t>
+              <w:t xml:space="preserve">#10 </w:t>
+            </w:r>
+            <w:proofErr w:type="gramStart"/>
+            <w:r>
+              <w:rPr>
+                <w:rFonts w:asciiTheme="minorHAnsi" w:hAnsiTheme="minorHAnsi" w:cstheme="minorHAnsi"/>
+                <w:sz w:val="22"/>
+                <w:szCs w:val="22"/>
+              </w:rPr>
+              <w:t>reset  =</w:t>
+            </w:r>
+            <w:proofErr w:type="gramEnd"/>
+            <w:r>
+              <w:rPr>
+                <w:rFonts w:asciiTheme="minorHAnsi" w:hAnsiTheme="minorHAnsi" w:cstheme="minorHAnsi"/>
+                <w:sz w:val="22"/>
+                <w:szCs w:val="22"/>
+              </w:rPr>
+              <w:t xml:space="preserve"> 0;</w:t>
             </w:r>
           </w:p>
           <w:p>
@@ -7429,7 +8075,16 @@
                 <w:sz w:val="22"/>
                 <w:szCs w:val="22"/>
               </w:rPr>
-              <w:t>program_counter</w:t>
+              <w:t>program_</w:t>
+            </w:r>
+            <w:proofErr w:type="gramStart"/>
+            <w:r>
+              <w:rPr>
+                <w:rFonts w:asciiTheme="minorHAnsi" w:hAnsiTheme="minorHAnsi" w:cstheme="minorHAnsi"/>
+                <w:sz w:val="22"/>
+                <w:szCs w:val="22"/>
+              </w:rPr>
+              <w:t>counter</w:t>
             </w:r>
             <w:proofErr w:type="spellEnd"/>
             <w:r>
@@ -7438,7 +8093,16 @@
                 <w:sz w:val="22"/>
                 <w:szCs w:val="22"/>
               </w:rPr>
-              <w:t xml:space="preserve">(clk, reset, </w:t>
+              <w:t>(</w:t>
+            </w:r>
+            <w:proofErr w:type="gramEnd"/>
+            <w:r>
+              <w:rPr>
+                <w:rFonts w:asciiTheme="minorHAnsi" w:hAnsiTheme="minorHAnsi" w:cstheme="minorHAnsi"/>
+                <w:sz w:val="22"/>
+                <w:szCs w:val="22"/>
+              </w:rPr>
+              <w:t xml:space="preserve">clk, reset, </w:t>
             </w:r>
             <w:proofErr w:type="spellStart"/>
             <w:r>
@@ -7572,7 +8236,25 @@
                 <w:sz w:val="22"/>
                 <w:szCs w:val="22"/>
               </w:rPr>
-              <w:t xml:space="preserve">always @(posedge clk or </w:t>
+              <w:t xml:space="preserve">always </w:t>
+            </w:r>
+            <w:proofErr w:type="gramStart"/>
+            <w:r>
+              <w:rPr>
+                <w:rFonts w:asciiTheme="minorHAnsi" w:hAnsiTheme="minorHAnsi" w:cstheme="minorHAnsi"/>
+                <w:sz w:val="22"/>
+                <w:szCs w:val="22"/>
+              </w:rPr>
+              <w:t>@(</w:t>
+            </w:r>
+            <w:proofErr w:type="gramEnd"/>
+            <w:r>
+              <w:rPr>
+                <w:rFonts w:asciiTheme="minorHAnsi" w:hAnsiTheme="minorHAnsi" w:cstheme="minorHAnsi"/>
+                <w:sz w:val="22"/>
+                <w:szCs w:val="22"/>
+              </w:rPr>
+              <w:t xml:space="preserve">posedge clk or </w:t>
             </w:r>
             <w:proofErr w:type="spellStart"/>
             <w:r>
@@ -7847,7 +8529,16 @@
                 <w:sz w:val="22"/>
                 <w:szCs w:val="22"/>
               </w:rPr>
-              <w:t>instruction_memory</w:t>
+              <w:t>instruction_</w:t>
+            </w:r>
+            <w:proofErr w:type="gramStart"/>
+            <w:r>
+              <w:rPr>
+                <w:rFonts w:asciiTheme="minorHAnsi" w:hAnsiTheme="minorHAnsi" w:cstheme="minorHAnsi"/>
+                <w:sz w:val="22"/>
+                <w:szCs w:val="22"/>
+              </w:rPr>
+              <w:t>memory</w:t>
             </w:r>
             <w:proofErr w:type="spellEnd"/>
             <w:r>
@@ -7859,6 +8550,7 @@
               <w:t>(</w:t>
             </w:r>
             <w:proofErr w:type="spellStart"/>
+            <w:proofErr w:type="gramEnd"/>
             <w:r>
               <w:rPr>
                 <w:rFonts w:asciiTheme="minorHAnsi" w:hAnsiTheme="minorHAnsi" w:cstheme="minorHAnsi"/>
@@ -8020,15 +8712,51 @@
                 <w:sz w:val="22"/>
                 <w:szCs w:val="22"/>
               </w:rPr>
-              <w:t xml:space="preserve">    memory[0] = 32'h00100093;</w:t>
-            </w:r>
-            <w:r>
-              <w:rPr>
-                <w:rFonts w:asciiTheme="minorHAnsi" w:hAnsiTheme="minorHAnsi" w:cstheme="minorHAnsi"/>
-                <w:sz w:val="22"/>
-                <w:szCs w:val="22"/>
-              </w:rPr>
-              <w:t xml:space="preserve">         // random val</w:t>
+              <w:t xml:space="preserve">    </w:t>
+            </w:r>
+            <w:proofErr w:type="gramStart"/>
+            <w:r>
+              <w:rPr>
+                <w:rFonts w:asciiTheme="minorHAnsi" w:hAnsiTheme="minorHAnsi" w:cstheme="minorHAnsi"/>
+                <w:sz w:val="22"/>
+                <w:szCs w:val="22"/>
+              </w:rPr>
+              <w:t>memory[</w:t>
+            </w:r>
+            <w:proofErr w:type="gramEnd"/>
+            <w:r>
+              <w:rPr>
+                <w:rFonts w:asciiTheme="minorHAnsi" w:hAnsiTheme="minorHAnsi" w:cstheme="minorHAnsi"/>
+                <w:sz w:val="22"/>
+                <w:szCs w:val="22"/>
+              </w:rPr>
+              <w:t>0] = 32'h</w:t>
+            </w:r>
+            <w:proofErr w:type="gramStart"/>
+            <w:r>
+              <w:rPr>
+                <w:rFonts w:asciiTheme="minorHAnsi" w:hAnsiTheme="minorHAnsi" w:cstheme="minorHAnsi"/>
+                <w:sz w:val="22"/>
+                <w:szCs w:val="22"/>
+              </w:rPr>
+              <w:t>00100093;</w:t>
+            </w:r>
+            <w:r>
+              <w:rPr>
+                <w:rFonts w:asciiTheme="minorHAnsi" w:hAnsiTheme="minorHAnsi" w:cstheme="minorHAnsi"/>
+                <w:sz w:val="22"/>
+                <w:szCs w:val="22"/>
+              </w:rPr>
+              <w:t xml:space="preserve">   </w:t>
+            </w:r>
+            <w:proofErr w:type="gramEnd"/>
+            <w:r>
+              <w:rPr>
+                <w:rFonts w:asciiTheme="minorHAnsi" w:hAnsiTheme="minorHAnsi" w:cstheme="minorHAnsi"/>
+                <w:sz w:val="22"/>
+                <w:szCs w:val="22"/>
+              </w:rPr>
+              <w:t xml:space="preserve">      // random val</w:t>
             </w:r>
             <w:r>
               <w:rPr>
@@ -8055,197 +8783,395 @@
                 <w:sz w:val="22"/>
                 <w:szCs w:val="22"/>
               </w:rPr>
-              <w:t xml:space="preserve">    memory[1] = 32'h00200113;</w:t>
-            </w:r>
-          </w:p>
-          <w:p>
-            <w:pPr>
-              <w:pStyle w:val="ListParagraph"/>
-              <w:spacing w:before="0" w:beforeAutospacing="0" w:after="0" w:afterAutospacing="0"/>
-              <w:rPr>
-                <w:rFonts w:asciiTheme="minorHAnsi" w:hAnsiTheme="minorHAnsi" w:cstheme="minorHAnsi"/>
-                <w:sz w:val="22"/>
-                <w:szCs w:val="22"/>
-              </w:rPr>
-            </w:pPr>
-            <w:r>
-              <w:rPr>
-                <w:rFonts w:asciiTheme="minorHAnsi" w:hAnsiTheme="minorHAnsi" w:cstheme="minorHAnsi"/>
-                <w:sz w:val="22"/>
-                <w:szCs w:val="22"/>
-              </w:rPr>
-              <w:t xml:space="preserve">    memory[2] = 32'h003081B3;</w:t>
-            </w:r>
-          </w:p>
-          <w:p>
-            <w:pPr>
-              <w:pStyle w:val="ListParagraph"/>
-              <w:spacing w:before="0" w:beforeAutospacing="0" w:after="0" w:afterAutospacing="0"/>
-              <w:rPr>
-                <w:rFonts w:asciiTheme="minorHAnsi" w:hAnsiTheme="minorHAnsi" w:cstheme="minorHAnsi"/>
-                <w:sz w:val="22"/>
-                <w:szCs w:val="22"/>
-              </w:rPr>
-            </w:pPr>
-            <w:r>
-              <w:rPr>
-                <w:rFonts w:asciiTheme="minorHAnsi" w:hAnsiTheme="minorHAnsi" w:cstheme="minorHAnsi"/>
-                <w:sz w:val="22"/>
-                <w:szCs w:val="22"/>
-              </w:rPr>
-              <w:t xml:space="preserve">    memory[3] = 32'h00400013;</w:t>
-            </w:r>
-          </w:p>
-          <w:p>
-            <w:pPr>
-              <w:pStyle w:val="ListParagraph"/>
-              <w:spacing w:before="0" w:beforeAutospacing="0" w:after="0" w:afterAutospacing="0"/>
-              <w:rPr>
-                <w:rFonts w:asciiTheme="minorHAnsi" w:hAnsiTheme="minorHAnsi" w:cstheme="minorHAnsi"/>
-                <w:sz w:val="22"/>
-                <w:szCs w:val="22"/>
-              </w:rPr>
-            </w:pPr>
-            <w:r>
-              <w:rPr>
-                <w:rFonts w:asciiTheme="minorHAnsi" w:hAnsiTheme="minorHAnsi" w:cstheme="minorHAnsi"/>
-                <w:sz w:val="22"/>
-                <w:szCs w:val="22"/>
-              </w:rPr>
-              <w:t xml:space="preserve">    memory[4] = 32'h00500213;</w:t>
-            </w:r>
-          </w:p>
-          <w:p>
-            <w:pPr>
-              <w:pStyle w:val="ListParagraph"/>
-              <w:spacing w:before="0" w:beforeAutospacing="0" w:after="0" w:afterAutospacing="0"/>
-              <w:rPr>
-                <w:rFonts w:asciiTheme="minorHAnsi" w:hAnsiTheme="minorHAnsi" w:cstheme="minorHAnsi"/>
-                <w:sz w:val="22"/>
-                <w:szCs w:val="22"/>
-              </w:rPr>
-            </w:pPr>
-            <w:r>
-              <w:rPr>
-                <w:rFonts w:asciiTheme="minorHAnsi" w:hAnsiTheme="minorHAnsi" w:cstheme="minorHAnsi"/>
-                <w:sz w:val="22"/>
-                <w:szCs w:val="22"/>
-              </w:rPr>
-              <w:t xml:space="preserve">    memory[5] = 32'h00600293;</w:t>
-            </w:r>
-          </w:p>
-          <w:p>
-            <w:pPr>
-              <w:pStyle w:val="ListParagraph"/>
-              <w:spacing w:before="0" w:beforeAutospacing="0" w:after="0" w:afterAutospacing="0"/>
-              <w:rPr>
-                <w:rFonts w:asciiTheme="minorHAnsi" w:hAnsiTheme="minorHAnsi" w:cstheme="minorHAnsi"/>
-                <w:sz w:val="22"/>
-                <w:szCs w:val="22"/>
-              </w:rPr>
-            </w:pPr>
-            <w:r>
-              <w:rPr>
-                <w:rFonts w:asciiTheme="minorHAnsi" w:hAnsiTheme="minorHAnsi" w:cstheme="minorHAnsi"/>
-                <w:sz w:val="22"/>
-                <w:szCs w:val="22"/>
-              </w:rPr>
-              <w:t xml:space="preserve">    memory[6] = 32'h00700313;</w:t>
-            </w:r>
-          </w:p>
-          <w:p>
-            <w:pPr>
-              <w:pStyle w:val="ListParagraph"/>
-              <w:spacing w:before="0" w:beforeAutospacing="0" w:after="0" w:afterAutospacing="0"/>
-              <w:rPr>
-                <w:rFonts w:asciiTheme="minorHAnsi" w:hAnsiTheme="minorHAnsi" w:cstheme="minorHAnsi"/>
-                <w:sz w:val="22"/>
-                <w:szCs w:val="22"/>
-              </w:rPr>
-            </w:pPr>
-            <w:r>
-              <w:rPr>
-                <w:rFonts w:asciiTheme="minorHAnsi" w:hAnsiTheme="minorHAnsi" w:cstheme="minorHAnsi"/>
-                <w:sz w:val="22"/>
-                <w:szCs w:val="22"/>
-              </w:rPr>
-              <w:t xml:space="preserve">    memory[7] = 32'h00800393;</w:t>
-            </w:r>
-          </w:p>
-          <w:p>
-            <w:pPr>
-              <w:pStyle w:val="ListParagraph"/>
-              <w:spacing w:before="0" w:beforeAutospacing="0" w:after="0" w:afterAutospacing="0"/>
-              <w:rPr>
-                <w:rFonts w:asciiTheme="minorHAnsi" w:hAnsiTheme="minorHAnsi" w:cstheme="minorHAnsi"/>
-                <w:sz w:val="22"/>
-                <w:szCs w:val="22"/>
-              </w:rPr>
-            </w:pPr>
-            <w:r>
-              <w:rPr>
-                <w:rFonts w:asciiTheme="minorHAnsi" w:hAnsiTheme="minorHAnsi" w:cstheme="minorHAnsi"/>
-                <w:sz w:val="22"/>
-                <w:szCs w:val="22"/>
-              </w:rPr>
-              <w:t xml:space="preserve">    memory[8] = 32'h00900413;</w:t>
-            </w:r>
-          </w:p>
-          <w:p>
-            <w:pPr>
-              <w:pStyle w:val="ListParagraph"/>
-              <w:spacing w:before="0" w:beforeAutospacing="0" w:after="0" w:afterAutospacing="0"/>
-              <w:rPr>
-                <w:rFonts w:asciiTheme="minorHAnsi" w:hAnsiTheme="minorHAnsi" w:cstheme="minorHAnsi"/>
-                <w:sz w:val="22"/>
-                <w:szCs w:val="22"/>
-              </w:rPr>
-            </w:pPr>
-            <w:r>
-              <w:rPr>
-                <w:rFonts w:asciiTheme="minorHAnsi" w:hAnsiTheme="minorHAnsi" w:cstheme="minorHAnsi"/>
-                <w:sz w:val="22"/>
-                <w:szCs w:val="22"/>
-              </w:rPr>
-              <w:t xml:space="preserve">    memory[9] = 32'h00A00493;</w:t>
-            </w:r>
-          </w:p>
-          <w:p>
-            <w:pPr>
-              <w:pStyle w:val="ListParagraph"/>
-              <w:spacing w:before="0" w:beforeAutospacing="0" w:after="0" w:afterAutospacing="0"/>
-              <w:rPr>
-                <w:rFonts w:asciiTheme="minorHAnsi" w:hAnsiTheme="minorHAnsi" w:cstheme="minorHAnsi"/>
-                <w:sz w:val="22"/>
-                <w:szCs w:val="22"/>
-              </w:rPr>
-            </w:pPr>
-            <w:r>
-              <w:rPr>
-                <w:rFonts w:asciiTheme="minorHAnsi" w:hAnsiTheme="minorHAnsi" w:cstheme="minorHAnsi"/>
-                <w:sz w:val="22"/>
-                <w:szCs w:val="22"/>
-              </w:rPr>
-              <w:t xml:space="preserve">    memory[10] = 32'h00B00513;</w:t>
-            </w:r>
-          </w:p>
-          <w:p>
-            <w:pPr>
-              <w:pStyle w:val="ListParagraph"/>
-              <w:spacing w:before="0" w:beforeAutospacing="0" w:after="0" w:afterAutospacing="0"/>
-              <w:rPr>
-                <w:rFonts w:asciiTheme="minorHAnsi" w:hAnsiTheme="minorHAnsi" w:cstheme="minorHAnsi"/>
-                <w:sz w:val="22"/>
-                <w:szCs w:val="22"/>
-              </w:rPr>
-            </w:pPr>
-            <w:r>
-              <w:rPr>
-                <w:rFonts w:asciiTheme="minorHAnsi" w:hAnsiTheme="minorHAnsi" w:cstheme="minorHAnsi"/>
-                <w:sz w:val="22"/>
-                <w:szCs w:val="22"/>
-              </w:rPr>
-              <w:t xml:space="preserve">    memory[11] = 32'h00C00593;</w:t>
+              <w:t xml:space="preserve">    </w:t>
+            </w:r>
+            <w:proofErr w:type="gramStart"/>
+            <w:r>
+              <w:rPr>
+                <w:rFonts w:asciiTheme="minorHAnsi" w:hAnsiTheme="minorHAnsi" w:cstheme="minorHAnsi"/>
+                <w:sz w:val="22"/>
+                <w:szCs w:val="22"/>
+              </w:rPr>
+              <w:t>memory[</w:t>
+            </w:r>
+            <w:proofErr w:type="gramEnd"/>
+            <w:r>
+              <w:rPr>
+                <w:rFonts w:asciiTheme="minorHAnsi" w:hAnsiTheme="minorHAnsi" w:cstheme="minorHAnsi"/>
+                <w:sz w:val="22"/>
+                <w:szCs w:val="22"/>
+              </w:rPr>
+              <w:t>1] = 32'h00200113;</w:t>
+            </w:r>
+          </w:p>
+          <w:p>
+            <w:pPr>
+              <w:pStyle w:val="ListParagraph"/>
+              <w:spacing w:before="0" w:beforeAutospacing="0" w:after="0" w:afterAutospacing="0"/>
+              <w:rPr>
+                <w:rFonts w:asciiTheme="minorHAnsi" w:hAnsiTheme="minorHAnsi" w:cstheme="minorHAnsi"/>
+                <w:sz w:val="22"/>
+                <w:szCs w:val="22"/>
+              </w:rPr>
+            </w:pPr>
+            <w:r>
+              <w:rPr>
+                <w:rFonts w:asciiTheme="minorHAnsi" w:hAnsiTheme="minorHAnsi" w:cstheme="minorHAnsi"/>
+                <w:sz w:val="22"/>
+                <w:szCs w:val="22"/>
+              </w:rPr>
+              <w:t xml:space="preserve">    </w:t>
+            </w:r>
+            <w:proofErr w:type="gramStart"/>
+            <w:r>
+              <w:rPr>
+                <w:rFonts w:asciiTheme="minorHAnsi" w:hAnsiTheme="minorHAnsi" w:cstheme="minorHAnsi"/>
+                <w:sz w:val="22"/>
+                <w:szCs w:val="22"/>
+              </w:rPr>
+              <w:t>memory[</w:t>
+            </w:r>
+            <w:proofErr w:type="gramEnd"/>
+            <w:r>
+              <w:rPr>
+                <w:rFonts w:asciiTheme="minorHAnsi" w:hAnsiTheme="minorHAnsi" w:cstheme="minorHAnsi"/>
+                <w:sz w:val="22"/>
+                <w:szCs w:val="22"/>
+              </w:rPr>
+              <w:t>2] = 32'h003081B3;</w:t>
+            </w:r>
+          </w:p>
+          <w:p>
+            <w:pPr>
+              <w:pStyle w:val="ListParagraph"/>
+              <w:spacing w:before="0" w:beforeAutospacing="0" w:after="0" w:afterAutospacing="0"/>
+              <w:rPr>
+                <w:rFonts w:asciiTheme="minorHAnsi" w:hAnsiTheme="minorHAnsi" w:cstheme="minorHAnsi"/>
+                <w:sz w:val="22"/>
+                <w:szCs w:val="22"/>
+              </w:rPr>
+            </w:pPr>
+            <w:r>
+              <w:rPr>
+                <w:rFonts w:asciiTheme="minorHAnsi" w:hAnsiTheme="minorHAnsi" w:cstheme="minorHAnsi"/>
+                <w:sz w:val="22"/>
+                <w:szCs w:val="22"/>
+              </w:rPr>
+              <w:t xml:space="preserve">    </w:t>
+            </w:r>
+            <w:proofErr w:type="gramStart"/>
+            <w:r>
+              <w:rPr>
+                <w:rFonts w:asciiTheme="minorHAnsi" w:hAnsiTheme="minorHAnsi" w:cstheme="minorHAnsi"/>
+                <w:sz w:val="22"/>
+                <w:szCs w:val="22"/>
+              </w:rPr>
+              <w:t>memory[</w:t>
+            </w:r>
+            <w:proofErr w:type="gramEnd"/>
+            <w:r>
+              <w:rPr>
+                <w:rFonts w:asciiTheme="minorHAnsi" w:hAnsiTheme="minorHAnsi" w:cstheme="minorHAnsi"/>
+                <w:sz w:val="22"/>
+                <w:szCs w:val="22"/>
+              </w:rPr>
+              <w:t>3] = 32'h00400013;</w:t>
+            </w:r>
+          </w:p>
+          <w:p>
+            <w:pPr>
+              <w:pStyle w:val="ListParagraph"/>
+              <w:spacing w:before="0" w:beforeAutospacing="0" w:after="0" w:afterAutospacing="0"/>
+              <w:rPr>
+                <w:rFonts w:asciiTheme="minorHAnsi" w:hAnsiTheme="minorHAnsi" w:cstheme="minorHAnsi"/>
+                <w:sz w:val="22"/>
+                <w:szCs w:val="22"/>
+              </w:rPr>
+            </w:pPr>
+            <w:r>
+              <w:rPr>
+                <w:rFonts w:asciiTheme="minorHAnsi" w:hAnsiTheme="minorHAnsi" w:cstheme="minorHAnsi"/>
+                <w:sz w:val="22"/>
+                <w:szCs w:val="22"/>
+              </w:rPr>
+              <w:t xml:space="preserve">    </w:t>
+            </w:r>
+            <w:proofErr w:type="gramStart"/>
+            <w:r>
+              <w:rPr>
+                <w:rFonts w:asciiTheme="minorHAnsi" w:hAnsiTheme="minorHAnsi" w:cstheme="minorHAnsi"/>
+                <w:sz w:val="22"/>
+                <w:szCs w:val="22"/>
+              </w:rPr>
+              <w:t>memory[</w:t>
+            </w:r>
+            <w:proofErr w:type="gramEnd"/>
+            <w:r>
+              <w:rPr>
+                <w:rFonts w:asciiTheme="minorHAnsi" w:hAnsiTheme="minorHAnsi" w:cstheme="minorHAnsi"/>
+                <w:sz w:val="22"/>
+                <w:szCs w:val="22"/>
+              </w:rPr>
+              <w:t>4] = 32'h00500213;</w:t>
+            </w:r>
+          </w:p>
+          <w:p>
+            <w:pPr>
+              <w:pStyle w:val="ListParagraph"/>
+              <w:spacing w:before="0" w:beforeAutospacing="0" w:after="0" w:afterAutospacing="0"/>
+              <w:rPr>
+                <w:rFonts w:asciiTheme="minorHAnsi" w:hAnsiTheme="minorHAnsi" w:cstheme="minorHAnsi"/>
+                <w:sz w:val="22"/>
+                <w:szCs w:val="22"/>
+              </w:rPr>
+            </w:pPr>
+            <w:r>
+              <w:rPr>
+                <w:rFonts w:asciiTheme="minorHAnsi" w:hAnsiTheme="minorHAnsi" w:cstheme="minorHAnsi"/>
+                <w:sz w:val="22"/>
+                <w:szCs w:val="22"/>
+              </w:rPr>
+              <w:t xml:space="preserve">    </w:t>
+            </w:r>
+            <w:proofErr w:type="gramStart"/>
+            <w:r>
+              <w:rPr>
+                <w:rFonts w:asciiTheme="minorHAnsi" w:hAnsiTheme="minorHAnsi" w:cstheme="minorHAnsi"/>
+                <w:sz w:val="22"/>
+                <w:szCs w:val="22"/>
+              </w:rPr>
+              <w:t>memory[</w:t>
+            </w:r>
+            <w:proofErr w:type="gramEnd"/>
+            <w:r>
+              <w:rPr>
+                <w:rFonts w:asciiTheme="minorHAnsi" w:hAnsiTheme="minorHAnsi" w:cstheme="minorHAnsi"/>
+                <w:sz w:val="22"/>
+                <w:szCs w:val="22"/>
+              </w:rPr>
+              <w:t>5] = 32'h00600293;</w:t>
+            </w:r>
+          </w:p>
+          <w:p>
+            <w:pPr>
+              <w:pStyle w:val="ListParagraph"/>
+              <w:spacing w:before="0" w:beforeAutospacing="0" w:after="0" w:afterAutospacing="0"/>
+              <w:rPr>
+                <w:rFonts w:asciiTheme="minorHAnsi" w:hAnsiTheme="minorHAnsi" w:cstheme="minorHAnsi"/>
+                <w:sz w:val="22"/>
+                <w:szCs w:val="22"/>
+              </w:rPr>
+            </w:pPr>
+            <w:r>
+              <w:rPr>
+                <w:rFonts w:asciiTheme="minorHAnsi" w:hAnsiTheme="minorHAnsi" w:cstheme="minorHAnsi"/>
+                <w:sz w:val="22"/>
+                <w:szCs w:val="22"/>
+              </w:rPr>
+              <w:t xml:space="preserve">    </w:t>
+            </w:r>
+            <w:proofErr w:type="gramStart"/>
+            <w:r>
+              <w:rPr>
+                <w:rFonts w:asciiTheme="minorHAnsi" w:hAnsiTheme="minorHAnsi" w:cstheme="minorHAnsi"/>
+                <w:sz w:val="22"/>
+                <w:szCs w:val="22"/>
+              </w:rPr>
+              <w:t>memory[</w:t>
+            </w:r>
+            <w:proofErr w:type="gramEnd"/>
+            <w:r>
+              <w:rPr>
+                <w:rFonts w:asciiTheme="minorHAnsi" w:hAnsiTheme="minorHAnsi" w:cstheme="minorHAnsi"/>
+                <w:sz w:val="22"/>
+                <w:szCs w:val="22"/>
+              </w:rPr>
+              <w:t>6] = 32'h00700313;</w:t>
+            </w:r>
+          </w:p>
+          <w:p>
+            <w:pPr>
+              <w:pStyle w:val="ListParagraph"/>
+              <w:spacing w:before="0" w:beforeAutospacing="0" w:after="0" w:afterAutospacing="0"/>
+              <w:rPr>
+                <w:rFonts w:asciiTheme="minorHAnsi" w:hAnsiTheme="minorHAnsi" w:cstheme="minorHAnsi"/>
+                <w:sz w:val="22"/>
+                <w:szCs w:val="22"/>
+              </w:rPr>
+            </w:pPr>
+            <w:r>
+              <w:rPr>
+                <w:rFonts w:asciiTheme="minorHAnsi" w:hAnsiTheme="minorHAnsi" w:cstheme="minorHAnsi"/>
+                <w:sz w:val="22"/>
+                <w:szCs w:val="22"/>
+              </w:rPr>
+              <w:t xml:space="preserve">    </w:t>
+            </w:r>
+            <w:proofErr w:type="gramStart"/>
+            <w:r>
+              <w:rPr>
+                <w:rFonts w:asciiTheme="minorHAnsi" w:hAnsiTheme="minorHAnsi" w:cstheme="minorHAnsi"/>
+                <w:sz w:val="22"/>
+                <w:szCs w:val="22"/>
+              </w:rPr>
+              <w:t>memory[</w:t>
+            </w:r>
+            <w:proofErr w:type="gramEnd"/>
+            <w:r>
+              <w:rPr>
+                <w:rFonts w:asciiTheme="minorHAnsi" w:hAnsiTheme="minorHAnsi" w:cstheme="minorHAnsi"/>
+                <w:sz w:val="22"/>
+                <w:szCs w:val="22"/>
+              </w:rPr>
+              <w:t>7] = 32'h00800393;</w:t>
+            </w:r>
+          </w:p>
+          <w:p>
+            <w:pPr>
+              <w:pStyle w:val="ListParagraph"/>
+              <w:spacing w:before="0" w:beforeAutospacing="0" w:after="0" w:afterAutospacing="0"/>
+              <w:rPr>
+                <w:rFonts w:asciiTheme="minorHAnsi" w:hAnsiTheme="minorHAnsi" w:cstheme="minorHAnsi"/>
+                <w:sz w:val="22"/>
+                <w:szCs w:val="22"/>
+              </w:rPr>
+            </w:pPr>
+            <w:r>
+              <w:rPr>
+                <w:rFonts w:asciiTheme="minorHAnsi" w:hAnsiTheme="minorHAnsi" w:cstheme="minorHAnsi"/>
+                <w:sz w:val="22"/>
+                <w:szCs w:val="22"/>
+              </w:rPr>
+              <w:t xml:space="preserve">    </w:t>
+            </w:r>
+            <w:proofErr w:type="gramStart"/>
+            <w:r>
+              <w:rPr>
+                <w:rFonts w:asciiTheme="minorHAnsi" w:hAnsiTheme="minorHAnsi" w:cstheme="minorHAnsi"/>
+                <w:sz w:val="22"/>
+                <w:szCs w:val="22"/>
+              </w:rPr>
+              <w:t>memory[</w:t>
+            </w:r>
+            <w:proofErr w:type="gramEnd"/>
+            <w:r>
+              <w:rPr>
+                <w:rFonts w:asciiTheme="minorHAnsi" w:hAnsiTheme="minorHAnsi" w:cstheme="minorHAnsi"/>
+                <w:sz w:val="22"/>
+                <w:szCs w:val="22"/>
+              </w:rPr>
+              <w:t>8] = 32'h00900413;</w:t>
+            </w:r>
+          </w:p>
+          <w:p>
+            <w:pPr>
+              <w:pStyle w:val="ListParagraph"/>
+              <w:spacing w:before="0" w:beforeAutospacing="0" w:after="0" w:afterAutospacing="0"/>
+              <w:rPr>
+                <w:rFonts w:asciiTheme="minorHAnsi" w:hAnsiTheme="minorHAnsi" w:cstheme="minorHAnsi"/>
+                <w:sz w:val="22"/>
+                <w:szCs w:val="22"/>
+              </w:rPr>
+            </w:pPr>
+            <w:r>
+              <w:rPr>
+                <w:rFonts w:asciiTheme="minorHAnsi" w:hAnsiTheme="minorHAnsi" w:cstheme="minorHAnsi"/>
+                <w:sz w:val="22"/>
+                <w:szCs w:val="22"/>
+              </w:rPr>
+              <w:t xml:space="preserve">    </w:t>
+            </w:r>
+            <w:proofErr w:type="gramStart"/>
+            <w:r>
+              <w:rPr>
+                <w:rFonts w:asciiTheme="minorHAnsi" w:hAnsiTheme="minorHAnsi" w:cstheme="minorHAnsi"/>
+                <w:sz w:val="22"/>
+                <w:szCs w:val="22"/>
+              </w:rPr>
+              <w:t>memory[</w:t>
+            </w:r>
+            <w:proofErr w:type="gramEnd"/>
+            <w:r>
+              <w:rPr>
+                <w:rFonts w:asciiTheme="minorHAnsi" w:hAnsiTheme="minorHAnsi" w:cstheme="minorHAnsi"/>
+                <w:sz w:val="22"/>
+                <w:szCs w:val="22"/>
+              </w:rPr>
+              <w:t>9] = 32'h00A00493;</w:t>
+            </w:r>
+          </w:p>
+          <w:p>
+            <w:pPr>
+              <w:pStyle w:val="ListParagraph"/>
+              <w:spacing w:before="0" w:beforeAutospacing="0" w:after="0" w:afterAutospacing="0"/>
+              <w:rPr>
+                <w:rFonts w:asciiTheme="minorHAnsi" w:hAnsiTheme="minorHAnsi" w:cstheme="minorHAnsi"/>
+                <w:sz w:val="22"/>
+                <w:szCs w:val="22"/>
+              </w:rPr>
+            </w:pPr>
+            <w:r>
+              <w:rPr>
+                <w:rFonts w:asciiTheme="minorHAnsi" w:hAnsiTheme="minorHAnsi" w:cstheme="minorHAnsi"/>
+                <w:sz w:val="22"/>
+                <w:szCs w:val="22"/>
+              </w:rPr>
+              <w:t xml:space="preserve">    </w:t>
+            </w:r>
+            <w:proofErr w:type="gramStart"/>
+            <w:r>
+              <w:rPr>
+                <w:rFonts w:asciiTheme="minorHAnsi" w:hAnsiTheme="minorHAnsi" w:cstheme="minorHAnsi"/>
+                <w:sz w:val="22"/>
+                <w:szCs w:val="22"/>
+              </w:rPr>
+              <w:t>memory[</w:t>
+            </w:r>
+            <w:proofErr w:type="gramEnd"/>
+            <w:r>
+              <w:rPr>
+                <w:rFonts w:asciiTheme="minorHAnsi" w:hAnsiTheme="minorHAnsi" w:cstheme="minorHAnsi"/>
+                <w:sz w:val="22"/>
+                <w:szCs w:val="22"/>
+              </w:rPr>
+              <w:t>10] = 32'h00B00513;</w:t>
+            </w:r>
+          </w:p>
+          <w:p>
+            <w:pPr>
+              <w:pStyle w:val="ListParagraph"/>
+              <w:spacing w:before="0" w:beforeAutospacing="0" w:after="0" w:afterAutospacing="0"/>
+              <w:rPr>
+                <w:rFonts w:asciiTheme="minorHAnsi" w:hAnsiTheme="minorHAnsi" w:cstheme="minorHAnsi"/>
+                <w:sz w:val="22"/>
+                <w:szCs w:val="22"/>
+              </w:rPr>
+            </w:pPr>
+            <w:r>
+              <w:rPr>
+                <w:rFonts w:asciiTheme="minorHAnsi" w:hAnsiTheme="minorHAnsi" w:cstheme="minorHAnsi"/>
+                <w:sz w:val="22"/>
+                <w:szCs w:val="22"/>
+              </w:rPr>
+              <w:t xml:space="preserve">    </w:t>
+            </w:r>
+            <w:proofErr w:type="gramStart"/>
+            <w:r>
+              <w:rPr>
+                <w:rFonts w:asciiTheme="minorHAnsi" w:hAnsiTheme="minorHAnsi" w:cstheme="minorHAnsi"/>
+                <w:sz w:val="22"/>
+                <w:szCs w:val="22"/>
+              </w:rPr>
+              <w:t>memory[</w:t>
+            </w:r>
+            <w:proofErr w:type="gramEnd"/>
+            <w:r>
+              <w:rPr>
+                <w:rFonts w:asciiTheme="minorHAnsi" w:hAnsiTheme="minorHAnsi" w:cstheme="minorHAnsi"/>
+                <w:sz w:val="22"/>
+                <w:szCs w:val="22"/>
+              </w:rPr>
+              <w:t>11] = 32'h00C00593;</w:t>
             </w:r>
           </w:p>
           <w:p>
@@ -8265,64 +9191,136 @@
                 <w:szCs w:val="22"/>
               </w:rPr>
               <w:lastRenderedPageBreak/>
-              <w:t xml:space="preserve">    memory[12] = 32'h00D00613;</w:t>
-            </w:r>
-          </w:p>
-          <w:p>
-            <w:pPr>
-              <w:pStyle w:val="ListParagraph"/>
-              <w:spacing w:before="0" w:beforeAutospacing="0" w:after="0" w:afterAutospacing="0"/>
-              <w:rPr>
-                <w:rFonts w:asciiTheme="minorHAnsi" w:hAnsiTheme="minorHAnsi" w:cstheme="minorHAnsi"/>
-                <w:sz w:val="22"/>
-                <w:szCs w:val="22"/>
-              </w:rPr>
-            </w:pPr>
-            <w:r>
-              <w:rPr>
-                <w:rFonts w:asciiTheme="minorHAnsi" w:hAnsiTheme="minorHAnsi" w:cstheme="minorHAnsi"/>
-                <w:sz w:val="22"/>
-                <w:szCs w:val="22"/>
-              </w:rPr>
-              <w:t xml:space="preserve">    memory[13] = 32'h00E00693;</w:t>
-            </w:r>
-          </w:p>
-          <w:p>
-            <w:pPr>
-              <w:pStyle w:val="ListParagraph"/>
-              <w:spacing w:before="0" w:beforeAutospacing="0" w:after="0" w:afterAutospacing="0"/>
-              <w:rPr>
-                <w:rFonts w:asciiTheme="minorHAnsi" w:hAnsiTheme="minorHAnsi" w:cstheme="minorHAnsi"/>
-                <w:sz w:val="22"/>
-                <w:szCs w:val="22"/>
-              </w:rPr>
-            </w:pPr>
-            <w:r>
-              <w:rPr>
-                <w:rFonts w:asciiTheme="minorHAnsi" w:hAnsiTheme="minorHAnsi" w:cstheme="minorHAnsi"/>
-                <w:sz w:val="22"/>
-                <w:szCs w:val="22"/>
-              </w:rPr>
-              <w:t xml:space="preserve">    memory[14] = 32'h00F00713;</w:t>
-            </w:r>
-          </w:p>
-          <w:p>
-            <w:pPr>
-              <w:pStyle w:val="ListParagraph"/>
-              <w:spacing w:before="0" w:beforeAutospacing="0" w:after="0" w:afterAutospacing="0"/>
-              <w:rPr>
-                <w:rFonts w:asciiTheme="minorHAnsi" w:hAnsiTheme="minorHAnsi" w:cstheme="minorHAnsi"/>
-                <w:sz w:val="22"/>
-                <w:szCs w:val="22"/>
-              </w:rPr>
-            </w:pPr>
-            <w:r>
-              <w:rPr>
-                <w:rFonts w:asciiTheme="minorHAnsi" w:hAnsiTheme="minorHAnsi" w:cstheme="minorHAnsi"/>
-                <w:sz w:val="22"/>
-                <w:szCs w:val="22"/>
-              </w:rPr>
-              <w:t xml:space="preserve">    memory[15] = 32'h01000793;</w:t>
+              <w:t xml:space="preserve">    </w:t>
+            </w:r>
+            <w:proofErr w:type="gramStart"/>
+            <w:r>
+              <w:rPr>
+                <w:rFonts w:asciiTheme="minorHAnsi" w:hAnsiTheme="minorHAnsi" w:cstheme="minorHAnsi"/>
+                <w:sz w:val="22"/>
+                <w:szCs w:val="22"/>
+              </w:rPr>
+              <w:t>memory[</w:t>
+            </w:r>
+            <w:proofErr w:type="gramEnd"/>
+            <w:r>
+              <w:rPr>
+                <w:rFonts w:asciiTheme="minorHAnsi" w:hAnsiTheme="minorHAnsi" w:cstheme="minorHAnsi"/>
+                <w:sz w:val="22"/>
+                <w:szCs w:val="22"/>
+              </w:rPr>
+              <w:t>12] = 32'h00D00613;</w:t>
+            </w:r>
+          </w:p>
+          <w:p>
+            <w:pPr>
+              <w:pStyle w:val="ListParagraph"/>
+              <w:spacing w:before="0" w:beforeAutospacing="0" w:after="0" w:afterAutospacing="0"/>
+              <w:rPr>
+                <w:rFonts w:asciiTheme="minorHAnsi" w:hAnsiTheme="minorHAnsi" w:cstheme="minorHAnsi"/>
+                <w:sz w:val="22"/>
+                <w:szCs w:val="22"/>
+              </w:rPr>
+            </w:pPr>
+            <w:r>
+              <w:rPr>
+                <w:rFonts w:asciiTheme="minorHAnsi" w:hAnsiTheme="minorHAnsi" w:cstheme="minorHAnsi"/>
+                <w:sz w:val="22"/>
+                <w:szCs w:val="22"/>
+              </w:rPr>
+              <w:t xml:space="preserve">    </w:t>
+            </w:r>
+            <w:proofErr w:type="gramStart"/>
+            <w:r>
+              <w:rPr>
+                <w:rFonts w:asciiTheme="minorHAnsi" w:hAnsiTheme="minorHAnsi" w:cstheme="minorHAnsi"/>
+                <w:sz w:val="22"/>
+                <w:szCs w:val="22"/>
+              </w:rPr>
+              <w:t>memory[</w:t>
+            </w:r>
+            <w:proofErr w:type="gramEnd"/>
+            <w:r>
+              <w:rPr>
+                <w:rFonts w:asciiTheme="minorHAnsi" w:hAnsiTheme="minorHAnsi" w:cstheme="minorHAnsi"/>
+                <w:sz w:val="22"/>
+                <w:szCs w:val="22"/>
+              </w:rPr>
+              <w:t>13] = 32'h00E00693;</w:t>
+            </w:r>
+          </w:p>
+          <w:p>
+            <w:pPr>
+              <w:pStyle w:val="ListParagraph"/>
+              <w:spacing w:before="0" w:beforeAutospacing="0" w:after="0" w:afterAutospacing="0"/>
+              <w:rPr>
+                <w:rFonts w:asciiTheme="minorHAnsi" w:hAnsiTheme="minorHAnsi" w:cstheme="minorHAnsi"/>
+                <w:sz w:val="22"/>
+                <w:szCs w:val="22"/>
+              </w:rPr>
+            </w:pPr>
+            <w:r>
+              <w:rPr>
+                <w:rFonts w:asciiTheme="minorHAnsi" w:hAnsiTheme="minorHAnsi" w:cstheme="minorHAnsi"/>
+                <w:sz w:val="22"/>
+                <w:szCs w:val="22"/>
+              </w:rPr>
+              <w:t xml:space="preserve">    </w:t>
+            </w:r>
+            <w:proofErr w:type="gramStart"/>
+            <w:r>
+              <w:rPr>
+                <w:rFonts w:asciiTheme="minorHAnsi" w:hAnsiTheme="minorHAnsi" w:cstheme="minorHAnsi"/>
+                <w:sz w:val="22"/>
+                <w:szCs w:val="22"/>
+              </w:rPr>
+              <w:t>memory[</w:t>
+            </w:r>
+            <w:proofErr w:type="gramEnd"/>
+            <w:r>
+              <w:rPr>
+                <w:rFonts w:asciiTheme="minorHAnsi" w:hAnsiTheme="minorHAnsi" w:cstheme="minorHAnsi"/>
+                <w:sz w:val="22"/>
+                <w:szCs w:val="22"/>
+              </w:rPr>
+              <w:t>14] = 32'h00F00713;</w:t>
+            </w:r>
+          </w:p>
+          <w:p>
+            <w:pPr>
+              <w:pStyle w:val="ListParagraph"/>
+              <w:spacing w:before="0" w:beforeAutospacing="0" w:after="0" w:afterAutospacing="0"/>
+              <w:rPr>
+                <w:rFonts w:asciiTheme="minorHAnsi" w:hAnsiTheme="minorHAnsi" w:cstheme="minorHAnsi"/>
+                <w:sz w:val="22"/>
+                <w:szCs w:val="22"/>
+              </w:rPr>
+            </w:pPr>
+            <w:r>
+              <w:rPr>
+                <w:rFonts w:asciiTheme="minorHAnsi" w:hAnsiTheme="minorHAnsi" w:cstheme="minorHAnsi"/>
+                <w:sz w:val="22"/>
+                <w:szCs w:val="22"/>
+              </w:rPr>
+              <w:t xml:space="preserve">    </w:t>
+            </w:r>
+            <w:proofErr w:type="gramStart"/>
+            <w:r>
+              <w:rPr>
+                <w:rFonts w:asciiTheme="minorHAnsi" w:hAnsiTheme="minorHAnsi" w:cstheme="minorHAnsi"/>
+                <w:sz w:val="22"/>
+                <w:szCs w:val="22"/>
+              </w:rPr>
+              <w:t>memory[</w:t>
+            </w:r>
+            <w:proofErr w:type="gramEnd"/>
+            <w:r>
+              <w:rPr>
+                <w:rFonts w:asciiTheme="minorHAnsi" w:hAnsiTheme="minorHAnsi" w:cstheme="minorHAnsi"/>
+                <w:sz w:val="22"/>
+                <w:szCs w:val="22"/>
+              </w:rPr>
+              <w:t>15] = 32'h01000793;</w:t>
             </w:r>
           </w:p>
           <w:p>
@@ -8423,6 +9421,7 @@
               <w:t>if (</w:t>
             </w:r>
             <w:proofErr w:type="spellStart"/>
+            <w:proofErr w:type="gramStart"/>
             <w:r>
               <w:rPr>
                 <w:rFonts w:asciiTheme="minorHAnsi" w:hAnsiTheme="minorHAnsi" w:cstheme="minorHAnsi"/>
@@ -8438,7 +9437,16 @@
                 <w:sz w:val="22"/>
                 <w:szCs w:val="22"/>
               </w:rPr>
-              <w:t>[31:2] &lt; 16)</w:t>
+              <w:t>[</w:t>
+            </w:r>
+            <w:proofErr w:type="gramEnd"/>
+            <w:r>
+              <w:rPr>
+                <w:rFonts w:asciiTheme="minorHAnsi" w:hAnsiTheme="minorHAnsi" w:cstheme="minorHAnsi"/>
+                <w:sz w:val="22"/>
+                <w:szCs w:val="22"/>
+              </w:rPr>
+              <w:t>31:2] &lt; 16)</w:t>
             </w:r>
           </w:p>
           <w:p>
@@ -8461,6 +9469,7 @@
               <w:t>instruction = memory[</w:t>
             </w:r>
             <w:proofErr w:type="spellStart"/>
+            <w:proofErr w:type="gramStart"/>
             <w:r>
               <w:rPr>
                 <w:rFonts w:asciiTheme="minorHAnsi" w:hAnsiTheme="minorHAnsi" w:cstheme="minorHAnsi"/>
@@ -8476,7 +9485,16 @@
                 <w:sz w:val="22"/>
                 <w:szCs w:val="22"/>
               </w:rPr>
-              <w:t>[5:2]];</w:t>
+              <w:t>[</w:t>
+            </w:r>
+            <w:proofErr w:type="gramEnd"/>
+            <w:r>
+              <w:rPr>
+                <w:rFonts w:asciiTheme="minorHAnsi" w:hAnsiTheme="minorHAnsi" w:cstheme="minorHAnsi"/>
+                <w:sz w:val="22"/>
+                <w:szCs w:val="22"/>
+              </w:rPr>
+              <w:t>5:2]];</w:t>
             </w:r>
           </w:p>
           <w:p>
@@ -8604,7 +9622,25 @@
                 <w:sz w:val="22"/>
                 <w:szCs w:val="22"/>
               </w:rPr>
-              <w:t>module testbench();</w:t>
+              <w:t xml:space="preserve">module </w:t>
+            </w:r>
+            <w:proofErr w:type="gramStart"/>
+            <w:r>
+              <w:rPr>
+                <w:rFonts w:asciiTheme="minorHAnsi" w:hAnsiTheme="minorHAnsi" w:cstheme="minorHAnsi"/>
+                <w:sz w:val="22"/>
+                <w:szCs w:val="22"/>
+              </w:rPr>
+              <w:t>testbench(</w:t>
+            </w:r>
+            <w:proofErr w:type="gramEnd"/>
+            <w:r>
+              <w:rPr>
+                <w:rFonts w:asciiTheme="minorHAnsi" w:hAnsiTheme="minorHAnsi" w:cstheme="minorHAnsi"/>
+                <w:sz w:val="22"/>
+                <w:szCs w:val="22"/>
+              </w:rPr>
+              <w:t>);</w:t>
             </w:r>
           </w:p>
           <w:p>
@@ -8760,7 +9796,52 @@
                 <w:sz w:val="22"/>
                 <w:szCs w:val="22"/>
               </w:rPr>
-              <w:t xml:space="preserve"> pc(.clk(clk), .reset(reset), .</w:t>
+              <w:t xml:space="preserve"> pc</w:t>
+            </w:r>
+            <w:proofErr w:type="gramStart"/>
+            <w:r>
+              <w:rPr>
+                <w:rFonts w:asciiTheme="minorHAnsi" w:hAnsiTheme="minorHAnsi" w:cstheme="minorHAnsi"/>
+                <w:sz w:val="22"/>
+                <w:szCs w:val="22"/>
+              </w:rPr>
+              <w:t>(.clk</w:t>
+            </w:r>
+            <w:proofErr w:type="gramEnd"/>
+            <w:r>
+              <w:rPr>
+                <w:rFonts w:asciiTheme="minorHAnsi" w:hAnsiTheme="minorHAnsi" w:cstheme="minorHAnsi"/>
+                <w:sz w:val="22"/>
+                <w:szCs w:val="22"/>
+              </w:rPr>
+              <w:t>(clk)</w:t>
+            </w:r>
+            <w:proofErr w:type="gramStart"/>
+            <w:r>
+              <w:rPr>
+                <w:rFonts w:asciiTheme="minorHAnsi" w:hAnsiTheme="minorHAnsi" w:cstheme="minorHAnsi"/>
+                <w:sz w:val="22"/>
+                <w:szCs w:val="22"/>
+              </w:rPr>
+              <w:t>, .reset</w:t>
+            </w:r>
+            <w:proofErr w:type="gramEnd"/>
+            <w:r>
+              <w:rPr>
+                <w:rFonts w:asciiTheme="minorHAnsi" w:hAnsiTheme="minorHAnsi" w:cstheme="minorHAnsi"/>
+                <w:sz w:val="22"/>
+                <w:szCs w:val="22"/>
+              </w:rPr>
+              <w:t>(reset)</w:t>
+            </w:r>
+            <w:proofErr w:type="gramStart"/>
+            <w:r>
+              <w:rPr>
+                <w:rFonts w:asciiTheme="minorHAnsi" w:hAnsiTheme="minorHAnsi" w:cstheme="minorHAnsi"/>
+                <w:sz w:val="22"/>
+                <w:szCs w:val="22"/>
+              </w:rPr>
+              <w:t>, .</w:t>
             </w:r>
             <w:proofErr w:type="spellStart"/>
             <w:r>
@@ -8769,6 +9850,33 @@
                 <w:sz w:val="22"/>
                 <w:szCs w:val="22"/>
               </w:rPr>
+              <w:t>pc</w:t>
+            </w:r>
+            <w:proofErr w:type="gramEnd"/>
+            <w:r>
+              <w:rPr>
+                <w:rFonts w:asciiTheme="minorHAnsi" w:hAnsiTheme="minorHAnsi" w:cstheme="minorHAnsi"/>
+                <w:sz w:val="22"/>
+                <w:szCs w:val="22"/>
+              </w:rPr>
+              <w:t>_out</w:t>
+            </w:r>
+            <w:proofErr w:type="spellEnd"/>
+            <w:r>
+              <w:rPr>
+                <w:rFonts w:asciiTheme="minorHAnsi" w:hAnsiTheme="minorHAnsi" w:cstheme="minorHAnsi"/>
+                <w:sz w:val="22"/>
+                <w:szCs w:val="22"/>
+              </w:rPr>
+              <w:t>(</w:t>
+            </w:r>
+            <w:proofErr w:type="spellStart"/>
+            <w:r>
+              <w:rPr>
+                <w:rFonts w:asciiTheme="minorHAnsi" w:hAnsiTheme="minorHAnsi" w:cstheme="minorHAnsi"/>
+                <w:sz w:val="22"/>
+                <w:szCs w:val="22"/>
+              </w:rPr>
               <w:t>pc_out</w:t>
             </w:r>
             <w:proofErr w:type="spellEnd"/>
@@ -8778,6 +9886,84 @@
                 <w:sz w:val="22"/>
                 <w:szCs w:val="22"/>
               </w:rPr>
+              <w:t>));</w:t>
+            </w:r>
+          </w:p>
+          <w:p>
+            <w:pPr>
+              <w:pStyle w:val="ListParagraph"/>
+              <w:spacing w:before="0" w:beforeAutospacing="0" w:after="0" w:afterAutospacing="0"/>
+              <w:rPr>
+                <w:rFonts w:asciiTheme="minorHAnsi" w:hAnsiTheme="minorHAnsi" w:cstheme="minorHAnsi"/>
+                <w:sz w:val="22"/>
+                <w:szCs w:val="22"/>
+              </w:rPr>
+            </w:pPr>
+          </w:p>
+          <w:p>
+            <w:pPr>
+              <w:pStyle w:val="ListParagraph"/>
+              <w:spacing w:before="0" w:beforeAutospacing="0" w:after="0" w:afterAutospacing="0"/>
+              <w:rPr>
+                <w:rFonts w:asciiTheme="minorHAnsi" w:hAnsiTheme="minorHAnsi" w:cstheme="minorHAnsi"/>
+                <w:sz w:val="22"/>
+                <w:szCs w:val="22"/>
+              </w:rPr>
+            </w:pPr>
+            <w:proofErr w:type="spellStart"/>
+            <w:r>
+              <w:rPr>
+                <w:rFonts w:asciiTheme="minorHAnsi" w:hAnsiTheme="minorHAnsi" w:cstheme="minorHAnsi"/>
+                <w:sz w:val="22"/>
+                <w:szCs w:val="22"/>
+              </w:rPr>
+              <w:t>instruction_memory</w:t>
+            </w:r>
+            <w:proofErr w:type="spellEnd"/>
+            <w:r>
+              <w:rPr>
+                <w:rFonts w:asciiTheme="minorHAnsi" w:hAnsiTheme="minorHAnsi" w:cstheme="minorHAnsi"/>
+                <w:sz w:val="22"/>
+                <w:szCs w:val="22"/>
+              </w:rPr>
+              <w:t xml:space="preserve"> </w:t>
+            </w:r>
+            <w:proofErr w:type="spellStart"/>
+            <w:r>
+              <w:rPr>
+                <w:rFonts w:asciiTheme="minorHAnsi" w:hAnsiTheme="minorHAnsi" w:cstheme="minorHAnsi"/>
+                <w:sz w:val="22"/>
+                <w:szCs w:val="22"/>
+              </w:rPr>
+              <w:t>im</w:t>
+            </w:r>
+            <w:proofErr w:type="spellEnd"/>
+            <w:proofErr w:type="gramStart"/>
+            <w:r>
+              <w:rPr>
+                <w:rFonts w:asciiTheme="minorHAnsi" w:hAnsiTheme="minorHAnsi" w:cstheme="minorHAnsi"/>
+                <w:sz w:val="22"/>
+                <w:szCs w:val="22"/>
+              </w:rPr>
+              <w:t>(.</w:t>
+            </w:r>
+            <w:proofErr w:type="spellStart"/>
+            <w:r>
+              <w:rPr>
+                <w:rFonts w:asciiTheme="minorHAnsi" w:hAnsiTheme="minorHAnsi" w:cstheme="minorHAnsi"/>
+                <w:sz w:val="22"/>
+                <w:szCs w:val="22"/>
+              </w:rPr>
+              <w:t>addr</w:t>
+            </w:r>
+            <w:proofErr w:type="spellEnd"/>
+            <w:proofErr w:type="gramEnd"/>
+            <w:r>
+              <w:rPr>
+                <w:rFonts w:asciiTheme="minorHAnsi" w:hAnsiTheme="minorHAnsi" w:cstheme="minorHAnsi"/>
+                <w:sz w:val="22"/>
+                <w:szCs w:val="22"/>
+              </w:rPr>
               <w:t>(</w:t>
             </w:r>
             <w:proofErr w:type="spellStart"/>
@@ -8796,101 +9982,25 @@
                 <w:sz w:val="22"/>
                 <w:szCs w:val="22"/>
               </w:rPr>
-              <w:t>));</w:t>
-            </w:r>
-          </w:p>
-          <w:p>
-            <w:pPr>
-              <w:pStyle w:val="ListParagraph"/>
-              <w:spacing w:before="0" w:beforeAutospacing="0" w:after="0" w:afterAutospacing="0"/>
-              <w:rPr>
-                <w:rFonts w:asciiTheme="minorHAnsi" w:hAnsiTheme="minorHAnsi" w:cstheme="minorHAnsi"/>
-                <w:sz w:val="22"/>
-                <w:szCs w:val="22"/>
-              </w:rPr>
-            </w:pPr>
-          </w:p>
-          <w:p>
-            <w:pPr>
-              <w:pStyle w:val="ListParagraph"/>
-              <w:spacing w:before="0" w:beforeAutospacing="0" w:after="0" w:afterAutospacing="0"/>
-              <w:rPr>
-                <w:rFonts w:asciiTheme="minorHAnsi" w:hAnsiTheme="minorHAnsi" w:cstheme="minorHAnsi"/>
-                <w:sz w:val="22"/>
-                <w:szCs w:val="22"/>
-              </w:rPr>
-            </w:pPr>
-            <w:proofErr w:type="spellStart"/>
-            <w:r>
-              <w:rPr>
-                <w:rFonts w:asciiTheme="minorHAnsi" w:hAnsiTheme="minorHAnsi" w:cstheme="minorHAnsi"/>
-                <w:sz w:val="22"/>
-                <w:szCs w:val="22"/>
-              </w:rPr>
-              <w:t>instruction_memory</w:t>
-            </w:r>
-            <w:proofErr w:type="spellEnd"/>
-            <w:r>
-              <w:rPr>
-                <w:rFonts w:asciiTheme="minorHAnsi" w:hAnsiTheme="minorHAnsi" w:cstheme="minorHAnsi"/>
-                <w:sz w:val="22"/>
-                <w:szCs w:val="22"/>
-              </w:rPr>
-              <w:t xml:space="preserve"> </w:t>
-            </w:r>
-            <w:proofErr w:type="spellStart"/>
-            <w:r>
-              <w:rPr>
-                <w:rFonts w:asciiTheme="minorHAnsi" w:hAnsiTheme="minorHAnsi" w:cstheme="minorHAnsi"/>
-                <w:sz w:val="22"/>
-                <w:szCs w:val="22"/>
-              </w:rPr>
-              <w:t>im</w:t>
-            </w:r>
-            <w:proofErr w:type="spellEnd"/>
-            <w:r>
-              <w:rPr>
-                <w:rFonts w:asciiTheme="minorHAnsi" w:hAnsiTheme="minorHAnsi" w:cstheme="minorHAnsi"/>
-                <w:sz w:val="22"/>
-                <w:szCs w:val="22"/>
-              </w:rPr>
-              <w:t>(.</w:t>
-            </w:r>
-            <w:proofErr w:type="spellStart"/>
-            <w:r>
-              <w:rPr>
-                <w:rFonts w:asciiTheme="minorHAnsi" w:hAnsiTheme="minorHAnsi" w:cstheme="minorHAnsi"/>
-                <w:sz w:val="22"/>
-                <w:szCs w:val="22"/>
-              </w:rPr>
-              <w:t>addr</w:t>
-            </w:r>
-            <w:proofErr w:type="spellEnd"/>
-            <w:r>
-              <w:rPr>
-                <w:rFonts w:asciiTheme="minorHAnsi" w:hAnsiTheme="minorHAnsi" w:cstheme="minorHAnsi"/>
-                <w:sz w:val="22"/>
-                <w:szCs w:val="22"/>
-              </w:rPr>
-              <w:t>(</w:t>
-            </w:r>
-            <w:proofErr w:type="spellStart"/>
-            <w:r>
-              <w:rPr>
-                <w:rFonts w:asciiTheme="minorHAnsi" w:hAnsiTheme="minorHAnsi" w:cstheme="minorHAnsi"/>
-                <w:sz w:val="22"/>
-                <w:szCs w:val="22"/>
-              </w:rPr>
-              <w:t>pc_out</w:t>
-            </w:r>
-            <w:proofErr w:type="spellEnd"/>
-            <w:r>
-              <w:rPr>
-                <w:rFonts w:asciiTheme="minorHAnsi" w:hAnsiTheme="minorHAnsi" w:cstheme="minorHAnsi"/>
-                <w:sz w:val="22"/>
-                <w:szCs w:val="22"/>
-              </w:rPr>
-              <w:t>), .instruction(instruction));</w:t>
+              <w:t>)</w:t>
+            </w:r>
+            <w:proofErr w:type="gramStart"/>
+            <w:r>
+              <w:rPr>
+                <w:rFonts w:asciiTheme="minorHAnsi" w:hAnsiTheme="minorHAnsi" w:cstheme="minorHAnsi"/>
+                <w:sz w:val="22"/>
+                <w:szCs w:val="22"/>
+              </w:rPr>
+              <w:t>, .instruction</w:t>
+            </w:r>
+            <w:proofErr w:type="gramEnd"/>
+            <w:r>
+              <w:rPr>
+                <w:rFonts w:asciiTheme="minorHAnsi" w:hAnsiTheme="minorHAnsi" w:cstheme="minorHAnsi"/>
+                <w:sz w:val="22"/>
+                <w:szCs w:val="22"/>
+              </w:rPr>
+              <w:t>(instruction));</w:t>
             </w:r>
           </w:p>
           <w:p>
@@ -9483,51 +10593,24 @@
                 <w:sz w:val="22"/>
                 <w:szCs w:val="22"/>
               </w:rPr>
-              <w:t xml:space="preserve">// Write description of the task here </w:t>
-            </w:r>
-            <w:r>
-              <w:rPr>
-                <w:rFonts w:ascii="Segoe UI Symbol" w:hAnsi="Segoe UI Symbol" w:cs="Segoe UI Symbol"/>
-                <w:sz w:val="22"/>
-                <w:szCs w:val="22"/>
-              </w:rPr>
-              <w:t>👇</w:t>
-            </w:r>
-            <w:r>
-              <w:rPr>
-                <w:rFonts w:asciiTheme="minorHAnsi" w:hAnsiTheme="minorHAnsi" w:cstheme="minorHAnsi"/>
-                <w:sz w:val="22"/>
-                <w:szCs w:val="22"/>
-              </w:rPr>
-              <w:t xml:space="preserve"> (max. five </w:t>
-            </w:r>
-            <w:r>
-              <w:rPr>
-                <w:rFonts w:asciiTheme="minorHAnsi" w:hAnsiTheme="minorHAnsi" w:cstheme="minorHAnsi"/>
-                <w:sz w:val="22"/>
-                <w:szCs w:val="22"/>
-              </w:rPr>
-              <w:t xml:space="preserve">to seven </w:t>
-            </w:r>
-            <w:r>
-              <w:rPr>
-                <w:rFonts w:asciiTheme="minorHAnsi" w:hAnsiTheme="minorHAnsi" w:cstheme="minorHAnsi"/>
-                <w:sz w:val="22"/>
-                <w:szCs w:val="22"/>
-              </w:rPr>
-              <w:t>lines)</w:t>
-            </w:r>
-          </w:p>
-          <w:p>
-            <w:pPr>
-              <w:pStyle w:val="ListParagraph"/>
-              <w:spacing w:before="120" w:beforeAutospacing="0" w:after="120" w:afterAutospacing="0"/>
-              <w:rPr>
-                <w:rFonts w:asciiTheme="minorHAnsi" w:hAnsiTheme="minorHAnsi" w:cstheme="minorHAnsi"/>
-                <w:sz w:val="22"/>
-                <w:szCs w:val="22"/>
-              </w:rPr>
-            </w:pPr>
+              <w:t xml:space="preserve">In this task, I made a 32-bit RISC-V PC and IM module in Logisim, which is positive edge triggered. </w:t>
+            </w:r>
+            <w:r>
+              <w:rPr>
+                <w:rFonts w:asciiTheme="minorHAnsi" w:hAnsiTheme="minorHAnsi" w:cstheme="minorHAnsi"/>
+                <w:sz w:val="22"/>
+                <w:szCs w:val="22"/>
+              </w:rPr>
+              <w:t xml:space="preserve">Each address is incremented by 4 and chooses the next slot in the instruction memory. </w:t>
+            </w:r>
+            <w:r>
+              <w:rPr>
+                <w:rFonts w:asciiTheme="minorHAnsi" w:hAnsiTheme="minorHAnsi" w:cstheme="minorHAnsi"/>
+                <w:sz w:val="22"/>
+                <w:szCs w:val="22"/>
+              </w:rPr>
+              <w:t xml:space="preserve">This is visible below (the clock has to tick twice for the next instruction to be accessed. </w:t>
+            </w:r>
           </w:p>
           <w:p>
             <w:pPr>
@@ -9567,7 +10650,7 @@
                 <w:sz w:val="26"/>
                 <w:szCs w:val="26"/>
               </w:rPr>
-              <w:t xml:space="preserve">Code: </w:t>
+              <w:t>Output:</w:t>
             </w:r>
           </w:p>
         </w:tc>
@@ -9580,191 +10663,162 @@
           <w:p>
             <w:pPr>
               <w:pStyle w:val="ListParagraph"/>
-              <w:rPr>
-                <w:rFonts w:ascii="Segoe UI Symbol" w:hAnsi="Segoe UI Symbol" w:cs="Segoe UI Symbol"/>
-                <w:color w:val="474747"/>
-                <w:shd w:val="clear" w:color="auto" w:fill="FFFFFF"/>
-              </w:rPr>
-            </w:pPr>
-            <w:r>
-              <w:rPr>
-                <w:rFonts w:asciiTheme="minorHAnsi" w:hAnsiTheme="minorHAnsi" w:cstheme="minorHAnsi"/>
-                <w:sz w:val="22"/>
-                <w:szCs w:val="22"/>
-              </w:rPr>
-              <w:t xml:space="preserve">// Paste source code here </w:t>
-            </w:r>
-            <w:r>
-              <w:rPr>
-                <w:rFonts w:ascii="Segoe UI Symbol" w:hAnsi="Segoe UI Symbol" w:cs="Segoe UI Symbol"/>
-                <w:color w:val="474747"/>
-                <w:shd w:val="clear" w:color="auto" w:fill="FFFFFF"/>
-              </w:rPr>
-              <w:t>👇</w:t>
-            </w:r>
-          </w:p>
-          <w:p>
-            <w:pPr>
-              <w:pStyle w:val="ListParagraph"/>
-              <w:spacing w:before="0" w:beforeAutospacing="0" w:after="0" w:afterAutospacing="0"/>
-              <w:rPr>
-                <w:rFonts w:asciiTheme="minorHAnsi" w:hAnsiTheme="minorHAnsi" w:cstheme="minorHAnsi"/>
-                <w:sz w:val="22"/>
-                <w:szCs w:val="22"/>
-              </w:rPr>
-            </w:pPr>
-          </w:p>
-          <w:p>
-            <w:pPr>
-              <w:pStyle w:val="ListParagraph"/>
-              <w:spacing w:before="0" w:beforeAutospacing="0" w:after="0" w:afterAutospacing="0"/>
-              <w:rPr>
-                <w:rFonts w:asciiTheme="minorHAnsi" w:hAnsiTheme="minorHAnsi" w:cstheme="minorHAnsi"/>
-                <w:sz w:val="22"/>
-                <w:szCs w:val="22"/>
-              </w:rPr>
-            </w:pPr>
-          </w:p>
-          <w:p>
-            <w:pPr>
-              <w:pStyle w:val="ListParagraph"/>
-              <w:spacing w:before="0" w:beforeAutospacing="0" w:after="0" w:afterAutospacing="0"/>
-              <w:rPr>
-                <w:rFonts w:asciiTheme="minorHAnsi" w:hAnsiTheme="minorHAnsi" w:cstheme="minorHAnsi"/>
-                <w:sz w:val="22"/>
-                <w:szCs w:val="22"/>
-              </w:rPr>
-            </w:pPr>
-          </w:p>
-          <w:p>
-            <w:pPr>
-              <w:pStyle w:val="ListParagraph"/>
-              <w:spacing w:before="0" w:beforeAutospacing="0" w:after="240" w:afterAutospacing="0"/>
-              <w:rPr>
-                <w:rFonts w:asciiTheme="minorHAnsi" w:hAnsiTheme="minorHAnsi" w:cstheme="minorHAnsi"/>
-                <w:sz w:val="22"/>
-                <w:szCs w:val="22"/>
-              </w:rPr>
-            </w:pPr>
-          </w:p>
-        </w:tc>
-      </w:tr>
-      <w:tr>
-        <w:tc>
-          <w:tcPr>
-            <w:tcW w:w="9737" w:type="dxa"/>
-          </w:tcPr>
-          <w:p>
-            <w:pPr>
-              <w:pStyle w:val="ListParagraph"/>
-              <w:spacing w:before="120" w:beforeAutospacing="0" w:after="120" w:afterAutospacing="0"/>
-              <w:rPr>
-                <w:rFonts w:asciiTheme="minorHAnsi" w:hAnsiTheme="minorHAnsi" w:cstheme="minorHAnsi"/>
-                <w:b/>
-                <w:bCs/>
-                <w:sz w:val="26"/>
-                <w:szCs w:val="26"/>
-              </w:rPr>
-            </w:pPr>
-            <w:r>
-              <w:rPr>
-                <w:rFonts w:asciiTheme="minorHAnsi" w:hAnsiTheme="minorHAnsi" w:cstheme="minorHAnsi"/>
-                <w:b/>
-                <w:bCs/>
-                <w:sz w:val="26"/>
-                <w:szCs w:val="26"/>
+              <w:spacing w:before="0" w:beforeAutospacing="0" w:after="0" w:afterAutospacing="0"/>
+              <w:rPr>
+                <w:rFonts w:asciiTheme="minorHAnsi" w:hAnsiTheme="minorHAnsi" w:cstheme="minorHAnsi"/>
+                <w:sz w:val="22"/>
+                <w:szCs w:val="22"/>
+              </w:rPr>
+            </w:pPr>
+            <w:r>
+              <w:rPr>
+                <w:rFonts w:asciiTheme="minorHAnsi" w:hAnsiTheme="minorHAnsi" w:cstheme="minorHAnsi"/>
+                <w:sz w:val="22"/>
+                <w:szCs w:val="22"/>
               </w:rPr>
               <w:lastRenderedPageBreak/>
-              <w:t>Output:</w:t>
-            </w:r>
-          </w:p>
-        </w:tc>
-      </w:tr>
-      <w:tr>
-        <w:tc>
-          <w:tcPr>
-            <w:tcW w:w="9737" w:type="dxa"/>
-          </w:tcPr>
-          <w:p>
-            <w:pPr>
-              <w:pStyle w:val="ListParagraph"/>
-              <w:rPr>
-                <w:rFonts w:asciiTheme="minorHAnsi" w:hAnsiTheme="minorHAnsi" w:cstheme="minorHAnsi"/>
-                <w:sz w:val="22"/>
-                <w:szCs w:val="22"/>
-              </w:rPr>
-            </w:pPr>
-            <w:r>
-              <w:rPr>
-                <w:rFonts w:asciiTheme="minorHAnsi" w:hAnsiTheme="minorHAnsi" w:cstheme="minorHAnsi"/>
-                <w:sz w:val="22"/>
-                <w:szCs w:val="22"/>
-              </w:rPr>
-              <w:t xml:space="preserve">// Import output here </w:t>
-            </w:r>
-            <w:r>
-              <w:rPr>
-                <w:rFonts w:ascii="Segoe UI Symbol" w:hAnsi="Segoe UI Symbol" w:cs="Segoe UI Symbol"/>
-                <w:color w:val="474747"/>
-                <w:shd w:val="clear" w:color="auto" w:fill="FFFFFF"/>
-              </w:rPr>
-              <w:t>👇</w:t>
-            </w:r>
-          </w:p>
-          <w:p>
-            <w:pPr>
-              <w:pStyle w:val="ListParagraph"/>
-              <w:spacing w:before="0" w:beforeAutospacing="0" w:after="0" w:afterAutospacing="0"/>
-              <w:rPr>
-                <w:rFonts w:asciiTheme="minorHAnsi" w:hAnsiTheme="minorHAnsi" w:cstheme="minorHAnsi"/>
-                <w:sz w:val="22"/>
-                <w:szCs w:val="22"/>
-              </w:rPr>
-            </w:pPr>
-          </w:p>
-          <w:p>
-            <w:pPr>
-              <w:pStyle w:val="ListParagraph"/>
-              <w:spacing w:before="0" w:beforeAutospacing="0" w:after="0" w:afterAutospacing="0"/>
-              <w:rPr>
-                <w:rFonts w:asciiTheme="minorHAnsi" w:hAnsiTheme="minorHAnsi" w:cstheme="minorHAnsi"/>
-                <w:sz w:val="22"/>
-                <w:szCs w:val="22"/>
-              </w:rPr>
-            </w:pPr>
-          </w:p>
-          <w:p>
-            <w:pPr>
-              <w:pStyle w:val="ListParagraph"/>
-              <w:spacing w:before="0" w:beforeAutospacing="0" w:after="0" w:afterAutospacing="0"/>
-              <w:rPr>
-                <w:rFonts w:asciiTheme="minorHAnsi" w:hAnsiTheme="minorHAnsi" w:cstheme="minorHAnsi"/>
-                <w:sz w:val="22"/>
-                <w:szCs w:val="22"/>
-              </w:rPr>
-            </w:pPr>
-          </w:p>
-          <w:p>
-            <w:pPr>
-              <w:pStyle w:val="ListParagraph"/>
-              <w:spacing w:before="0" w:beforeAutospacing="0" w:after="0" w:afterAutospacing="0"/>
-              <w:rPr>
-                <w:rFonts w:asciiTheme="minorHAnsi" w:hAnsiTheme="minorHAnsi" w:cstheme="minorHAnsi"/>
-                <w:sz w:val="22"/>
-                <w:szCs w:val="22"/>
-              </w:rPr>
-            </w:pPr>
-          </w:p>
-          <w:p>
-            <w:pPr>
-              <w:pStyle w:val="ListParagraph"/>
-              <w:spacing w:before="0" w:beforeAutospacing="0" w:after="240" w:afterAutospacing="0"/>
-              <w:rPr>
-                <w:rFonts w:asciiTheme="minorHAnsi" w:hAnsiTheme="minorHAnsi" w:cstheme="minorHAnsi"/>
-                <w:sz w:val="22"/>
-                <w:szCs w:val="22"/>
-              </w:rPr>
-            </w:pPr>
+              <w:drawing>
+                <wp:inline distT="0" distB="0" distL="0" distR="0" wp14:anchorId="596C7782" wp14:editId="3131AECA">
+                  <wp:extent cx="6189345" cy="2545080"/>
+                  <wp:effectExtent l="0" t="0" r="1905" b="7620"/>
+                  <wp:docPr id="469611944" name="Picture 1"/>
+                  <wp:cNvGraphicFramePr>
+                    <a:graphicFrameLocks xmlns:a="http://schemas.openxmlformats.org/drawingml/2006/main" noChangeAspect="1"/>
+                  </wp:cNvGraphicFramePr>
+                  <a:graphic xmlns:a="http://schemas.openxmlformats.org/drawingml/2006/main">
+                    <a:graphicData uri="http://schemas.openxmlformats.org/drawingml/2006/picture">
+                      <pic:pic xmlns:pic="http://schemas.openxmlformats.org/drawingml/2006/picture">
+                        <pic:nvPicPr>
+                          <pic:cNvPr id="469611944" name=""/>
+                          <pic:cNvPicPr/>
+                        </pic:nvPicPr>
+                        <pic:blipFill>
+                          <a:blip r:embed="rId13"/>
+                          <a:stretch>
+                            <a:fillRect/>
+                          </a:stretch>
+                        </pic:blipFill>
+                        <pic:spPr>
+                          <a:xfrm>
+                            <a:off x="0" y="0"/>
+                            <a:ext cx="6189345" cy="2545080"/>
+                          </a:xfrm>
+                          <a:prstGeom prst="rect">
+                            <a:avLst/>
+                          </a:prstGeom>
+                        </pic:spPr>
+                      </pic:pic>
+                    </a:graphicData>
+                  </a:graphic>
+                </wp:inline>
+              </w:drawing>
+            </w:r>
+          </w:p>
+          <w:p>
+            <w:pPr>
+              <w:pStyle w:val="ListParagraph"/>
+              <w:spacing w:before="0" w:beforeAutospacing="0" w:after="0" w:afterAutospacing="0"/>
+              <w:rPr>
+                <w:rFonts w:asciiTheme="minorHAnsi" w:hAnsiTheme="minorHAnsi" w:cstheme="minorHAnsi"/>
+                <w:sz w:val="22"/>
+                <w:szCs w:val="22"/>
+              </w:rPr>
+            </w:pPr>
+            <w:r>
+              <w:rPr>
+                <w:rFonts w:asciiTheme="minorHAnsi" w:hAnsiTheme="minorHAnsi" w:cstheme="minorHAnsi"/>
+                <w:sz w:val="22"/>
+                <w:szCs w:val="22"/>
+              </w:rPr>
+              <w:drawing>
+                <wp:inline distT="0" distB="0" distL="0" distR="0" wp14:anchorId="10033B29" wp14:editId="67013DA1">
+                  <wp:extent cx="6189345" cy="2661285"/>
+                  <wp:effectExtent l="0" t="0" r="1905" b="5715"/>
+                  <wp:docPr id="878266850" name="Picture 1"/>
+                  <wp:cNvGraphicFramePr>
+                    <a:graphicFrameLocks xmlns:a="http://schemas.openxmlformats.org/drawingml/2006/main" noChangeAspect="1"/>
+                  </wp:cNvGraphicFramePr>
+                  <a:graphic xmlns:a="http://schemas.openxmlformats.org/drawingml/2006/main">
+                    <a:graphicData uri="http://schemas.openxmlformats.org/drawingml/2006/picture">
+                      <pic:pic xmlns:pic="http://schemas.openxmlformats.org/drawingml/2006/picture">
+                        <pic:nvPicPr>
+                          <pic:cNvPr id="878266850" name=""/>
+                          <pic:cNvPicPr/>
+                        </pic:nvPicPr>
+                        <pic:blipFill>
+                          <a:blip r:embed="rId14"/>
+                          <a:stretch>
+                            <a:fillRect/>
+                          </a:stretch>
+                        </pic:blipFill>
+                        <pic:spPr>
+                          <a:xfrm>
+                            <a:off x="0" y="0"/>
+                            <a:ext cx="6189345" cy="2661285"/>
+                          </a:xfrm>
+                          <a:prstGeom prst="rect">
+                            <a:avLst/>
+                          </a:prstGeom>
+                        </pic:spPr>
+                      </pic:pic>
+                    </a:graphicData>
+                  </a:graphic>
+                </wp:inline>
+              </w:drawing>
+            </w:r>
+          </w:p>
+          <w:p>
+            <w:pPr>
+              <w:pStyle w:val="ListParagraph"/>
+              <w:spacing w:before="0" w:beforeAutospacing="0" w:after="0" w:afterAutospacing="0"/>
+              <w:rPr>
+                <w:rFonts w:asciiTheme="minorHAnsi" w:hAnsiTheme="minorHAnsi" w:cstheme="minorHAnsi"/>
+                <w:sz w:val="22"/>
+                <w:szCs w:val="22"/>
+              </w:rPr>
+            </w:pPr>
+            <w:r>
+              <w:rPr>
+                <w:rFonts w:asciiTheme="minorHAnsi" w:hAnsiTheme="minorHAnsi" w:cstheme="minorHAnsi"/>
+                <w:sz w:val="22"/>
+                <w:szCs w:val="22"/>
+              </w:rPr>
+              <w:drawing>
+                <wp:inline distT="0" distB="0" distL="0" distR="0" wp14:anchorId="4F671CBA" wp14:editId="41C5E20A">
+                  <wp:extent cx="6189345" cy="2799715"/>
+                  <wp:effectExtent l="0" t="0" r="1905" b="635"/>
+                  <wp:docPr id="430434950" name="Picture 1"/>
+                  <wp:cNvGraphicFramePr>
+                    <a:graphicFrameLocks xmlns:a="http://schemas.openxmlformats.org/drawingml/2006/main" noChangeAspect="1"/>
+                  </wp:cNvGraphicFramePr>
+                  <a:graphic xmlns:a="http://schemas.openxmlformats.org/drawingml/2006/main">
+                    <a:graphicData uri="http://schemas.openxmlformats.org/drawingml/2006/picture">
+                      <pic:pic xmlns:pic="http://schemas.openxmlformats.org/drawingml/2006/picture">
+                        <pic:nvPicPr>
+                          <pic:cNvPr id="430434950" name=""/>
+                          <pic:cNvPicPr/>
+                        </pic:nvPicPr>
+                        <pic:blipFill>
+                          <a:blip r:embed="rId15"/>
+                          <a:stretch>
+                            <a:fillRect/>
+                          </a:stretch>
+                        </pic:blipFill>
+                        <pic:spPr>
+                          <a:xfrm>
+                            <a:off x="0" y="0"/>
+                            <a:ext cx="6189345" cy="2799715"/>
+                          </a:xfrm>
+                          <a:prstGeom prst="rect">
+                            <a:avLst/>
+                          </a:prstGeom>
+                        </pic:spPr>
+                      </pic:pic>
+                    </a:graphicData>
+                  </a:graphic>
+                </wp:inline>
+              </w:drawing>
+            </w:r>
           </w:p>
         </w:tc>
       </w:tr>
@@ -9780,8 +10834,8 @@
       </w:pPr>
     </w:p>
     <w:sectPr>
-      <w:headerReference w:type="default" r:id="rId13"/>
-      <w:footerReference w:type="default" r:id="rId14"/>
+      <w:headerReference w:type="default" r:id="rId16"/>
+      <w:footerReference w:type="default" r:id="rId17"/>
       <w:type w:val="continuous"/>
       <w:pgSz w:w="11907" w:h="16839" w:code="9"/>
       <w:pgMar w:top="1440" w:right="1080" w:bottom="1440" w:left="1080" w:header="720" w:footer="720" w:gutter="0"/>
